--- a/React JS.docx
+++ b/React JS.docx
@@ -81,7 +81,7 @@
           <w:r>
             <w:fldChar w:fldCharType="separate"/>
           </w:r>
-          <w:hyperlink w:anchor="_Toc235525331" w:history="1">
+          <w:hyperlink w:anchor="_Toc235529151" w:history="1">
             <w:r>
               <w:rPr>
                 <w:rStyle w:val="Hyperlink"/>
@@ -110,7 +110,7 @@
                 <w:noProof/>
                 <w:webHidden/>
               </w:rPr>
-              <w:instrText xml:space="preserve"> PAGEREF _Toc235525331 \h </w:instrText>
+              <w:instrText xml:space="preserve"> PAGEREF _Toc235529151 \h </w:instrText>
             </w:r>
             <w:r>
               <w:rPr>
@@ -153,7 +153,7 @@
               <w:lang w:eastAsia="en-IN"/>
             </w:rPr>
           </w:pPr>
-          <w:hyperlink w:anchor="_Toc235525332" w:history="1">
+          <w:hyperlink w:anchor="_Toc235529152" w:history="1">
             <w:r>
               <w:rPr>
                 <w:rStyle w:val="Hyperlink"/>
@@ -180,7 +180,7 @@
                 <w:noProof/>
                 <w:webHidden/>
               </w:rPr>
-              <w:instrText xml:space="preserve"> PAGEREF _Toc235525332 \h </w:instrText>
+              <w:instrText xml:space="preserve"> PAGEREF _Toc235529152 \h </w:instrText>
             </w:r>
             <w:r>
               <w:rPr>
@@ -223,7 +223,7 @@
               <w:lang w:eastAsia="en-IN"/>
             </w:rPr>
           </w:pPr>
-          <w:hyperlink w:anchor="_Toc235525333" w:history="1">
+          <w:hyperlink w:anchor="_Toc235529153" w:history="1">
             <w:r>
               <w:rPr>
                 <w:rStyle w:val="Hyperlink"/>
@@ -250,7 +250,7 @@
                 <w:noProof/>
                 <w:webHidden/>
               </w:rPr>
-              <w:instrText xml:space="preserve"> PAGEREF _Toc235525333 \h </w:instrText>
+              <w:instrText xml:space="preserve"> PAGEREF _Toc235529153 \h </w:instrText>
             </w:r>
             <w:r>
               <w:rPr>
@@ -293,7 +293,7 @@
               <w:lang w:eastAsia="en-IN"/>
             </w:rPr>
           </w:pPr>
-          <w:hyperlink w:anchor="_Toc235525334" w:history="1">
+          <w:hyperlink w:anchor="_Toc235529154" w:history="1">
             <w:r>
               <w:rPr>
                 <w:rStyle w:val="Hyperlink"/>
@@ -320,7 +320,7 @@
                 <w:noProof/>
                 <w:webHidden/>
               </w:rPr>
-              <w:instrText xml:space="preserve"> PAGEREF _Toc235525334 \h </w:instrText>
+              <w:instrText xml:space="preserve"> PAGEREF _Toc235529154 \h </w:instrText>
             </w:r>
             <w:r>
               <w:rPr>
@@ -363,7 +363,7 @@
               <w:lang w:eastAsia="en-IN"/>
             </w:rPr>
           </w:pPr>
-          <w:hyperlink w:anchor="_Toc235525335" w:history="1">
+          <w:hyperlink w:anchor="_Toc235529155" w:history="1">
             <w:r>
               <w:rPr>
                 <w:rStyle w:val="Hyperlink"/>
@@ -390,7 +390,7 @@
                 <w:noProof/>
                 <w:webHidden/>
               </w:rPr>
-              <w:instrText xml:space="preserve"> PAGEREF _Toc235525335 \h </w:instrText>
+              <w:instrText xml:space="preserve"> PAGEREF _Toc235529155 \h </w:instrText>
             </w:r>
             <w:r>
               <w:rPr>
@@ -433,7 +433,7 @@
               <w:lang w:eastAsia="en-IN"/>
             </w:rPr>
           </w:pPr>
-          <w:hyperlink w:anchor="_Toc235525336" w:history="1">
+          <w:hyperlink w:anchor="_Toc235529156" w:history="1">
             <w:r>
               <w:rPr>
                 <w:rStyle w:val="Hyperlink"/>
@@ -460,7 +460,7 @@
                 <w:noProof/>
                 <w:webHidden/>
               </w:rPr>
-              <w:instrText xml:space="preserve"> PAGEREF _Toc235525336 \h </w:instrText>
+              <w:instrText xml:space="preserve"> PAGEREF _Toc235529156 \h </w:instrText>
             </w:r>
             <w:r>
               <w:rPr>
@@ -503,7 +503,7 @@
               <w:lang w:eastAsia="en-IN"/>
             </w:rPr>
           </w:pPr>
-          <w:hyperlink w:anchor="_Toc235525337" w:history="1">
+          <w:hyperlink w:anchor="_Toc235529157" w:history="1">
             <w:r>
               <w:rPr>
                 <w:rStyle w:val="Hyperlink"/>
@@ -530,7 +530,7 @@
                 <w:noProof/>
                 <w:webHidden/>
               </w:rPr>
-              <w:instrText xml:space="preserve"> PAGEREF _Toc235525337 \h </w:instrText>
+              <w:instrText xml:space="preserve"> PAGEREF _Toc235529157 \h </w:instrText>
             </w:r>
             <w:r>
               <w:rPr>
@@ -573,7 +573,7 @@
               <w:lang w:eastAsia="en-IN"/>
             </w:rPr>
           </w:pPr>
-          <w:hyperlink w:anchor="_Toc235525338" w:history="1">
+          <w:hyperlink w:anchor="_Toc235529158" w:history="1">
             <w:r>
               <w:rPr>
                 <w:rStyle w:val="Hyperlink"/>
@@ -600,7 +600,7 @@
                 <w:noProof/>
                 <w:webHidden/>
               </w:rPr>
-              <w:instrText xml:space="preserve"> PAGEREF _Toc235525338 \h </w:instrText>
+              <w:instrText xml:space="preserve"> PAGEREF _Toc235529158 \h </w:instrText>
             </w:r>
             <w:r>
               <w:rPr>
@@ -643,7 +643,7 @@
               <w:lang w:eastAsia="en-IN"/>
             </w:rPr>
           </w:pPr>
-          <w:hyperlink w:anchor="_Toc235525339" w:history="1">
+          <w:hyperlink w:anchor="_Toc235529159" w:history="1">
             <w:r>
               <w:rPr>
                 <w:rStyle w:val="Hyperlink"/>
@@ -670,7 +670,7 @@
                 <w:noProof/>
                 <w:webHidden/>
               </w:rPr>
-              <w:instrText xml:space="preserve"> PAGEREF _Toc235525339 \h </w:instrText>
+              <w:instrText xml:space="preserve"> PAGEREF _Toc235529159 \h </w:instrText>
             </w:r>
             <w:r>
               <w:rPr>
@@ -713,7 +713,7 @@
               <w:lang w:eastAsia="en-IN"/>
             </w:rPr>
           </w:pPr>
-          <w:hyperlink w:anchor="_Toc235525340" w:history="1">
+          <w:hyperlink w:anchor="_Toc235529160" w:history="1">
             <w:r>
               <w:rPr>
                 <w:rStyle w:val="Hyperlink"/>
@@ -742,7 +742,7 @@
                 <w:noProof/>
                 <w:webHidden/>
               </w:rPr>
-              <w:instrText xml:space="preserve"> PAGEREF _Toc235525340 \h </w:instrText>
+              <w:instrText xml:space="preserve"> PAGEREF _Toc235529160 \h </w:instrText>
             </w:r>
             <w:r>
               <w:rPr>
@@ -785,7 +785,7 @@
               <w:lang w:eastAsia="en-IN"/>
             </w:rPr>
           </w:pPr>
-          <w:hyperlink w:anchor="_Toc235525341" w:history="1">
+          <w:hyperlink w:anchor="_Toc235529161" w:history="1">
             <w:r>
               <w:rPr>
                 <w:rStyle w:val="Hyperlink"/>
@@ -812,7 +812,7 @@
                 <w:noProof/>
                 <w:webHidden/>
               </w:rPr>
-              <w:instrText xml:space="preserve"> PAGEREF _Toc235525341 \h </w:instrText>
+              <w:instrText xml:space="preserve"> PAGEREF _Toc235529161 \h </w:instrText>
             </w:r>
             <w:r>
               <w:rPr>
@@ -855,7 +855,7 @@
               <w:lang w:eastAsia="en-IN"/>
             </w:rPr>
           </w:pPr>
-          <w:hyperlink w:anchor="_Toc235525342" w:history="1">
+          <w:hyperlink w:anchor="_Toc235529162" w:history="1">
             <w:r>
               <w:rPr>
                 <w:rStyle w:val="Hyperlink"/>
@@ -882,7 +882,7 @@
                 <w:noProof/>
                 <w:webHidden/>
               </w:rPr>
-              <w:instrText xml:space="preserve"> PAGEREF _Toc235525342 \h </w:instrText>
+              <w:instrText xml:space="preserve"> PAGEREF _Toc235529162 \h </w:instrText>
             </w:r>
             <w:r>
               <w:rPr>
@@ -925,7 +925,7 @@
               <w:lang w:eastAsia="en-IN"/>
             </w:rPr>
           </w:pPr>
-          <w:hyperlink w:anchor="_Toc235525343" w:history="1">
+          <w:hyperlink w:anchor="_Toc235529163" w:history="1">
             <w:r>
               <w:rPr>
                 <w:rStyle w:val="Hyperlink"/>
@@ -952,7 +952,7 @@
                 <w:noProof/>
                 <w:webHidden/>
               </w:rPr>
-              <w:instrText xml:space="preserve"> PAGEREF _Toc235525343 \h </w:instrText>
+              <w:instrText xml:space="preserve"> PAGEREF _Toc235529163 \h </w:instrText>
             </w:r>
             <w:r>
               <w:rPr>
@@ -995,7 +995,7 @@
               <w:lang w:eastAsia="en-IN"/>
             </w:rPr>
           </w:pPr>
-          <w:hyperlink w:anchor="_Toc235525344" w:history="1">
+          <w:hyperlink w:anchor="_Toc235529164" w:history="1">
             <w:r>
               <w:rPr>
                 <w:rStyle w:val="Hyperlink"/>
@@ -1022,7 +1022,7 @@
                 <w:noProof/>
                 <w:webHidden/>
               </w:rPr>
-              <w:instrText xml:space="preserve"> PAGEREF _Toc235525344 \h </w:instrText>
+              <w:instrText xml:space="preserve"> PAGEREF _Toc235529164 \h </w:instrText>
             </w:r>
             <w:r>
               <w:rPr>
@@ -1065,7 +1065,7 @@
               <w:lang w:eastAsia="en-IN"/>
             </w:rPr>
           </w:pPr>
-          <w:hyperlink w:anchor="_Toc235525345" w:history="1">
+          <w:hyperlink w:anchor="_Toc235529165" w:history="1">
             <w:r>
               <w:rPr>
                 <w:rStyle w:val="Hyperlink"/>
@@ -1092,7 +1092,7 @@
                 <w:noProof/>
                 <w:webHidden/>
               </w:rPr>
-              <w:instrText xml:space="preserve"> PAGEREF _Toc235525345 \h </w:instrText>
+              <w:instrText xml:space="preserve"> PAGEREF _Toc235529165 \h </w:instrText>
             </w:r>
             <w:r>
               <w:rPr>
@@ -1135,7 +1135,7 @@
               <w:lang w:eastAsia="en-IN"/>
             </w:rPr>
           </w:pPr>
-          <w:hyperlink w:anchor="_Toc235525346" w:history="1">
+          <w:hyperlink w:anchor="_Toc235529166" w:history="1">
             <w:r>
               <w:rPr>
                 <w:rStyle w:val="Hyperlink"/>
@@ -1162,7 +1162,7 @@
                 <w:noProof/>
                 <w:webHidden/>
               </w:rPr>
-              <w:instrText xml:space="preserve"> PAGEREF _Toc235525346 \h </w:instrText>
+              <w:instrText xml:space="preserve"> PAGEREF _Toc235529166 \h </w:instrText>
             </w:r>
             <w:r>
               <w:rPr>
@@ -1205,7 +1205,7 @@
               <w:lang w:eastAsia="en-IN"/>
             </w:rPr>
           </w:pPr>
-          <w:hyperlink w:anchor="_Toc235525347" w:history="1">
+          <w:hyperlink w:anchor="_Toc235529167" w:history="1">
             <w:r>
               <w:rPr>
                 <w:rStyle w:val="Hyperlink"/>
@@ -1232,7 +1232,7 @@
                 <w:noProof/>
                 <w:webHidden/>
               </w:rPr>
-              <w:instrText xml:space="preserve"> PAGEREF _Toc235525347 \h </w:instrText>
+              <w:instrText xml:space="preserve"> PAGEREF _Toc235529167 \h </w:instrText>
             </w:r>
             <w:r>
               <w:rPr>
@@ -1275,7 +1275,7 @@
               <w:lang w:eastAsia="en-IN"/>
             </w:rPr>
           </w:pPr>
-          <w:hyperlink w:anchor="_Toc235525348" w:history="1">
+          <w:hyperlink w:anchor="_Toc235529168" w:history="1">
             <w:r>
               <w:rPr>
                 <w:rStyle w:val="Hyperlink"/>
@@ -1302,7 +1302,7 @@
                 <w:noProof/>
                 <w:webHidden/>
               </w:rPr>
-              <w:instrText xml:space="preserve"> PAGEREF _Toc235525348 \h </w:instrText>
+              <w:instrText xml:space="preserve"> PAGEREF _Toc235529168 \h </w:instrText>
             </w:r>
             <w:r>
               <w:rPr>
@@ -1345,7 +1345,7 @@
               <w:lang w:eastAsia="en-IN"/>
             </w:rPr>
           </w:pPr>
-          <w:hyperlink w:anchor="_Toc235525349" w:history="1">
+          <w:hyperlink w:anchor="_Toc235529169" w:history="1">
             <w:r>
               <w:rPr>
                 <w:rStyle w:val="Hyperlink"/>
@@ -1372,7 +1372,7 @@
                 <w:noProof/>
                 <w:webHidden/>
               </w:rPr>
-              <w:instrText xml:space="preserve"> PAGEREF _Toc235525349 \h </w:instrText>
+              <w:instrText xml:space="preserve"> PAGEREF _Toc235529169 \h </w:instrText>
             </w:r>
             <w:r>
               <w:rPr>
@@ -1415,7 +1415,7 @@
               <w:lang w:eastAsia="en-IN"/>
             </w:rPr>
           </w:pPr>
-          <w:hyperlink w:anchor="_Toc235525350" w:history="1">
+          <w:hyperlink w:anchor="_Toc235529170" w:history="1">
             <w:r>
               <w:rPr>
                 <w:rStyle w:val="Hyperlink"/>
@@ -1444,7 +1444,7 @@
                 <w:noProof/>
                 <w:webHidden/>
               </w:rPr>
-              <w:instrText xml:space="preserve"> PAGEREF _Toc235525350 \h </w:instrText>
+              <w:instrText xml:space="preserve"> PAGEREF _Toc235529170 \h </w:instrText>
             </w:r>
             <w:r>
               <w:rPr>
@@ -1487,7 +1487,7 @@
               <w:lang w:eastAsia="en-IN"/>
             </w:rPr>
           </w:pPr>
-          <w:hyperlink w:anchor="_Toc235525351" w:history="1">
+          <w:hyperlink w:anchor="_Toc235529171" w:history="1">
             <w:r>
               <w:rPr>
                 <w:rStyle w:val="Hyperlink"/>
@@ -1514,7 +1514,7 @@
                 <w:noProof/>
                 <w:webHidden/>
               </w:rPr>
-              <w:instrText xml:space="preserve"> PAGEREF _Toc235525351 \h </w:instrText>
+              <w:instrText xml:space="preserve"> PAGEREF _Toc235529171 \h </w:instrText>
             </w:r>
             <w:r>
               <w:rPr>
@@ -1557,7 +1557,7 @@
               <w:lang w:eastAsia="en-IN"/>
             </w:rPr>
           </w:pPr>
-          <w:hyperlink w:anchor="_Toc235525352" w:history="1">
+          <w:hyperlink w:anchor="_Toc235529172" w:history="1">
             <w:r>
               <w:rPr>
                 <w:rStyle w:val="Hyperlink"/>
@@ -1584,7 +1584,7 @@
                 <w:noProof/>
                 <w:webHidden/>
               </w:rPr>
-              <w:instrText xml:space="preserve"> PAGEREF _Toc235525352 \h </w:instrText>
+              <w:instrText xml:space="preserve"> PAGEREF _Toc235529172 \h </w:instrText>
             </w:r>
             <w:r>
               <w:rPr>
@@ -1627,7 +1627,7 @@
               <w:lang w:eastAsia="en-IN"/>
             </w:rPr>
           </w:pPr>
-          <w:hyperlink w:anchor="_Toc235525353" w:history="1">
+          <w:hyperlink w:anchor="_Toc235529173" w:history="1">
             <w:r>
               <w:rPr>
                 <w:rStyle w:val="Hyperlink"/>
@@ -1654,7 +1654,7 @@
                 <w:noProof/>
                 <w:webHidden/>
               </w:rPr>
-              <w:instrText xml:space="preserve"> PAGEREF _Toc235525353 \h </w:instrText>
+              <w:instrText xml:space="preserve"> PAGEREF _Toc235529173 \h </w:instrText>
             </w:r>
             <w:r>
               <w:rPr>
@@ -1697,7 +1697,7 @@
               <w:lang w:eastAsia="en-IN"/>
             </w:rPr>
           </w:pPr>
-          <w:hyperlink w:anchor="_Toc235525354" w:history="1">
+          <w:hyperlink w:anchor="_Toc235529174" w:history="1">
             <w:r>
               <w:rPr>
                 <w:rStyle w:val="Hyperlink"/>
@@ -1724,7 +1724,7 @@
                 <w:noProof/>
                 <w:webHidden/>
               </w:rPr>
-              <w:instrText xml:space="preserve"> PAGEREF _Toc235525354 \h </w:instrText>
+              <w:instrText xml:space="preserve"> PAGEREF _Toc235529174 \h </w:instrText>
             </w:r>
             <w:r>
               <w:rPr>
@@ -1767,7 +1767,7 @@
               <w:lang w:eastAsia="en-IN"/>
             </w:rPr>
           </w:pPr>
-          <w:hyperlink w:anchor="_Toc235525355" w:history="1">
+          <w:hyperlink w:anchor="_Toc235529175" w:history="1">
             <w:r>
               <w:rPr>
                 <w:rStyle w:val="Hyperlink"/>
@@ -1794,7 +1794,7 @@
                 <w:noProof/>
                 <w:webHidden/>
               </w:rPr>
-              <w:instrText xml:space="preserve"> PAGEREF _Toc235525355 \h </w:instrText>
+              <w:instrText xml:space="preserve"> PAGEREF _Toc235529175 \h </w:instrText>
             </w:r>
             <w:r>
               <w:rPr>
@@ -1837,7 +1837,7 @@
               <w:lang w:eastAsia="en-IN"/>
             </w:rPr>
           </w:pPr>
-          <w:hyperlink w:anchor="_Toc235525356" w:history="1">
+          <w:hyperlink w:anchor="_Toc235529176" w:history="1">
             <w:r>
               <w:rPr>
                 <w:rStyle w:val="Hyperlink"/>
@@ -1864,7 +1864,7 @@
                 <w:noProof/>
                 <w:webHidden/>
               </w:rPr>
-              <w:instrText xml:space="preserve"> PAGEREF _Toc235525356 \h </w:instrText>
+              <w:instrText xml:space="preserve"> PAGEREF _Toc235529176 \h </w:instrText>
             </w:r>
             <w:r>
               <w:rPr>
@@ -1907,7 +1907,7 @@
               <w:lang w:eastAsia="en-IN"/>
             </w:rPr>
           </w:pPr>
-          <w:hyperlink w:anchor="_Toc235525357" w:history="1">
+          <w:hyperlink w:anchor="_Toc235529177" w:history="1">
             <w:r>
               <w:rPr>
                 <w:rStyle w:val="Hyperlink"/>
@@ -1915,43 +1915,7 @@
                 <w:bCs/>
                 <w:noProof/>
               </w:rPr>
-              <w:t>Chapter 4 – S</w:t>
-            </w:r>
-            <w:r>
-              <w:rPr>
-                <w:rStyle w:val="Hyperlink"/>
-                <w:b/>
-                <w:bCs/>
-                <w:noProof/>
-              </w:rPr>
-              <w:t>e</w:t>
-            </w:r>
-            <w:r>
-              <w:rPr>
-                <w:rStyle w:val="Hyperlink"/>
-                <w:b/>
-                <w:bCs/>
-                <w:noProof/>
-              </w:rPr>
-              <w:t xml:space="preserve">tting </w:t>
-            </w:r>
-            <w:r>
-              <w:rPr>
-                <w:rStyle w:val="Hyperlink"/>
-                <w:b/>
-                <w:bCs/>
-                <w:noProof/>
-              </w:rPr>
-              <w:t>U</w:t>
-            </w:r>
-            <w:r>
-              <w:rPr>
-                <w:rStyle w:val="Hyperlink"/>
-                <w:b/>
-                <w:bCs/>
-                <w:noProof/>
-              </w:rPr>
-              <w:t>p React with Vite</w:t>
+              <w:t>Chapter 4 – Setting Up React with Vite</w:t>
             </w:r>
             <w:r>
               <w:rPr>
@@ -1972,7 +1936,7 @@
                 <w:noProof/>
                 <w:webHidden/>
               </w:rPr>
-              <w:instrText xml:space="preserve"> PAGEREF _Toc235525357 \h </w:instrText>
+              <w:instrText xml:space="preserve"> PAGEREF _Toc235529177 \h </w:instrText>
             </w:r>
             <w:r>
               <w:rPr>
@@ -2015,7 +1979,7 @@
               <w:lang w:eastAsia="en-IN"/>
             </w:rPr>
           </w:pPr>
-          <w:hyperlink w:anchor="_Toc235525358" w:history="1">
+          <w:hyperlink w:anchor="_Toc235529178" w:history="1">
             <w:r>
               <w:rPr>
                 <w:rStyle w:val="Hyperlink"/>
@@ -2042,7 +2006,7 @@
                 <w:noProof/>
                 <w:webHidden/>
               </w:rPr>
-              <w:instrText xml:space="preserve"> PAGEREF _Toc235525358 \h </w:instrText>
+              <w:instrText xml:space="preserve"> PAGEREF _Toc235529178 \h </w:instrText>
             </w:r>
             <w:r>
               <w:rPr>
@@ -2085,7 +2049,7 @@
               <w:lang w:eastAsia="en-IN"/>
             </w:rPr>
           </w:pPr>
-          <w:hyperlink w:anchor="_Toc235525359" w:history="1">
+          <w:hyperlink w:anchor="_Toc235529179" w:history="1">
             <w:r>
               <w:rPr>
                 <w:rStyle w:val="Hyperlink"/>
@@ -2112,7 +2076,7 @@
                 <w:noProof/>
                 <w:webHidden/>
               </w:rPr>
-              <w:instrText xml:space="preserve"> PAGEREF _Toc235525359 \h </w:instrText>
+              <w:instrText xml:space="preserve"> PAGEREF _Toc235529179 \h </w:instrText>
             </w:r>
             <w:r>
               <w:rPr>
@@ -2155,7 +2119,7 @@
               <w:lang w:eastAsia="en-IN"/>
             </w:rPr>
           </w:pPr>
-          <w:hyperlink w:anchor="_Toc235525360" w:history="1">
+          <w:hyperlink w:anchor="_Toc235529180" w:history="1">
             <w:r>
               <w:rPr>
                 <w:rStyle w:val="Hyperlink"/>
@@ -2182,7 +2146,7 @@
                 <w:noProof/>
                 <w:webHidden/>
               </w:rPr>
-              <w:instrText xml:space="preserve"> PAGEREF _Toc235525360 \h </w:instrText>
+              <w:instrText xml:space="preserve"> PAGEREF _Toc235529180 \h </w:instrText>
             </w:r>
             <w:r>
               <w:rPr>
@@ -2203,6 +2167,597 @@
                 <w:webHidden/>
               </w:rPr>
               <w:t>27</w:t>
+            </w:r>
+            <w:r>
+              <w:rPr>
+                <w:noProof/>
+                <w:webHidden/>
+              </w:rPr>
+              <w:fldChar w:fldCharType="end"/>
+            </w:r>
+          </w:hyperlink>
+        </w:p>
+        <w:p>
+          <w:pPr>
+            <w:pStyle w:val="TOC2"/>
+            <w:tabs>
+              <w:tab w:val="right" w:leader="dot" w:pos="9016"/>
+            </w:tabs>
+            <w:rPr>
+              <w:rFonts w:eastAsiaTheme="minorEastAsia"/>
+              <w:noProof/>
+              <w:lang w:eastAsia="en-IN"/>
+            </w:rPr>
+          </w:pPr>
+          <w:hyperlink w:anchor="_Toc235529181" w:history="1">
+            <w:r>
+              <w:rPr>
+                <w:rStyle w:val="Hyperlink"/>
+                <w:noProof/>
+              </w:rPr>
+              <w:t>Folder Structure Overview (What Vite Generates)</w:t>
+            </w:r>
+            <w:r>
+              <w:rPr>
+                <w:noProof/>
+                <w:webHidden/>
+              </w:rPr>
+              <w:tab/>
+            </w:r>
+            <w:r>
+              <w:rPr>
+                <w:noProof/>
+                <w:webHidden/>
+              </w:rPr>
+              <w:fldChar w:fldCharType="begin"/>
+            </w:r>
+            <w:r>
+              <w:rPr>
+                <w:noProof/>
+                <w:webHidden/>
+              </w:rPr>
+              <w:instrText xml:space="preserve"> PAGEREF _Toc235529181 \h </w:instrText>
+            </w:r>
+            <w:r>
+              <w:rPr>
+                <w:noProof/>
+                <w:webHidden/>
+              </w:rPr>
+            </w:r>
+            <w:r>
+              <w:rPr>
+                <w:noProof/>
+                <w:webHidden/>
+              </w:rPr>
+              <w:fldChar w:fldCharType="separate"/>
+            </w:r>
+            <w:r>
+              <w:rPr>
+                <w:noProof/>
+                <w:webHidden/>
+              </w:rPr>
+              <w:t>29</w:t>
+            </w:r>
+            <w:r>
+              <w:rPr>
+                <w:noProof/>
+                <w:webHidden/>
+              </w:rPr>
+              <w:fldChar w:fldCharType="end"/>
+            </w:r>
+          </w:hyperlink>
+        </w:p>
+        <w:p>
+          <w:pPr>
+            <w:pStyle w:val="TOC2"/>
+            <w:tabs>
+              <w:tab w:val="right" w:leader="dot" w:pos="9016"/>
+            </w:tabs>
+            <w:rPr>
+              <w:rFonts w:eastAsiaTheme="minorEastAsia"/>
+              <w:noProof/>
+              <w:lang w:eastAsia="en-IN"/>
+            </w:rPr>
+          </w:pPr>
+          <w:hyperlink w:anchor="_Toc235529182" w:history="1">
+            <w:r>
+              <w:rPr>
+                <w:rStyle w:val="Hyperlink"/>
+                <w:noProof/>
+              </w:rPr>
+              <w:t xml:space="preserve">Understanding </w:t>
+            </w:r>
+            <w:r>
+              <w:rPr>
+                <w:rStyle w:val="Hyperlink"/>
+                <w:b/>
+                <w:bCs/>
+                <w:i/>
+                <w:iCs/>
+                <w:noProof/>
+              </w:rPr>
+              <w:t>App.jsx</w:t>
+            </w:r>
+            <w:r>
+              <w:rPr>
+                <w:rStyle w:val="Hyperlink"/>
+                <w:noProof/>
+              </w:rPr>
+              <w:t xml:space="preserve"> and </w:t>
+            </w:r>
+            <w:r>
+              <w:rPr>
+                <w:rStyle w:val="Hyperlink"/>
+                <w:b/>
+                <w:bCs/>
+                <w:i/>
+                <w:iCs/>
+                <w:noProof/>
+              </w:rPr>
+              <w:t>main.jsx</w:t>
+            </w:r>
+            <w:r>
+              <w:rPr>
+                <w:noProof/>
+                <w:webHidden/>
+              </w:rPr>
+              <w:tab/>
+            </w:r>
+            <w:r>
+              <w:rPr>
+                <w:noProof/>
+                <w:webHidden/>
+              </w:rPr>
+              <w:fldChar w:fldCharType="begin"/>
+            </w:r>
+            <w:r>
+              <w:rPr>
+                <w:noProof/>
+                <w:webHidden/>
+              </w:rPr>
+              <w:instrText xml:space="preserve"> PAGEREF _Toc235529182 \h </w:instrText>
+            </w:r>
+            <w:r>
+              <w:rPr>
+                <w:noProof/>
+                <w:webHidden/>
+              </w:rPr>
+            </w:r>
+            <w:r>
+              <w:rPr>
+                <w:noProof/>
+                <w:webHidden/>
+              </w:rPr>
+              <w:fldChar w:fldCharType="separate"/>
+            </w:r>
+            <w:r>
+              <w:rPr>
+                <w:noProof/>
+                <w:webHidden/>
+              </w:rPr>
+              <w:t>30</w:t>
+            </w:r>
+            <w:r>
+              <w:rPr>
+                <w:noProof/>
+                <w:webHidden/>
+              </w:rPr>
+              <w:fldChar w:fldCharType="end"/>
+            </w:r>
+          </w:hyperlink>
+        </w:p>
+        <w:p>
+          <w:pPr>
+            <w:pStyle w:val="TOC2"/>
+            <w:tabs>
+              <w:tab w:val="right" w:leader="dot" w:pos="9016"/>
+            </w:tabs>
+            <w:rPr>
+              <w:rFonts w:eastAsiaTheme="minorEastAsia"/>
+              <w:noProof/>
+              <w:lang w:eastAsia="en-IN"/>
+            </w:rPr>
+          </w:pPr>
+          <w:hyperlink w:anchor="_Toc235529183" w:history="1">
+            <w:r>
+              <w:rPr>
+                <w:rStyle w:val="Hyperlink"/>
+                <w:noProof/>
+              </w:rPr>
+              <w:t>The Rendering Chain (Hierarchy)</w:t>
+            </w:r>
+            <w:r>
+              <w:rPr>
+                <w:noProof/>
+                <w:webHidden/>
+              </w:rPr>
+              <w:tab/>
+            </w:r>
+            <w:r>
+              <w:rPr>
+                <w:noProof/>
+                <w:webHidden/>
+              </w:rPr>
+              <w:fldChar w:fldCharType="begin"/>
+            </w:r>
+            <w:r>
+              <w:rPr>
+                <w:noProof/>
+                <w:webHidden/>
+              </w:rPr>
+              <w:instrText xml:space="preserve"> PAGEREF _Toc235529183 \h </w:instrText>
+            </w:r>
+            <w:r>
+              <w:rPr>
+                <w:noProof/>
+                <w:webHidden/>
+              </w:rPr>
+            </w:r>
+            <w:r>
+              <w:rPr>
+                <w:noProof/>
+                <w:webHidden/>
+              </w:rPr>
+              <w:fldChar w:fldCharType="separate"/>
+            </w:r>
+            <w:r>
+              <w:rPr>
+                <w:noProof/>
+                <w:webHidden/>
+              </w:rPr>
+              <w:t>32</w:t>
+            </w:r>
+            <w:r>
+              <w:rPr>
+                <w:noProof/>
+                <w:webHidden/>
+              </w:rPr>
+              <w:fldChar w:fldCharType="end"/>
+            </w:r>
+          </w:hyperlink>
+        </w:p>
+        <w:p>
+          <w:pPr>
+            <w:pStyle w:val="TOC2"/>
+            <w:tabs>
+              <w:tab w:val="right" w:leader="dot" w:pos="9016"/>
+            </w:tabs>
+            <w:rPr>
+              <w:rFonts w:eastAsiaTheme="minorEastAsia"/>
+              <w:noProof/>
+              <w:lang w:eastAsia="en-IN"/>
+            </w:rPr>
+          </w:pPr>
+          <w:hyperlink w:anchor="_Toc235529184" w:history="1">
+            <w:r>
+              <w:rPr>
+                <w:rStyle w:val="Hyperlink"/>
+                <w:noProof/>
+              </w:rPr>
+              <w:t>CSS in the Project</w:t>
+            </w:r>
+            <w:r>
+              <w:rPr>
+                <w:noProof/>
+                <w:webHidden/>
+              </w:rPr>
+              <w:tab/>
+            </w:r>
+            <w:r>
+              <w:rPr>
+                <w:noProof/>
+                <w:webHidden/>
+              </w:rPr>
+              <w:fldChar w:fldCharType="begin"/>
+            </w:r>
+            <w:r>
+              <w:rPr>
+                <w:noProof/>
+                <w:webHidden/>
+              </w:rPr>
+              <w:instrText xml:space="preserve"> PAGEREF _Toc235529184 \h </w:instrText>
+            </w:r>
+            <w:r>
+              <w:rPr>
+                <w:noProof/>
+                <w:webHidden/>
+              </w:rPr>
+            </w:r>
+            <w:r>
+              <w:rPr>
+                <w:noProof/>
+                <w:webHidden/>
+              </w:rPr>
+              <w:fldChar w:fldCharType="separate"/>
+            </w:r>
+            <w:r>
+              <w:rPr>
+                <w:noProof/>
+                <w:webHidden/>
+              </w:rPr>
+              <w:t>33</w:t>
+            </w:r>
+            <w:r>
+              <w:rPr>
+                <w:noProof/>
+                <w:webHidden/>
+              </w:rPr>
+              <w:fldChar w:fldCharType="end"/>
+            </w:r>
+          </w:hyperlink>
+        </w:p>
+        <w:p>
+          <w:pPr>
+            <w:pStyle w:val="TOC2"/>
+            <w:tabs>
+              <w:tab w:val="right" w:leader="dot" w:pos="9016"/>
+            </w:tabs>
+            <w:rPr>
+              <w:rFonts w:eastAsiaTheme="minorEastAsia"/>
+              <w:noProof/>
+              <w:lang w:eastAsia="en-IN"/>
+            </w:rPr>
+          </w:pPr>
+          <w:hyperlink w:anchor="_Toc235529185" w:history="1">
+            <w:r>
+              <w:rPr>
+                <w:rStyle w:val="Hyperlink"/>
+                <w:noProof/>
+              </w:rPr>
+              <w:t>ESLint – Why it’s Needed</w:t>
+            </w:r>
+            <w:r>
+              <w:rPr>
+                <w:noProof/>
+                <w:webHidden/>
+              </w:rPr>
+              <w:tab/>
+            </w:r>
+            <w:r>
+              <w:rPr>
+                <w:noProof/>
+                <w:webHidden/>
+              </w:rPr>
+              <w:fldChar w:fldCharType="begin"/>
+            </w:r>
+            <w:r>
+              <w:rPr>
+                <w:noProof/>
+                <w:webHidden/>
+              </w:rPr>
+              <w:instrText xml:space="preserve"> PAGEREF _Toc235529185 \h </w:instrText>
+            </w:r>
+            <w:r>
+              <w:rPr>
+                <w:noProof/>
+                <w:webHidden/>
+              </w:rPr>
+            </w:r>
+            <w:r>
+              <w:rPr>
+                <w:noProof/>
+                <w:webHidden/>
+              </w:rPr>
+              <w:fldChar w:fldCharType="separate"/>
+            </w:r>
+            <w:r>
+              <w:rPr>
+                <w:noProof/>
+                <w:webHidden/>
+              </w:rPr>
+              <w:t>34</w:t>
+            </w:r>
+            <w:r>
+              <w:rPr>
+                <w:noProof/>
+                <w:webHidden/>
+              </w:rPr>
+              <w:fldChar w:fldCharType="end"/>
+            </w:r>
+          </w:hyperlink>
+        </w:p>
+        <w:p>
+          <w:pPr>
+            <w:pStyle w:val="TOC2"/>
+            <w:tabs>
+              <w:tab w:val="right" w:leader="dot" w:pos="9016"/>
+            </w:tabs>
+            <w:rPr>
+              <w:rFonts w:eastAsiaTheme="minorEastAsia"/>
+              <w:noProof/>
+              <w:lang w:eastAsia="en-IN"/>
+            </w:rPr>
+          </w:pPr>
+          <w:hyperlink w:anchor="_Toc235529186" w:history="1">
+            <w:r>
+              <w:rPr>
+                <w:rStyle w:val="Hyperlink"/>
+                <w:noProof/>
+              </w:rPr>
+              <w:t>.gitignore – Why it’s needed</w:t>
+            </w:r>
+            <w:r>
+              <w:rPr>
+                <w:noProof/>
+                <w:webHidden/>
+              </w:rPr>
+              <w:tab/>
+            </w:r>
+            <w:r>
+              <w:rPr>
+                <w:noProof/>
+                <w:webHidden/>
+              </w:rPr>
+              <w:fldChar w:fldCharType="begin"/>
+            </w:r>
+            <w:r>
+              <w:rPr>
+                <w:noProof/>
+                <w:webHidden/>
+              </w:rPr>
+              <w:instrText xml:space="preserve"> PAGEREF _Toc235529186 \h </w:instrText>
+            </w:r>
+            <w:r>
+              <w:rPr>
+                <w:noProof/>
+                <w:webHidden/>
+              </w:rPr>
+            </w:r>
+            <w:r>
+              <w:rPr>
+                <w:noProof/>
+                <w:webHidden/>
+              </w:rPr>
+              <w:fldChar w:fldCharType="separate"/>
+            </w:r>
+            <w:r>
+              <w:rPr>
+                <w:noProof/>
+                <w:webHidden/>
+              </w:rPr>
+              <w:t>35</w:t>
+            </w:r>
+            <w:r>
+              <w:rPr>
+                <w:noProof/>
+                <w:webHidden/>
+              </w:rPr>
+              <w:fldChar w:fldCharType="end"/>
+            </w:r>
+          </w:hyperlink>
+        </w:p>
+        <w:p>
+          <w:pPr>
+            <w:pStyle w:val="TOC2"/>
+            <w:tabs>
+              <w:tab w:val="right" w:leader="dot" w:pos="9016"/>
+            </w:tabs>
+            <w:rPr>
+              <w:rFonts w:eastAsiaTheme="minorEastAsia"/>
+              <w:noProof/>
+              <w:lang w:eastAsia="en-IN"/>
+            </w:rPr>
+          </w:pPr>
+          <w:hyperlink w:anchor="_Toc235529187" w:history="1">
+            <w:r>
+              <w:rPr>
+                <w:rStyle w:val="Hyperlink"/>
+                <w:noProof/>
+              </w:rPr>
+              <w:t>Uploading the Project to GitHub</w:t>
+            </w:r>
+            <w:r>
+              <w:rPr>
+                <w:noProof/>
+                <w:webHidden/>
+              </w:rPr>
+              <w:tab/>
+            </w:r>
+            <w:r>
+              <w:rPr>
+                <w:noProof/>
+                <w:webHidden/>
+              </w:rPr>
+              <w:fldChar w:fldCharType="begin"/>
+            </w:r>
+            <w:r>
+              <w:rPr>
+                <w:noProof/>
+                <w:webHidden/>
+              </w:rPr>
+              <w:instrText xml:space="preserve"> PAGEREF _Toc235529187 \h </w:instrText>
+            </w:r>
+            <w:r>
+              <w:rPr>
+                <w:noProof/>
+                <w:webHidden/>
+              </w:rPr>
+            </w:r>
+            <w:r>
+              <w:rPr>
+                <w:noProof/>
+                <w:webHidden/>
+              </w:rPr>
+              <w:fldChar w:fldCharType="separate"/>
+            </w:r>
+            <w:r>
+              <w:rPr>
+                <w:noProof/>
+                <w:webHidden/>
+              </w:rPr>
+              <w:t>36</w:t>
+            </w:r>
+            <w:r>
+              <w:rPr>
+                <w:noProof/>
+                <w:webHidden/>
+              </w:rPr>
+              <w:fldChar w:fldCharType="end"/>
+            </w:r>
+          </w:hyperlink>
+        </w:p>
+        <w:p>
+          <w:pPr>
+            <w:pStyle w:val="TOC1"/>
+            <w:tabs>
+              <w:tab w:val="right" w:leader="dot" w:pos="9016"/>
+            </w:tabs>
+            <w:rPr>
+              <w:rFonts w:eastAsiaTheme="minorEastAsia"/>
+              <w:noProof/>
+              <w:lang w:eastAsia="en-IN"/>
+            </w:rPr>
+          </w:pPr>
+          <w:hyperlink w:anchor="_Toc235529188" w:history="1">
+            <w:r>
+              <w:rPr>
+                <w:rStyle w:val="Hyperlink"/>
+                <w:b/>
+                <w:bCs/>
+                <w:noProof/>
+              </w:rPr>
+              <w:t>Chapter 5 - Components</w:t>
+            </w:r>
+            <w:r>
+              <w:rPr>
+                <w:noProof/>
+                <w:webHidden/>
+              </w:rPr>
+              <w:tab/>
+            </w:r>
+            <w:r>
+              <w:rPr>
+                <w:noProof/>
+                <w:webHidden/>
+              </w:rPr>
+              <w:fldChar w:fldCharType="begin"/>
+            </w:r>
+            <w:r>
+              <w:rPr>
+                <w:noProof/>
+                <w:webHidden/>
+              </w:rPr>
+              <w:instrText xml:space="preserve"> PAGEREF _Toc235529188 \h </w:instrText>
+            </w:r>
+            <w:r>
+              <w:rPr>
+                <w:noProof/>
+                <w:webHidden/>
+              </w:rPr>
+            </w:r>
+            <w:r>
+              <w:rPr>
+                <w:noProof/>
+                <w:webHidden/>
+              </w:rPr>
+              <w:fldChar w:fldCharType="separate"/>
+            </w:r>
+            <w:r>
+              <w:rPr>
+                <w:noProof/>
+                <w:webHidden/>
+              </w:rPr>
+              <w:t>37</w:t>
             </w:r>
             <w:r>
               <w:rPr>
@@ -2248,7 +2803,7 @@
           <w:bCs/>
         </w:rPr>
       </w:pPr>
-      <w:bookmarkStart w:id="0" w:name="_Toc235525331"/>
+      <w:bookmarkStart w:id="0" w:name="_Toc235529151"/>
       <w:r>
         <w:rPr>
           <w:b/>
@@ -2284,7 +2839,7 @@
       <w:pPr>
         <w:pStyle w:val="Heading2"/>
       </w:pPr>
-      <w:bookmarkStart w:id="1" w:name="_Toc235525332"/>
+      <w:bookmarkStart w:id="1" w:name="_Toc235529152"/>
       <w:r>
         <w:t>What is React JS?</w:t>
       </w:r>
@@ -2467,7 +3022,7 @@
       <w:pPr>
         <w:pStyle w:val="Heading2"/>
       </w:pPr>
-      <w:bookmarkStart w:id="2" w:name="_Toc235525333"/>
+      <w:bookmarkStart w:id="2" w:name="_Toc235529153"/>
       <w:r>
         <w:lastRenderedPageBreak/>
         <w:t>Why was React Needed ? (The Backstory)</w:t>
@@ -2591,7 +3146,7 @@
       <w:pPr>
         <w:pStyle w:val="Heading2"/>
       </w:pPr>
-      <w:bookmarkStart w:id="3" w:name="_Toc235525334"/>
+      <w:bookmarkStart w:id="3" w:name="_Toc235529154"/>
       <w:r>
         <w:lastRenderedPageBreak/>
         <w:t>Reacts Solution: Component-Based Architecture</w:t>
@@ -2695,7 +3250,7 @@
       <w:pPr>
         <w:pStyle w:val="Heading2"/>
       </w:pPr>
-      <w:bookmarkStart w:id="4" w:name="_Toc235525335"/>
+      <w:bookmarkStart w:id="4" w:name="_Toc235529155"/>
       <w:r>
         <w:lastRenderedPageBreak/>
         <w:t>Real-World Example: YouTube (SPA Concept)</w:t>
@@ -2841,7 +3396,7 @@
       <w:pPr>
         <w:pStyle w:val="Heading2"/>
       </w:pPr>
-      <w:bookmarkStart w:id="5" w:name="_Toc235525336"/>
+      <w:bookmarkStart w:id="5" w:name="_Toc235529156"/>
       <w:r>
         <w:lastRenderedPageBreak/>
         <w:t>JavaScript Prerequisites Before Learning React</w:t>
@@ -3008,7 +3563,7 @@
       <w:pPr>
         <w:pStyle w:val="Heading2"/>
       </w:pPr>
-      <w:bookmarkStart w:id="6" w:name="_Toc235525337"/>
+      <w:bookmarkStart w:id="6" w:name="_Toc235529157"/>
       <w:r>
         <w:lastRenderedPageBreak/>
         <w:t>Creating an Element – Plain JavaScript Way (Before React)</w:t>
@@ -3156,7 +3711,7 @@
       <w:pPr>
         <w:pStyle w:val="Heading2"/>
       </w:pPr>
-      <w:bookmarkStart w:id="7" w:name="_Toc235525338"/>
+      <w:bookmarkStart w:id="7" w:name="_Toc235529158"/>
       <w:r>
         <w:lastRenderedPageBreak/>
         <w:t>Library vs Framework – Key Difference</w:t>
@@ -3375,7 +3930,7 @@
       <w:pPr>
         <w:pStyle w:val="Heading3"/>
       </w:pPr>
-      <w:bookmarkStart w:id="8" w:name="_Toc235525339"/>
+      <w:bookmarkStart w:id="8" w:name="_Toc235529159"/>
       <w:r>
         <w:t>Analogy Given:</w:t>
       </w:r>
@@ -3454,7 +4009,7 @@
           <w:bCs/>
         </w:rPr>
       </w:pPr>
-      <w:bookmarkStart w:id="9" w:name="_Toc235525340"/>
+      <w:bookmarkStart w:id="9" w:name="_Toc235529160"/>
       <w:r>
         <w:rPr>
           <w:b/>
@@ -3483,7 +4038,7 @@
       <w:pPr>
         <w:pStyle w:val="Heading2"/>
       </w:pPr>
-      <w:bookmarkStart w:id="10" w:name="_Toc235525341"/>
+      <w:bookmarkStart w:id="10" w:name="_Toc235529161"/>
       <w:r>
         <w:t>Why Import / Export is Needed</w:t>
       </w:r>
@@ -3712,7 +4267,7 @@
       <w:pPr>
         <w:pStyle w:val="Heading2"/>
       </w:pPr>
-      <w:bookmarkStart w:id="11" w:name="_Toc235525342"/>
+      <w:bookmarkStart w:id="11" w:name="_Toc235529162"/>
       <w:r>
         <w:lastRenderedPageBreak/>
         <w:t>Prerequisite: Setting File Type to “module”</w:t>
@@ -3880,7 +4435,7 @@
       <w:pPr>
         <w:pStyle w:val="Heading2"/>
       </w:pPr>
-      <w:bookmarkStart w:id="12" w:name="_Toc235525343"/>
+      <w:bookmarkStart w:id="12" w:name="_Toc235529163"/>
       <w:r>
         <w:lastRenderedPageBreak/>
         <w:t>Two types of Export</w:t>
@@ -3961,7 +4516,7 @@
       <w:pPr>
         <w:pStyle w:val="Heading2"/>
       </w:pPr>
-      <w:bookmarkStart w:id="13" w:name="_Toc235525344"/>
+      <w:bookmarkStart w:id="13" w:name="_Toc235529164"/>
       <w:r>
         <w:lastRenderedPageBreak/>
         <w:t>Default Export</w:t>
@@ -4214,7 +4769,7 @@
       <w:pPr>
         <w:pStyle w:val="Heading3"/>
       </w:pPr>
-      <w:bookmarkStart w:id="14" w:name="_Toc235525345"/>
+      <w:bookmarkStart w:id="14" w:name="_Toc235529165"/>
       <w:r>
         <w:t>Example with array:</w:t>
       </w:r>
@@ -4313,7 +4868,7 @@
       <w:pPr>
         <w:pStyle w:val="Heading2"/>
       </w:pPr>
-      <w:bookmarkStart w:id="15" w:name="_Toc235525346"/>
+      <w:bookmarkStart w:id="15" w:name="_Toc235529166"/>
       <w:r>
         <w:lastRenderedPageBreak/>
         <w:t>Named Export</w:t>
@@ -4501,7 +5056,7 @@
       <w:pPr>
         <w:pStyle w:val="Heading2"/>
       </w:pPr>
-      <w:bookmarkStart w:id="16" w:name="_Toc235525347"/>
+      <w:bookmarkStart w:id="16" w:name="_Toc235529167"/>
       <w:r>
         <w:lastRenderedPageBreak/>
         <w:t>Combining Default + Named Export (same file)</w:t>
@@ -4677,7 +5232,7 @@
       <w:pPr>
         <w:pStyle w:val="Heading2"/>
       </w:pPr>
-      <w:bookmarkStart w:id="17" w:name="_Toc235525348"/>
+      <w:bookmarkStart w:id="17" w:name="_Toc235529168"/>
       <w:r>
         <w:lastRenderedPageBreak/>
         <w:t>Import from Multiple Files</w:t>
@@ -4868,7 +5423,7 @@
       <w:pPr>
         <w:pStyle w:val="Heading2"/>
       </w:pPr>
-      <w:bookmarkStart w:id="18" w:name="_Toc235525349"/>
+      <w:bookmarkStart w:id="18" w:name="_Toc235529169"/>
       <w:r>
         <w:lastRenderedPageBreak/>
         <w:t>Key Take</w:t>
@@ -5176,7 +5731,7 @@
           <w:bCs/>
         </w:rPr>
       </w:pPr>
-      <w:bookmarkStart w:id="19" w:name="_Toc235525350"/>
+      <w:bookmarkStart w:id="19" w:name="_Toc235529170"/>
       <w:r>
         <w:rPr>
           <w:b/>
@@ -5205,7 +5760,7 @@
       <w:pPr>
         <w:pStyle w:val="Heading2"/>
       </w:pPr>
-      <w:bookmarkStart w:id="20" w:name="_Toc235525351"/>
+      <w:bookmarkStart w:id="20" w:name="_Toc235529171"/>
       <w:r>
         <w:t>What is Real DOM?</w:t>
       </w:r>
@@ -5318,7 +5873,7 @@
       <w:pPr>
         <w:pStyle w:val="Heading2"/>
       </w:pPr>
-      <w:bookmarkStart w:id="21" w:name="_Toc235525352"/>
+      <w:bookmarkStart w:id="21" w:name="_Toc235529172"/>
       <w:r>
         <w:lastRenderedPageBreak/>
         <w:t>The Problem with Real DOM</w:t>
@@ -5493,7 +6048,7 @@
       <w:pPr>
         <w:pStyle w:val="Heading2"/>
       </w:pPr>
-      <w:bookmarkStart w:id="22" w:name="_Toc235525353"/>
+      <w:bookmarkStart w:id="22" w:name="_Toc235529173"/>
       <w:r>
         <w:lastRenderedPageBreak/>
         <w:t>What is Virtual DOM ?</w:t>
@@ -5698,7 +6253,7 @@
       <w:pPr>
         <w:pStyle w:val="Heading2"/>
       </w:pPr>
-      <w:bookmarkStart w:id="23" w:name="_Toc235525354"/>
+      <w:bookmarkStart w:id="23" w:name="_Toc235529174"/>
       <w:r>
         <w:lastRenderedPageBreak/>
         <w:t>Benefits of Virtual DOM</w:t>
@@ -5922,7 +6477,7 @@
       <w:pPr>
         <w:pStyle w:val="Heading2"/>
       </w:pPr>
-      <w:bookmarkStart w:id="24" w:name="_Toc235525355"/>
+      <w:bookmarkStart w:id="24" w:name="_Toc235529175"/>
       <w:r>
         <w:lastRenderedPageBreak/>
         <w:t>Introduction to JSX</w:t>
@@ -6205,7 +6760,7 @@
       <w:pPr>
         <w:pStyle w:val="Heading2"/>
       </w:pPr>
-      <w:bookmarkStart w:id="25" w:name="_Toc235525356"/>
+      <w:bookmarkStart w:id="25" w:name="_Toc235529176"/>
       <w:r>
         <w:lastRenderedPageBreak/>
         <w:t>Calling Function in JSX</w:t>
@@ -6492,7 +7047,7 @@
           <w:bCs/>
         </w:rPr>
       </w:pPr>
-      <w:bookmarkStart w:id="26" w:name="_Toc235525357"/>
+      <w:bookmarkStart w:id="26" w:name="_Toc235529177"/>
       <w:r>
         <w:rPr>
           <w:b/>
@@ -6521,7 +7076,7 @@
       <w:pPr>
         <w:pStyle w:val="Heading2"/>
       </w:pPr>
-      <w:bookmarkStart w:id="27" w:name="_Toc235525358"/>
+      <w:bookmarkStart w:id="27" w:name="_Toc235529178"/>
       <w:r>
         <w:t>What is Vite (Bundler) ?</w:t>
       </w:r>
@@ -6651,7 +7206,7 @@
       <w:pPr>
         <w:pStyle w:val="Heading2"/>
       </w:pPr>
-      <w:bookmarkStart w:id="28" w:name="_Toc235525359"/>
+      <w:bookmarkStart w:id="28" w:name="_Toc235529179"/>
       <w:r>
         <w:lastRenderedPageBreak/>
         <w:t>Vite vs Create React App (CRA)</w:t>
@@ -6813,7 +7368,7 @@
       <w:pPr>
         <w:pStyle w:val="Heading2"/>
       </w:pPr>
-      <w:bookmarkStart w:id="29" w:name="_Toc235525360"/>
+      <w:bookmarkStart w:id="29" w:name="_Toc235529180"/>
       <w:r>
         <w:lastRenderedPageBreak/>
         <w:t>Creating a React Project with Vite – Step–by–Step</w:t>
@@ -7300,10 +7855,12 @@
       <w:pPr>
         <w:pStyle w:val="Heading2"/>
       </w:pPr>
+      <w:bookmarkStart w:id="30" w:name="_Toc235529181"/>
       <w:r>
         <w:lastRenderedPageBreak/>
         <w:t>Folder Structure Overview (What Vite Generates)</w:t>
       </w:r>
+      <w:bookmarkEnd w:id="30"/>
     </w:p>
     <w:p/>
     <w:tbl>
@@ -7956,6 +8513,7 @@
           <w:iCs/>
         </w:rPr>
       </w:pPr>
+      <w:bookmarkStart w:id="31" w:name="_Toc235529182"/>
       <w:r>
         <w:lastRenderedPageBreak/>
         <w:t xml:space="preserve">Understanding </w:t>
@@ -7981,6 +8539,7 @@
         </w:rPr>
         <w:t>main.jsx</w:t>
       </w:r>
+      <w:bookmarkEnd w:id="31"/>
     </w:p>
     <w:p>
       <w:pPr>
@@ -8507,10 +9066,12 @@
       <w:pPr>
         <w:pStyle w:val="Heading2"/>
       </w:pPr>
+      <w:bookmarkStart w:id="32" w:name="_Toc235529183"/>
       <w:r>
         <w:lastRenderedPageBreak/>
         <w:t>The Rendering Chain (Hierarchy)</w:t>
       </w:r>
+      <w:bookmarkEnd w:id="32"/>
     </w:p>
     <w:p>
       <w:pPr>
@@ -8610,10 +9171,12 @@
       <w:pPr>
         <w:pStyle w:val="Heading2"/>
       </w:pPr>
+      <w:bookmarkStart w:id="33" w:name="_Toc235529184"/>
       <w:r>
         <w:lastRenderedPageBreak/>
         <w:t>CSS in the Project</w:t>
       </w:r>
+      <w:bookmarkEnd w:id="33"/>
     </w:p>
     <w:p>
       <w:pPr>
@@ -8690,10 +9253,12 @@
       <w:pPr>
         <w:pStyle w:val="Heading2"/>
       </w:pPr>
+      <w:bookmarkStart w:id="34" w:name="_Toc235529185"/>
       <w:r>
         <w:lastRenderedPageBreak/>
         <w:t>ESLint – Why it’s Needed</w:t>
       </w:r>
+      <w:bookmarkEnd w:id="34"/>
     </w:p>
     <w:p>
       <w:pPr>
@@ -8895,10 +9460,12 @@
       <w:pPr>
         <w:pStyle w:val="Heading2"/>
       </w:pPr>
+      <w:bookmarkStart w:id="35" w:name="_Toc235529186"/>
       <w:r>
         <w:lastRenderedPageBreak/>
         <w:t>.gitignore – Why it’s needed</w:t>
       </w:r>
+      <w:bookmarkEnd w:id="35"/>
     </w:p>
     <w:p>
       <w:pPr>
@@ -9042,10 +9609,12 @@
       <w:pPr>
         <w:pStyle w:val="Heading2"/>
       </w:pPr>
+      <w:bookmarkStart w:id="36" w:name="_Toc235529187"/>
       <w:r>
         <w:lastRenderedPageBreak/>
         <w:t>Uploading the Project to GitHub</w:t>
       </w:r>
+      <w:bookmarkEnd w:id="36"/>
     </w:p>
     <w:p>
       <w:r>
@@ -9151,6 +9720,30 @@
       <w:r>
         <w:t>After pushing, refresh the GitHub repo page — the uploaded folder and source code will now be visible there.</w:t>
       </w:r>
+    </w:p>
+    <w:p>
+      <w:r>
+        <w:br w:type="page"/>
+      </w:r>
+    </w:p>
+    <w:p>
+      <w:pPr>
+        <w:pStyle w:val="Heading1"/>
+        <w:rPr>
+          <w:b/>
+          <w:bCs/>
+        </w:rPr>
+      </w:pPr>
+      <w:bookmarkStart w:id="37" w:name="_Toc235529188"/>
+      <w:r>
+        <w:rPr>
+          <w:b/>
+          <w:bCs/>
+        </w:rPr>
+        <w:lastRenderedPageBreak/>
+        <w:t>Chapter 5 - Components</w:t>
+      </w:r>
+      <w:bookmarkEnd w:id="37"/>
     </w:p>
     <w:sectPr>
       <w:pgSz w:w="11906" w:h="16838"/>

--- a/React JS.docx
+++ b/React JS.docx
@@ -81,7 +81,7 @@
           <w:r>
             <w:fldChar w:fldCharType="separate"/>
           </w:r>
-          <w:hyperlink w:anchor="_Toc235529151" w:history="1">
+          <w:hyperlink w:anchor="_Toc235624382" w:history="1">
             <w:r>
               <w:rPr>
                 <w:rStyle w:val="Hyperlink"/>
@@ -110,7 +110,7 @@
                 <w:noProof/>
                 <w:webHidden/>
               </w:rPr>
-              <w:instrText xml:space="preserve"> PAGEREF _Toc235529151 \h </w:instrText>
+              <w:instrText xml:space="preserve"> PAGEREF _Toc235624382 \h </w:instrText>
             </w:r>
             <w:r>
               <w:rPr>
@@ -130,7 +130,7 @@
                 <w:noProof/>
                 <w:webHidden/>
               </w:rPr>
-              <w:t>3</w:t>
+              <w:t>4</w:t>
             </w:r>
             <w:r>
               <w:rPr>
@@ -153,7 +153,7 @@
               <w:lang w:eastAsia="en-IN"/>
             </w:rPr>
           </w:pPr>
-          <w:hyperlink w:anchor="_Toc235529152" w:history="1">
+          <w:hyperlink w:anchor="_Toc235624383" w:history="1">
             <w:r>
               <w:rPr>
                 <w:rStyle w:val="Hyperlink"/>
@@ -180,7 +180,7 @@
                 <w:noProof/>
                 <w:webHidden/>
               </w:rPr>
-              <w:instrText xml:space="preserve"> PAGEREF _Toc235529152 \h </w:instrText>
+              <w:instrText xml:space="preserve"> PAGEREF _Toc235624383 \h </w:instrText>
             </w:r>
             <w:r>
               <w:rPr>
@@ -200,7 +200,7 @@
                 <w:noProof/>
                 <w:webHidden/>
               </w:rPr>
-              <w:t>3</w:t>
+              <w:t>4</w:t>
             </w:r>
             <w:r>
               <w:rPr>
@@ -223,7 +223,7 @@
               <w:lang w:eastAsia="en-IN"/>
             </w:rPr>
           </w:pPr>
-          <w:hyperlink w:anchor="_Toc235529153" w:history="1">
+          <w:hyperlink w:anchor="_Toc235624384" w:history="1">
             <w:r>
               <w:rPr>
                 <w:rStyle w:val="Hyperlink"/>
@@ -250,7 +250,7 @@
                 <w:noProof/>
                 <w:webHidden/>
               </w:rPr>
-              <w:instrText xml:space="preserve"> PAGEREF _Toc235529153 \h </w:instrText>
+              <w:instrText xml:space="preserve"> PAGEREF _Toc235624384 \h </w:instrText>
             </w:r>
             <w:r>
               <w:rPr>
@@ -270,7 +270,7 @@
                 <w:noProof/>
                 <w:webHidden/>
               </w:rPr>
-              <w:t>4</w:t>
+              <w:t>5</w:t>
             </w:r>
             <w:r>
               <w:rPr>
@@ -293,7 +293,7 @@
               <w:lang w:eastAsia="en-IN"/>
             </w:rPr>
           </w:pPr>
-          <w:hyperlink w:anchor="_Toc235529154" w:history="1">
+          <w:hyperlink w:anchor="_Toc235624385" w:history="1">
             <w:r>
               <w:rPr>
                 <w:rStyle w:val="Hyperlink"/>
@@ -320,7 +320,7 @@
                 <w:noProof/>
                 <w:webHidden/>
               </w:rPr>
-              <w:instrText xml:space="preserve"> PAGEREF _Toc235529154 \h </w:instrText>
+              <w:instrText xml:space="preserve"> PAGEREF _Toc235624385 \h </w:instrText>
             </w:r>
             <w:r>
               <w:rPr>
@@ -340,7 +340,7 @@
                 <w:noProof/>
                 <w:webHidden/>
               </w:rPr>
-              <w:t>5</w:t>
+              <w:t>6</w:t>
             </w:r>
             <w:r>
               <w:rPr>
@@ -363,7 +363,7 @@
               <w:lang w:eastAsia="en-IN"/>
             </w:rPr>
           </w:pPr>
-          <w:hyperlink w:anchor="_Toc235529155" w:history="1">
+          <w:hyperlink w:anchor="_Toc235624386" w:history="1">
             <w:r>
               <w:rPr>
                 <w:rStyle w:val="Hyperlink"/>
@@ -390,7 +390,7 @@
                 <w:noProof/>
                 <w:webHidden/>
               </w:rPr>
-              <w:instrText xml:space="preserve"> PAGEREF _Toc235529155 \h </w:instrText>
+              <w:instrText xml:space="preserve"> PAGEREF _Toc235624386 \h </w:instrText>
             </w:r>
             <w:r>
               <w:rPr>
@@ -410,7 +410,7 @@
                 <w:noProof/>
                 <w:webHidden/>
               </w:rPr>
-              <w:t>6</w:t>
+              <w:t>7</w:t>
             </w:r>
             <w:r>
               <w:rPr>
@@ -433,7 +433,7 @@
               <w:lang w:eastAsia="en-IN"/>
             </w:rPr>
           </w:pPr>
-          <w:hyperlink w:anchor="_Toc235529156" w:history="1">
+          <w:hyperlink w:anchor="_Toc235624387" w:history="1">
             <w:r>
               <w:rPr>
                 <w:rStyle w:val="Hyperlink"/>
@@ -460,7 +460,7 @@
                 <w:noProof/>
                 <w:webHidden/>
               </w:rPr>
-              <w:instrText xml:space="preserve"> PAGEREF _Toc235529156 \h </w:instrText>
+              <w:instrText xml:space="preserve"> PAGEREF _Toc235624387 \h </w:instrText>
             </w:r>
             <w:r>
               <w:rPr>
@@ -480,7 +480,7 @@
                 <w:noProof/>
                 <w:webHidden/>
               </w:rPr>
-              <w:t>7</w:t>
+              <w:t>8</w:t>
             </w:r>
             <w:r>
               <w:rPr>
@@ -503,7 +503,7 @@
               <w:lang w:eastAsia="en-IN"/>
             </w:rPr>
           </w:pPr>
-          <w:hyperlink w:anchor="_Toc235529157" w:history="1">
+          <w:hyperlink w:anchor="_Toc235624388" w:history="1">
             <w:r>
               <w:rPr>
                 <w:rStyle w:val="Hyperlink"/>
@@ -530,7 +530,7 @@
                 <w:noProof/>
                 <w:webHidden/>
               </w:rPr>
-              <w:instrText xml:space="preserve"> PAGEREF _Toc235529157 \h </w:instrText>
+              <w:instrText xml:space="preserve"> PAGEREF _Toc235624388 \h </w:instrText>
             </w:r>
             <w:r>
               <w:rPr>
@@ -550,7 +550,7 @@
                 <w:noProof/>
                 <w:webHidden/>
               </w:rPr>
-              <w:t>8</w:t>
+              <w:t>9</w:t>
             </w:r>
             <w:r>
               <w:rPr>
@@ -573,7 +573,7 @@
               <w:lang w:eastAsia="en-IN"/>
             </w:rPr>
           </w:pPr>
-          <w:hyperlink w:anchor="_Toc235529158" w:history="1">
+          <w:hyperlink w:anchor="_Toc235624389" w:history="1">
             <w:r>
               <w:rPr>
                 <w:rStyle w:val="Hyperlink"/>
@@ -600,7 +600,7 @@
                 <w:noProof/>
                 <w:webHidden/>
               </w:rPr>
-              <w:instrText xml:space="preserve"> PAGEREF _Toc235529158 \h </w:instrText>
+              <w:instrText xml:space="preserve"> PAGEREF _Toc235624389 \h </w:instrText>
             </w:r>
             <w:r>
               <w:rPr>
@@ -620,7 +620,7 @@
                 <w:noProof/>
                 <w:webHidden/>
               </w:rPr>
-              <w:t>9</w:t>
+              <w:t>10</w:t>
             </w:r>
             <w:r>
               <w:rPr>
@@ -643,7 +643,7 @@
               <w:lang w:eastAsia="en-IN"/>
             </w:rPr>
           </w:pPr>
-          <w:hyperlink w:anchor="_Toc235529159" w:history="1">
+          <w:hyperlink w:anchor="_Toc235624390" w:history="1">
             <w:r>
               <w:rPr>
                 <w:rStyle w:val="Hyperlink"/>
@@ -670,7 +670,7 @@
                 <w:noProof/>
                 <w:webHidden/>
               </w:rPr>
-              <w:instrText xml:space="preserve"> PAGEREF _Toc235529159 \h </w:instrText>
+              <w:instrText xml:space="preserve"> PAGEREF _Toc235624390 \h </w:instrText>
             </w:r>
             <w:r>
               <w:rPr>
@@ -690,7 +690,7 @@
                 <w:noProof/>
                 <w:webHidden/>
               </w:rPr>
-              <w:t>9</w:t>
+              <w:t>10</w:t>
             </w:r>
             <w:r>
               <w:rPr>
@@ -713,7 +713,7 @@
               <w:lang w:eastAsia="en-IN"/>
             </w:rPr>
           </w:pPr>
-          <w:hyperlink w:anchor="_Toc235529160" w:history="1">
+          <w:hyperlink w:anchor="_Toc235624391" w:history="1">
             <w:r>
               <w:rPr>
                 <w:rStyle w:val="Hyperlink"/>
@@ -742,7 +742,7 @@
                 <w:noProof/>
                 <w:webHidden/>
               </w:rPr>
-              <w:instrText xml:space="preserve"> PAGEREF _Toc235529160 \h </w:instrText>
+              <w:instrText xml:space="preserve"> PAGEREF _Toc235624391 \h </w:instrText>
             </w:r>
             <w:r>
               <w:rPr>
@@ -762,7 +762,7 @@
                 <w:noProof/>
                 <w:webHidden/>
               </w:rPr>
-              <w:t>10</w:t>
+              <w:t>11</w:t>
             </w:r>
             <w:r>
               <w:rPr>
@@ -785,7 +785,7 @@
               <w:lang w:eastAsia="en-IN"/>
             </w:rPr>
           </w:pPr>
-          <w:hyperlink w:anchor="_Toc235529161" w:history="1">
+          <w:hyperlink w:anchor="_Toc235624392" w:history="1">
             <w:r>
               <w:rPr>
                 <w:rStyle w:val="Hyperlink"/>
@@ -812,7 +812,7 @@
                 <w:noProof/>
                 <w:webHidden/>
               </w:rPr>
-              <w:instrText xml:space="preserve"> PAGEREF _Toc235529161 \h </w:instrText>
+              <w:instrText xml:space="preserve"> PAGEREF _Toc235624392 \h </w:instrText>
             </w:r>
             <w:r>
               <w:rPr>
@@ -832,7 +832,7 @@
                 <w:noProof/>
                 <w:webHidden/>
               </w:rPr>
-              <w:t>10</w:t>
+              <w:t>11</w:t>
             </w:r>
             <w:r>
               <w:rPr>
@@ -855,7 +855,7 @@
               <w:lang w:eastAsia="en-IN"/>
             </w:rPr>
           </w:pPr>
-          <w:hyperlink w:anchor="_Toc235529162" w:history="1">
+          <w:hyperlink w:anchor="_Toc235624393" w:history="1">
             <w:r>
               <w:rPr>
                 <w:rStyle w:val="Hyperlink"/>
@@ -882,7 +882,7 @@
                 <w:noProof/>
                 <w:webHidden/>
               </w:rPr>
-              <w:instrText xml:space="preserve"> PAGEREF _Toc235529162 \h </w:instrText>
+              <w:instrText xml:space="preserve"> PAGEREF _Toc235624393 \h </w:instrText>
             </w:r>
             <w:r>
               <w:rPr>
@@ -902,7 +902,7 @@
                 <w:noProof/>
                 <w:webHidden/>
               </w:rPr>
-              <w:t>11</w:t>
+              <w:t>12</w:t>
             </w:r>
             <w:r>
               <w:rPr>
@@ -925,7 +925,7 @@
               <w:lang w:eastAsia="en-IN"/>
             </w:rPr>
           </w:pPr>
-          <w:hyperlink w:anchor="_Toc235529163" w:history="1">
+          <w:hyperlink w:anchor="_Toc235624394" w:history="1">
             <w:r>
               <w:rPr>
                 <w:rStyle w:val="Hyperlink"/>
@@ -952,7 +952,7 @@
                 <w:noProof/>
                 <w:webHidden/>
               </w:rPr>
-              <w:instrText xml:space="preserve"> PAGEREF _Toc235529163 \h </w:instrText>
+              <w:instrText xml:space="preserve"> PAGEREF _Toc235624394 \h </w:instrText>
             </w:r>
             <w:r>
               <w:rPr>
@@ -972,7 +972,7 @@
                 <w:noProof/>
                 <w:webHidden/>
               </w:rPr>
-              <w:t>12</w:t>
+              <w:t>13</w:t>
             </w:r>
             <w:r>
               <w:rPr>
@@ -995,7 +995,7 @@
               <w:lang w:eastAsia="en-IN"/>
             </w:rPr>
           </w:pPr>
-          <w:hyperlink w:anchor="_Toc235529164" w:history="1">
+          <w:hyperlink w:anchor="_Toc235624395" w:history="1">
             <w:r>
               <w:rPr>
                 <w:rStyle w:val="Hyperlink"/>
@@ -1022,7 +1022,7 @@
                 <w:noProof/>
                 <w:webHidden/>
               </w:rPr>
-              <w:instrText xml:space="preserve"> PAGEREF _Toc235529164 \h </w:instrText>
+              <w:instrText xml:space="preserve"> PAGEREF _Toc235624395 \h </w:instrText>
             </w:r>
             <w:r>
               <w:rPr>
@@ -1042,7 +1042,7 @@
                 <w:noProof/>
                 <w:webHidden/>
               </w:rPr>
-              <w:t>13</w:t>
+              <w:t>14</w:t>
             </w:r>
             <w:r>
               <w:rPr>
@@ -1065,7 +1065,7 @@
               <w:lang w:eastAsia="en-IN"/>
             </w:rPr>
           </w:pPr>
-          <w:hyperlink w:anchor="_Toc235529165" w:history="1">
+          <w:hyperlink w:anchor="_Toc235624396" w:history="1">
             <w:r>
               <w:rPr>
                 <w:rStyle w:val="Hyperlink"/>
@@ -1092,7 +1092,7 @@
                 <w:noProof/>
                 <w:webHidden/>
               </w:rPr>
-              <w:instrText xml:space="preserve"> PAGEREF _Toc235529165 \h </w:instrText>
+              <w:instrText xml:space="preserve"> PAGEREF _Toc235624396 \h </w:instrText>
             </w:r>
             <w:r>
               <w:rPr>
@@ -1112,7 +1112,7 @@
                 <w:noProof/>
                 <w:webHidden/>
               </w:rPr>
-              <w:t>13</w:t>
+              <w:t>14</w:t>
             </w:r>
             <w:r>
               <w:rPr>
@@ -1135,7 +1135,7 @@
               <w:lang w:eastAsia="en-IN"/>
             </w:rPr>
           </w:pPr>
-          <w:hyperlink w:anchor="_Toc235529166" w:history="1">
+          <w:hyperlink w:anchor="_Toc235624397" w:history="1">
             <w:r>
               <w:rPr>
                 <w:rStyle w:val="Hyperlink"/>
@@ -1162,7 +1162,7 @@
                 <w:noProof/>
                 <w:webHidden/>
               </w:rPr>
-              <w:instrText xml:space="preserve"> PAGEREF _Toc235529166 \h </w:instrText>
+              <w:instrText xml:space="preserve"> PAGEREF _Toc235624397 \h </w:instrText>
             </w:r>
             <w:r>
               <w:rPr>
@@ -1182,7 +1182,7 @@
                 <w:noProof/>
                 <w:webHidden/>
               </w:rPr>
-              <w:t>14</w:t>
+              <w:t>15</w:t>
             </w:r>
             <w:r>
               <w:rPr>
@@ -1205,7 +1205,7 @@
               <w:lang w:eastAsia="en-IN"/>
             </w:rPr>
           </w:pPr>
-          <w:hyperlink w:anchor="_Toc235529167" w:history="1">
+          <w:hyperlink w:anchor="_Toc235624398" w:history="1">
             <w:r>
               <w:rPr>
                 <w:rStyle w:val="Hyperlink"/>
@@ -1232,7 +1232,7 @@
                 <w:noProof/>
                 <w:webHidden/>
               </w:rPr>
-              <w:instrText xml:space="preserve"> PAGEREF _Toc235529167 \h </w:instrText>
+              <w:instrText xml:space="preserve"> PAGEREF _Toc235624398 \h </w:instrText>
             </w:r>
             <w:r>
               <w:rPr>
@@ -1252,7 +1252,7 @@
                 <w:noProof/>
                 <w:webHidden/>
               </w:rPr>
-              <w:t>15</w:t>
+              <w:t>16</w:t>
             </w:r>
             <w:r>
               <w:rPr>
@@ -1275,7 +1275,7 @@
               <w:lang w:eastAsia="en-IN"/>
             </w:rPr>
           </w:pPr>
-          <w:hyperlink w:anchor="_Toc235529168" w:history="1">
+          <w:hyperlink w:anchor="_Toc235624399" w:history="1">
             <w:r>
               <w:rPr>
                 <w:rStyle w:val="Hyperlink"/>
@@ -1302,7 +1302,7 @@
                 <w:noProof/>
                 <w:webHidden/>
               </w:rPr>
-              <w:instrText xml:space="preserve"> PAGEREF _Toc235529168 \h </w:instrText>
+              <w:instrText xml:space="preserve"> PAGEREF _Toc235624399 \h </w:instrText>
             </w:r>
             <w:r>
               <w:rPr>
@@ -1322,7 +1322,7 @@
                 <w:noProof/>
                 <w:webHidden/>
               </w:rPr>
-              <w:t>16</w:t>
+              <w:t>17</w:t>
             </w:r>
             <w:r>
               <w:rPr>
@@ -1345,7 +1345,7 @@
               <w:lang w:eastAsia="en-IN"/>
             </w:rPr>
           </w:pPr>
-          <w:hyperlink w:anchor="_Toc235529169" w:history="1">
+          <w:hyperlink w:anchor="_Toc235624400" w:history="1">
             <w:r>
               <w:rPr>
                 <w:rStyle w:val="Hyperlink"/>
@@ -1372,7 +1372,7 @@
                 <w:noProof/>
                 <w:webHidden/>
               </w:rPr>
-              <w:instrText xml:space="preserve"> PAGEREF _Toc235529169 \h </w:instrText>
+              <w:instrText xml:space="preserve"> PAGEREF _Toc235624400 \h </w:instrText>
             </w:r>
             <w:r>
               <w:rPr>
@@ -1392,7 +1392,7 @@
                 <w:noProof/>
                 <w:webHidden/>
               </w:rPr>
-              <w:t>17</w:t>
+              <w:t>18</w:t>
             </w:r>
             <w:r>
               <w:rPr>
@@ -1415,7 +1415,7 @@
               <w:lang w:eastAsia="en-IN"/>
             </w:rPr>
           </w:pPr>
-          <w:hyperlink w:anchor="_Toc235529170" w:history="1">
+          <w:hyperlink w:anchor="_Toc235624401" w:history="1">
             <w:r>
               <w:rPr>
                 <w:rStyle w:val="Hyperlink"/>
@@ -1444,7 +1444,7 @@
                 <w:noProof/>
                 <w:webHidden/>
               </w:rPr>
-              <w:instrText xml:space="preserve"> PAGEREF _Toc235529170 \h </w:instrText>
+              <w:instrText xml:space="preserve"> PAGEREF _Toc235624401 \h </w:instrText>
             </w:r>
             <w:r>
               <w:rPr>
@@ -1464,7 +1464,7 @@
                 <w:noProof/>
                 <w:webHidden/>
               </w:rPr>
-              <w:t>18</w:t>
+              <w:t>19</w:t>
             </w:r>
             <w:r>
               <w:rPr>
@@ -1487,7 +1487,7 @@
               <w:lang w:eastAsia="en-IN"/>
             </w:rPr>
           </w:pPr>
-          <w:hyperlink w:anchor="_Toc235529171" w:history="1">
+          <w:hyperlink w:anchor="_Toc235624402" w:history="1">
             <w:r>
               <w:rPr>
                 <w:rStyle w:val="Hyperlink"/>
@@ -1514,7 +1514,7 @@
                 <w:noProof/>
                 <w:webHidden/>
               </w:rPr>
-              <w:instrText xml:space="preserve"> PAGEREF _Toc235529171 \h </w:instrText>
+              <w:instrText xml:space="preserve"> PAGEREF _Toc235624402 \h </w:instrText>
             </w:r>
             <w:r>
               <w:rPr>
@@ -1534,7 +1534,7 @@
                 <w:noProof/>
                 <w:webHidden/>
               </w:rPr>
-              <w:t>18</w:t>
+              <w:t>19</w:t>
             </w:r>
             <w:r>
               <w:rPr>
@@ -1557,7 +1557,7 @@
               <w:lang w:eastAsia="en-IN"/>
             </w:rPr>
           </w:pPr>
-          <w:hyperlink w:anchor="_Toc235529172" w:history="1">
+          <w:hyperlink w:anchor="_Toc235624403" w:history="1">
             <w:r>
               <w:rPr>
                 <w:rStyle w:val="Hyperlink"/>
@@ -1584,7 +1584,7 @@
                 <w:noProof/>
                 <w:webHidden/>
               </w:rPr>
-              <w:instrText xml:space="preserve"> PAGEREF _Toc235529172 \h </w:instrText>
+              <w:instrText xml:space="preserve"> PAGEREF _Toc235624403 \h </w:instrText>
             </w:r>
             <w:r>
               <w:rPr>
@@ -1604,7 +1604,7 @@
                 <w:noProof/>
                 <w:webHidden/>
               </w:rPr>
-              <w:t>19</w:t>
+              <w:t>20</w:t>
             </w:r>
             <w:r>
               <w:rPr>
@@ -1627,7 +1627,7 @@
               <w:lang w:eastAsia="en-IN"/>
             </w:rPr>
           </w:pPr>
-          <w:hyperlink w:anchor="_Toc235529173" w:history="1">
+          <w:hyperlink w:anchor="_Toc235624404" w:history="1">
             <w:r>
               <w:rPr>
                 <w:rStyle w:val="Hyperlink"/>
@@ -1654,7 +1654,7 @@
                 <w:noProof/>
                 <w:webHidden/>
               </w:rPr>
-              <w:instrText xml:space="preserve"> PAGEREF _Toc235529173 \h </w:instrText>
+              <w:instrText xml:space="preserve"> PAGEREF _Toc235624404 \h </w:instrText>
             </w:r>
             <w:r>
               <w:rPr>
@@ -1674,7 +1674,7 @@
                 <w:noProof/>
                 <w:webHidden/>
               </w:rPr>
-              <w:t>20</w:t>
+              <w:t>21</w:t>
             </w:r>
             <w:r>
               <w:rPr>
@@ -1697,7 +1697,7 @@
               <w:lang w:eastAsia="en-IN"/>
             </w:rPr>
           </w:pPr>
-          <w:hyperlink w:anchor="_Toc235529174" w:history="1">
+          <w:hyperlink w:anchor="_Toc235624405" w:history="1">
             <w:r>
               <w:rPr>
                 <w:rStyle w:val="Hyperlink"/>
@@ -1724,7 +1724,7 @@
                 <w:noProof/>
                 <w:webHidden/>
               </w:rPr>
-              <w:instrText xml:space="preserve"> PAGEREF _Toc235529174 \h </w:instrText>
+              <w:instrText xml:space="preserve"> PAGEREF _Toc235624405 \h </w:instrText>
             </w:r>
             <w:r>
               <w:rPr>
@@ -1744,7 +1744,7 @@
                 <w:noProof/>
                 <w:webHidden/>
               </w:rPr>
-              <w:t>21</w:t>
+              <w:t>22</w:t>
             </w:r>
             <w:r>
               <w:rPr>
@@ -1767,7 +1767,7 @@
               <w:lang w:eastAsia="en-IN"/>
             </w:rPr>
           </w:pPr>
-          <w:hyperlink w:anchor="_Toc235529175" w:history="1">
+          <w:hyperlink w:anchor="_Toc235624406" w:history="1">
             <w:r>
               <w:rPr>
                 <w:rStyle w:val="Hyperlink"/>
@@ -1794,7 +1794,7 @@
                 <w:noProof/>
                 <w:webHidden/>
               </w:rPr>
-              <w:instrText xml:space="preserve"> PAGEREF _Toc235529175 \h </w:instrText>
+              <w:instrText xml:space="preserve"> PAGEREF _Toc235624406 \h </w:instrText>
             </w:r>
             <w:r>
               <w:rPr>
@@ -1814,7 +1814,7 @@
                 <w:noProof/>
                 <w:webHidden/>
               </w:rPr>
-              <w:t>22</w:t>
+              <w:t>23</w:t>
             </w:r>
             <w:r>
               <w:rPr>
@@ -1837,7 +1837,7 @@
               <w:lang w:eastAsia="en-IN"/>
             </w:rPr>
           </w:pPr>
-          <w:hyperlink w:anchor="_Toc235529176" w:history="1">
+          <w:hyperlink w:anchor="_Toc235624407" w:history="1">
             <w:r>
               <w:rPr>
                 <w:rStyle w:val="Hyperlink"/>
@@ -1864,7 +1864,7 @@
                 <w:noProof/>
                 <w:webHidden/>
               </w:rPr>
-              <w:instrText xml:space="preserve"> PAGEREF _Toc235529176 \h </w:instrText>
+              <w:instrText xml:space="preserve"> PAGEREF _Toc235624407 \h </w:instrText>
             </w:r>
             <w:r>
               <w:rPr>
@@ -1884,7 +1884,7 @@
                 <w:noProof/>
                 <w:webHidden/>
               </w:rPr>
-              <w:t>24</w:t>
+              <w:t>25</w:t>
             </w:r>
             <w:r>
               <w:rPr>
@@ -1907,7 +1907,7 @@
               <w:lang w:eastAsia="en-IN"/>
             </w:rPr>
           </w:pPr>
-          <w:hyperlink w:anchor="_Toc235529177" w:history="1">
+          <w:hyperlink w:anchor="_Toc235624408" w:history="1">
             <w:r>
               <w:rPr>
                 <w:rStyle w:val="Hyperlink"/>
@@ -1936,7 +1936,7 @@
                 <w:noProof/>
                 <w:webHidden/>
               </w:rPr>
-              <w:instrText xml:space="preserve"> PAGEREF _Toc235529177 \h </w:instrText>
+              <w:instrText xml:space="preserve"> PAGEREF _Toc235624408 \h </w:instrText>
             </w:r>
             <w:r>
               <w:rPr>
@@ -1956,7 +1956,7 @@
                 <w:noProof/>
                 <w:webHidden/>
               </w:rPr>
-              <w:t>25</w:t>
+              <w:t>26</w:t>
             </w:r>
             <w:r>
               <w:rPr>
@@ -1979,7 +1979,7 @@
               <w:lang w:eastAsia="en-IN"/>
             </w:rPr>
           </w:pPr>
-          <w:hyperlink w:anchor="_Toc235529178" w:history="1">
+          <w:hyperlink w:anchor="_Toc235624409" w:history="1">
             <w:r>
               <w:rPr>
                 <w:rStyle w:val="Hyperlink"/>
@@ -2006,7 +2006,7 @@
                 <w:noProof/>
                 <w:webHidden/>
               </w:rPr>
-              <w:instrText xml:space="preserve"> PAGEREF _Toc235529178 \h </w:instrText>
+              <w:instrText xml:space="preserve"> PAGEREF _Toc235624409 \h </w:instrText>
             </w:r>
             <w:r>
               <w:rPr>
@@ -2026,7 +2026,7 @@
                 <w:noProof/>
                 <w:webHidden/>
               </w:rPr>
-              <w:t>25</w:t>
+              <w:t>26</w:t>
             </w:r>
             <w:r>
               <w:rPr>
@@ -2049,7 +2049,7 @@
               <w:lang w:eastAsia="en-IN"/>
             </w:rPr>
           </w:pPr>
-          <w:hyperlink w:anchor="_Toc235529179" w:history="1">
+          <w:hyperlink w:anchor="_Toc235624410" w:history="1">
             <w:r>
               <w:rPr>
                 <w:rStyle w:val="Hyperlink"/>
@@ -2076,7 +2076,7 @@
                 <w:noProof/>
                 <w:webHidden/>
               </w:rPr>
-              <w:instrText xml:space="preserve"> PAGEREF _Toc235529179 \h </w:instrText>
+              <w:instrText xml:space="preserve"> PAGEREF _Toc235624410 \h </w:instrText>
             </w:r>
             <w:r>
               <w:rPr>
@@ -2096,7 +2096,7 @@
                 <w:noProof/>
                 <w:webHidden/>
               </w:rPr>
-              <w:t>26</w:t>
+              <w:t>27</w:t>
             </w:r>
             <w:r>
               <w:rPr>
@@ -2119,7 +2119,7 @@
               <w:lang w:eastAsia="en-IN"/>
             </w:rPr>
           </w:pPr>
-          <w:hyperlink w:anchor="_Toc235529180" w:history="1">
+          <w:hyperlink w:anchor="_Toc235624411" w:history="1">
             <w:r>
               <w:rPr>
                 <w:rStyle w:val="Hyperlink"/>
@@ -2146,7 +2146,7 @@
                 <w:noProof/>
                 <w:webHidden/>
               </w:rPr>
-              <w:instrText xml:space="preserve"> PAGEREF _Toc235529180 \h </w:instrText>
+              <w:instrText xml:space="preserve"> PAGEREF _Toc235624411 \h </w:instrText>
             </w:r>
             <w:r>
               <w:rPr>
@@ -2166,7 +2166,7 @@
                 <w:noProof/>
                 <w:webHidden/>
               </w:rPr>
-              <w:t>27</w:t>
+              <w:t>28</w:t>
             </w:r>
             <w:r>
               <w:rPr>
@@ -2189,7 +2189,7 @@
               <w:lang w:eastAsia="en-IN"/>
             </w:rPr>
           </w:pPr>
-          <w:hyperlink w:anchor="_Toc235529181" w:history="1">
+          <w:hyperlink w:anchor="_Toc235624412" w:history="1">
             <w:r>
               <w:rPr>
                 <w:rStyle w:val="Hyperlink"/>
@@ -2216,7 +2216,7 @@
                 <w:noProof/>
                 <w:webHidden/>
               </w:rPr>
-              <w:instrText xml:space="preserve"> PAGEREF _Toc235529181 \h </w:instrText>
+              <w:instrText xml:space="preserve"> PAGEREF _Toc235624412 \h </w:instrText>
             </w:r>
             <w:r>
               <w:rPr>
@@ -2236,7 +2236,7 @@
                 <w:noProof/>
                 <w:webHidden/>
               </w:rPr>
-              <w:t>29</w:t>
+              <w:t>30</w:t>
             </w:r>
             <w:r>
               <w:rPr>
@@ -2259,7 +2259,7 @@
               <w:lang w:eastAsia="en-IN"/>
             </w:rPr>
           </w:pPr>
-          <w:hyperlink w:anchor="_Toc235529182" w:history="1">
+          <w:hyperlink w:anchor="_Toc235624413" w:history="1">
             <w:r>
               <w:rPr>
                 <w:rStyle w:val="Hyperlink"/>
@@ -2315,7 +2315,7 @@
                 <w:noProof/>
                 <w:webHidden/>
               </w:rPr>
-              <w:instrText xml:space="preserve"> PAGEREF _Toc235529182 \h </w:instrText>
+              <w:instrText xml:space="preserve"> PAGEREF _Toc235624413 \h </w:instrText>
             </w:r>
             <w:r>
               <w:rPr>
@@ -2335,7 +2335,7 @@
                 <w:noProof/>
                 <w:webHidden/>
               </w:rPr>
-              <w:t>30</w:t>
+              <w:t>31</w:t>
             </w:r>
             <w:r>
               <w:rPr>
@@ -2358,7 +2358,7 @@
               <w:lang w:eastAsia="en-IN"/>
             </w:rPr>
           </w:pPr>
-          <w:hyperlink w:anchor="_Toc235529183" w:history="1">
+          <w:hyperlink w:anchor="_Toc235624414" w:history="1">
             <w:r>
               <w:rPr>
                 <w:rStyle w:val="Hyperlink"/>
@@ -2385,7 +2385,7 @@
                 <w:noProof/>
                 <w:webHidden/>
               </w:rPr>
-              <w:instrText xml:space="preserve"> PAGEREF _Toc235529183 \h </w:instrText>
+              <w:instrText xml:space="preserve"> PAGEREF _Toc235624414 \h </w:instrText>
             </w:r>
             <w:r>
               <w:rPr>
@@ -2405,7 +2405,7 @@
                 <w:noProof/>
                 <w:webHidden/>
               </w:rPr>
-              <w:t>32</w:t>
+              <w:t>33</w:t>
             </w:r>
             <w:r>
               <w:rPr>
@@ -2428,7 +2428,7 @@
               <w:lang w:eastAsia="en-IN"/>
             </w:rPr>
           </w:pPr>
-          <w:hyperlink w:anchor="_Toc235529184" w:history="1">
+          <w:hyperlink w:anchor="_Toc235624415" w:history="1">
             <w:r>
               <w:rPr>
                 <w:rStyle w:val="Hyperlink"/>
@@ -2455,7 +2455,7 @@
                 <w:noProof/>
                 <w:webHidden/>
               </w:rPr>
-              <w:instrText xml:space="preserve"> PAGEREF _Toc235529184 \h </w:instrText>
+              <w:instrText xml:space="preserve"> PAGEREF _Toc235624415 \h </w:instrText>
             </w:r>
             <w:r>
               <w:rPr>
@@ -2475,7 +2475,7 @@
                 <w:noProof/>
                 <w:webHidden/>
               </w:rPr>
-              <w:t>33</w:t>
+              <w:t>34</w:t>
             </w:r>
             <w:r>
               <w:rPr>
@@ -2498,7 +2498,7 @@
               <w:lang w:eastAsia="en-IN"/>
             </w:rPr>
           </w:pPr>
-          <w:hyperlink w:anchor="_Toc235529185" w:history="1">
+          <w:hyperlink w:anchor="_Toc235624416" w:history="1">
             <w:r>
               <w:rPr>
                 <w:rStyle w:val="Hyperlink"/>
@@ -2525,7 +2525,7 @@
                 <w:noProof/>
                 <w:webHidden/>
               </w:rPr>
-              <w:instrText xml:space="preserve"> PAGEREF _Toc235529185 \h </w:instrText>
+              <w:instrText xml:space="preserve"> PAGEREF _Toc235624416 \h </w:instrText>
             </w:r>
             <w:r>
               <w:rPr>
@@ -2545,7 +2545,7 @@
                 <w:noProof/>
                 <w:webHidden/>
               </w:rPr>
-              <w:t>34</w:t>
+              <w:t>35</w:t>
             </w:r>
             <w:r>
               <w:rPr>
@@ -2568,7 +2568,7 @@
               <w:lang w:eastAsia="en-IN"/>
             </w:rPr>
           </w:pPr>
-          <w:hyperlink w:anchor="_Toc235529186" w:history="1">
+          <w:hyperlink w:anchor="_Toc235624417" w:history="1">
             <w:r>
               <w:rPr>
                 <w:rStyle w:val="Hyperlink"/>
@@ -2595,7 +2595,7 @@
                 <w:noProof/>
                 <w:webHidden/>
               </w:rPr>
-              <w:instrText xml:space="preserve"> PAGEREF _Toc235529186 \h </w:instrText>
+              <w:instrText xml:space="preserve"> PAGEREF _Toc235624417 \h </w:instrText>
             </w:r>
             <w:r>
               <w:rPr>
@@ -2615,7 +2615,7 @@
                 <w:noProof/>
                 <w:webHidden/>
               </w:rPr>
-              <w:t>35</w:t>
+              <w:t>36</w:t>
             </w:r>
             <w:r>
               <w:rPr>
@@ -2638,7 +2638,7 @@
               <w:lang w:eastAsia="en-IN"/>
             </w:rPr>
           </w:pPr>
-          <w:hyperlink w:anchor="_Toc235529187" w:history="1">
+          <w:hyperlink w:anchor="_Toc235624418" w:history="1">
             <w:r>
               <w:rPr>
                 <w:rStyle w:val="Hyperlink"/>
@@ -2665,7 +2665,7 @@
                 <w:noProof/>
                 <w:webHidden/>
               </w:rPr>
-              <w:instrText xml:space="preserve"> PAGEREF _Toc235529187 \h </w:instrText>
+              <w:instrText xml:space="preserve"> PAGEREF _Toc235624418 \h </w:instrText>
             </w:r>
             <w:r>
               <w:rPr>
@@ -2685,7 +2685,7 @@
                 <w:noProof/>
                 <w:webHidden/>
               </w:rPr>
-              <w:t>36</w:t>
+              <w:t>37</w:t>
             </w:r>
             <w:r>
               <w:rPr>
@@ -2708,7 +2708,7 @@
               <w:lang w:eastAsia="en-IN"/>
             </w:rPr>
           </w:pPr>
-          <w:hyperlink w:anchor="_Toc235529188" w:history="1">
+          <w:hyperlink w:anchor="_Toc235624419" w:history="1">
             <w:r>
               <w:rPr>
                 <w:rStyle w:val="Hyperlink"/>
@@ -2716,7 +2716,7 @@
                 <w:bCs/>
                 <w:noProof/>
               </w:rPr>
-              <w:t>Chapter 5 - Components</w:t>
+              <w:t>Chapter 5 – Components</w:t>
             </w:r>
             <w:r>
               <w:rPr>
@@ -2737,7 +2737,7 @@
                 <w:noProof/>
                 <w:webHidden/>
               </w:rPr>
-              <w:instrText xml:space="preserve"> PAGEREF _Toc235529188 \h </w:instrText>
+              <w:instrText xml:space="preserve"> PAGEREF _Toc235624419 \h </w:instrText>
             </w:r>
             <w:r>
               <w:rPr>
@@ -2757,7 +2757,2821 @@
                 <w:noProof/>
                 <w:webHidden/>
               </w:rPr>
-              <w:t>37</w:t>
+              <w:t>38</w:t>
+            </w:r>
+            <w:r>
+              <w:rPr>
+                <w:noProof/>
+                <w:webHidden/>
+              </w:rPr>
+              <w:fldChar w:fldCharType="end"/>
+            </w:r>
+          </w:hyperlink>
+        </w:p>
+        <w:p>
+          <w:pPr>
+            <w:pStyle w:val="TOC2"/>
+            <w:tabs>
+              <w:tab w:val="left" w:pos="720"/>
+              <w:tab w:val="right" w:leader="dot" w:pos="9016"/>
+            </w:tabs>
+            <w:rPr>
+              <w:rFonts w:eastAsiaTheme="minorEastAsia"/>
+              <w:noProof/>
+              <w:lang w:eastAsia="en-IN"/>
+            </w:rPr>
+          </w:pPr>
+          <w:hyperlink w:anchor="_Toc235624420" w:history="1">
+            <w:r>
+              <w:rPr>
+                <w:rStyle w:val="Hyperlink"/>
+                <w:noProof/>
+              </w:rPr>
+              <w:t>1.</w:t>
+            </w:r>
+            <w:r>
+              <w:rPr>
+                <w:rFonts w:eastAsiaTheme="minorEastAsia"/>
+                <w:noProof/>
+                <w:lang w:eastAsia="en-IN"/>
+              </w:rPr>
+              <w:tab/>
+            </w:r>
+            <w:r>
+              <w:rPr>
+                <w:rStyle w:val="Hyperlink"/>
+                <w:noProof/>
+              </w:rPr>
+              <w:t>Setting up a New Project</w:t>
+            </w:r>
+            <w:r>
+              <w:rPr>
+                <w:noProof/>
+                <w:webHidden/>
+              </w:rPr>
+              <w:tab/>
+            </w:r>
+            <w:r>
+              <w:rPr>
+                <w:noProof/>
+                <w:webHidden/>
+              </w:rPr>
+              <w:fldChar w:fldCharType="begin"/>
+            </w:r>
+            <w:r>
+              <w:rPr>
+                <w:noProof/>
+                <w:webHidden/>
+              </w:rPr>
+              <w:instrText xml:space="preserve"> PAGEREF _Toc235624420 \h </w:instrText>
+            </w:r>
+            <w:r>
+              <w:rPr>
+                <w:noProof/>
+                <w:webHidden/>
+              </w:rPr>
+            </w:r>
+            <w:r>
+              <w:rPr>
+                <w:noProof/>
+                <w:webHidden/>
+              </w:rPr>
+              <w:fldChar w:fldCharType="separate"/>
+            </w:r>
+            <w:r>
+              <w:rPr>
+                <w:noProof/>
+                <w:webHidden/>
+              </w:rPr>
+              <w:t>38</w:t>
+            </w:r>
+            <w:r>
+              <w:rPr>
+                <w:noProof/>
+                <w:webHidden/>
+              </w:rPr>
+              <w:fldChar w:fldCharType="end"/>
+            </w:r>
+          </w:hyperlink>
+        </w:p>
+        <w:p>
+          <w:pPr>
+            <w:pStyle w:val="TOC2"/>
+            <w:tabs>
+              <w:tab w:val="left" w:pos="720"/>
+              <w:tab w:val="right" w:leader="dot" w:pos="9016"/>
+            </w:tabs>
+            <w:rPr>
+              <w:rFonts w:eastAsiaTheme="minorEastAsia"/>
+              <w:noProof/>
+              <w:lang w:eastAsia="en-IN"/>
+            </w:rPr>
+          </w:pPr>
+          <w:hyperlink w:anchor="_Toc235624421" w:history="1">
+            <w:r>
+              <w:rPr>
+                <w:rStyle w:val="Hyperlink"/>
+                <w:b/>
+                <w:bCs/>
+                <w:noProof/>
+              </w:rPr>
+              <w:t>2.</w:t>
+            </w:r>
+            <w:r>
+              <w:rPr>
+                <w:rFonts w:eastAsiaTheme="minorEastAsia"/>
+                <w:noProof/>
+                <w:lang w:eastAsia="en-IN"/>
+              </w:rPr>
+              <w:tab/>
+            </w:r>
+            <w:r>
+              <w:rPr>
+                <w:rStyle w:val="Hyperlink"/>
+                <w:noProof/>
+              </w:rPr>
+              <w:t xml:space="preserve">Important Syntax Note: </w:t>
+            </w:r>
+            <w:r>
+              <w:rPr>
+                <w:rStyle w:val="Hyperlink"/>
+                <w:b/>
+                <w:bCs/>
+                <w:i/>
+                <w:iCs/>
+                <w:noProof/>
+              </w:rPr>
+              <w:t>className</w:t>
+            </w:r>
+            <w:r>
+              <w:rPr>
+                <w:rStyle w:val="Hyperlink"/>
+                <w:noProof/>
+              </w:rPr>
+              <w:t xml:space="preserve"> vs </w:t>
+            </w:r>
+            <w:r>
+              <w:rPr>
+                <w:rStyle w:val="Hyperlink"/>
+                <w:b/>
+                <w:bCs/>
+                <w:i/>
+                <w:iCs/>
+                <w:noProof/>
+              </w:rPr>
+              <w:t>class</w:t>
+            </w:r>
+            <w:r>
+              <w:rPr>
+                <w:noProof/>
+                <w:webHidden/>
+              </w:rPr>
+              <w:tab/>
+            </w:r>
+            <w:r>
+              <w:rPr>
+                <w:noProof/>
+                <w:webHidden/>
+              </w:rPr>
+              <w:fldChar w:fldCharType="begin"/>
+            </w:r>
+            <w:r>
+              <w:rPr>
+                <w:noProof/>
+                <w:webHidden/>
+              </w:rPr>
+              <w:instrText xml:space="preserve"> PAGEREF _Toc235624421 \h </w:instrText>
+            </w:r>
+            <w:r>
+              <w:rPr>
+                <w:noProof/>
+                <w:webHidden/>
+              </w:rPr>
+            </w:r>
+            <w:r>
+              <w:rPr>
+                <w:noProof/>
+                <w:webHidden/>
+              </w:rPr>
+              <w:fldChar w:fldCharType="separate"/>
+            </w:r>
+            <w:r>
+              <w:rPr>
+                <w:noProof/>
+                <w:webHidden/>
+              </w:rPr>
+              <w:t>39</w:t>
+            </w:r>
+            <w:r>
+              <w:rPr>
+                <w:noProof/>
+                <w:webHidden/>
+              </w:rPr>
+              <w:fldChar w:fldCharType="end"/>
+            </w:r>
+          </w:hyperlink>
+        </w:p>
+        <w:p>
+          <w:pPr>
+            <w:pStyle w:val="TOC3"/>
+            <w:tabs>
+              <w:tab w:val="right" w:leader="dot" w:pos="9016"/>
+            </w:tabs>
+            <w:rPr>
+              <w:rFonts w:eastAsiaTheme="minorEastAsia"/>
+              <w:noProof/>
+              <w:lang w:eastAsia="en-IN"/>
+            </w:rPr>
+          </w:pPr>
+          <w:hyperlink w:anchor="_Toc235624422" w:history="1">
+            <w:r>
+              <w:rPr>
+                <w:rStyle w:val="Hyperlink"/>
+                <w:noProof/>
+              </w:rPr>
+              <w:t>Definition:</w:t>
+            </w:r>
+            <w:r>
+              <w:rPr>
+                <w:noProof/>
+                <w:webHidden/>
+              </w:rPr>
+              <w:tab/>
+            </w:r>
+            <w:r>
+              <w:rPr>
+                <w:noProof/>
+                <w:webHidden/>
+              </w:rPr>
+              <w:fldChar w:fldCharType="begin"/>
+            </w:r>
+            <w:r>
+              <w:rPr>
+                <w:noProof/>
+                <w:webHidden/>
+              </w:rPr>
+              <w:instrText xml:space="preserve"> PAGEREF _Toc235624422 \h </w:instrText>
+            </w:r>
+            <w:r>
+              <w:rPr>
+                <w:noProof/>
+                <w:webHidden/>
+              </w:rPr>
+            </w:r>
+            <w:r>
+              <w:rPr>
+                <w:noProof/>
+                <w:webHidden/>
+              </w:rPr>
+              <w:fldChar w:fldCharType="separate"/>
+            </w:r>
+            <w:r>
+              <w:rPr>
+                <w:noProof/>
+                <w:webHidden/>
+              </w:rPr>
+              <w:t>39</w:t>
+            </w:r>
+            <w:r>
+              <w:rPr>
+                <w:noProof/>
+                <w:webHidden/>
+              </w:rPr>
+              <w:fldChar w:fldCharType="end"/>
+            </w:r>
+          </w:hyperlink>
+        </w:p>
+        <w:p>
+          <w:pPr>
+            <w:pStyle w:val="TOC3"/>
+            <w:tabs>
+              <w:tab w:val="right" w:leader="dot" w:pos="9016"/>
+            </w:tabs>
+            <w:rPr>
+              <w:rFonts w:eastAsiaTheme="minorEastAsia"/>
+              <w:noProof/>
+              <w:lang w:eastAsia="en-IN"/>
+            </w:rPr>
+          </w:pPr>
+          <w:hyperlink w:anchor="_Toc235624423" w:history="1">
+            <w:r>
+              <w:rPr>
+                <w:rStyle w:val="Hyperlink"/>
+                <w:noProof/>
+              </w:rPr>
+              <w:t>Rule:</w:t>
+            </w:r>
+            <w:r>
+              <w:rPr>
+                <w:noProof/>
+                <w:webHidden/>
+              </w:rPr>
+              <w:tab/>
+            </w:r>
+            <w:r>
+              <w:rPr>
+                <w:noProof/>
+                <w:webHidden/>
+              </w:rPr>
+              <w:fldChar w:fldCharType="begin"/>
+            </w:r>
+            <w:r>
+              <w:rPr>
+                <w:noProof/>
+                <w:webHidden/>
+              </w:rPr>
+              <w:instrText xml:space="preserve"> PAGEREF _Toc235624423 \h </w:instrText>
+            </w:r>
+            <w:r>
+              <w:rPr>
+                <w:noProof/>
+                <w:webHidden/>
+              </w:rPr>
+            </w:r>
+            <w:r>
+              <w:rPr>
+                <w:noProof/>
+                <w:webHidden/>
+              </w:rPr>
+              <w:fldChar w:fldCharType="separate"/>
+            </w:r>
+            <w:r>
+              <w:rPr>
+                <w:noProof/>
+                <w:webHidden/>
+              </w:rPr>
+              <w:t>39</w:t>
+            </w:r>
+            <w:r>
+              <w:rPr>
+                <w:noProof/>
+                <w:webHidden/>
+              </w:rPr>
+              <w:fldChar w:fldCharType="end"/>
+            </w:r>
+          </w:hyperlink>
+        </w:p>
+        <w:p>
+          <w:pPr>
+            <w:pStyle w:val="TOC3"/>
+            <w:tabs>
+              <w:tab w:val="right" w:leader="dot" w:pos="9016"/>
+            </w:tabs>
+            <w:rPr>
+              <w:rFonts w:eastAsiaTheme="minorEastAsia"/>
+              <w:noProof/>
+              <w:lang w:eastAsia="en-IN"/>
+            </w:rPr>
+          </w:pPr>
+          <w:hyperlink w:anchor="_Toc235624424" w:history="1">
+            <w:r>
+              <w:rPr>
+                <w:rStyle w:val="Hyperlink"/>
+                <w:noProof/>
+              </w:rPr>
+              <w:t>Syntax:</w:t>
+            </w:r>
+            <w:r>
+              <w:rPr>
+                <w:noProof/>
+                <w:webHidden/>
+              </w:rPr>
+              <w:tab/>
+            </w:r>
+            <w:r>
+              <w:rPr>
+                <w:noProof/>
+                <w:webHidden/>
+              </w:rPr>
+              <w:fldChar w:fldCharType="begin"/>
+            </w:r>
+            <w:r>
+              <w:rPr>
+                <w:noProof/>
+                <w:webHidden/>
+              </w:rPr>
+              <w:instrText xml:space="preserve"> PAGEREF _Toc235624424 \h </w:instrText>
+            </w:r>
+            <w:r>
+              <w:rPr>
+                <w:noProof/>
+                <w:webHidden/>
+              </w:rPr>
+            </w:r>
+            <w:r>
+              <w:rPr>
+                <w:noProof/>
+                <w:webHidden/>
+              </w:rPr>
+              <w:fldChar w:fldCharType="separate"/>
+            </w:r>
+            <w:r>
+              <w:rPr>
+                <w:noProof/>
+                <w:webHidden/>
+              </w:rPr>
+              <w:t>39</w:t>
+            </w:r>
+            <w:r>
+              <w:rPr>
+                <w:noProof/>
+                <w:webHidden/>
+              </w:rPr>
+              <w:fldChar w:fldCharType="end"/>
+            </w:r>
+          </w:hyperlink>
+        </w:p>
+        <w:p>
+          <w:pPr>
+            <w:pStyle w:val="TOC2"/>
+            <w:tabs>
+              <w:tab w:val="left" w:pos="720"/>
+              <w:tab w:val="right" w:leader="dot" w:pos="9016"/>
+            </w:tabs>
+            <w:rPr>
+              <w:rFonts w:eastAsiaTheme="minorEastAsia"/>
+              <w:noProof/>
+              <w:lang w:eastAsia="en-IN"/>
+            </w:rPr>
+          </w:pPr>
+          <w:hyperlink w:anchor="_Toc235624425" w:history="1">
+            <w:r>
+              <w:rPr>
+                <w:rStyle w:val="Hyperlink"/>
+                <w:noProof/>
+              </w:rPr>
+              <w:t>3.</w:t>
+            </w:r>
+            <w:r>
+              <w:rPr>
+                <w:rFonts w:eastAsiaTheme="minorEastAsia"/>
+                <w:noProof/>
+                <w:lang w:eastAsia="en-IN"/>
+              </w:rPr>
+              <w:tab/>
+            </w:r>
+            <w:r>
+              <w:rPr>
+                <w:rStyle w:val="Hyperlink"/>
+                <w:noProof/>
+              </w:rPr>
+              <w:t>Building a Basic UI Without Components (The Problem)</w:t>
+            </w:r>
+            <w:r>
+              <w:rPr>
+                <w:noProof/>
+                <w:webHidden/>
+              </w:rPr>
+              <w:tab/>
+            </w:r>
+            <w:r>
+              <w:rPr>
+                <w:noProof/>
+                <w:webHidden/>
+              </w:rPr>
+              <w:fldChar w:fldCharType="begin"/>
+            </w:r>
+            <w:r>
+              <w:rPr>
+                <w:noProof/>
+                <w:webHidden/>
+              </w:rPr>
+              <w:instrText xml:space="preserve"> PAGEREF _Toc235624425 \h </w:instrText>
+            </w:r>
+            <w:r>
+              <w:rPr>
+                <w:noProof/>
+                <w:webHidden/>
+              </w:rPr>
+            </w:r>
+            <w:r>
+              <w:rPr>
+                <w:noProof/>
+                <w:webHidden/>
+              </w:rPr>
+              <w:fldChar w:fldCharType="separate"/>
+            </w:r>
+            <w:r>
+              <w:rPr>
+                <w:noProof/>
+                <w:webHidden/>
+              </w:rPr>
+              <w:t>40</w:t>
+            </w:r>
+            <w:r>
+              <w:rPr>
+                <w:noProof/>
+                <w:webHidden/>
+              </w:rPr>
+              <w:fldChar w:fldCharType="end"/>
+            </w:r>
+          </w:hyperlink>
+        </w:p>
+        <w:p>
+          <w:pPr>
+            <w:pStyle w:val="TOC3"/>
+            <w:tabs>
+              <w:tab w:val="right" w:leader="dot" w:pos="9016"/>
+            </w:tabs>
+            <w:rPr>
+              <w:rFonts w:eastAsiaTheme="minorEastAsia"/>
+              <w:noProof/>
+              <w:lang w:eastAsia="en-IN"/>
+            </w:rPr>
+          </w:pPr>
+          <w:hyperlink w:anchor="_Toc235624426" w:history="1">
+            <w:r>
+              <w:rPr>
+                <w:rStyle w:val="Hyperlink"/>
+                <w:noProof/>
+              </w:rPr>
+              <w:t>Example: Creating a "Card" Directly Inside App.jsx</w:t>
+            </w:r>
+            <w:r>
+              <w:rPr>
+                <w:noProof/>
+                <w:webHidden/>
+              </w:rPr>
+              <w:tab/>
+            </w:r>
+            <w:r>
+              <w:rPr>
+                <w:noProof/>
+                <w:webHidden/>
+              </w:rPr>
+              <w:fldChar w:fldCharType="begin"/>
+            </w:r>
+            <w:r>
+              <w:rPr>
+                <w:noProof/>
+                <w:webHidden/>
+              </w:rPr>
+              <w:instrText xml:space="preserve"> PAGEREF _Toc235624426 \h </w:instrText>
+            </w:r>
+            <w:r>
+              <w:rPr>
+                <w:noProof/>
+                <w:webHidden/>
+              </w:rPr>
+            </w:r>
+            <w:r>
+              <w:rPr>
+                <w:noProof/>
+                <w:webHidden/>
+              </w:rPr>
+              <w:fldChar w:fldCharType="separate"/>
+            </w:r>
+            <w:r>
+              <w:rPr>
+                <w:noProof/>
+                <w:webHidden/>
+              </w:rPr>
+              <w:t>40</w:t>
+            </w:r>
+            <w:r>
+              <w:rPr>
+                <w:noProof/>
+                <w:webHidden/>
+              </w:rPr>
+              <w:fldChar w:fldCharType="end"/>
+            </w:r>
+          </w:hyperlink>
+        </w:p>
+        <w:p>
+          <w:pPr>
+            <w:pStyle w:val="TOC3"/>
+            <w:tabs>
+              <w:tab w:val="right" w:leader="dot" w:pos="9016"/>
+            </w:tabs>
+            <w:rPr>
+              <w:rFonts w:eastAsiaTheme="minorEastAsia"/>
+              <w:noProof/>
+              <w:lang w:eastAsia="en-IN"/>
+            </w:rPr>
+          </w:pPr>
+          <w:hyperlink w:anchor="_Toc235624427" w:history="1">
+            <w:r>
+              <w:rPr>
+                <w:rStyle w:val="Hyperlink"/>
+                <w:noProof/>
+              </w:rPr>
+              <w:t>Corresponding CSS:</w:t>
+            </w:r>
+            <w:r>
+              <w:rPr>
+                <w:noProof/>
+                <w:webHidden/>
+              </w:rPr>
+              <w:tab/>
+            </w:r>
+            <w:r>
+              <w:rPr>
+                <w:noProof/>
+                <w:webHidden/>
+              </w:rPr>
+              <w:fldChar w:fldCharType="begin"/>
+            </w:r>
+            <w:r>
+              <w:rPr>
+                <w:noProof/>
+                <w:webHidden/>
+              </w:rPr>
+              <w:instrText xml:space="preserve"> PAGEREF _Toc235624427 \h </w:instrText>
+            </w:r>
+            <w:r>
+              <w:rPr>
+                <w:noProof/>
+                <w:webHidden/>
+              </w:rPr>
+            </w:r>
+            <w:r>
+              <w:rPr>
+                <w:noProof/>
+                <w:webHidden/>
+              </w:rPr>
+              <w:fldChar w:fldCharType="separate"/>
+            </w:r>
+            <w:r>
+              <w:rPr>
+                <w:noProof/>
+                <w:webHidden/>
+              </w:rPr>
+              <w:t>40</w:t>
+            </w:r>
+            <w:r>
+              <w:rPr>
+                <w:noProof/>
+                <w:webHidden/>
+              </w:rPr>
+              <w:fldChar w:fldCharType="end"/>
+            </w:r>
+          </w:hyperlink>
+        </w:p>
+        <w:p>
+          <w:pPr>
+            <w:pStyle w:val="TOC3"/>
+            <w:tabs>
+              <w:tab w:val="right" w:leader="dot" w:pos="9016"/>
+            </w:tabs>
+            <w:rPr>
+              <w:rFonts w:eastAsiaTheme="minorEastAsia"/>
+              <w:noProof/>
+              <w:lang w:eastAsia="en-IN"/>
+            </w:rPr>
+          </w:pPr>
+          <w:hyperlink w:anchor="_Toc235624428" w:history="1">
+            <w:r>
+              <w:rPr>
+                <w:rStyle w:val="Hyperlink"/>
+                <w:noProof/>
+              </w:rPr>
+              <w:t>The Problem:</w:t>
+            </w:r>
+            <w:r>
+              <w:rPr>
+                <w:noProof/>
+                <w:webHidden/>
+              </w:rPr>
+              <w:tab/>
+            </w:r>
+            <w:r>
+              <w:rPr>
+                <w:noProof/>
+                <w:webHidden/>
+              </w:rPr>
+              <w:fldChar w:fldCharType="begin"/>
+            </w:r>
+            <w:r>
+              <w:rPr>
+                <w:noProof/>
+                <w:webHidden/>
+              </w:rPr>
+              <w:instrText xml:space="preserve"> PAGEREF _Toc235624428 \h </w:instrText>
+            </w:r>
+            <w:r>
+              <w:rPr>
+                <w:noProof/>
+                <w:webHidden/>
+              </w:rPr>
+            </w:r>
+            <w:r>
+              <w:rPr>
+                <w:noProof/>
+                <w:webHidden/>
+              </w:rPr>
+              <w:fldChar w:fldCharType="separate"/>
+            </w:r>
+            <w:r>
+              <w:rPr>
+                <w:noProof/>
+                <w:webHidden/>
+              </w:rPr>
+              <w:t>40</w:t>
+            </w:r>
+            <w:r>
+              <w:rPr>
+                <w:noProof/>
+                <w:webHidden/>
+              </w:rPr>
+              <w:fldChar w:fldCharType="end"/>
+            </w:r>
+          </w:hyperlink>
+        </w:p>
+        <w:p>
+          <w:pPr>
+            <w:pStyle w:val="TOC3"/>
+            <w:tabs>
+              <w:tab w:val="right" w:leader="dot" w:pos="9016"/>
+            </w:tabs>
+            <w:rPr>
+              <w:rFonts w:eastAsiaTheme="minorEastAsia"/>
+              <w:noProof/>
+              <w:lang w:eastAsia="en-IN"/>
+            </w:rPr>
+          </w:pPr>
+          <w:hyperlink w:anchor="_Toc235624429" w:history="1">
+            <w:r>
+              <w:rPr>
+                <w:rStyle w:val="Hyperlink"/>
+                <w:noProof/>
+              </w:rPr>
+              <w:t>Solution → Component-Based Architecture</w:t>
+            </w:r>
+            <w:r>
+              <w:rPr>
+                <w:noProof/>
+                <w:webHidden/>
+              </w:rPr>
+              <w:tab/>
+            </w:r>
+            <w:r>
+              <w:rPr>
+                <w:noProof/>
+                <w:webHidden/>
+              </w:rPr>
+              <w:fldChar w:fldCharType="begin"/>
+            </w:r>
+            <w:r>
+              <w:rPr>
+                <w:noProof/>
+                <w:webHidden/>
+              </w:rPr>
+              <w:instrText xml:space="preserve"> PAGEREF _Toc235624429 \h </w:instrText>
+            </w:r>
+            <w:r>
+              <w:rPr>
+                <w:noProof/>
+                <w:webHidden/>
+              </w:rPr>
+            </w:r>
+            <w:r>
+              <w:rPr>
+                <w:noProof/>
+                <w:webHidden/>
+              </w:rPr>
+              <w:fldChar w:fldCharType="separate"/>
+            </w:r>
+            <w:r>
+              <w:rPr>
+                <w:noProof/>
+                <w:webHidden/>
+              </w:rPr>
+              <w:t>41</w:t>
+            </w:r>
+            <w:r>
+              <w:rPr>
+                <w:noProof/>
+                <w:webHidden/>
+              </w:rPr>
+              <w:fldChar w:fldCharType="end"/>
+            </w:r>
+          </w:hyperlink>
+        </w:p>
+        <w:p>
+          <w:pPr>
+            <w:pStyle w:val="TOC3"/>
+            <w:tabs>
+              <w:tab w:val="left" w:pos="960"/>
+              <w:tab w:val="right" w:leader="dot" w:pos="9016"/>
+            </w:tabs>
+            <w:rPr>
+              <w:rFonts w:eastAsiaTheme="minorEastAsia"/>
+              <w:noProof/>
+              <w:lang w:eastAsia="en-IN"/>
+            </w:rPr>
+          </w:pPr>
+          <w:hyperlink w:anchor="_Toc235624430" w:history="1">
+            <w:r>
+              <w:rPr>
+                <w:rStyle w:val="Hyperlink"/>
+                <w:noProof/>
+              </w:rPr>
+              <w:t>4.</w:t>
+            </w:r>
+            <w:r>
+              <w:rPr>
+                <w:rFonts w:eastAsiaTheme="minorEastAsia"/>
+                <w:noProof/>
+                <w:lang w:eastAsia="en-IN"/>
+              </w:rPr>
+              <w:tab/>
+            </w:r>
+            <w:r>
+              <w:rPr>
+                <w:rStyle w:val="Hyperlink"/>
+                <w:noProof/>
+              </w:rPr>
+              <w:t>What is a Component ?</w:t>
+            </w:r>
+            <w:r>
+              <w:rPr>
+                <w:noProof/>
+                <w:webHidden/>
+              </w:rPr>
+              <w:tab/>
+            </w:r>
+            <w:r>
+              <w:rPr>
+                <w:noProof/>
+                <w:webHidden/>
+              </w:rPr>
+              <w:fldChar w:fldCharType="begin"/>
+            </w:r>
+            <w:r>
+              <w:rPr>
+                <w:noProof/>
+                <w:webHidden/>
+              </w:rPr>
+              <w:instrText xml:space="preserve"> PAGEREF _Toc235624430 \h </w:instrText>
+            </w:r>
+            <w:r>
+              <w:rPr>
+                <w:noProof/>
+                <w:webHidden/>
+              </w:rPr>
+            </w:r>
+            <w:r>
+              <w:rPr>
+                <w:noProof/>
+                <w:webHidden/>
+              </w:rPr>
+              <w:fldChar w:fldCharType="separate"/>
+            </w:r>
+            <w:r>
+              <w:rPr>
+                <w:noProof/>
+                <w:webHidden/>
+              </w:rPr>
+              <w:t>42</w:t>
+            </w:r>
+            <w:r>
+              <w:rPr>
+                <w:noProof/>
+                <w:webHidden/>
+              </w:rPr>
+              <w:fldChar w:fldCharType="end"/>
+            </w:r>
+          </w:hyperlink>
+        </w:p>
+        <w:p>
+          <w:pPr>
+            <w:pStyle w:val="TOC3"/>
+            <w:tabs>
+              <w:tab w:val="right" w:leader="dot" w:pos="9016"/>
+            </w:tabs>
+            <w:rPr>
+              <w:rFonts w:eastAsiaTheme="minorEastAsia"/>
+              <w:noProof/>
+              <w:lang w:eastAsia="en-IN"/>
+            </w:rPr>
+          </w:pPr>
+          <w:hyperlink w:anchor="_Toc235624431" w:history="1">
+            <w:r>
+              <w:rPr>
+                <w:rStyle w:val="Hyperlink"/>
+                <w:noProof/>
+              </w:rPr>
+              <w:t>Definition:</w:t>
+            </w:r>
+            <w:r>
+              <w:rPr>
+                <w:noProof/>
+                <w:webHidden/>
+              </w:rPr>
+              <w:tab/>
+            </w:r>
+            <w:r>
+              <w:rPr>
+                <w:noProof/>
+                <w:webHidden/>
+              </w:rPr>
+              <w:fldChar w:fldCharType="begin"/>
+            </w:r>
+            <w:r>
+              <w:rPr>
+                <w:noProof/>
+                <w:webHidden/>
+              </w:rPr>
+              <w:instrText xml:space="preserve"> PAGEREF _Toc235624431 \h </w:instrText>
+            </w:r>
+            <w:r>
+              <w:rPr>
+                <w:noProof/>
+                <w:webHidden/>
+              </w:rPr>
+            </w:r>
+            <w:r>
+              <w:rPr>
+                <w:noProof/>
+                <w:webHidden/>
+              </w:rPr>
+              <w:fldChar w:fldCharType="separate"/>
+            </w:r>
+            <w:r>
+              <w:rPr>
+                <w:noProof/>
+                <w:webHidden/>
+              </w:rPr>
+              <w:t>42</w:t>
+            </w:r>
+            <w:r>
+              <w:rPr>
+                <w:noProof/>
+                <w:webHidden/>
+              </w:rPr>
+              <w:fldChar w:fldCharType="end"/>
+            </w:r>
+          </w:hyperlink>
+        </w:p>
+        <w:p>
+          <w:pPr>
+            <w:pStyle w:val="TOC3"/>
+            <w:tabs>
+              <w:tab w:val="right" w:leader="dot" w:pos="9016"/>
+            </w:tabs>
+            <w:rPr>
+              <w:rFonts w:eastAsiaTheme="minorEastAsia"/>
+              <w:noProof/>
+              <w:lang w:eastAsia="en-IN"/>
+            </w:rPr>
+          </w:pPr>
+          <w:hyperlink w:anchor="_Toc235624432" w:history="1">
+            <w:r>
+              <w:rPr>
+                <w:rStyle w:val="Hyperlink"/>
+                <w:noProof/>
+              </w:rPr>
+              <w:t>Real-world Example (Instagram)</w:t>
+            </w:r>
+            <w:r>
+              <w:rPr>
+                <w:noProof/>
+                <w:webHidden/>
+              </w:rPr>
+              <w:tab/>
+            </w:r>
+            <w:r>
+              <w:rPr>
+                <w:noProof/>
+                <w:webHidden/>
+              </w:rPr>
+              <w:fldChar w:fldCharType="begin"/>
+            </w:r>
+            <w:r>
+              <w:rPr>
+                <w:noProof/>
+                <w:webHidden/>
+              </w:rPr>
+              <w:instrText xml:space="preserve"> PAGEREF _Toc235624432 \h </w:instrText>
+            </w:r>
+            <w:r>
+              <w:rPr>
+                <w:noProof/>
+                <w:webHidden/>
+              </w:rPr>
+            </w:r>
+            <w:r>
+              <w:rPr>
+                <w:noProof/>
+                <w:webHidden/>
+              </w:rPr>
+              <w:fldChar w:fldCharType="separate"/>
+            </w:r>
+            <w:r>
+              <w:rPr>
+                <w:noProof/>
+                <w:webHidden/>
+              </w:rPr>
+              <w:t>42</w:t>
+            </w:r>
+            <w:r>
+              <w:rPr>
+                <w:noProof/>
+                <w:webHidden/>
+              </w:rPr>
+              <w:fldChar w:fldCharType="end"/>
+            </w:r>
+          </w:hyperlink>
+        </w:p>
+        <w:p>
+          <w:pPr>
+            <w:pStyle w:val="TOC3"/>
+            <w:tabs>
+              <w:tab w:val="right" w:leader="dot" w:pos="9016"/>
+            </w:tabs>
+            <w:rPr>
+              <w:rFonts w:eastAsiaTheme="minorEastAsia"/>
+              <w:noProof/>
+              <w:lang w:eastAsia="en-IN"/>
+            </w:rPr>
+          </w:pPr>
+          <w:hyperlink w:anchor="_Toc235624433" w:history="1">
+            <w:r>
+              <w:rPr>
+                <w:rStyle w:val="Hyperlink"/>
+                <w:noProof/>
+              </w:rPr>
+              <w:t>Benefit of Components (Performance)</w:t>
+            </w:r>
+            <w:r>
+              <w:rPr>
+                <w:noProof/>
+                <w:webHidden/>
+              </w:rPr>
+              <w:tab/>
+            </w:r>
+            <w:r>
+              <w:rPr>
+                <w:noProof/>
+                <w:webHidden/>
+              </w:rPr>
+              <w:fldChar w:fldCharType="begin"/>
+            </w:r>
+            <w:r>
+              <w:rPr>
+                <w:noProof/>
+                <w:webHidden/>
+              </w:rPr>
+              <w:instrText xml:space="preserve"> PAGEREF _Toc235624433 \h </w:instrText>
+            </w:r>
+            <w:r>
+              <w:rPr>
+                <w:noProof/>
+                <w:webHidden/>
+              </w:rPr>
+            </w:r>
+            <w:r>
+              <w:rPr>
+                <w:noProof/>
+                <w:webHidden/>
+              </w:rPr>
+              <w:fldChar w:fldCharType="separate"/>
+            </w:r>
+            <w:r>
+              <w:rPr>
+                <w:noProof/>
+                <w:webHidden/>
+              </w:rPr>
+              <w:t>42</w:t>
+            </w:r>
+            <w:r>
+              <w:rPr>
+                <w:noProof/>
+                <w:webHidden/>
+              </w:rPr>
+              <w:fldChar w:fldCharType="end"/>
+            </w:r>
+          </w:hyperlink>
+        </w:p>
+        <w:p>
+          <w:pPr>
+            <w:pStyle w:val="TOC2"/>
+            <w:tabs>
+              <w:tab w:val="left" w:pos="720"/>
+              <w:tab w:val="right" w:leader="dot" w:pos="9016"/>
+            </w:tabs>
+            <w:rPr>
+              <w:rFonts w:eastAsiaTheme="minorEastAsia"/>
+              <w:noProof/>
+              <w:lang w:eastAsia="en-IN"/>
+            </w:rPr>
+          </w:pPr>
+          <w:hyperlink w:anchor="_Toc235624434" w:history="1">
+            <w:r>
+              <w:rPr>
+                <w:rStyle w:val="Hyperlink"/>
+                <w:noProof/>
+              </w:rPr>
+              <w:t>5.</w:t>
+            </w:r>
+            <w:r>
+              <w:rPr>
+                <w:rFonts w:eastAsiaTheme="minorEastAsia"/>
+                <w:noProof/>
+                <w:lang w:eastAsia="en-IN"/>
+              </w:rPr>
+              <w:tab/>
+            </w:r>
+            <w:r>
+              <w:rPr>
+                <w:rStyle w:val="Hyperlink"/>
+                <w:noProof/>
+              </w:rPr>
+              <w:t>Creating our First Component – Step-by-Step</w:t>
+            </w:r>
+            <w:r>
+              <w:rPr>
+                <w:noProof/>
+                <w:webHidden/>
+              </w:rPr>
+              <w:tab/>
+            </w:r>
+            <w:r>
+              <w:rPr>
+                <w:noProof/>
+                <w:webHidden/>
+              </w:rPr>
+              <w:fldChar w:fldCharType="begin"/>
+            </w:r>
+            <w:r>
+              <w:rPr>
+                <w:noProof/>
+                <w:webHidden/>
+              </w:rPr>
+              <w:instrText xml:space="preserve"> PAGEREF _Toc235624434 \h </w:instrText>
+            </w:r>
+            <w:r>
+              <w:rPr>
+                <w:noProof/>
+                <w:webHidden/>
+              </w:rPr>
+            </w:r>
+            <w:r>
+              <w:rPr>
+                <w:noProof/>
+                <w:webHidden/>
+              </w:rPr>
+              <w:fldChar w:fldCharType="separate"/>
+            </w:r>
+            <w:r>
+              <w:rPr>
+                <w:noProof/>
+                <w:webHidden/>
+              </w:rPr>
+              <w:t>43</w:t>
+            </w:r>
+            <w:r>
+              <w:rPr>
+                <w:noProof/>
+                <w:webHidden/>
+              </w:rPr>
+              <w:fldChar w:fldCharType="end"/>
+            </w:r>
+          </w:hyperlink>
+        </w:p>
+        <w:p>
+          <w:pPr>
+            <w:pStyle w:val="TOC3"/>
+            <w:tabs>
+              <w:tab w:val="right" w:leader="dot" w:pos="9016"/>
+            </w:tabs>
+            <w:rPr>
+              <w:rFonts w:eastAsiaTheme="minorEastAsia"/>
+              <w:noProof/>
+              <w:lang w:eastAsia="en-IN"/>
+            </w:rPr>
+          </w:pPr>
+          <w:hyperlink w:anchor="_Toc235624435" w:history="1">
+            <w:r>
+              <w:rPr>
+                <w:rStyle w:val="Hyperlink"/>
+                <w:noProof/>
+              </w:rPr>
+              <w:t xml:space="preserve">Step 1:Create a </w:t>
+            </w:r>
+            <w:r>
+              <w:rPr>
+                <w:rStyle w:val="Hyperlink"/>
+                <w:b/>
+                <w:bCs/>
+                <w:noProof/>
+              </w:rPr>
+              <w:t>components</w:t>
+            </w:r>
+            <w:r>
+              <w:rPr>
+                <w:rStyle w:val="Hyperlink"/>
+                <w:noProof/>
+              </w:rPr>
+              <w:t xml:space="preserve"> folder</w:t>
+            </w:r>
+            <w:r>
+              <w:rPr>
+                <w:noProof/>
+                <w:webHidden/>
+              </w:rPr>
+              <w:tab/>
+            </w:r>
+            <w:r>
+              <w:rPr>
+                <w:noProof/>
+                <w:webHidden/>
+              </w:rPr>
+              <w:fldChar w:fldCharType="begin"/>
+            </w:r>
+            <w:r>
+              <w:rPr>
+                <w:noProof/>
+                <w:webHidden/>
+              </w:rPr>
+              <w:instrText xml:space="preserve"> PAGEREF _Toc235624435 \h </w:instrText>
+            </w:r>
+            <w:r>
+              <w:rPr>
+                <w:noProof/>
+                <w:webHidden/>
+              </w:rPr>
+            </w:r>
+            <w:r>
+              <w:rPr>
+                <w:noProof/>
+                <w:webHidden/>
+              </w:rPr>
+              <w:fldChar w:fldCharType="separate"/>
+            </w:r>
+            <w:r>
+              <w:rPr>
+                <w:noProof/>
+                <w:webHidden/>
+              </w:rPr>
+              <w:t>43</w:t>
+            </w:r>
+            <w:r>
+              <w:rPr>
+                <w:noProof/>
+                <w:webHidden/>
+              </w:rPr>
+              <w:fldChar w:fldCharType="end"/>
+            </w:r>
+          </w:hyperlink>
+        </w:p>
+        <w:p>
+          <w:pPr>
+            <w:pStyle w:val="TOC3"/>
+            <w:tabs>
+              <w:tab w:val="right" w:leader="dot" w:pos="9016"/>
+            </w:tabs>
+            <w:rPr>
+              <w:rFonts w:eastAsiaTheme="minorEastAsia"/>
+              <w:noProof/>
+              <w:lang w:eastAsia="en-IN"/>
+            </w:rPr>
+          </w:pPr>
+          <w:hyperlink w:anchor="_Toc235624436" w:history="1">
+            <w:r>
+              <w:rPr>
+                <w:rStyle w:val="Hyperlink"/>
+                <w:noProof/>
+              </w:rPr>
+              <w:t>Step 2: Create a Component File</w:t>
+            </w:r>
+            <w:r>
+              <w:rPr>
+                <w:noProof/>
+                <w:webHidden/>
+              </w:rPr>
+              <w:tab/>
+            </w:r>
+            <w:r>
+              <w:rPr>
+                <w:noProof/>
+                <w:webHidden/>
+              </w:rPr>
+              <w:fldChar w:fldCharType="begin"/>
+            </w:r>
+            <w:r>
+              <w:rPr>
+                <w:noProof/>
+                <w:webHidden/>
+              </w:rPr>
+              <w:instrText xml:space="preserve"> PAGEREF _Toc235624436 \h </w:instrText>
+            </w:r>
+            <w:r>
+              <w:rPr>
+                <w:noProof/>
+                <w:webHidden/>
+              </w:rPr>
+            </w:r>
+            <w:r>
+              <w:rPr>
+                <w:noProof/>
+                <w:webHidden/>
+              </w:rPr>
+              <w:fldChar w:fldCharType="separate"/>
+            </w:r>
+            <w:r>
+              <w:rPr>
+                <w:noProof/>
+                <w:webHidden/>
+              </w:rPr>
+              <w:t>43</w:t>
+            </w:r>
+            <w:r>
+              <w:rPr>
+                <w:noProof/>
+                <w:webHidden/>
+              </w:rPr>
+              <w:fldChar w:fldCharType="end"/>
+            </w:r>
+          </w:hyperlink>
+        </w:p>
+        <w:p>
+          <w:pPr>
+            <w:pStyle w:val="TOC3"/>
+            <w:tabs>
+              <w:tab w:val="right" w:leader="dot" w:pos="9016"/>
+            </w:tabs>
+            <w:rPr>
+              <w:rFonts w:eastAsiaTheme="minorEastAsia"/>
+              <w:noProof/>
+              <w:lang w:eastAsia="en-IN"/>
+            </w:rPr>
+          </w:pPr>
+          <w:hyperlink w:anchor="_Toc235624437" w:history="1">
+            <w:r>
+              <w:rPr>
+                <w:rStyle w:val="Hyperlink"/>
+                <w:noProof/>
+              </w:rPr>
+              <w:t>Step 3: Write the Component (as a Function)</w:t>
+            </w:r>
+            <w:r>
+              <w:rPr>
+                <w:noProof/>
+                <w:webHidden/>
+              </w:rPr>
+              <w:tab/>
+            </w:r>
+            <w:r>
+              <w:rPr>
+                <w:noProof/>
+                <w:webHidden/>
+              </w:rPr>
+              <w:fldChar w:fldCharType="begin"/>
+            </w:r>
+            <w:r>
+              <w:rPr>
+                <w:noProof/>
+                <w:webHidden/>
+              </w:rPr>
+              <w:instrText xml:space="preserve"> PAGEREF _Toc235624437 \h </w:instrText>
+            </w:r>
+            <w:r>
+              <w:rPr>
+                <w:noProof/>
+                <w:webHidden/>
+              </w:rPr>
+            </w:r>
+            <w:r>
+              <w:rPr>
+                <w:noProof/>
+                <w:webHidden/>
+              </w:rPr>
+              <w:fldChar w:fldCharType="separate"/>
+            </w:r>
+            <w:r>
+              <w:rPr>
+                <w:noProof/>
+                <w:webHidden/>
+              </w:rPr>
+              <w:t>43</w:t>
+            </w:r>
+            <w:r>
+              <w:rPr>
+                <w:noProof/>
+                <w:webHidden/>
+              </w:rPr>
+              <w:fldChar w:fldCharType="end"/>
+            </w:r>
+          </w:hyperlink>
+        </w:p>
+        <w:p>
+          <w:pPr>
+            <w:pStyle w:val="TOC3"/>
+            <w:tabs>
+              <w:tab w:val="right" w:leader="dot" w:pos="9016"/>
+            </w:tabs>
+            <w:rPr>
+              <w:rFonts w:eastAsiaTheme="minorEastAsia"/>
+              <w:noProof/>
+              <w:lang w:eastAsia="en-IN"/>
+            </w:rPr>
+          </w:pPr>
+          <w:hyperlink w:anchor="_Toc235624438" w:history="1">
+            <w:r>
+              <w:rPr>
+                <w:rStyle w:val="Hyperlink"/>
+                <w:noProof/>
+              </w:rPr>
+              <w:t xml:space="preserve">Step 4: Import &amp; Use the Component in </w:t>
+            </w:r>
+            <w:r>
+              <w:rPr>
+                <w:rStyle w:val="Hyperlink"/>
+                <w:b/>
+                <w:bCs/>
+                <w:i/>
+                <w:iCs/>
+                <w:noProof/>
+              </w:rPr>
+              <w:t>App.jsx</w:t>
+            </w:r>
+            <w:r>
+              <w:rPr>
+                <w:noProof/>
+                <w:webHidden/>
+              </w:rPr>
+              <w:tab/>
+            </w:r>
+            <w:r>
+              <w:rPr>
+                <w:noProof/>
+                <w:webHidden/>
+              </w:rPr>
+              <w:fldChar w:fldCharType="begin"/>
+            </w:r>
+            <w:r>
+              <w:rPr>
+                <w:noProof/>
+                <w:webHidden/>
+              </w:rPr>
+              <w:instrText xml:space="preserve"> PAGEREF _Toc235624438 \h </w:instrText>
+            </w:r>
+            <w:r>
+              <w:rPr>
+                <w:noProof/>
+                <w:webHidden/>
+              </w:rPr>
+            </w:r>
+            <w:r>
+              <w:rPr>
+                <w:noProof/>
+                <w:webHidden/>
+              </w:rPr>
+              <w:fldChar w:fldCharType="separate"/>
+            </w:r>
+            <w:r>
+              <w:rPr>
+                <w:noProof/>
+                <w:webHidden/>
+              </w:rPr>
+              <w:t>43</w:t>
+            </w:r>
+            <w:r>
+              <w:rPr>
+                <w:noProof/>
+                <w:webHidden/>
+              </w:rPr>
+              <w:fldChar w:fldCharType="end"/>
+            </w:r>
+          </w:hyperlink>
+        </w:p>
+        <w:p>
+          <w:pPr>
+            <w:pStyle w:val="TOC2"/>
+            <w:tabs>
+              <w:tab w:val="left" w:pos="720"/>
+              <w:tab w:val="right" w:leader="dot" w:pos="9016"/>
+            </w:tabs>
+            <w:rPr>
+              <w:rFonts w:eastAsiaTheme="minorEastAsia"/>
+              <w:noProof/>
+              <w:lang w:eastAsia="en-IN"/>
+            </w:rPr>
+          </w:pPr>
+          <w:hyperlink w:anchor="_Toc235624439" w:history="1">
+            <w:r>
+              <w:rPr>
+                <w:rStyle w:val="Hyperlink"/>
+                <w:noProof/>
+              </w:rPr>
+              <w:t>6.</w:t>
+            </w:r>
+            <w:r>
+              <w:rPr>
+                <w:rFonts w:eastAsiaTheme="minorEastAsia"/>
+                <w:noProof/>
+                <w:lang w:eastAsia="en-IN"/>
+              </w:rPr>
+              <w:tab/>
+            </w:r>
+            <w:r>
+              <w:rPr>
+                <w:rStyle w:val="Hyperlink"/>
+                <w:noProof/>
+              </w:rPr>
+              <w:t xml:space="preserve">Using Variable inside JSX (Curly Braces </w:t>
+            </w:r>
+            <w:r>
+              <w:rPr>
+                <w:rStyle w:val="Hyperlink"/>
+                <w:b/>
+                <w:bCs/>
+                <w:noProof/>
+              </w:rPr>
+              <w:t>{}</w:t>
+            </w:r>
+            <w:r>
+              <w:rPr>
+                <w:rStyle w:val="Hyperlink"/>
+                <w:noProof/>
+              </w:rPr>
+              <w:t>)</w:t>
+            </w:r>
+            <w:r>
+              <w:rPr>
+                <w:noProof/>
+                <w:webHidden/>
+              </w:rPr>
+              <w:tab/>
+            </w:r>
+            <w:r>
+              <w:rPr>
+                <w:noProof/>
+                <w:webHidden/>
+              </w:rPr>
+              <w:fldChar w:fldCharType="begin"/>
+            </w:r>
+            <w:r>
+              <w:rPr>
+                <w:noProof/>
+                <w:webHidden/>
+              </w:rPr>
+              <w:instrText xml:space="preserve"> PAGEREF _Toc235624439 \h </w:instrText>
+            </w:r>
+            <w:r>
+              <w:rPr>
+                <w:noProof/>
+                <w:webHidden/>
+              </w:rPr>
+            </w:r>
+            <w:r>
+              <w:rPr>
+                <w:noProof/>
+                <w:webHidden/>
+              </w:rPr>
+              <w:fldChar w:fldCharType="separate"/>
+            </w:r>
+            <w:r>
+              <w:rPr>
+                <w:noProof/>
+                <w:webHidden/>
+              </w:rPr>
+              <w:t>44</w:t>
+            </w:r>
+            <w:r>
+              <w:rPr>
+                <w:noProof/>
+                <w:webHidden/>
+              </w:rPr>
+              <w:fldChar w:fldCharType="end"/>
+            </w:r>
+          </w:hyperlink>
+        </w:p>
+        <w:p>
+          <w:pPr>
+            <w:pStyle w:val="TOC3"/>
+            <w:tabs>
+              <w:tab w:val="right" w:leader="dot" w:pos="9016"/>
+            </w:tabs>
+            <w:rPr>
+              <w:rFonts w:eastAsiaTheme="minorEastAsia"/>
+              <w:noProof/>
+              <w:lang w:eastAsia="en-IN"/>
+            </w:rPr>
+          </w:pPr>
+          <w:hyperlink w:anchor="_Toc235624440" w:history="1">
+            <w:r>
+              <w:rPr>
+                <w:rStyle w:val="Hyperlink"/>
+                <w:noProof/>
+              </w:rPr>
+              <w:t>Rule:</w:t>
+            </w:r>
+            <w:r>
+              <w:rPr>
+                <w:noProof/>
+                <w:webHidden/>
+              </w:rPr>
+              <w:tab/>
+            </w:r>
+            <w:r>
+              <w:rPr>
+                <w:noProof/>
+                <w:webHidden/>
+              </w:rPr>
+              <w:fldChar w:fldCharType="begin"/>
+            </w:r>
+            <w:r>
+              <w:rPr>
+                <w:noProof/>
+                <w:webHidden/>
+              </w:rPr>
+              <w:instrText xml:space="preserve"> PAGEREF _Toc235624440 \h </w:instrText>
+            </w:r>
+            <w:r>
+              <w:rPr>
+                <w:noProof/>
+                <w:webHidden/>
+              </w:rPr>
+            </w:r>
+            <w:r>
+              <w:rPr>
+                <w:noProof/>
+                <w:webHidden/>
+              </w:rPr>
+              <w:fldChar w:fldCharType="separate"/>
+            </w:r>
+            <w:r>
+              <w:rPr>
+                <w:noProof/>
+                <w:webHidden/>
+              </w:rPr>
+              <w:t>44</w:t>
+            </w:r>
+            <w:r>
+              <w:rPr>
+                <w:noProof/>
+                <w:webHidden/>
+              </w:rPr>
+              <w:fldChar w:fldCharType="end"/>
+            </w:r>
+          </w:hyperlink>
+        </w:p>
+        <w:p>
+          <w:pPr>
+            <w:pStyle w:val="TOC3"/>
+            <w:tabs>
+              <w:tab w:val="right" w:leader="dot" w:pos="9016"/>
+            </w:tabs>
+            <w:rPr>
+              <w:rFonts w:eastAsiaTheme="minorEastAsia"/>
+              <w:noProof/>
+              <w:lang w:eastAsia="en-IN"/>
+            </w:rPr>
+          </w:pPr>
+          <w:hyperlink w:anchor="_Toc235624441" w:history="1">
+            <w:r>
+              <w:rPr>
+                <w:rStyle w:val="Hyperlink"/>
+                <w:noProof/>
+              </w:rPr>
+              <w:t>Example:</w:t>
+            </w:r>
+            <w:r>
+              <w:rPr>
+                <w:noProof/>
+                <w:webHidden/>
+              </w:rPr>
+              <w:tab/>
+            </w:r>
+            <w:r>
+              <w:rPr>
+                <w:noProof/>
+                <w:webHidden/>
+              </w:rPr>
+              <w:fldChar w:fldCharType="begin"/>
+            </w:r>
+            <w:r>
+              <w:rPr>
+                <w:noProof/>
+                <w:webHidden/>
+              </w:rPr>
+              <w:instrText xml:space="preserve"> PAGEREF _Toc235624441 \h </w:instrText>
+            </w:r>
+            <w:r>
+              <w:rPr>
+                <w:noProof/>
+                <w:webHidden/>
+              </w:rPr>
+            </w:r>
+            <w:r>
+              <w:rPr>
+                <w:noProof/>
+                <w:webHidden/>
+              </w:rPr>
+              <w:fldChar w:fldCharType="separate"/>
+            </w:r>
+            <w:r>
+              <w:rPr>
+                <w:noProof/>
+                <w:webHidden/>
+              </w:rPr>
+              <w:t>44</w:t>
+            </w:r>
+            <w:r>
+              <w:rPr>
+                <w:noProof/>
+                <w:webHidden/>
+              </w:rPr>
+              <w:fldChar w:fldCharType="end"/>
+            </w:r>
+          </w:hyperlink>
+        </w:p>
+        <w:p>
+          <w:pPr>
+            <w:pStyle w:val="TOC3"/>
+            <w:tabs>
+              <w:tab w:val="right" w:leader="dot" w:pos="9016"/>
+            </w:tabs>
+            <w:rPr>
+              <w:rFonts w:eastAsiaTheme="minorEastAsia"/>
+              <w:noProof/>
+              <w:lang w:eastAsia="en-IN"/>
+            </w:rPr>
+          </w:pPr>
+          <w:hyperlink w:anchor="_Toc235624442" w:history="1">
+            <w:r>
+              <w:rPr>
+                <w:rStyle w:val="Hyperlink"/>
+                <w:noProof/>
+              </w:rPr>
+              <w:t>Output:</w:t>
+            </w:r>
+            <w:r>
+              <w:rPr>
+                <w:noProof/>
+                <w:webHidden/>
+              </w:rPr>
+              <w:tab/>
+            </w:r>
+            <w:r>
+              <w:rPr>
+                <w:noProof/>
+                <w:webHidden/>
+              </w:rPr>
+              <w:fldChar w:fldCharType="begin"/>
+            </w:r>
+            <w:r>
+              <w:rPr>
+                <w:noProof/>
+                <w:webHidden/>
+              </w:rPr>
+              <w:instrText xml:space="preserve"> PAGEREF _Toc235624442 \h </w:instrText>
+            </w:r>
+            <w:r>
+              <w:rPr>
+                <w:noProof/>
+                <w:webHidden/>
+              </w:rPr>
+            </w:r>
+            <w:r>
+              <w:rPr>
+                <w:noProof/>
+                <w:webHidden/>
+              </w:rPr>
+              <w:fldChar w:fldCharType="separate"/>
+            </w:r>
+            <w:r>
+              <w:rPr>
+                <w:noProof/>
+                <w:webHidden/>
+              </w:rPr>
+              <w:t>44</w:t>
+            </w:r>
+            <w:r>
+              <w:rPr>
+                <w:noProof/>
+                <w:webHidden/>
+              </w:rPr>
+              <w:fldChar w:fldCharType="end"/>
+            </w:r>
+          </w:hyperlink>
+        </w:p>
+        <w:p>
+          <w:pPr>
+            <w:pStyle w:val="TOC3"/>
+            <w:tabs>
+              <w:tab w:val="right" w:leader="dot" w:pos="9016"/>
+            </w:tabs>
+            <w:rPr>
+              <w:rFonts w:eastAsiaTheme="minorEastAsia"/>
+              <w:noProof/>
+              <w:lang w:eastAsia="en-IN"/>
+            </w:rPr>
+          </w:pPr>
+          <w:hyperlink w:anchor="_Toc235624443" w:history="1">
+            <w:r>
+              <w:rPr>
+                <w:rStyle w:val="Hyperlink"/>
+                <w:noProof/>
+              </w:rPr>
+              <w:t>Key Point</w:t>
+            </w:r>
+            <w:r>
+              <w:rPr>
+                <w:noProof/>
+                <w:webHidden/>
+              </w:rPr>
+              <w:tab/>
+            </w:r>
+            <w:r>
+              <w:rPr>
+                <w:noProof/>
+                <w:webHidden/>
+              </w:rPr>
+              <w:fldChar w:fldCharType="begin"/>
+            </w:r>
+            <w:r>
+              <w:rPr>
+                <w:noProof/>
+                <w:webHidden/>
+              </w:rPr>
+              <w:instrText xml:space="preserve"> PAGEREF _Toc235624443 \h </w:instrText>
+            </w:r>
+            <w:r>
+              <w:rPr>
+                <w:noProof/>
+                <w:webHidden/>
+              </w:rPr>
+            </w:r>
+            <w:r>
+              <w:rPr>
+                <w:noProof/>
+                <w:webHidden/>
+              </w:rPr>
+              <w:fldChar w:fldCharType="separate"/>
+            </w:r>
+            <w:r>
+              <w:rPr>
+                <w:noProof/>
+                <w:webHidden/>
+              </w:rPr>
+              <w:t>44</w:t>
+            </w:r>
+            <w:r>
+              <w:rPr>
+                <w:noProof/>
+                <w:webHidden/>
+              </w:rPr>
+              <w:fldChar w:fldCharType="end"/>
+            </w:r>
+          </w:hyperlink>
+        </w:p>
+        <w:p>
+          <w:pPr>
+            <w:pStyle w:val="TOC2"/>
+            <w:tabs>
+              <w:tab w:val="left" w:pos="720"/>
+              <w:tab w:val="right" w:leader="dot" w:pos="9016"/>
+            </w:tabs>
+            <w:rPr>
+              <w:rFonts w:eastAsiaTheme="minorEastAsia"/>
+              <w:noProof/>
+              <w:lang w:eastAsia="en-IN"/>
+            </w:rPr>
+          </w:pPr>
+          <w:hyperlink w:anchor="_Toc235624444" w:history="1">
+            <w:r>
+              <w:rPr>
+                <w:rStyle w:val="Hyperlink"/>
+                <w:noProof/>
+              </w:rPr>
+              <w:t>7.</w:t>
+            </w:r>
+            <w:r>
+              <w:rPr>
+                <w:rFonts w:eastAsiaTheme="minorEastAsia"/>
+                <w:noProof/>
+                <w:lang w:eastAsia="en-IN"/>
+              </w:rPr>
+              <w:tab/>
+            </w:r>
+            <w:r>
+              <w:rPr>
+                <w:rStyle w:val="Hyperlink"/>
+                <w:noProof/>
+              </w:rPr>
+              <w:t>Components Are Reusable (Key feature)</w:t>
+            </w:r>
+            <w:r>
+              <w:rPr>
+                <w:noProof/>
+                <w:webHidden/>
+              </w:rPr>
+              <w:tab/>
+            </w:r>
+            <w:r>
+              <w:rPr>
+                <w:noProof/>
+                <w:webHidden/>
+              </w:rPr>
+              <w:fldChar w:fldCharType="begin"/>
+            </w:r>
+            <w:r>
+              <w:rPr>
+                <w:noProof/>
+                <w:webHidden/>
+              </w:rPr>
+              <w:instrText xml:space="preserve"> PAGEREF _Toc235624444 \h </w:instrText>
+            </w:r>
+            <w:r>
+              <w:rPr>
+                <w:noProof/>
+                <w:webHidden/>
+              </w:rPr>
+            </w:r>
+            <w:r>
+              <w:rPr>
+                <w:noProof/>
+                <w:webHidden/>
+              </w:rPr>
+              <w:fldChar w:fldCharType="separate"/>
+            </w:r>
+            <w:r>
+              <w:rPr>
+                <w:noProof/>
+                <w:webHidden/>
+              </w:rPr>
+              <w:t>45</w:t>
+            </w:r>
+            <w:r>
+              <w:rPr>
+                <w:noProof/>
+                <w:webHidden/>
+              </w:rPr>
+              <w:fldChar w:fldCharType="end"/>
+            </w:r>
+          </w:hyperlink>
+        </w:p>
+        <w:p>
+          <w:pPr>
+            <w:pStyle w:val="TOC3"/>
+            <w:tabs>
+              <w:tab w:val="right" w:leader="dot" w:pos="9016"/>
+            </w:tabs>
+            <w:rPr>
+              <w:rFonts w:eastAsiaTheme="minorEastAsia"/>
+              <w:noProof/>
+              <w:lang w:eastAsia="en-IN"/>
+            </w:rPr>
+          </w:pPr>
+          <w:hyperlink w:anchor="_Toc235624445" w:history="1">
+            <w:r>
+              <w:rPr>
+                <w:rStyle w:val="Hyperlink"/>
+                <w:noProof/>
+              </w:rPr>
+              <w:t>Concept</w:t>
+            </w:r>
+            <w:r>
+              <w:rPr>
+                <w:noProof/>
+                <w:webHidden/>
+              </w:rPr>
+              <w:tab/>
+            </w:r>
+            <w:r>
+              <w:rPr>
+                <w:noProof/>
+                <w:webHidden/>
+              </w:rPr>
+              <w:fldChar w:fldCharType="begin"/>
+            </w:r>
+            <w:r>
+              <w:rPr>
+                <w:noProof/>
+                <w:webHidden/>
+              </w:rPr>
+              <w:instrText xml:space="preserve"> PAGEREF _Toc235624445 \h </w:instrText>
+            </w:r>
+            <w:r>
+              <w:rPr>
+                <w:noProof/>
+                <w:webHidden/>
+              </w:rPr>
+            </w:r>
+            <w:r>
+              <w:rPr>
+                <w:noProof/>
+                <w:webHidden/>
+              </w:rPr>
+              <w:fldChar w:fldCharType="separate"/>
+            </w:r>
+            <w:r>
+              <w:rPr>
+                <w:noProof/>
+                <w:webHidden/>
+              </w:rPr>
+              <w:t>45</w:t>
+            </w:r>
+            <w:r>
+              <w:rPr>
+                <w:noProof/>
+                <w:webHidden/>
+              </w:rPr>
+              <w:fldChar w:fldCharType="end"/>
+            </w:r>
+          </w:hyperlink>
+        </w:p>
+        <w:p>
+          <w:pPr>
+            <w:pStyle w:val="TOC3"/>
+            <w:tabs>
+              <w:tab w:val="right" w:leader="dot" w:pos="9016"/>
+            </w:tabs>
+            <w:rPr>
+              <w:rFonts w:eastAsiaTheme="minorEastAsia"/>
+              <w:noProof/>
+              <w:lang w:eastAsia="en-IN"/>
+            </w:rPr>
+          </w:pPr>
+          <w:hyperlink w:anchor="_Toc235624446" w:history="1">
+            <w:r>
+              <w:rPr>
+                <w:rStyle w:val="Hyperlink"/>
+                <w:noProof/>
+              </w:rPr>
+              <w:t>Example</w:t>
+            </w:r>
+            <w:r>
+              <w:rPr>
+                <w:noProof/>
+                <w:webHidden/>
+              </w:rPr>
+              <w:tab/>
+            </w:r>
+            <w:r>
+              <w:rPr>
+                <w:noProof/>
+                <w:webHidden/>
+              </w:rPr>
+              <w:fldChar w:fldCharType="begin"/>
+            </w:r>
+            <w:r>
+              <w:rPr>
+                <w:noProof/>
+                <w:webHidden/>
+              </w:rPr>
+              <w:instrText xml:space="preserve"> PAGEREF _Toc235624446 \h </w:instrText>
+            </w:r>
+            <w:r>
+              <w:rPr>
+                <w:noProof/>
+                <w:webHidden/>
+              </w:rPr>
+            </w:r>
+            <w:r>
+              <w:rPr>
+                <w:noProof/>
+                <w:webHidden/>
+              </w:rPr>
+              <w:fldChar w:fldCharType="separate"/>
+            </w:r>
+            <w:r>
+              <w:rPr>
+                <w:noProof/>
+                <w:webHidden/>
+              </w:rPr>
+              <w:t>45</w:t>
+            </w:r>
+            <w:r>
+              <w:rPr>
+                <w:noProof/>
+                <w:webHidden/>
+              </w:rPr>
+              <w:fldChar w:fldCharType="end"/>
+            </w:r>
+          </w:hyperlink>
+        </w:p>
+        <w:p>
+          <w:pPr>
+            <w:pStyle w:val="TOC3"/>
+            <w:tabs>
+              <w:tab w:val="right" w:leader="dot" w:pos="9016"/>
+            </w:tabs>
+            <w:rPr>
+              <w:rFonts w:eastAsiaTheme="minorEastAsia"/>
+              <w:noProof/>
+              <w:lang w:eastAsia="en-IN"/>
+            </w:rPr>
+          </w:pPr>
+          <w:hyperlink w:anchor="_Toc235624447" w:history="1">
+            <w:r>
+              <w:rPr>
+                <w:rStyle w:val="Hyperlink"/>
+                <w:noProof/>
+              </w:rPr>
+              <w:t>Why This Matters</w:t>
+            </w:r>
+            <w:r>
+              <w:rPr>
+                <w:noProof/>
+                <w:webHidden/>
+              </w:rPr>
+              <w:tab/>
+            </w:r>
+            <w:r>
+              <w:rPr>
+                <w:noProof/>
+                <w:webHidden/>
+              </w:rPr>
+              <w:fldChar w:fldCharType="begin"/>
+            </w:r>
+            <w:r>
+              <w:rPr>
+                <w:noProof/>
+                <w:webHidden/>
+              </w:rPr>
+              <w:instrText xml:space="preserve"> PAGEREF _Toc235624447 \h </w:instrText>
+            </w:r>
+            <w:r>
+              <w:rPr>
+                <w:noProof/>
+                <w:webHidden/>
+              </w:rPr>
+            </w:r>
+            <w:r>
+              <w:rPr>
+                <w:noProof/>
+                <w:webHidden/>
+              </w:rPr>
+              <w:fldChar w:fldCharType="separate"/>
+            </w:r>
+            <w:r>
+              <w:rPr>
+                <w:noProof/>
+                <w:webHidden/>
+              </w:rPr>
+              <w:t>45</w:t>
+            </w:r>
+            <w:r>
+              <w:rPr>
+                <w:noProof/>
+                <w:webHidden/>
+              </w:rPr>
+              <w:fldChar w:fldCharType="end"/>
+            </w:r>
+          </w:hyperlink>
+        </w:p>
+        <w:p>
+          <w:pPr>
+            <w:pStyle w:val="TOC2"/>
+            <w:tabs>
+              <w:tab w:val="left" w:pos="720"/>
+              <w:tab w:val="right" w:leader="dot" w:pos="9016"/>
+            </w:tabs>
+            <w:rPr>
+              <w:rFonts w:eastAsiaTheme="minorEastAsia"/>
+              <w:noProof/>
+              <w:lang w:eastAsia="en-IN"/>
+            </w:rPr>
+          </w:pPr>
+          <w:hyperlink w:anchor="_Toc235624448" w:history="1">
+            <w:r>
+              <w:rPr>
+                <w:rStyle w:val="Hyperlink"/>
+                <w:noProof/>
+              </w:rPr>
+              <w:t>8.</w:t>
+            </w:r>
+            <w:r>
+              <w:rPr>
+                <w:rFonts w:eastAsiaTheme="minorEastAsia"/>
+                <w:noProof/>
+                <w:lang w:eastAsia="en-IN"/>
+              </w:rPr>
+              <w:tab/>
+            </w:r>
+            <w:r>
+              <w:rPr>
+                <w:rStyle w:val="Hyperlink"/>
+                <w:noProof/>
+              </w:rPr>
+              <w:t>Creating Another Component – Navbar Example</w:t>
+            </w:r>
+            <w:r>
+              <w:rPr>
+                <w:noProof/>
+                <w:webHidden/>
+              </w:rPr>
+              <w:tab/>
+            </w:r>
+            <w:r>
+              <w:rPr>
+                <w:noProof/>
+                <w:webHidden/>
+              </w:rPr>
+              <w:fldChar w:fldCharType="begin"/>
+            </w:r>
+            <w:r>
+              <w:rPr>
+                <w:noProof/>
+                <w:webHidden/>
+              </w:rPr>
+              <w:instrText xml:space="preserve"> PAGEREF _Toc235624448 \h </w:instrText>
+            </w:r>
+            <w:r>
+              <w:rPr>
+                <w:noProof/>
+                <w:webHidden/>
+              </w:rPr>
+            </w:r>
+            <w:r>
+              <w:rPr>
+                <w:noProof/>
+                <w:webHidden/>
+              </w:rPr>
+              <w:fldChar w:fldCharType="separate"/>
+            </w:r>
+            <w:r>
+              <w:rPr>
+                <w:noProof/>
+                <w:webHidden/>
+              </w:rPr>
+              <w:t>46</w:t>
+            </w:r>
+            <w:r>
+              <w:rPr>
+                <w:noProof/>
+                <w:webHidden/>
+              </w:rPr>
+              <w:fldChar w:fldCharType="end"/>
+            </w:r>
+          </w:hyperlink>
+        </w:p>
+        <w:p>
+          <w:pPr>
+            <w:pStyle w:val="TOC3"/>
+            <w:tabs>
+              <w:tab w:val="right" w:leader="dot" w:pos="9016"/>
+            </w:tabs>
+            <w:rPr>
+              <w:rFonts w:eastAsiaTheme="minorEastAsia"/>
+              <w:noProof/>
+              <w:lang w:eastAsia="en-IN"/>
+            </w:rPr>
+          </w:pPr>
+          <w:hyperlink w:anchor="_Toc235624449" w:history="1">
+            <w:r>
+              <w:rPr>
+                <w:rStyle w:val="Hyperlink"/>
+                <w:noProof/>
+              </w:rPr>
+              <w:t xml:space="preserve">Step 1: Create </w:t>
+            </w:r>
+            <w:r>
+              <w:rPr>
+                <w:rStyle w:val="Hyperlink"/>
+                <w:b/>
+                <w:bCs/>
+                <w:i/>
+                <w:iCs/>
+                <w:noProof/>
+              </w:rPr>
+              <w:t>Navbar.jsx</w:t>
+            </w:r>
+            <w:r>
+              <w:rPr>
+                <w:rStyle w:val="Hyperlink"/>
+                <w:noProof/>
+              </w:rPr>
+              <w:t xml:space="preserve"> inside </w:t>
+            </w:r>
+            <w:r>
+              <w:rPr>
+                <w:rStyle w:val="Hyperlink"/>
+                <w:b/>
+                <w:bCs/>
+                <w:i/>
+                <w:iCs/>
+                <w:noProof/>
+              </w:rPr>
+              <w:t>components/</w:t>
+            </w:r>
+            <w:r>
+              <w:rPr>
+                <w:noProof/>
+                <w:webHidden/>
+              </w:rPr>
+              <w:tab/>
+            </w:r>
+            <w:r>
+              <w:rPr>
+                <w:noProof/>
+                <w:webHidden/>
+              </w:rPr>
+              <w:fldChar w:fldCharType="begin"/>
+            </w:r>
+            <w:r>
+              <w:rPr>
+                <w:noProof/>
+                <w:webHidden/>
+              </w:rPr>
+              <w:instrText xml:space="preserve"> PAGEREF _Toc235624449 \h </w:instrText>
+            </w:r>
+            <w:r>
+              <w:rPr>
+                <w:noProof/>
+                <w:webHidden/>
+              </w:rPr>
+            </w:r>
+            <w:r>
+              <w:rPr>
+                <w:noProof/>
+                <w:webHidden/>
+              </w:rPr>
+              <w:fldChar w:fldCharType="separate"/>
+            </w:r>
+            <w:r>
+              <w:rPr>
+                <w:noProof/>
+                <w:webHidden/>
+              </w:rPr>
+              <w:t>46</w:t>
+            </w:r>
+            <w:r>
+              <w:rPr>
+                <w:noProof/>
+                <w:webHidden/>
+              </w:rPr>
+              <w:fldChar w:fldCharType="end"/>
+            </w:r>
+          </w:hyperlink>
+        </w:p>
+        <w:p>
+          <w:pPr>
+            <w:pStyle w:val="TOC3"/>
+            <w:tabs>
+              <w:tab w:val="right" w:leader="dot" w:pos="9016"/>
+            </w:tabs>
+            <w:rPr>
+              <w:rFonts w:eastAsiaTheme="minorEastAsia"/>
+              <w:noProof/>
+              <w:lang w:eastAsia="en-IN"/>
+            </w:rPr>
+          </w:pPr>
+          <w:hyperlink w:anchor="_Toc235624450" w:history="1">
+            <w:r>
+              <w:rPr>
+                <w:rStyle w:val="Hyperlink"/>
+                <w:noProof/>
+              </w:rPr>
+              <w:t>Step 2: Write the Component</w:t>
+            </w:r>
+            <w:r>
+              <w:rPr>
+                <w:noProof/>
+                <w:webHidden/>
+              </w:rPr>
+              <w:tab/>
+            </w:r>
+            <w:r>
+              <w:rPr>
+                <w:noProof/>
+                <w:webHidden/>
+              </w:rPr>
+              <w:fldChar w:fldCharType="begin"/>
+            </w:r>
+            <w:r>
+              <w:rPr>
+                <w:noProof/>
+                <w:webHidden/>
+              </w:rPr>
+              <w:instrText xml:space="preserve"> PAGEREF _Toc235624450 \h </w:instrText>
+            </w:r>
+            <w:r>
+              <w:rPr>
+                <w:noProof/>
+                <w:webHidden/>
+              </w:rPr>
+            </w:r>
+            <w:r>
+              <w:rPr>
+                <w:noProof/>
+                <w:webHidden/>
+              </w:rPr>
+              <w:fldChar w:fldCharType="separate"/>
+            </w:r>
+            <w:r>
+              <w:rPr>
+                <w:noProof/>
+                <w:webHidden/>
+              </w:rPr>
+              <w:t>46</w:t>
+            </w:r>
+            <w:r>
+              <w:rPr>
+                <w:noProof/>
+                <w:webHidden/>
+              </w:rPr>
+              <w:fldChar w:fldCharType="end"/>
+            </w:r>
+          </w:hyperlink>
+        </w:p>
+        <w:p>
+          <w:pPr>
+            <w:pStyle w:val="TOC3"/>
+            <w:tabs>
+              <w:tab w:val="right" w:leader="dot" w:pos="9016"/>
+            </w:tabs>
+            <w:rPr>
+              <w:rFonts w:eastAsiaTheme="minorEastAsia"/>
+              <w:noProof/>
+              <w:lang w:eastAsia="en-IN"/>
+            </w:rPr>
+          </w:pPr>
+          <w:hyperlink w:anchor="_Toc235624451" w:history="1">
+            <w:r>
+              <w:rPr>
+                <w:rStyle w:val="Hyperlink"/>
+                <w:noProof/>
+              </w:rPr>
+              <w:t xml:space="preserve">Step 3: Import &amp; Use in </w:t>
+            </w:r>
+            <w:r>
+              <w:rPr>
+                <w:rStyle w:val="Hyperlink"/>
+                <w:b/>
+                <w:bCs/>
+                <w:i/>
+                <w:iCs/>
+                <w:noProof/>
+              </w:rPr>
+              <w:t>App.jsx</w:t>
+            </w:r>
+            <w:r>
+              <w:rPr>
+                <w:noProof/>
+                <w:webHidden/>
+              </w:rPr>
+              <w:tab/>
+            </w:r>
+            <w:r>
+              <w:rPr>
+                <w:noProof/>
+                <w:webHidden/>
+              </w:rPr>
+              <w:fldChar w:fldCharType="begin"/>
+            </w:r>
+            <w:r>
+              <w:rPr>
+                <w:noProof/>
+                <w:webHidden/>
+              </w:rPr>
+              <w:instrText xml:space="preserve"> PAGEREF _Toc235624451 \h </w:instrText>
+            </w:r>
+            <w:r>
+              <w:rPr>
+                <w:noProof/>
+                <w:webHidden/>
+              </w:rPr>
+            </w:r>
+            <w:r>
+              <w:rPr>
+                <w:noProof/>
+                <w:webHidden/>
+              </w:rPr>
+              <w:fldChar w:fldCharType="separate"/>
+            </w:r>
+            <w:r>
+              <w:rPr>
+                <w:noProof/>
+                <w:webHidden/>
+              </w:rPr>
+              <w:t>47</w:t>
+            </w:r>
+            <w:r>
+              <w:rPr>
+                <w:noProof/>
+                <w:webHidden/>
+              </w:rPr>
+              <w:fldChar w:fldCharType="end"/>
+            </w:r>
+          </w:hyperlink>
+        </w:p>
+        <w:p>
+          <w:pPr>
+            <w:pStyle w:val="TOC3"/>
+            <w:tabs>
+              <w:tab w:val="right" w:leader="dot" w:pos="9016"/>
+            </w:tabs>
+            <w:rPr>
+              <w:rFonts w:eastAsiaTheme="minorEastAsia"/>
+              <w:noProof/>
+              <w:lang w:eastAsia="en-IN"/>
+            </w:rPr>
+          </w:pPr>
+          <w:hyperlink w:anchor="_Toc235624452" w:history="1">
+            <w:r>
+              <w:rPr>
+                <w:rStyle w:val="Hyperlink"/>
+                <w:noProof/>
+              </w:rPr>
+              <w:t>Important Debugging Note</w:t>
+            </w:r>
+            <w:r>
+              <w:rPr>
+                <w:noProof/>
+                <w:webHidden/>
+              </w:rPr>
+              <w:tab/>
+            </w:r>
+            <w:r>
+              <w:rPr>
+                <w:noProof/>
+                <w:webHidden/>
+              </w:rPr>
+              <w:fldChar w:fldCharType="begin"/>
+            </w:r>
+            <w:r>
+              <w:rPr>
+                <w:noProof/>
+                <w:webHidden/>
+              </w:rPr>
+              <w:instrText xml:space="preserve"> PAGEREF _Toc235624452 \h </w:instrText>
+            </w:r>
+            <w:r>
+              <w:rPr>
+                <w:noProof/>
+                <w:webHidden/>
+              </w:rPr>
+            </w:r>
+            <w:r>
+              <w:rPr>
+                <w:noProof/>
+                <w:webHidden/>
+              </w:rPr>
+              <w:fldChar w:fldCharType="separate"/>
+            </w:r>
+            <w:r>
+              <w:rPr>
+                <w:noProof/>
+                <w:webHidden/>
+              </w:rPr>
+              <w:t>47</w:t>
+            </w:r>
+            <w:r>
+              <w:rPr>
+                <w:noProof/>
+                <w:webHidden/>
+              </w:rPr>
+              <w:fldChar w:fldCharType="end"/>
+            </w:r>
+          </w:hyperlink>
+        </w:p>
+        <w:p>
+          <w:pPr>
+            <w:pStyle w:val="TOC2"/>
+            <w:tabs>
+              <w:tab w:val="left" w:pos="720"/>
+              <w:tab w:val="right" w:leader="dot" w:pos="9016"/>
+            </w:tabs>
+            <w:rPr>
+              <w:rFonts w:eastAsiaTheme="minorEastAsia"/>
+              <w:noProof/>
+              <w:lang w:eastAsia="en-IN"/>
+            </w:rPr>
+          </w:pPr>
+          <w:hyperlink w:anchor="_Toc235624453" w:history="1">
+            <w:r>
+              <w:rPr>
+                <w:rStyle w:val="Hyperlink"/>
+                <w:noProof/>
+              </w:rPr>
+              <w:t>9.</w:t>
+            </w:r>
+            <w:r>
+              <w:rPr>
+                <w:rFonts w:eastAsiaTheme="minorEastAsia"/>
+                <w:noProof/>
+                <w:lang w:eastAsia="en-IN"/>
+              </w:rPr>
+              <w:tab/>
+            </w:r>
+            <w:r>
+              <w:rPr>
+                <w:rStyle w:val="Hyperlink"/>
+                <w:noProof/>
+              </w:rPr>
+              <w:t>Returning Full JSX Blocks vs Single Elements</w:t>
+            </w:r>
+            <w:r>
+              <w:rPr>
+                <w:noProof/>
+                <w:webHidden/>
+              </w:rPr>
+              <w:tab/>
+            </w:r>
+            <w:r>
+              <w:rPr>
+                <w:noProof/>
+                <w:webHidden/>
+              </w:rPr>
+              <w:fldChar w:fldCharType="begin"/>
+            </w:r>
+            <w:r>
+              <w:rPr>
+                <w:noProof/>
+                <w:webHidden/>
+              </w:rPr>
+              <w:instrText xml:space="preserve"> PAGEREF _Toc235624453 \h </w:instrText>
+            </w:r>
+            <w:r>
+              <w:rPr>
+                <w:noProof/>
+                <w:webHidden/>
+              </w:rPr>
+            </w:r>
+            <w:r>
+              <w:rPr>
+                <w:noProof/>
+                <w:webHidden/>
+              </w:rPr>
+              <w:fldChar w:fldCharType="separate"/>
+            </w:r>
+            <w:r>
+              <w:rPr>
+                <w:noProof/>
+                <w:webHidden/>
+              </w:rPr>
+              <w:t>48</w:t>
+            </w:r>
+            <w:r>
+              <w:rPr>
+                <w:noProof/>
+                <w:webHidden/>
+              </w:rPr>
+              <w:fldChar w:fldCharType="end"/>
+            </w:r>
+          </w:hyperlink>
+        </w:p>
+        <w:p>
+          <w:pPr>
+            <w:pStyle w:val="TOC2"/>
+            <w:tabs>
+              <w:tab w:val="left" w:pos="960"/>
+              <w:tab w:val="right" w:leader="dot" w:pos="9016"/>
+            </w:tabs>
+            <w:rPr>
+              <w:rFonts w:eastAsiaTheme="minorEastAsia"/>
+              <w:noProof/>
+              <w:lang w:eastAsia="en-IN"/>
+            </w:rPr>
+          </w:pPr>
+          <w:hyperlink w:anchor="_Toc235624454" w:history="1">
+            <w:r>
+              <w:rPr>
+                <w:rStyle w:val="Hyperlink"/>
+                <w:noProof/>
+              </w:rPr>
+              <w:t>10.</w:t>
+            </w:r>
+            <w:r>
+              <w:rPr>
+                <w:rFonts w:eastAsiaTheme="minorEastAsia"/>
+                <w:noProof/>
+                <w:lang w:eastAsia="en-IN"/>
+              </w:rPr>
+              <w:tab/>
+            </w:r>
+            <w:r>
+              <w:rPr>
+                <w:rStyle w:val="Hyperlink"/>
+                <w:noProof/>
+              </w:rPr>
+              <w:t>Key Takeaways / Summary</w:t>
+            </w:r>
+            <w:r>
+              <w:rPr>
+                <w:noProof/>
+                <w:webHidden/>
+              </w:rPr>
+              <w:tab/>
+            </w:r>
+            <w:r>
+              <w:rPr>
+                <w:noProof/>
+                <w:webHidden/>
+              </w:rPr>
+              <w:fldChar w:fldCharType="begin"/>
+            </w:r>
+            <w:r>
+              <w:rPr>
+                <w:noProof/>
+                <w:webHidden/>
+              </w:rPr>
+              <w:instrText xml:space="preserve"> PAGEREF _Toc235624454 \h </w:instrText>
+            </w:r>
+            <w:r>
+              <w:rPr>
+                <w:noProof/>
+                <w:webHidden/>
+              </w:rPr>
+            </w:r>
+            <w:r>
+              <w:rPr>
+                <w:noProof/>
+                <w:webHidden/>
+              </w:rPr>
+              <w:fldChar w:fldCharType="separate"/>
+            </w:r>
+            <w:r>
+              <w:rPr>
+                <w:noProof/>
+                <w:webHidden/>
+              </w:rPr>
+              <w:t>49</w:t>
+            </w:r>
+            <w:r>
+              <w:rPr>
+                <w:noProof/>
+                <w:webHidden/>
+              </w:rPr>
+              <w:fldChar w:fldCharType="end"/>
+            </w:r>
+          </w:hyperlink>
+        </w:p>
+        <w:p>
+          <w:pPr>
+            <w:pStyle w:val="TOC1"/>
+            <w:tabs>
+              <w:tab w:val="right" w:leader="dot" w:pos="9016"/>
+            </w:tabs>
+            <w:rPr>
+              <w:rFonts w:eastAsiaTheme="minorEastAsia"/>
+              <w:noProof/>
+              <w:lang w:eastAsia="en-IN"/>
+            </w:rPr>
+          </w:pPr>
+          <w:hyperlink w:anchor="_Toc235624455" w:history="1">
+            <w:r>
+              <w:rPr>
+                <w:rStyle w:val="Hyperlink"/>
+                <w:b/>
+                <w:bCs/>
+                <w:noProof/>
+              </w:rPr>
+              <w:t>Chapter 6 – Un</w:t>
+            </w:r>
+            <w:r>
+              <w:rPr>
+                <w:rStyle w:val="Hyperlink"/>
+                <w:b/>
+                <w:bCs/>
+                <w:noProof/>
+              </w:rPr>
+              <w:t>d</w:t>
+            </w:r>
+            <w:r>
+              <w:rPr>
+                <w:rStyle w:val="Hyperlink"/>
+                <w:b/>
+                <w:bCs/>
+                <w:noProof/>
+              </w:rPr>
+              <w:t>erstanding Props</w:t>
+            </w:r>
+            <w:r>
+              <w:rPr>
+                <w:noProof/>
+                <w:webHidden/>
+              </w:rPr>
+              <w:tab/>
+            </w:r>
+            <w:r>
+              <w:rPr>
+                <w:noProof/>
+                <w:webHidden/>
+              </w:rPr>
+              <w:fldChar w:fldCharType="begin"/>
+            </w:r>
+            <w:r>
+              <w:rPr>
+                <w:noProof/>
+                <w:webHidden/>
+              </w:rPr>
+              <w:instrText xml:space="preserve"> PAGEREF _Toc235624455 \h </w:instrText>
+            </w:r>
+            <w:r>
+              <w:rPr>
+                <w:noProof/>
+                <w:webHidden/>
+              </w:rPr>
+            </w:r>
+            <w:r>
+              <w:rPr>
+                <w:noProof/>
+                <w:webHidden/>
+              </w:rPr>
+              <w:fldChar w:fldCharType="separate"/>
+            </w:r>
+            <w:r>
+              <w:rPr>
+                <w:noProof/>
+                <w:webHidden/>
+              </w:rPr>
+              <w:t>50</w:t>
             </w:r>
             <w:r>
               <w:rPr>
@@ -2798,12 +5612,13 @@
     <w:p>
       <w:pPr>
         <w:pStyle w:val="Heading1"/>
-        <w:rPr>
-          <w:b/>
-          <w:bCs/>
-        </w:rPr>
-      </w:pPr>
-      <w:bookmarkStart w:id="0" w:name="_Toc235529151"/>
+        <w:jc w:val="center"/>
+        <w:rPr>
+          <w:b/>
+          <w:bCs/>
+        </w:rPr>
+      </w:pPr>
+      <w:bookmarkStart w:id="0" w:name="_Toc235624382"/>
       <w:r>
         <w:rPr>
           <w:b/>
@@ -2839,7 +5654,7 @@
       <w:pPr>
         <w:pStyle w:val="Heading2"/>
       </w:pPr>
-      <w:bookmarkStart w:id="1" w:name="_Toc235529152"/>
+      <w:bookmarkStart w:id="1" w:name="_Toc235624383"/>
       <w:r>
         <w:t>What is React JS?</w:t>
       </w:r>
@@ -3022,7 +5837,7 @@
       <w:pPr>
         <w:pStyle w:val="Heading2"/>
       </w:pPr>
-      <w:bookmarkStart w:id="2" w:name="_Toc235529153"/>
+      <w:bookmarkStart w:id="2" w:name="_Toc235624384"/>
       <w:r>
         <w:lastRenderedPageBreak/>
         <w:t>Why was React Needed ? (The Backstory)</w:t>
@@ -3146,7 +5961,7 @@
       <w:pPr>
         <w:pStyle w:val="Heading2"/>
       </w:pPr>
-      <w:bookmarkStart w:id="3" w:name="_Toc235529154"/>
+      <w:bookmarkStart w:id="3" w:name="_Toc235624385"/>
       <w:r>
         <w:lastRenderedPageBreak/>
         <w:t>Reacts Solution: Component-Based Architecture</w:t>
@@ -3250,7 +6065,7 @@
       <w:pPr>
         <w:pStyle w:val="Heading2"/>
       </w:pPr>
-      <w:bookmarkStart w:id="4" w:name="_Toc235529155"/>
+      <w:bookmarkStart w:id="4" w:name="_Toc235624386"/>
       <w:r>
         <w:lastRenderedPageBreak/>
         <w:t>Real-World Example: YouTube (SPA Concept)</w:t>
@@ -3396,7 +6211,7 @@
       <w:pPr>
         <w:pStyle w:val="Heading2"/>
       </w:pPr>
-      <w:bookmarkStart w:id="5" w:name="_Toc235529156"/>
+      <w:bookmarkStart w:id="5" w:name="_Toc235624387"/>
       <w:r>
         <w:lastRenderedPageBreak/>
         <w:t>JavaScript Prerequisites Before Learning React</w:t>
@@ -3563,7 +6378,7 @@
       <w:pPr>
         <w:pStyle w:val="Heading2"/>
       </w:pPr>
-      <w:bookmarkStart w:id="6" w:name="_Toc235529157"/>
+      <w:bookmarkStart w:id="6" w:name="_Toc235624388"/>
       <w:r>
         <w:lastRenderedPageBreak/>
         <w:t>Creating an Element – Plain JavaScript Way (Before React)</w:t>
@@ -3711,7 +6526,7 @@
       <w:pPr>
         <w:pStyle w:val="Heading2"/>
       </w:pPr>
-      <w:bookmarkStart w:id="7" w:name="_Toc235529158"/>
+      <w:bookmarkStart w:id="7" w:name="_Toc235624389"/>
       <w:r>
         <w:lastRenderedPageBreak/>
         <w:t>Library vs Framework – Key Difference</w:t>
@@ -3930,7 +6745,7 @@
       <w:pPr>
         <w:pStyle w:val="Heading3"/>
       </w:pPr>
-      <w:bookmarkStart w:id="8" w:name="_Toc235529159"/>
+      <w:bookmarkStart w:id="8" w:name="_Toc235624390"/>
       <w:r>
         <w:t>Analogy Given:</w:t>
       </w:r>
@@ -4004,12 +6819,13 @@
     <w:p>
       <w:pPr>
         <w:pStyle w:val="Heading1"/>
-        <w:rPr>
-          <w:b/>
-          <w:bCs/>
-        </w:rPr>
-      </w:pPr>
-      <w:bookmarkStart w:id="9" w:name="_Toc235529160"/>
+        <w:jc w:val="center"/>
+        <w:rPr>
+          <w:b/>
+          <w:bCs/>
+        </w:rPr>
+      </w:pPr>
+      <w:bookmarkStart w:id="9" w:name="_Toc235624391"/>
       <w:r>
         <w:rPr>
           <w:b/>
@@ -4038,7 +6854,7 @@
       <w:pPr>
         <w:pStyle w:val="Heading2"/>
       </w:pPr>
-      <w:bookmarkStart w:id="10" w:name="_Toc235529161"/>
+      <w:bookmarkStart w:id="10" w:name="_Toc235624392"/>
       <w:r>
         <w:t>Why Import / Export is Needed</w:t>
       </w:r>
@@ -4267,7 +7083,7 @@
       <w:pPr>
         <w:pStyle w:val="Heading2"/>
       </w:pPr>
-      <w:bookmarkStart w:id="11" w:name="_Toc235529162"/>
+      <w:bookmarkStart w:id="11" w:name="_Toc235624393"/>
       <w:r>
         <w:lastRenderedPageBreak/>
         <w:t>Prerequisite: Setting File Type to “module”</w:t>
@@ -4435,7 +7251,7 @@
       <w:pPr>
         <w:pStyle w:val="Heading2"/>
       </w:pPr>
-      <w:bookmarkStart w:id="12" w:name="_Toc235529163"/>
+      <w:bookmarkStart w:id="12" w:name="_Toc235624394"/>
       <w:r>
         <w:lastRenderedPageBreak/>
         <w:t>Two types of Export</w:t>
@@ -4516,7 +7332,7 @@
       <w:pPr>
         <w:pStyle w:val="Heading2"/>
       </w:pPr>
-      <w:bookmarkStart w:id="13" w:name="_Toc235529164"/>
+      <w:bookmarkStart w:id="13" w:name="_Toc235624395"/>
       <w:r>
         <w:lastRenderedPageBreak/>
         <w:t>Default Export</w:t>
@@ -4769,7 +7585,7 @@
       <w:pPr>
         <w:pStyle w:val="Heading3"/>
       </w:pPr>
-      <w:bookmarkStart w:id="14" w:name="_Toc235529165"/>
+      <w:bookmarkStart w:id="14" w:name="_Toc235624396"/>
       <w:r>
         <w:t>Example with array:</w:t>
       </w:r>
@@ -4868,7 +7684,7 @@
       <w:pPr>
         <w:pStyle w:val="Heading2"/>
       </w:pPr>
-      <w:bookmarkStart w:id="15" w:name="_Toc235529166"/>
+      <w:bookmarkStart w:id="15" w:name="_Toc235624397"/>
       <w:r>
         <w:lastRenderedPageBreak/>
         <w:t>Named Export</w:t>
@@ -5056,7 +7872,7 @@
       <w:pPr>
         <w:pStyle w:val="Heading2"/>
       </w:pPr>
-      <w:bookmarkStart w:id="16" w:name="_Toc235529167"/>
+      <w:bookmarkStart w:id="16" w:name="_Toc235624398"/>
       <w:r>
         <w:lastRenderedPageBreak/>
         <w:t>Combining Default + Named Export (same file)</w:t>
@@ -5232,7 +8048,7 @@
       <w:pPr>
         <w:pStyle w:val="Heading2"/>
       </w:pPr>
-      <w:bookmarkStart w:id="17" w:name="_Toc235529168"/>
+      <w:bookmarkStart w:id="17" w:name="_Toc235624399"/>
       <w:r>
         <w:lastRenderedPageBreak/>
         <w:t>Import from Multiple Files</w:t>
@@ -5423,7 +8239,7 @@
       <w:pPr>
         <w:pStyle w:val="Heading2"/>
       </w:pPr>
-      <w:bookmarkStart w:id="18" w:name="_Toc235529169"/>
+      <w:bookmarkStart w:id="18" w:name="_Toc235624400"/>
       <w:r>
         <w:lastRenderedPageBreak/>
         <w:t>Key Take</w:t>
@@ -5726,12 +8542,13 @@
     <w:p>
       <w:pPr>
         <w:pStyle w:val="Heading1"/>
-        <w:rPr>
-          <w:b/>
-          <w:bCs/>
-        </w:rPr>
-      </w:pPr>
-      <w:bookmarkStart w:id="19" w:name="_Toc235529170"/>
+        <w:jc w:val="center"/>
+        <w:rPr>
+          <w:b/>
+          <w:bCs/>
+        </w:rPr>
+      </w:pPr>
+      <w:bookmarkStart w:id="19" w:name="_Toc235624401"/>
       <w:r>
         <w:rPr>
           <w:b/>
@@ -5760,7 +8577,7 @@
       <w:pPr>
         <w:pStyle w:val="Heading2"/>
       </w:pPr>
-      <w:bookmarkStart w:id="20" w:name="_Toc235529171"/>
+      <w:bookmarkStart w:id="20" w:name="_Toc235624402"/>
       <w:r>
         <w:t>What is Real DOM?</w:t>
       </w:r>
@@ -5873,7 +8690,7 @@
       <w:pPr>
         <w:pStyle w:val="Heading2"/>
       </w:pPr>
-      <w:bookmarkStart w:id="21" w:name="_Toc235529172"/>
+      <w:bookmarkStart w:id="21" w:name="_Toc235624403"/>
       <w:r>
         <w:lastRenderedPageBreak/>
         <w:t>The Problem with Real DOM</w:t>
@@ -6048,7 +8865,7 @@
       <w:pPr>
         <w:pStyle w:val="Heading2"/>
       </w:pPr>
-      <w:bookmarkStart w:id="22" w:name="_Toc235529173"/>
+      <w:bookmarkStart w:id="22" w:name="_Toc235624404"/>
       <w:r>
         <w:lastRenderedPageBreak/>
         <w:t>What is Virtual DOM ?</w:t>
@@ -6253,7 +9070,7 @@
       <w:pPr>
         <w:pStyle w:val="Heading2"/>
       </w:pPr>
-      <w:bookmarkStart w:id="23" w:name="_Toc235529174"/>
+      <w:bookmarkStart w:id="23" w:name="_Toc235624405"/>
       <w:r>
         <w:lastRenderedPageBreak/>
         <w:t>Benefits of Virtual DOM</w:t>
@@ -6477,7 +9294,7 @@
       <w:pPr>
         <w:pStyle w:val="Heading2"/>
       </w:pPr>
-      <w:bookmarkStart w:id="24" w:name="_Toc235529175"/>
+      <w:bookmarkStart w:id="24" w:name="_Toc235624406"/>
       <w:r>
         <w:lastRenderedPageBreak/>
         <w:t>Introduction to JSX</w:t>
@@ -6575,6 +9392,7 @@
         <w:rPr>
           <w:b/>
           <w:bCs/>
+          <w:noProof/>
         </w:rPr>
         <w:drawing>
           <wp:inline distT="0" distB="0" distL="0" distR="0" wp14:anchorId="5B633AF6" wp14:editId="320778C8">
@@ -6625,6 +9443,7 @@
         <w:rPr>
           <w:b/>
           <w:bCs/>
+          <w:noProof/>
         </w:rPr>
         <w:drawing>
           <wp:inline distT="0" distB="0" distL="0" distR="0" wp14:anchorId="2DC193DB" wp14:editId="3616E7A2">
@@ -6701,6 +9520,7 @@
         <w:rPr>
           <w:b/>
           <w:bCs/>
+          <w:noProof/>
         </w:rPr>
         <w:drawing>
           <wp:inline distT="0" distB="0" distL="0" distR="0" wp14:anchorId="73C50611" wp14:editId="7025FCB0">
@@ -6760,7 +9580,7 @@
       <w:pPr>
         <w:pStyle w:val="Heading2"/>
       </w:pPr>
-      <w:bookmarkStart w:id="25" w:name="_Toc235529176"/>
+      <w:bookmarkStart w:id="25" w:name="_Toc235624407"/>
       <w:r>
         <w:lastRenderedPageBreak/>
         <w:t>Calling Function in JSX</w:t>
@@ -6806,6 +9626,9 @@
         <w:jc w:val="center"/>
       </w:pPr>
       <w:r>
+        <w:rPr>
+          <w:noProof/>
+        </w:rPr>
         <w:drawing>
           <wp:inline distT="0" distB="0" distL="0" distR="0" wp14:anchorId="52EA5A05" wp14:editId="77BC38B0">
             <wp:extent cx="5731510" cy="1720850"/>
@@ -6897,6 +9720,7 @@
         <w:rPr>
           <w:b/>
           <w:bCs/>
+          <w:noProof/>
         </w:rPr>
         <w:drawing>
           <wp:inline distT="0" distB="0" distL="0" distR="0" wp14:anchorId="41979934" wp14:editId="3A2B03CE">
@@ -6966,6 +9790,7 @@
         <w:rPr>
           <w:b/>
           <w:bCs/>
+          <w:noProof/>
         </w:rPr>
         <w:drawing>
           <wp:inline distT="0" distB="0" distL="0" distR="0" wp14:anchorId="03C61EA3" wp14:editId="47C0719D">
@@ -7042,12 +9867,13 @@
     <w:p>
       <w:pPr>
         <w:pStyle w:val="Heading1"/>
-        <w:rPr>
-          <w:b/>
-          <w:bCs/>
-        </w:rPr>
-      </w:pPr>
-      <w:bookmarkStart w:id="26" w:name="_Toc235529177"/>
+        <w:jc w:val="center"/>
+        <w:rPr>
+          <w:b/>
+          <w:bCs/>
+        </w:rPr>
+      </w:pPr>
+      <w:bookmarkStart w:id="26" w:name="_Toc235624408"/>
       <w:r>
         <w:rPr>
           <w:b/>
@@ -7076,7 +9902,7 @@
       <w:pPr>
         <w:pStyle w:val="Heading2"/>
       </w:pPr>
-      <w:bookmarkStart w:id="27" w:name="_Toc235529178"/>
+      <w:bookmarkStart w:id="27" w:name="_Toc235624409"/>
       <w:r>
         <w:t>What is Vite (Bundler) ?</w:t>
       </w:r>
@@ -7134,13 +9960,7 @@
         <w:t>Bundler:</w:t>
       </w:r>
       <w:r>
-        <w:t xml:space="preserve"> </w:t>
-      </w:r>
-      <w:r>
-        <w:t>Basically,</w:t>
-      </w:r>
-      <w:r>
-        <w:t xml:space="preserve"> a tool that helps in </w:t>
+        <w:t xml:space="preserve"> Basically, a tool that helps in </w:t>
       </w:r>
       <w:r>
         <w:rPr>
@@ -7206,7 +10026,7 @@
       <w:pPr>
         <w:pStyle w:val="Heading2"/>
       </w:pPr>
-      <w:bookmarkStart w:id="28" w:name="_Toc235529179"/>
+      <w:bookmarkStart w:id="28" w:name="_Toc235624410"/>
       <w:r>
         <w:lastRenderedPageBreak/>
         <w:t>Vite vs Create React App (CRA)</w:t>
@@ -7251,13 +10071,7 @@
         <w:t>This is now deprecated</w:t>
       </w:r>
       <w:r>
-        <w:t xml:space="preserve"> — </w:t>
-      </w:r>
-      <w:r>
-        <w:t>Reacts</w:t>
-      </w:r>
-      <w:r>
-        <w:t xml:space="preserve"> own developers have discouraged its use.</w:t>
+        <w:t xml:space="preserve"> — Reacts own developers have discouraged its use.</w:t>
       </w:r>
     </w:p>
     <w:p>
@@ -7276,13 +10090,7 @@
         <w:t>Reason:</w:t>
       </w:r>
       <w:r>
-        <w:t xml:space="preserve"> </w:t>
-      </w:r>
-      <w:r>
-        <w:t>Reacts</w:t>
-      </w:r>
-      <w:r>
-        <w:t xml:space="preserve"> team now recommends using React </w:t>
+        <w:t xml:space="preserve"> Reacts team now recommends using React </w:t>
       </w:r>
       <w:r>
         <w:rPr>
@@ -7368,7 +10176,7 @@
       <w:pPr>
         <w:pStyle w:val="Heading2"/>
       </w:pPr>
-      <w:bookmarkStart w:id="29" w:name="_Toc235529180"/>
+      <w:bookmarkStart w:id="29" w:name="_Toc235624411"/>
       <w:r>
         <w:lastRenderedPageBreak/>
         <w:t>Creating a React Project with Vite – Step–by–Step</w:t>
@@ -7392,6 +10200,9 @@
         <w:jc w:val="center"/>
       </w:pPr>
       <w:r>
+        <w:rPr>
+          <w:noProof/>
+        </w:rPr>
         <w:drawing>
           <wp:inline distT="0" distB="0" distL="0" distR="0" wp14:anchorId="38AF0C7B" wp14:editId="2E7EA9D8">
             <wp:extent cx="4000500" cy="1295400"/>
@@ -7623,6 +10434,9 @@
         <w:jc w:val="center"/>
       </w:pPr>
       <w:r>
+        <w:rPr>
+          <w:noProof/>
+        </w:rPr>
         <w:drawing>
           <wp:inline distT="0" distB="0" distL="0" distR="0" wp14:anchorId="47613648" wp14:editId="776C4883">
             <wp:extent cx="3524250" cy="1295400"/>
@@ -7677,6 +10491,9 @@
         <w:jc w:val="center"/>
       </w:pPr>
       <w:r>
+        <w:rPr>
+          <w:noProof/>
+        </w:rPr>
         <w:drawing>
           <wp:inline distT="0" distB="0" distL="0" distR="0" wp14:anchorId="79C1E649" wp14:editId="1EAC7762">
             <wp:extent cx="3371850" cy="1295400"/>
@@ -7762,6 +10579,9 @@
         <w:jc w:val="center"/>
       </w:pPr>
       <w:r>
+        <w:rPr>
+          <w:noProof/>
+        </w:rPr>
         <w:drawing>
           <wp:inline distT="0" distB="0" distL="0" distR="0" wp14:anchorId="4C4AC828" wp14:editId="541BC707">
             <wp:extent cx="3371850" cy="1295400"/>
@@ -7855,7 +10675,7 @@
       <w:pPr>
         <w:pStyle w:val="Heading2"/>
       </w:pPr>
-      <w:bookmarkStart w:id="30" w:name="_Toc235529181"/>
+      <w:bookmarkStart w:id="30" w:name="_Toc235624412"/>
       <w:r>
         <w:lastRenderedPageBreak/>
         <w:t>Folder Structure Overview (What Vite Generates)</w:t>
@@ -8513,7 +11333,7 @@
           <w:iCs/>
         </w:rPr>
       </w:pPr>
-      <w:bookmarkStart w:id="31" w:name="_Toc235529182"/>
+      <w:bookmarkStart w:id="31" w:name="_Toc235624413"/>
       <w:r>
         <w:lastRenderedPageBreak/>
         <w:t xml:space="preserve">Understanding </w:t>
@@ -8595,6 +11415,9 @@
         <w:jc w:val="center"/>
       </w:pPr>
       <w:r>
+        <w:rPr>
+          <w:noProof/>
+        </w:rPr>
         <w:drawing>
           <wp:inline distT="0" distB="0" distL="0" distR="0" wp14:anchorId="684A482D" wp14:editId="04BFDF70">
             <wp:extent cx="4648200" cy="3105150"/>
@@ -8672,6 +11495,9 @@
         <w:jc w:val="center"/>
       </w:pPr>
       <w:r>
+        <w:rPr>
+          <w:noProof/>
+        </w:rPr>
         <w:drawing>
           <wp:inline distT="0" distB="0" distL="0" distR="0" wp14:anchorId="1FA9A332" wp14:editId="2242CDC6">
             <wp:extent cx="5731510" cy="2338070"/>
@@ -8823,6 +11649,9 @@
         <w:jc w:val="center"/>
       </w:pPr>
       <w:r>
+        <w:rPr>
+          <w:noProof/>
+        </w:rPr>
         <w:drawing>
           <wp:inline distT="0" distB="0" distL="0" distR="0" wp14:anchorId="524E8D90" wp14:editId="3CA4A7E3">
             <wp:extent cx="5731510" cy="1403350"/>
@@ -9066,7 +11895,7 @@
       <w:pPr>
         <w:pStyle w:val="Heading2"/>
       </w:pPr>
-      <w:bookmarkStart w:id="32" w:name="_Toc235529183"/>
+      <w:bookmarkStart w:id="32" w:name="_Toc235624414"/>
       <w:r>
         <w:lastRenderedPageBreak/>
         <w:t>The Rendering Chain (Hierarchy)</w:t>
@@ -9078,6 +11907,9 @@
         <w:jc w:val="center"/>
       </w:pPr>
       <w:r>
+        <w:rPr>
+          <w:noProof/>
+        </w:rPr>
         <w:drawing>
           <wp:inline distT="0" distB="0" distL="0" distR="0" wp14:anchorId="5C302F2E" wp14:editId="5CE30972">
             <wp:extent cx="5731510" cy="976630"/>
@@ -9171,7 +12003,7 @@
       <w:pPr>
         <w:pStyle w:val="Heading2"/>
       </w:pPr>
-      <w:bookmarkStart w:id="33" w:name="_Toc235529184"/>
+      <w:bookmarkStart w:id="33" w:name="_Toc235624415"/>
       <w:r>
         <w:lastRenderedPageBreak/>
         <w:t>CSS in the Project</w:t>
@@ -9253,7 +12085,7 @@
       <w:pPr>
         <w:pStyle w:val="Heading2"/>
       </w:pPr>
-      <w:bookmarkStart w:id="34" w:name="_Toc235529185"/>
+      <w:bookmarkStart w:id="34" w:name="_Toc235624416"/>
       <w:r>
         <w:lastRenderedPageBreak/>
         <w:t>ESLint – Why it’s Needed</w:t>
@@ -9460,7 +12292,7 @@
       <w:pPr>
         <w:pStyle w:val="Heading2"/>
       </w:pPr>
-      <w:bookmarkStart w:id="35" w:name="_Toc235529186"/>
+      <w:bookmarkStart w:id="35" w:name="_Toc235624417"/>
       <w:r>
         <w:lastRenderedPageBreak/>
         <w:t>.gitignore – Why it’s needed</w:t>
@@ -9609,7 +12441,7 @@
       <w:pPr>
         <w:pStyle w:val="Heading2"/>
       </w:pPr>
-      <w:bookmarkStart w:id="36" w:name="_Toc235529187"/>
+      <w:bookmarkStart w:id="36" w:name="_Toc235624418"/>
       <w:r>
         <w:lastRenderedPageBreak/>
         <w:t>Uploading the Project to GitHub</w:t>
@@ -9672,6 +12504,9 @@
         <w:jc w:val="center"/>
       </w:pPr>
       <w:r>
+        <w:rPr>
+          <w:noProof/>
+        </w:rPr>
         <w:drawing>
           <wp:inline distT="0" distB="0" distL="0" distR="0" wp14:anchorId="568C91BD" wp14:editId="393DAD80">
             <wp:extent cx="5731510" cy="1443990"/>
@@ -9729,21 +12564,3227 @@
     <w:p>
       <w:pPr>
         <w:pStyle w:val="Heading1"/>
-        <w:rPr>
-          <w:b/>
-          <w:bCs/>
-        </w:rPr>
-      </w:pPr>
-      <w:bookmarkStart w:id="37" w:name="_Toc235529188"/>
+        <w:jc w:val="center"/>
+        <w:rPr>
+          <w:b/>
+          <w:bCs/>
+        </w:rPr>
+      </w:pPr>
+      <w:bookmarkStart w:id="37" w:name="_Toc235624419"/>
       <w:r>
         <w:rPr>
           <w:b/>
           <w:bCs/>
         </w:rPr>
         <w:lastRenderedPageBreak/>
-        <w:t>Chapter 5 - Components</w:t>
+        <w:t xml:space="preserve">Chapter 5 </w:t>
+      </w:r>
+      <w:r>
+        <w:rPr>
+          <w:b/>
+          <w:bCs/>
+        </w:rPr>
+        <w:t>–</w:t>
+      </w:r>
+      <w:r>
+        <w:rPr>
+          <w:b/>
+          <w:bCs/>
+        </w:rPr>
+        <w:t xml:space="preserve"> Components</w:t>
       </w:r>
       <w:bookmarkEnd w:id="37"/>
+    </w:p>
+    <w:p>
+      <w:pPr>
+        <w:pStyle w:val="Heading2"/>
+        <w:numPr>
+          <w:ilvl w:val="0"/>
+          <w:numId w:val="34"/>
+        </w:numPr>
+      </w:pPr>
+      <w:bookmarkStart w:id="38" w:name="_Toc235624420"/>
+      <w:r>
+        <w:t>Setting up a New Project</w:t>
+      </w:r>
+      <w:bookmarkEnd w:id="38"/>
+    </w:p>
+    <w:p>
+      <w:pPr>
+        <w:pStyle w:val="ListParagraph"/>
+        <w:numPr>
+          <w:ilvl w:val="0"/>
+          <w:numId w:val="31"/>
+        </w:numPr>
+      </w:pPr>
+      <w:r>
+        <w:t xml:space="preserve">A new folder was created to specifically explain </w:t>
+      </w:r>
+      <w:r>
+        <w:rPr>
+          <w:b/>
+          <w:bCs/>
+        </w:rPr>
+        <w:t>Components</w:t>
+      </w:r>
+      <w:r>
+        <w:t>.</w:t>
+      </w:r>
+    </w:p>
+    <w:p>
+      <w:pPr>
+        <w:pStyle w:val="ListParagraph"/>
+        <w:numPr>
+          <w:ilvl w:val="0"/>
+          <w:numId w:val="31"/>
+        </w:numPr>
+        <w:rPr>
+          <w:b/>
+          <w:bCs/>
+        </w:rPr>
+      </w:pPr>
+      <w:r>
+        <w:rPr>
+          <w:b/>
+          <w:bCs/>
+        </w:rPr>
+        <w:t>Command used:</w:t>
+      </w:r>
+    </w:p>
+    <w:p>
+      <w:pPr>
+        <w:jc w:val="center"/>
+        <w:rPr>
+          <w:b/>
+          <w:bCs/>
+        </w:rPr>
+      </w:pPr>
+      <w:r>
+        <w:rPr>
+          <w:b/>
+          <w:bCs/>
+        </w:rPr>
+        <w:drawing>
+          <wp:inline distT="0" distB="0" distL="0" distR="0" wp14:anchorId="46627635" wp14:editId="4A5DB7C7">
+            <wp:extent cx="4000500" cy="1295400"/>
+            <wp:effectExtent l="0" t="0" r="0" b="0"/>
+            <wp:docPr id="1833051632" name="Picture 1"/>
+            <wp:cNvGraphicFramePr>
+              <a:graphicFrameLocks xmlns:a="http://schemas.openxmlformats.org/drawingml/2006/main" noChangeAspect="1"/>
+            </wp:cNvGraphicFramePr>
+            <a:graphic xmlns:a="http://schemas.openxmlformats.org/drawingml/2006/main">
+              <a:graphicData uri="http://schemas.openxmlformats.org/drawingml/2006/picture">
+                <pic:pic xmlns:pic="http://schemas.openxmlformats.org/drawingml/2006/picture">
+                  <pic:nvPicPr>
+                    <pic:cNvPr id="1833051632" name=""/>
+                    <pic:cNvPicPr/>
+                  </pic:nvPicPr>
+                  <pic:blipFill>
+                    <a:blip r:embed="rId32"/>
+                    <a:stretch>
+                      <a:fillRect/>
+                    </a:stretch>
+                  </pic:blipFill>
+                  <pic:spPr>
+                    <a:xfrm>
+                      <a:off x="0" y="0"/>
+                      <a:ext cx="4000500" cy="1295400"/>
+                    </a:xfrm>
+                    <a:prstGeom prst="rect">
+                      <a:avLst/>
+                    </a:prstGeom>
+                  </pic:spPr>
+                </pic:pic>
+              </a:graphicData>
+            </a:graphic>
+          </wp:inline>
+        </w:drawing>
+      </w:r>
+    </w:p>
+    <w:p>
+      <w:pPr>
+        <w:jc w:val="center"/>
+        <w:rPr>
+          <w:b/>
+          <w:bCs/>
+        </w:rPr>
+      </w:pPr>
+    </w:p>
+    <w:p>
+      <w:pPr>
+        <w:pStyle w:val="ListParagraph"/>
+        <w:numPr>
+          <w:ilvl w:val="0"/>
+          <w:numId w:val="32"/>
+        </w:numPr>
+        <w:rPr>
+          <w:b/>
+          <w:bCs/>
+        </w:rPr>
+      </w:pPr>
+      <w:r>
+        <w:rPr>
+          <w:b/>
+          <w:bCs/>
+        </w:rPr>
+        <w:t xml:space="preserve">Project name given: </w:t>
+      </w:r>
+      <w:r>
+        <w:t>05. Components Explained</w:t>
+      </w:r>
+    </w:p>
+    <w:p>
+      <w:pPr>
+        <w:pStyle w:val="ListParagraph"/>
+        <w:numPr>
+          <w:ilvl w:val="0"/>
+          <w:numId w:val="32"/>
+        </w:numPr>
+      </w:pPr>
+      <w:r>
+        <w:t xml:space="preserve">Same setup flow as before → select </w:t>
+      </w:r>
+      <w:r>
+        <w:rPr>
+          <w:b/>
+          <w:bCs/>
+        </w:rPr>
+        <w:t>React</w:t>
+      </w:r>
+      <w:r>
+        <w:t xml:space="preserve"> → select </w:t>
+      </w:r>
+      <w:r>
+        <w:rPr>
+          <w:b/>
+          <w:bCs/>
+        </w:rPr>
+        <w:t>JavaScript</w:t>
+      </w:r>
+    </w:p>
+    <w:p>
+      <w:pPr>
+        <w:pStyle w:val="ListParagraph"/>
+        <w:numPr>
+          <w:ilvl w:val="0"/>
+          <w:numId w:val="32"/>
+        </w:numPr>
+      </w:pPr>
+      <w:r>
+        <w:t xml:space="preserve">Inside </w:t>
+      </w:r>
+      <w:r>
+        <w:rPr>
+          <w:b/>
+          <w:bCs/>
+          <w:i/>
+          <w:iCs/>
+        </w:rPr>
+        <w:t>src/App.jsx</w:t>
+      </w:r>
+    </w:p>
+    <w:p>
+      <w:pPr>
+        <w:pStyle w:val="ListParagraph"/>
+        <w:numPr>
+          <w:ilvl w:val="1"/>
+          <w:numId w:val="32"/>
+        </w:numPr>
+      </w:pPr>
+      <w:r>
+        <w:t>Removed default boilerplate code</w:t>
+      </w:r>
+      <w:r>
+        <w:t>.</w:t>
+      </w:r>
+    </w:p>
+    <w:p>
+      <w:pPr>
+        <w:pStyle w:val="ListParagraph"/>
+        <w:numPr>
+          <w:ilvl w:val="1"/>
+          <w:numId w:val="32"/>
+        </w:numPr>
+      </w:pPr>
+      <w:r>
+        <w:t>U</w:t>
+      </w:r>
+      <w:r>
+        <w:t xml:space="preserve">sed the snippet </w:t>
+      </w:r>
+      <w:r>
+        <w:rPr>
+          <w:b/>
+          <w:bCs/>
+          <w:i/>
+          <w:iCs/>
+        </w:rPr>
+        <w:t>rafce</w:t>
+      </w:r>
+      <w:r>
+        <w:t xml:space="preserve"> (React Arrow Function Component Export) to auto-generate a basic functional component</w:t>
+      </w:r>
+      <w:r>
+        <w:t>.</w:t>
+      </w:r>
+    </w:p>
+    <w:p>
+      <w:pPr>
+        <w:pStyle w:val="ListParagraph"/>
+        <w:numPr>
+          <w:ilvl w:val="0"/>
+          <w:numId w:val="32"/>
+        </w:numPr>
+      </w:pPr>
+      <w:r>
+        <w:t>R</w:t>
+      </w:r>
+      <w:r>
+        <w:t>u</w:t>
+      </w:r>
+      <w:r>
+        <w:t>n the dev server:</w:t>
+      </w:r>
+    </w:p>
+    <w:p>
+      <w:pPr>
+        <w:jc w:val="center"/>
+      </w:pPr>
+      <w:r>
+        <w:drawing>
+          <wp:inline distT="0" distB="0" distL="0" distR="0" wp14:anchorId="7E00AE1A" wp14:editId="7B242310">
+            <wp:extent cx="3371850" cy="1295400"/>
+            <wp:effectExtent l="0" t="0" r="0" b="0"/>
+            <wp:docPr id="755709548" name="Picture 1"/>
+            <wp:cNvGraphicFramePr>
+              <a:graphicFrameLocks xmlns:a="http://schemas.openxmlformats.org/drawingml/2006/main" noChangeAspect="1"/>
+            </wp:cNvGraphicFramePr>
+            <a:graphic xmlns:a="http://schemas.openxmlformats.org/drawingml/2006/main">
+              <a:graphicData uri="http://schemas.openxmlformats.org/drawingml/2006/picture">
+                <pic:pic xmlns:pic="http://schemas.openxmlformats.org/drawingml/2006/picture">
+                  <pic:nvPicPr>
+                    <pic:cNvPr id="755709548" name=""/>
+                    <pic:cNvPicPr/>
+                  </pic:nvPicPr>
+                  <pic:blipFill>
+                    <a:blip r:embed="rId35"/>
+                    <a:stretch>
+                      <a:fillRect/>
+                    </a:stretch>
+                  </pic:blipFill>
+                  <pic:spPr>
+                    <a:xfrm>
+                      <a:off x="0" y="0"/>
+                      <a:ext cx="3371850" cy="1295400"/>
+                    </a:xfrm>
+                    <a:prstGeom prst="rect">
+                      <a:avLst/>
+                    </a:prstGeom>
+                  </pic:spPr>
+                </pic:pic>
+              </a:graphicData>
+            </a:graphic>
+          </wp:inline>
+        </w:drawing>
+      </w:r>
+    </w:p>
+    <w:p>
+      <w:r>
+        <w:br w:type="page"/>
+      </w:r>
+    </w:p>
+    <w:p>
+      <w:pPr>
+        <w:pStyle w:val="Heading2"/>
+        <w:numPr>
+          <w:ilvl w:val="0"/>
+          <w:numId w:val="34"/>
+        </w:numPr>
+        <w:rPr>
+          <w:b/>
+          <w:bCs/>
+        </w:rPr>
+      </w:pPr>
+      <w:bookmarkStart w:id="39" w:name="_Toc235624421"/>
+      <w:r>
+        <w:lastRenderedPageBreak/>
+        <w:t xml:space="preserve">Important Syntax Note: </w:t>
+      </w:r>
+      <w:proofErr w:type="spellStart"/>
+      <w:r>
+        <w:rPr>
+          <w:b/>
+          <w:bCs/>
+          <w:i/>
+          <w:iCs/>
+        </w:rPr>
+        <w:t>className</w:t>
+      </w:r>
+      <w:proofErr w:type="spellEnd"/>
+      <w:r>
+        <w:t xml:space="preserve"> vs </w:t>
+      </w:r>
+      <w:r>
+        <w:rPr>
+          <w:b/>
+          <w:bCs/>
+          <w:i/>
+          <w:iCs/>
+        </w:rPr>
+        <w:t>class</w:t>
+      </w:r>
+      <w:bookmarkEnd w:id="39"/>
+    </w:p>
+    <w:p>
+      <w:pPr>
+        <w:pStyle w:val="Heading3"/>
+      </w:pPr>
+      <w:bookmarkStart w:id="40" w:name="_Toc235624422"/>
+      <w:r>
+        <w:t>Definition:</w:t>
+      </w:r>
+      <w:bookmarkEnd w:id="40"/>
+    </w:p>
+    <w:p>
+      <w:pPr>
+        <w:pStyle w:val="ListParagraph"/>
+        <w:numPr>
+          <w:ilvl w:val="0"/>
+          <w:numId w:val="33"/>
+        </w:numPr>
+      </w:pPr>
+      <w:r>
+        <w:t xml:space="preserve">In JSX, you </w:t>
+      </w:r>
+      <w:r>
+        <w:rPr>
+          <w:b/>
+          <w:bCs/>
+        </w:rPr>
+        <w:t xml:space="preserve">cannot use </w:t>
+      </w:r>
+      <w:r>
+        <w:rPr>
+          <w:b/>
+          <w:bCs/>
+          <w:i/>
+          <w:iCs/>
+        </w:rPr>
+        <w:t>class</w:t>
+      </w:r>
+      <w:r>
+        <w:t xml:space="preserve"> as an attribute (like in plain HTML) because class is a </w:t>
+      </w:r>
+      <w:r>
+        <w:rPr>
+          <w:b/>
+          <w:bCs/>
+        </w:rPr>
+        <w:t>reserved keyword</w:t>
+      </w:r>
+      <w:r>
+        <w:t xml:space="preserve"> in JavaScript.</w:t>
+      </w:r>
+    </w:p>
+    <w:p>
+      <w:pPr>
+        <w:pStyle w:val="Heading3"/>
+      </w:pPr>
+      <w:bookmarkStart w:id="41" w:name="_Toc235624423"/>
+      <w:r>
+        <w:t>Rule:</w:t>
+      </w:r>
+      <w:bookmarkEnd w:id="41"/>
+    </w:p>
+    <w:p>
+      <w:pPr>
+        <w:pStyle w:val="ListParagraph"/>
+        <w:numPr>
+          <w:ilvl w:val="0"/>
+          <w:numId w:val="33"/>
+        </w:numPr>
+      </w:pPr>
+      <w:r>
+        <w:t xml:space="preserve">Use </w:t>
+      </w:r>
+      <w:proofErr w:type="spellStart"/>
+      <w:r>
+        <w:rPr>
+          <w:b/>
+          <w:bCs/>
+          <w:i/>
+          <w:iCs/>
+        </w:rPr>
+        <w:t>className</w:t>
+      </w:r>
+      <w:proofErr w:type="spellEnd"/>
+      <w:r>
+        <w:t xml:space="preserve"> instead of </w:t>
+      </w:r>
+      <w:r>
+        <w:rPr>
+          <w:b/>
+          <w:bCs/>
+          <w:i/>
+          <w:iCs/>
+        </w:rPr>
+        <w:t>class</w:t>
+      </w:r>
+      <w:r>
+        <w:t xml:space="preserve"> when styling elements with CSS classes.</w:t>
+      </w:r>
+    </w:p>
+    <w:p>
+      <w:pPr>
+        <w:pStyle w:val="ListParagraph"/>
+        <w:numPr>
+          <w:ilvl w:val="0"/>
+          <w:numId w:val="33"/>
+        </w:numPr>
+      </w:pPr>
+      <w:r>
+        <w:t xml:space="preserve">Use </w:t>
+      </w:r>
+      <w:r>
+        <w:rPr>
+          <w:b/>
+          <w:bCs/>
+          <w:i/>
+          <w:iCs/>
+        </w:rPr>
+        <w:t>id</w:t>
+      </w:r>
+      <w:r>
+        <w:t xml:space="preserve"> normally (no change needed for id).</w:t>
+      </w:r>
+    </w:p>
+    <w:p>
+      <w:pPr>
+        <w:pStyle w:val="Heading3"/>
+      </w:pPr>
+      <w:bookmarkStart w:id="42" w:name="_Toc235624424"/>
+      <w:r>
+        <w:t>Syntax</w:t>
+      </w:r>
+      <w:r>
+        <w:t>:</w:t>
+      </w:r>
+      <w:bookmarkEnd w:id="42"/>
+    </w:p>
+    <w:p>
+      <w:pPr>
+        <w:jc w:val="center"/>
+      </w:pPr>
+      <w:r>
+        <w:drawing>
+          <wp:inline distT="0" distB="0" distL="0" distR="0" wp14:anchorId="3F79A427" wp14:editId="389B3F44">
+            <wp:extent cx="5124450" cy="1295400"/>
+            <wp:effectExtent l="0" t="0" r="0" b="0"/>
+            <wp:docPr id="1027981610" name="Picture 1"/>
+            <wp:cNvGraphicFramePr>
+              <a:graphicFrameLocks xmlns:a="http://schemas.openxmlformats.org/drawingml/2006/main" noChangeAspect="1"/>
+            </wp:cNvGraphicFramePr>
+            <a:graphic xmlns:a="http://schemas.openxmlformats.org/drawingml/2006/main">
+              <a:graphicData uri="http://schemas.openxmlformats.org/drawingml/2006/picture">
+                <pic:pic xmlns:pic="http://schemas.openxmlformats.org/drawingml/2006/picture">
+                  <pic:nvPicPr>
+                    <pic:cNvPr id="1027981610" name=""/>
+                    <pic:cNvPicPr/>
+                  </pic:nvPicPr>
+                  <pic:blipFill>
+                    <a:blip r:embed="rId41"/>
+                    <a:stretch>
+                      <a:fillRect/>
+                    </a:stretch>
+                  </pic:blipFill>
+                  <pic:spPr>
+                    <a:xfrm>
+                      <a:off x="0" y="0"/>
+                      <a:ext cx="5124450" cy="1295400"/>
+                    </a:xfrm>
+                    <a:prstGeom prst="rect">
+                      <a:avLst/>
+                    </a:prstGeom>
+                  </pic:spPr>
+                </pic:pic>
+              </a:graphicData>
+            </a:graphic>
+          </wp:inline>
+        </w:drawing>
+      </w:r>
+    </w:p>
+    <w:p>
+      <w:r>
+        <w:rPr>
+          <w:rFonts w:ascii="Segoe UI Emoji" w:hAnsi="Segoe UI Emoji" w:cs="Segoe UI Emoji"/>
+        </w:rPr>
+        <w:t>❌</w:t>
+      </w:r>
+      <w:r>
+        <w:t xml:space="preserve"> Incorrect: </w:t>
+      </w:r>
+      <w:r>
+        <w:rPr>
+          <w:b/>
+          <w:bCs/>
+          <w:i/>
+          <w:iCs/>
+        </w:rPr>
+        <w:t>&lt;div class="card"&gt;...&lt;/div&gt;</w:t>
+      </w:r>
+    </w:p>
+    <w:p>
+      <w:r>
+        <w:rPr>
+          <w:rFonts w:ascii="Segoe UI Emoji" w:hAnsi="Segoe UI Emoji" w:cs="Segoe UI Emoji"/>
+        </w:rPr>
+        <w:t>✅</w:t>
+      </w:r>
+      <w:r>
+        <w:t xml:space="preserve"> Correct: </w:t>
+      </w:r>
+      <w:r>
+        <w:rPr>
+          <w:b/>
+          <w:bCs/>
+          <w:i/>
+          <w:iCs/>
+        </w:rPr>
+        <w:t xml:space="preserve">&lt;div </w:t>
+      </w:r>
+      <w:proofErr w:type="spellStart"/>
+      <w:r>
+        <w:rPr>
+          <w:b/>
+          <w:bCs/>
+          <w:i/>
+          <w:iCs/>
+        </w:rPr>
+        <w:t>className</w:t>
+      </w:r>
+      <w:proofErr w:type="spellEnd"/>
+      <w:r>
+        <w:rPr>
+          <w:b/>
+          <w:bCs/>
+          <w:i/>
+          <w:iCs/>
+        </w:rPr>
+        <w:t>="card"&gt;...&lt;/div&gt;</w:t>
+      </w:r>
+    </w:p>
+    <w:p>
+      <w:r>
+        <w:br w:type="page"/>
+      </w:r>
+    </w:p>
+    <w:p>
+      <w:pPr>
+        <w:pStyle w:val="Heading2"/>
+        <w:numPr>
+          <w:ilvl w:val="0"/>
+          <w:numId w:val="34"/>
+        </w:numPr>
+      </w:pPr>
+      <w:bookmarkStart w:id="43" w:name="_Toc235624425"/>
+      <w:r>
+        <w:lastRenderedPageBreak/>
+        <w:t>Building a Basic UI Without Components (The Problem)</w:t>
+      </w:r>
+      <w:bookmarkEnd w:id="43"/>
+    </w:p>
+    <w:p>
+      <w:pPr>
+        <w:pStyle w:val="Heading3"/>
+      </w:pPr>
+      <w:bookmarkStart w:id="44" w:name="_Toc235624426"/>
+      <w:r>
+        <w:t>Example: Creating a "Card" Directly Inside App.jsx</w:t>
+      </w:r>
+      <w:bookmarkEnd w:id="44"/>
+    </w:p>
+    <w:p>
+      <w:pPr>
+        <w:jc w:val="center"/>
+      </w:pPr>
+      <w:r>
+        <w:drawing>
+          <wp:inline distT="0" distB="0" distL="0" distR="0" wp14:anchorId="75FE32A9" wp14:editId="1DA2694E">
+            <wp:extent cx="5731510" cy="2590165"/>
+            <wp:effectExtent l="0" t="0" r="2540" b="635"/>
+            <wp:docPr id="214270622" name="Picture 1"/>
+            <wp:cNvGraphicFramePr>
+              <a:graphicFrameLocks xmlns:a="http://schemas.openxmlformats.org/drawingml/2006/main" noChangeAspect="1"/>
+            </wp:cNvGraphicFramePr>
+            <a:graphic xmlns:a="http://schemas.openxmlformats.org/drawingml/2006/main">
+              <a:graphicData uri="http://schemas.openxmlformats.org/drawingml/2006/picture">
+                <pic:pic xmlns:pic="http://schemas.openxmlformats.org/drawingml/2006/picture">
+                  <pic:nvPicPr>
+                    <pic:cNvPr id="214270622" name=""/>
+                    <pic:cNvPicPr/>
+                  </pic:nvPicPr>
+                  <pic:blipFill>
+                    <a:blip r:embed="rId42"/>
+                    <a:stretch>
+                      <a:fillRect/>
+                    </a:stretch>
+                  </pic:blipFill>
+                  <pic:spPr>
+                    <a:xfrm>
+                      <a:off x="0" y="0"/>
+                      <a:ext cx="5731510" cy="2590165"/>
+                    </a:xfrm>
+                    <a:prstGeom prst="rect">
+                      <a:avLst/>
+                    </a:prstGeom>
+                  </pic:spPr>
+                </pic:pic>
+              </a:graphicData>
+            </a:graphic>
+          </wp:inline>
+        </w:drawing>
+      </w:r>
+    </w:p>
+    <w:p>
+      <w:pPr>
+        <w:jc w:val="center"/>
+      </w:pPr>
+    </w:p>
+    <w:p>
+      <w:pPr>
+        <w:pStyle w:val="Heading3"/>
+      </w:pPr>
+      <w:bookmarkStart w:id="45" w:name="_Toc235624427"/>
+      <w:r>
+        <w:t>Corresponding CSS:</w:t>
+      </w:r>
+      <w:bookmarkEnd w:id="45"/>
+    </w:p>
+    <w:p>
+      <w:pPr>
+        <w:jc w:val="center"/>
+      </w:pPr>
+      <w:r>
+        <w:drawing>
+          <wp:inline distT="0" distB="0" distL="0" distR="0" wp14:anchorId="3EF6E991" wp14:editId="0A390679">
+            <wp:extent cx="5731510" cy="2919730"/>
+            <wp:effectExtent l="0" t="0" r="2540" b="0"/>
+            <wp:docPr id="360814723" name="Picture 1"/>
+            <wp:cNvGraphicFramePr>
+              <a:graphicFrameLocks xmlns:a="http://schemas.openxmlformats.org/drawingml/2006/main" noChangeAspect="1"/>
+            </wp:cNvGraphicFramePr>
+            <a:graphic xmlns:a="http://schemas.openxmlformats.org/drawingml/2006/main">
+              <a:graphicData uri="http://schemas.openxmlformats.org/drawingml/2006/picture">
+                <pic:pic xmlns:pic="http://schemas.openxmlformats.org/drawingml/2006/picture">
+                  <pic:nvPicPr>
+                    <pic:cNvPr id="360814723" name=""/>
+                    <pic:cNvPicPr/>
+                  </pic:nvPicPr>
+                  <pic:blipFill>
+                    <a:blip r:embed="rId43"/>
+                    <a:stretch>
+                      <a:fillRect/>
+                    </a:stretch>
+                  </pic:blipFill>
+                  <pic:spPr>
+                    <a:xfrm>
+                      <a:off x="0" y="0"/>
+                      <a:ext cx="5731510" cy="2919730"/>
+                    </a:xfrm>
+                    <a:prstGeom prst="rect">
+                      <a:avLst/>
+                    </a:prstGeom>
+                  </pic:spPr>
+                </pic:pic>
+              </a:graphicData>
+            </a:graphic>
+          </wp:inline>
+        </w:drawing>
+      </w:r>
+    </w:p>
+    <w:p>
+      <w:pPr>
+        <w:jc w:val="center"/>
+      </w:pPr>
+    </w:p>
+    <w:p>
+      <w:pPr>
+        <w:pStyle w:val="Heading3"/>
+      </w:pPr>
+      <w:bookmarkStart w:id="46" w:name="_Toc235624428"/>
+      <w:r>
+        <w:t>The Problem:</w:t>
+      </w:r>
+      <w:bookmarkEnd w:id="46"/>
+    </w:p>
+    <w:p>
+      <w:pPr>
+        <w:pStyle w:val="ListParagraph"/>
+        <w:numPr>
+          <w:ilvl w:val="0"/>
+          <w:numId w:val="35"/>
+        </w:numPr>
+      </w:pPr>
+      <w:r>
+        <w:t xml:space="preserve">If you need a </w:t>
+      </w:r>
+      <w:r>
+        <w:rPr>
+          <w:b/>
+          <w:bCs/>
+        </w:rPr>
+        <w:t>second similar card</w:t>
+      </w:r>
+      <w:r>
+        <w:t xml:space="preserve">, you could simply </w:t>
+      </w:r>
+      <w:r>
+        <w:rPr>
+          <w:b/>
+          <w:bCs/>
+        </w:rPr>
+        <w:t>copy-paste</w:t>
+      </w:r>
+      <w:r>
+        <w:t xml:space="preserve"> the same JSX block again inside </w:t>
+      </w:r>
+      <w:r>
+        <w:rPr>
+          <w:b/>
+          <w:bCs/>
+          <w:i/>
+          <w:iCs/>
+        </w:rPr>
+        <w:t>App.jsx</w:t>
+      </w:r>
+      <w:r>
+        <w:t>.</w:t>
+      </w:r>
+    </w:p>
+    <w:p>
+      <w:pPr>
+        <w:pStyle w:val="ListParagraph"/>
+        <w:numPr>
+          <w:ilvl w:val="0"/>
+          <w:numId w:val="35"/>
+        </w:numPr>
+      </w:pPr>
+      <w:r>
+        <w:t xml:space="preserve">But doing this repeatedly clutters the </w:t>
+      </w:r>
+      <w:r>
+        <w:rPr>
+          <w:b/>
+          <w:bCs/>
+          <w:i/>
+          <w:iCs/>
+        </w:rPr>
+        <w:t>App.jsx</w:t>
+      </w:r>
+      <w:r>
+        <w:t xml:space="preserve"> file.</w:t>
+      </w:r>
+    </w:p>
+    <w:p>
+      <w:pPr>
+        <w:pStyle w:val="ListParagraph"/>
+        <w:numPr>
+          <w:ilvl w:val="0"/>
+          <w:numId w:val="35"/>
+        </w:numPr>
+        <w:rPr>
+          <w:b/>
+          <w:bCs/>
+        </w:rPr>
+      </w:pPr>
+      <w:r>
+        <w:rPr>
+          <w:b/>
+          <w:bCs/>
+        </w:rPr>
+        <w:t>Why this is bad</w:t>
+      </w:r>
+      <w:r>
+        <w:rPr>
+          <w:b/>
+          <w:bCs/>
+        </w:rPr>
+        <w:t>:</w:t>
+      </w:r>
+    </w:p>
+    <w:p>
+      <w:pPr>
+        <w:pStyle w:val="ListParagraph"/>
+        <w:numPr>
+          <w:ilvl w:val="1"/>
+          <w:numId w:val="35"/>
+        </w:numPr>
+      </w:pPr>
+      <w:r>
+        <w:rPr>
+          <w:b/>
+          <w:bCs/>
+          <w:i/>
+          <w:iCs/>
+        </w:rPr>
+        <w:t>App.jsx</w:t>
+      </w:r>
+      <w:r>
+        <w:t xml:space="preserve"> is the </w:t>
+      </w:r>
+      <w:r>
+        <w:rPr>
+          <w:b/>
+          <w:bCs/>
+        </w:rPr>
+        <w:t>initial/root file</w:t>
+      </w:r>
+      <w:r>
+        <w:t xml:space="preserve"> through which everything gets rendered.</w:t>
+      </w:r>
+    </w:p>
+    <w:p>
+      <w:pPr>
+        <w:pStyle w:val="ListParagraph"/>
+        <w:numPr>
+          <w:ilvl w:val="1"/>
+          <w:numId w:val="35"/>
+        </w:numPr>
+      </w:pPr>
+      <w:r>
+        <w:lastRenderedPageBreak/>
+        <w:t xml:space="preserve">Writing all UI directly inside </w:t>
+      </w:r>
+      <w:r>
+        <w:rPr>
+          <w:b/>
+          <w:bCs/>
+          <w:i/>
+          <w:iCs/>
+        </w:rPr>
+        <w:t>App.jsx</w:t>
+      </w:r>
+      <w:r>
+        <w:t xml:space="preserve"> makes the code messy, hard to maintain, and defeats the purpose of </w:t>
+      </w:r>
+      <w:r>
+        <w:t>Reacts</w:t>
+      </w:r>
+      <w:r>
+        <w:t xml:space="preserve"> efficiency.</w:t>
+      </w:r>
+    </w:p>
+    <w:p>
+      <w:pPr>
+        <w:pStyle w:val="Heading3"/>
+      </w:pPr>
+      <w:bookmarkStart w:id="47" w:name="_Toc235624429"/>
+      <w:r>
+        <w:t>Solution → Component-Based Architecture</w:t>
+      </w:r>
+      <w:bookmarkEnd w:id="47"/>
+    </w:p>
+    <w:p>
+      <w:pPr>
+        <w:pStyle w:val="ListParagraph"/>
+        <w:numPr>
+          <w:ilvl w:val="0"/>
+          <w:numId w:val="36"/>
+        </w:numPr>
+      </w:pPr>
+      <w:r>
+        <w:t xml:space="preserve">Instead of writing everything in App.jsx, break the UI into </w:t>
+      </w:r>
+      <w:r>
+        <w:rPr>
+          <w:b/>
+          <w:bCs/>
+        </w:rPr>
+        <w:t>multiple reusable functions (components)</w:t>
+      </w:r>
+      <w:r>
+        <w:t>.</w:t>
+      </w:r>
+    </w:p>
+    <w:p>
+      <w:r>
+        <w:br w:type="page"/>
+      </w:r>
+    </w:p>
+    <w:p>
+      <w:pPr>
+        <w:pStyle w:val="Heading3"/>
+        <w:numPr>
+          <w:ilvl w:val="0"/>
+          <w:numId w:val="34"/>
+        </w:numPr>
+      </w:pPr>
+      <w:bookmarkStart w:id="48" w:name="_Toc235624430"/>
+      <w:r>
+        <w:lastRenderedPageBreak/>
+        <w:t>What is a Component ?</w:t>
+      </w:r>
+      <w:bookmarkEnd w:id="48"/>
+    </w:p>
+    <w:p>
+      <w:pPr>
+        <w:pStyle w:val="Heading3"/>
+      </w:pPr>
+      <w:bookmarkStart w:id="49" w:name="_Toc235624431"/>
+      <w:r>
+        <w:t>Definition:</w:t>
+      </w:r>
+      <w:bookmarkEnd w:id="49"/>
+    </w:p>
+    <w:p>
+      <w:r>
+        <w:t xml:space="preserve">A </w:t>
+      </w:r>
+      <w:r>
+        <w:rPr>
+          <w:b/>
+          <w:bCs/>
+        </w:rPr>
+        <w:t>Component</w:t>
+      </w:r>
+      <w:r>
+        <w:t xml:space="preserve"> is a </w:t>
+      </w:r>
+      <w:r>
+        <w:rPr>
+          <w:b/>
+          <w:bCs/>
+        </w:rPr>
+        <w:t>small, reusable piece of code/UI</w:t>
+      </w:r>
+      <w:r>
+        <w:t xml:space="preserve"> built for a </w:t>
+      </w:r>
+      <w:r>
+        <w:rPr>
+          <w:b/>
+          <w:bCs/>
+        </w:rPr>
+        <w:t>specific feature or purpose</w:t>
+      </w:r>
+      <w:r>
+        <w:t xml:space="preserve"> (e.g., a card, a navbar, a button).</w:t>
+      </w:r>
+    </w:p>
+    <w:p/>
+    <w:p>
+      <w:pPr>
+        <w:pStyle w:val="Heading3"/>
+      </w:pPr>
+      <w:bookmarkStart w:id="50" w:name="_Toc235624432"/>
+      <w:r>
+        <w:t>Real-world Example (Instagram)</w:t>
+      </w:r>
+      <w:bookmarkEnd w:id="50"/>
+    </w:p>
+    <w:p>
+      <w:pPr>
+        <w:pStyle w:val="ListParagraph"/>
+        <w:numPr>
+          <w:ilvl w:val="0"/>
+          <w:numId w:val="36"/>
+        </w:numPr>
+      </w:pPr>
+      <w:r>
+        <w:rPr>
+          <w:b/>
+          <w:bCs/>
+        </w:rPr>
+        <w:t>Instagram example:</w:t>
+      </w:r>
+      <w:r>
+        <w:t xml:space="preserve"> Every post card (profile pic, username, like/comment/share/save buttons, caption, comments section) follows the </w:t>
+      </w:r>
+      <w:r>
+        <w:rPr>
+          <w:b/>
+          <w:bCs/>
+        </w:rPr>
+        <w:t>exact same structure</w:t>
+      </w:r>
+      <w:r>
+        <w:t xml:space="preserve"> — just with </w:t>
+      </w:r>
+      <w:r>
+        <w:rPr>
+          <w:b/>
+          <w:bCs/>
+        </w:rPr>
+        <w:t>different data</w:t>
+      </w:r>
+      <w:r>
+        <w:t xml:space="preserve">. This repeating structure is a </w:t>
+      </w:r>
+      <w:r>
+        <w:rPr>
+          <w:b/>
+          <w:bCs/>
+        </w:rPr>
+        <w:t>single reusable component</w:t>
+      </w:r>
+      <w:r>
+        <w:t xml:space="preserve"> used multiple times with different data (this leads into the concept of </w:t>
+      </w:r>
+      <w:r>
+        <w:rPr>
+          <w:b/>
+          <w:bCs/>
+        </w:rPr>
+        <w:t>Props Drilling</w:t>
+      </w:r>
+      <w:r>
+        <w:t>, covered separately).</w:t>
+      </w:r>
+    </w:p>
+    <w:p/>
+    <w:p>
+      <w:pPr>
+        <w:pStyle w:val="Heading3"/>
+      </w:pPr>
+      <w:bookmarkStart w:id="51" w:name="_Toc235624433"/>
+      <w:r>
+        <w:t>Benefit of Components (Performance)</w:t>
+      </w:r>
+      <w:bookmarkEnd w:id="51"/>
+    </w:p>
+    <w:p>
+      <w:pPr>
+        <w:pStyle w:val="ListParagraph"/>
+        <w:numPr>
+          <w:ilvl w:val="0"/>
+          <w:numId w:val="36"/>
+        </w:numPr>
+      </w:pPr>
+      <w:r>
+        <w:t xml:space="preserve">If UI is broken into components, updating </w:t>
+      </w:r>
+      <w:r>
+        <w:rPr>
+          <w:b/>
+          <w:bCs/>
+        </w:rPr>
+        <w:t>one small part</w:t>
+      </w:r>
+      <w:r>
+        <w:t xml:space="preserve"> (e.g., a notification count) only </w:t>
+      </w:r>
+      <w:r>
+        <w:rPr>
+          <w:b/>
+          <w:bCs/>
+        </w:rPr>
+        <w:t>re-renders that specific component</w:t>
+      </w:r>
+      <w:r>
+        <w:t xml:space="preserve"> — not the entire webpage.</w:t>
+      </w:r>
+    </w:p>
+    <w:p>
+      <w:pPr>
+        <w:pStyle w:val="ListParagraph"/>
+        <w:numPr>
+          <w:ilvl w:val="0"/>
+          <w:numId w:val="36"/>
+        </w:numPr>
+      </w:pPr>
+      <w:r>
+        <w:t xml:space="preserve">This significantly </w:t>
+      </w:r>
+      <w:r>
+        <w:rPr>
+          <w:b/>
+          <w:bCs/>
+        </w:rPr>
+        <w:t>improves performance</w:t>
+      </w:r>
+      <w:r>
+        <w:t>, compared to reloading/re-rendering the whole page for small changes.</w:t>
+      </w:r>
+    </w:p>
+    <w:p>
+      <w:r>
+        <w:br w:type="page"/>
+      </w:r>
+    </w:p>
+    <w:p>
+      <w:pPr>
+        <w:pStyle w:val="Heading2"/>
+        <w:numPr>
+          <w:ilvl w:val="0"/>
+          <w:numId w:val="34"/>
+        </w:numPr>
+      </w:pPr>
+      <w:bookmarkStart w:id="52" w:name="_Toc235624434"/>
+      <w:r>
+        <w:lastRenderedPageBreak/>
+        <w:t>Creating our First Component – Step-by-Step</w:t>
+      </w:r>
+      <w:bookmarkEnd w:id="52"/>
+    </w:p>
+    <w:p>
+      <w:pPr>
+        <w:pStyle w:val="Heading3"/>
+      </w:pPr>
+      <w:bookmarkStart w:id="53" w:name="_Toc235624435"/>
+      <w:r>
+        <w:t xml:space="preserve">Step 1:Create a </w:t>
+      </w:r>
+      <w:r>
+        <w:rPr>
+          <w:b/>
+          <w:bCs/>
+        </w:rPr>
+        <w:t>components</w:t>
+      </w:r>
+      <w:r>
+        <w:t xml:space="preserve"> folder</w:t>
+      </w:r>
+      <w:bookmarkEnd w:id="53"/>
+    </w:p>
+    <w:p>
+      <w:pPr>
+        <w:pStyle w:val="ListParagraph"/>
+        <w:numPr>
+          <w:ilvl w:val="0"/>
+          <w:numId w:val="37"/>
+        </w:numPr>
+      </w:pPr>
+      <w:r>
+        <w:t xml:space="preserve">Inside </w:t>
+      </w:r>
+      <w:r>
+        <w:rPr>
+          <w:b/>
+          <w:bCs/>
+        </w:rPr>
+        <w:t>src/</w:t>
+      </w:r>
+      <w:r>
+        <w:t xml:space="preserve">, create a new folder named </w:t>
+      </w:r>
+      <w:r>
+        <w:rPr>
+          <w:b/>
+          <w:bCs/>
+        </w:rPr>
+        <w:t>components</w:t>
+      </w:r>
+      <w:r>
+        <w:t>.</w:t>
+      </w:r>
+    </w:p>
+    <w:p>
+      <w:pPr>
+        <w:pStyle w:val="ListParagraph"/>
+        <w:numPr>
+          <w:ilvl w:val="0"/>
+          <w:numId w:val="37"/>
+        </w:numPr>
+      </w:pPr>
+      <w:r>
+        <w:t>This folder will hold all your individual component files.</w:t>
+      </w:r>
+    </w:p>
+    <w:p>
+      <w:pPr>
+        <w:pStyle w:val="Heading3"/>
+      </w:pPr>
+      <w:bookmarkStart w:id="54" w:name="_Toc235624436"/>
+      <w:r>
+        <w:t>Step 2: Create a Component File</w:t>
+      </w:r>
+      <w:bookmarkEnd w:id="54"/>
+    </w:p>
+    <w:p>
+      <w:pPr>
+        <w:pStyle w:val="ListParagraph"/>
+        <w:numPr>
+          <w:ilvl w:val="0"/>
+          <w:numId w:val="38"/>
+        </w:numPr>
+      </w:pPr>
+      <w:r>
+        <w:t xml:space="preserve">Inside </w:t>
+      </w:r>
+      <w:r>
+        <w:rPr>
+          <w:b/>
+          <w:bCs/>
+        </w:rPr>
+        <w:t>components/</w:t>
+      </w:r>
+      <w:r>
+        <w:t xml:space="preserve">, create a file, e.g., </w:t>
+      </w:r>
+      <w:proofErr w:type="spellStart"/>
+      <w:r>
+        <w:rPr>
+          <w:b/>
+          <w:bCs/>
+          <w:i/>
+          <w:iCs/>
+        </w:rPr>
+        <w:t>Card.jsx</w:t>
+      </w:r>
+      <w:proofErr w:type="spellEnd"/>
+    </w:p>
+    <w:p>
+      <w:pPr>
+        <w:pStyle w:val="ListParagraph"/>
+        <w:numPr>
+          <w:ilvl w:val="0"/>
+          <w:numId w:val="38"/>
+        </w:numPr>
+      </w:pPr>
+      <w:r>
+        <w:t>(Note: JSX = JavaScript XML)</w:t>
+      </w:r>
+    </w:p>
+    <w:p>
+      <w:pPr>
+        <w:pStyle w:val="Heading3"/>
+      </w:pPr>
+      <w:bookmarkStart w:id="55" w:name="_Toc235624437"/>
+      <w:r>
+        <w:t>Step 3: Write the Component (as a Function)</w:t>
+      </w:r>
+      <w:bookmarkEnd w:id="55"/>
+    </w:p>
+    <w:p>
+      <w:pPr>
+        <w:pStyle w:val="ListParagraph"/>
+        <w:numPr>
+          <w:ilvl w:val="0"/>
+          <w:numId w:val="39"/>
+        </w:numPr>
+      </w:pPr>
+      <w:r>
+        <w:t xml:space="preserve">A component is </w:t>
+      </w:r>
+      <w:r>
+        <w:rPr>
+          <w:b/>
+          <w:bCs/>
+        </w:rPr>
+        <w:t>fundamentally just a function</w:t>
+      </w:r>
+      <w:r>
+        <w:t xml:space="preserve"> that returns JSX.</w:t>
+      </w:r>
+    </w:p>
+    <w:p>
+      <w:pPr>
+        <w:jc w:val="center"/>
+      </w:pPr>
+      <w:r>
+        <w:drawing>
+          <wp:inline distT="0" distB="0" distL="0" distR="0" wp14:anchorId="635FBDBD" wp14:editId="688BC8AC">
+            <wp:extent cx="5731510" cy="1443990"/>
+            <wp:effectExtent l="0" t="0" r="2540" b="3810"/>
+            <wp:docPr id="2095437680" name="Picture 1"/>
+            <wp:cNvGraphicFramePr>
+              <a:graphicFrameLocks xmlns:a="http://schemas.openxmlformats.org/drawingml/2006/main" noChangeAspect="1"/>
+            </wp:cNvGraphicFramePr>
+            <a:graphic xmlns:a="http://schemas.openxmlformats.org/drawingml/2006/main">
+              <a:graphicData uri="http://schemas.openxmlformats.org/drawingml/2006/picture">
+                <pic:pic xmlns:pic="http://schemas.openxmlformats.org/drawingml/2006/picture">
+                  <pic:nvPicPr>
+                    <pic:cNvPr id="2095437680" name=""/>
+                    <pic:cNvPicPr/>
+                  </pic:nvPicPr>
+                  <pic:blipFill>
+                    <a:blip r:embed="rId44"/>
+                    <a:stretch>
+                      <a:fillRect/>
+                    </a:stretch>
+                  </pic:blipFill>
+                  <pic:spPr>
+                    <a:xfrm>
+                      <a:off x="0" y="0"/>
+                      <a:ext cx="5731510" cy="1443990"/>
+                    </a:xfrm>
+                    <a:prstGeom prst="rect">
+                      <a:avLst/>
+                    </a:prstGeom>
+                  </pic:spPr>
+                </pic:pic>
+              </a:graphicData>
+            </a:graphic>
+          </wp:inline>
+        </w:drawing>
+      </w:r>
+    </w:p>
+    <w:p/>
+    <w:p>
+      <w:pPr>
+        <w:pStyle w:val="Heading3"/>
+        <w:rPr>
+          <w:b/>
+          <w:bCs/>
+          <w:i/>
+          <w:iCs/>
+        </w:rPr>
+      </w:pPr>
+      <w:bookmarkStart w:id="56" w:name="_Toc235624438"/>
+      <w:r>
+        <w:t xml:space="preserve">Step 4: Import &amp; Use the Component in </w:t>
+      </w:r>
+      <w:r>
+        <w:rPr>
+          <w:b/>
+          <w:bCs/>
+          <w:i/>
+          <w:iCs/>
+        </w:rPr>
+        <w:t>App.jsx</w:t>
+      </w:r>
+      <w:bookmarkEnd w:id="56"/>
+    </w:p>
+    <w:p>
+      <w:pPr>
+        <w:pStyle w:val="ListParagraph"/>
+        <w:numPr>
+          <w:ilvl w:val="0"/>
+          <w:numId w:val="39"/>
+        </w:numPr>
+      </w:pPr>
+      <w:r>
+        <w:rPr>
+          <w:b/>
+          <w:bCs/>
+        </w:rPr>
+        <w:t>Import path pattern:</w:t>
+      </w:r>
+      <w:r>
+        <w:t xml:space="preserve"> </w:t>
+      </w:r>
+      <w:r>
+        <w:rPr>
+          <w:b/>
+          <w:bCs/>
+          <w:i/>
+          <w:iCs/>
+        </w:rPr>
+        <w:t>./components/</w:t>
+      </w:r>
+      <w:proofErr w:type="spellStart"/>
+      <w:r>
+        <w:rPr>
+          <w:b/>
+          <w:bCs/>
+          <w:i/>
+          <w:iCs/>
+        </w:rPr>
+        <w:t>FileName</w:t>
+      </w:r>
+      <w:proofErr w:type="spellEnd"/>
+      <w:r>
+        <w:t xml:space="preserve"> (without .</w:t>
+      </w:r>
+      <w:r>
+        <w:rPr>
+          <w:b/>
+          <w:bCs/>
+          <w:i/>
+          <w:iCs/>
+        </w:rPr>
+        <w:t>jsx</w:t>
+      </w:r>
+      <w:r>
+        <w:t xml:space="preserve"> extension needed)</w:t>
+      </w:r>
+      <w:r>
+        <w:t>.</w:t>
+      </w:r>
+    </w:p>
+    <w:p>
+      <w:pPr>
+        <w:pStyle w:val="ListParagraph"/>
+        <w:numPr>
+          <w:ilvl w:val="0"/>
+          <w:numId w:val="39"/>
+        </w:numPr>
+      </w:pPr>
+      <w:r>
+        <w:t xml:space="preserve">Using </w:t>
+      </w:r>
+      <w:r>
+        <w:rPr>
+          <w:b/>
+          <w:bCs/>
+          <w:i/>
+          <w:iCs/>
+        </w:rPr>
+        <w:t>&lt;Card /&gt;</w:t>
+      </w:r>
+      <w:r>
+        <w:t xml:space="preserve"> (self-closing tag syntax) calls/renders the </w:t>
+      </w:r>
+      <w:r>
+        <w:rPr>
+          <w:b/>
+          <w:bCs/>
+        </w:rPr>
+        <w:t>Card</w:t>
+      </w:r>
+      <w:r>
+        <w:t xml:space="preserve"> function.</w:t>
+      </w:r>
+    </w:p>
+    <w:p>
+      <w:pPr>
+        <w:pStyle w:val="ListParagraph"/>
+        <w:numPr>
+          <w:ilvl w:val="0"/>
+          <w:numId w:val="39"/>
+        </w:numPr>
+      </w:pPr>
+      <w:r>
+        <w:rPr>
+          <w:b/>
+          <w:bCs/>
+        </w:rPr>
+        <w:t>Output:</w:t>
+      </w:r>
+      <w:r>
+        <w:t xml:space="preserve"> </w:t>
+      </w:r>
+      <w:r>
+        <w:rPr>
+          <w:b/>
+          <w:bCs/>
+        </w:rPr>
+        <w:t>Hi, I am Card</w:t>
+      </w:r>
+      <w:r>
+        <w:t xml:space="preserve"> gets displayed on the screen.</w:t>
+      </w:r>
+    </w:p>
+    <w:p>
+      <w:pPr>
+        <w:jc w:val="center"/>
+      </w:pPr>
+      <w:r>
+        <w:drawing>
+          <wp:inline distT="0" distB="0" distL="0" distR="0" wp14:anchorId="5DA0D325" wp14:editId="70D6C0A0">
+            <wp:extent cx="5731510" cy="1780540"/>
+            <wp:effectExtent l="0" t="0" r="2540" b="0"/>
+            <wp:docPr id="1255011242" name="Picture 1"/>
+            <wp:cNvGraphicFramePr>
+              <a:graphicFrameLocks xmlns:a="http://schemas.openxmlformats.org/drawingml/2006/main" noChangeAspect="1"/>
+            </wp:cNvGraphicFramePr>
+            <a:graphic xmlns:a="http://schemas.openxmlformats.org/drawingml/2006/main">
+              <a:graphicData uri="http://schemas.openxmlformats.org/drawingml/2006/picture">
+                <pic:pic xmlns:pic="http://schemas.openxmlformats.org/drawingml/2006/picture">
+                  <pic:nvPicPr>
+                    <pic:cNvPr id="1255011242" name=""/>
+                    <pic:cNvPicPr/>
+                  </pic:nvPicPr>
+                  <pic:blipFill>
+                    <a:blip r:embed="rId45"/>
+                    <a:stretch>
+                      <a:fillRect/>
+                    </a:stretch>
+                  </pic:blipFill>
+                  <pic:spPr>
+                    <a:xfrm>
+                      <a:off x="0" y="0"/>
+                      <a:ext cx="5731510" cy="1780540"/>
+                    </a:xfrm>
+                    <a:prstGeom prst="rect">
+                      <a:avLst/>
+                    </a:prstGeom>
+                  </pic:spPr>
+                </pic:pic>
+              </a:graphicData>
+            </a:graphic>
+          </wp:inline>
+        </w:drawing>
+      </w:r>
+    </w:p>
+    <w:p>
+      <w:r>
+        <w:br w:type="page"/>
+      </w:r>
+    </w:p>
+    <w:p>
+      <w:pPr>
+        <w:pStyle w:val="Heading2"/>
+        <w:numPr>
+          <w:ilvl w:val="0"/>
+          <w:numId w:val="34"/>
+        </w:numPr>
+      </w:pPr>
+      <w:bookmarkStart w:id="57" w:name="_Toc235624439"/>
+      <w:r>
+        <w:lastRenderedPageBreak/>
+        <w:t xml:space="preserve">Using Variable inside JSX (Curly Braces </w:t>
+      </w:r>
+      <w:r>
+        <w:rPr>
+          <w:b/>
+          <w:bCs/>
+        </w:rPr>
+        <w:t>{}</w:t>
+      </w:r>
+      <w:r>
+        <w:t>)</w:t>
+      </w:r>
+      <w:bookmarkEnd w:id="57"/>
+    </w:p>
+    <w:p>
+      <w:pPr>
+        <w:pStyle w:val="Heading3"/>
+      </w:pPr>
+      <w:bookmarkStart w:id="58" w:name="_Toc235624440"/>
+      <w:r>
+        <w:t>Rule:</w:t>
+      </w:r>
+      <w:bookmarkEnd w:id="58"/>
+    </w:p>
+    <w:p>
+      <w:pPr>
+        <w:pStyle w:val="ListParagraph"/>
+        <w:numPr>
+          <w:ilvl w:val="0"/>
+          <w:numId w:val="40"/>
+        </w:numPr>
+      </w:pPr>
+      <w:r>
+        <w:t xml:space="preserve">To print/use a JavaScript variable's value inside JSX, wrap it in </w:t>
+      </w:r>
+      <w:r>
+        <w:rPr>
+          <w:b/>
+          <w:bCs/>
+        </w:rPr>
+        <w:t>curly braces {}</w:t>
+      </w:r>
+      <w:r>
+        <w:t>.</w:t>
+      </w:r>
+    </w:p>
+    <w:p/>
+    <w:p>
+      <w:pPr>
+        <w:pStyle w:val="Heading3"/>
+      </w:pPr>
+      <w:bookmarkStart w:id="59" w:name="_Toc235624441"/>
+      <w:r>
+        <w:t>Example:</w:t>
+      </w:r>
+      <w:bookmarkEnd w:id="59"/>
+    </w:p>
+    <w:p>
+      <w:pPr>
+        <w:jc w:val="center"/>
+      </w:pPr>
+      <w:r>
+        <w:drawing>
+          <wp:inline distT="0" distB="0" distL="0" distR="0" wp14:anchorId="2FDB7B5B" wp14:editId="4CDA073B">
+            <wp:extent cx="5731510" cy="2756535"/>
+            <wp:effectExtent l="0" t="0" r="2540" b="5715"/>
+            <wp:docPr id="1932189669" name="Picture 1"/>
+            <wp:cNvGraphicFramePr>
+              <a:graphicFrameLocks xmlns:a="http://schemas.openxmlformats.org/drawingml/2006/main" noChangeAspect="1"/>
+            </wp:cNvGraphicFramePr>
+            <a:graphic xmlns:a="http://schemas.openxmlformats.org/drawingml/2006/main">
+              <a:graphicData uri="http://schemas.openxmlformats.org/drawingml/2006/picture">
+                <pic:pic xmlns:pic="http://schemas.openxmlformats.org/drawingml/2006/picture">
+                  <pic:nvPicPr>
+                    <pic:cNvPr id="1932189669" name=""/>
+                    <pic:cNvPicPr/>
+                  </pic:nvPicPr>
+                  <pic:blipFill>
+                    <a:blip r:embed="rId46"/>
+                    <a:stretch>
+                      <a:fillRect/>
+                    </a:stretch>
+                  </pic:blipFill>
+                  <pic:spPr>
+                    <a:xfrm>
+                      <a:off x="0" y="0"/>
+                      <a:ext cx="5731510" cy="2756535"/>
+                    </a:xfrm>
+                    <a:prstGeom prst="rect">
+                      <a:avLst/>
+                    </a:prstGeom>
+                  </pic:spPr>
+                </pic:pic>
+              </a:graphicData>
+            </a:graphic>
+          </wp:inline>
+        </w:drawing>
+      </w:r>
+    </w:p>
+    <w:p/>
+    <w:p>
+      <w:pPr>
+        <w:pStyle w:val="Heading3"/>
+      </w:pPr>
+      <w:bookmarkStart w:id="60" w:name="_Toc235624442"/>
+      <w:r>
+        <w:t>Output:</w:t>
+      </w:r>
+      <w:bookmarkEnd w:id="60"/>
+    </w:p>
+    <w:p>
+      <w:r>
+        <w:drawing>
+          <wp:inline distT="0" distB="0" distL="0" distR="0" wp14:anchorId="71F40A0D" wp14:editId="3A32820B">
+            <wp:extent cx="5448300" cy="1657350"/>
+            <wp:effectExtent l="0" t="0" r="0" b="0"/>
+            <wp:docPr id="1989869822" name="Picture 1"/>
+            <wp:cNvGraphicFramePr>
+              <a:graphicFrameLocks xmlns:a="http://schemas.openxmlformats.org/drawingml/2006/main" noChangeAspect="1"/>
+            </wp:cNvGraphicFramePr>
+            <a:graphic xmlns:a="http://schemas.openxmlformats.org/drawingml/2006/main">
+              <a:graphicData uri="http://schemas.openxmlformats.org/drawingml/2006/picture">
+                <pic:pic xmlns:pic="http://schemas.openxmlformats.org/drawingml/2006/picture">
+                  <pic:nvPicPr>
+                    <pic:cNvPr id="1989869822" name=""/>
+                    <pic:cNvPicPr/>
+                  </pic:nvPicPr>
+                  <pic:blipFill>
+                    <a:blip r:embed="rId47"/>
+                    <a:stretch>
+                      <a:fillRect/>
+                    </a:stretch>
+                  </pic:blipFill>
+                  <pic:spPr>
+                    <a:xfrm>
+                      <a:off x="0" y="0"/>
+                      <a:ext cx="5448300" cy="1657350"/>
+                    </a:xfrm>
+                    <a:prstGeom prst="rect">
+                      <a:avLst/>
+                    </a:prstGeom>
+                  </pic:spPr>
+                </pic:pic>
+              </a:graphicData>
+            </a:graphic>
+          </wp:inline>
+        </w:drawing>
+      </w:r>
+    </w:p>
+    <w:p/>
+    <w:p>
+      <w:pPr>
+        <w:pStyle w:val="Heading3"/>
+      </w:pPr>
+      <w:bookmarkStart w:id="61" w:name="_Toc235624443"/>
+      <w:r>
+        <w:t>Key Point</w:t>
+      </w:r>
+      <w:bookmarkEnd w:id="61"/>
+    </w:p>
+    <w:p>
+      <w:pPr>
+        <w:pStyle w:val="ListParagraph"/>
+        <w:numPr>
+          <w:ilvl w:val="0"/>
+          <w:numId w:val="40"/>
+        </w:numPr>
+      </w:pPr>
+      <w:r>
+        <w:t xml:space="preserve">Without curly braces, JSX treats the word literally as </w:t>
+      </w:r>
+      <w:r>
+        <w:rPr>
+          <w:b/>
+          <w:bCs/>
+        </w:rPr>
+        <w:t>text</w:t>
+      </w:r>
+      <w:r>
+        <w:t>, not as a variable reference.</w:t>
+      </w:r>
+    </w:p>
+    <w:p>
+      <w:pPr>
+        <w:pStyle w:val="ListParagraph"/>
+        <w:numPr>
+          <w:ilvl w:val="1"/>
+          <w:numId w:val="40"/>
+        </w:numPr>
+      </w:pPr>
+      <w:r>
+        <w:rPr>
+          <w:b/>
+          <w:bCs/>
+          <w:i/>
+          <w:iCs/>
+        </w:rPr>
+        <w:t>I am user</w:t>
+      </w:r>
+      <w:r>
+        <w:t xml:space="preserve"> → prints the literal word "</w:t>
+      </w:r>
+      <w:r>
+        <w:rPr>
+          <w:b/>
+          <w:bCs/>
+        </w:rPr>
+        <w:t>user</w:t>
+      </w:r>
+      <w:r>
+        <w:t>"</w:t>
+      </w:r>
+    </w:p>
+    <w:p>
+      <w:pPr>
+        <w:pStyle w:val="ListParagraph"/>
+        <w:numPr>
+          <w:ilvl w:val="1"/>
+          <w:numId w:val="40"/>
+        </w:numPr>
+      </w:pPr>
+      <w:r>
+        <w:rPr>
+          <w:b/>
+          <w:bCs/>
+          <w:i/>
+          <w:iCs/>
+        </w:rPr>
+        <w:t>I am {user}</w:t>
+      </w:r>
+      <w:r>
+        <w:t xml:space="preserve"> → prints the </w:t>
+      </w:r>
+      <w:r>
+        <w:rPr>
+          <w:b/>
+          <w:bCs/>
+        </w:rPr>
+        <w:t>value</w:t>
+      </w:r>
+      <w:r>
+        <w:t xml:space="preserve"> stored in </w:t>
+      </w:r>
+      <w:r>
+        <w:rPr>
+          <w:b/>
+          <w:bCs/>
+          <w:i/>
+          <w:iCs/>
+        </w:rPr>
+        <w:t>user</w:t>
+      </w:r>
+      <w:r>
+        <w:t xml:space="preserve"> (e.g., "</w:t>
+      </w:r>
+      <w:r>
+        <w:t>Shubham</w:t>
+      </w:r>
+      <w:r>
+        <w:t>")</w:t>
+      </w:r>
+    </w:p>
+    <w:p>
+      <w:r>
+        <w:br w:type="page"/>
+      </w:r>
+    </w:p>
+    <w:p>
+      <w:pPr>
+        <w:pStyle w:val="Heading2"/>
+        <w:numPr>
+          <w:ilvl w:val="0"/>
+          <w:numId w:val="34"/>
+        </w:numPr>
+      </w:pPr>
+      <w:bookmarkStart w:id="62" w:name="_Toc235624444"/>
+      <w:r>
+        <w:lastRenderedPageBreak/>
+        <w:t>Components Are Reusable (Key feature)</w:t>
+      </w:r>
+      <w:bookmarkEnd w:id="62"/>
+    </w:p>
+    <w:p>
+      <w:pPr>
+        <w:pStyle w:val="Heading3"/>
+      </w:pPr>
+      <w:bookmarkStart w:id="63" w:name="_Toc235624445"/>
+      <w:r>
+        <w:t>Concept</w:t>
+      </w:r>
+      <w:bookmarkEnd w:id="63"/>
+    </w:p>
+    <w:p>
+      <w:pPr>
+        <w:pStyle w:val="ListParagraph"/>
+        <w:numPr>
+          <w:ilvl w:val="0"/>
+          <w:numId w:val="40"/>
+        </w:numPr>
+      </w:pPr>
+      <w:r>
+        <w:t xml:space="preserve">Since a component is just a </w:t>
+      </w:r>
+      <w:r>
+        <w:rPr>
+          <w:b/>
+          <w:bCs/>
+        </w:rPr>
+        <w:t>function</w:t>
+      </w:r>
+      <w:r>
+        <w:t>, calling it multiple times will render it multiple times.</w:t>
+      </w:r>
+    </w:p>
+    <w:p>
+      <w:pPr>
+        <w:pStyle w:val="Heading3"/>
+      </w:pPr>
+      <w:bookmarkStart w:id="64" w:name="_Toc235624446"/>
+      <w:r>
+        <w:t>Example</w:t>
+      </w:r>
+      <w:bookmarkEnd w:id="64"/>
+    </w:p>
+    <w:p>
+      <w:pPr>
+        <w:jc w:val="center"/>
+      </w:pPr>
+      <w:r>
+        <w:drawing>
+          <wp:inline distT="0" distB="0" distL="0" distR="0" wp14:anchorId="29F0F2D6" wp14:editId="5D60F3EC">
+            <wp:extent cx="5731510" cy="2737485"/>
+            <wp:effectExtent l="0" t="0" r="2540" b="5715"/>
+            <wp:docPr id="1030442066" name="Picture 1"/>
+            <wp:cNvGraphicFramePr>
+              <a:graphicFrameLocks xmlns:a="http://schemas.openxmlformats.org/drawingml/2006/main" noChangeAspect="1"/>
+            </wp:cNvGraphicFramePr>
+            <a:graphic xmlns:a="http://schemas.openxmlformats.org/drawingml/2006/main">
+              <a:graphicData uri="http://schemas.openxmlformats.org/drawingml/2006/picture">
+                <pic:pic xmlns:pic="http://schemas.openxmlformats.org/drawingml/2006/picture">
+                  <pic:nvPicPr>
+                    <pic:cNvPr id="1030442066" name=""/>
+                    <pic:cNvPicPr/>
+                  </pic:nvPicPr>
+                  <pic:blipFill>
+                    <a:blip r:embed="rId48"/>
+                    <a:stretch>
+                      <a:fillRect/>
+                    </a:stretch>
+                  </pic:blipFill>
+                  <pic:spPr>
+                    <a:xfrm>
+                      <a:off x="0" y="0"/>
+                      <a:ext cx="5731510" cy="2737485"/>
+                    </a:xfrm>
+                    <a:prstGeom prst="rect">
+                      <a:avLst/>
+                    </a:prstGeom>
+                  </pic:spPr>
+                </pic:pic>
+              </a:graphicData>
+            </a:graphic>
+          </wp:inline>
+        </w:drawing>
+      </w:r>
+    </w:p>
+    <w:p>
+      <w:pPr>
+        <w:jc w:val="center"/>
+      </w:pPr>
+      <w:r>
+        <w:drawing>
+          <wp:inline distT="0" distB="0" distL="0" distR="0" wp14:anchorId="15DC8D77" wp14:editId="5C49D50B">
+            <wp:extent cx="5731510" cy="2756535"/>
+            <wp:effectExtent l="0" t="0" r="2540" b="5715"/>
+            <wp:docPr id="1034419633" name="Picture 1"/>
+            <wp:cNvGraphicFramePr>
+              <a:graphicFrameLocks xmlns:a="http://schemas.openxmlformats.org/drawingml/2006/main" noChangeAspect="1"/>
+            </wp:cNvGraphicFramePr>
+            <a:graphic xmlns:a="http://schemas.openxmlformats.org/drawingml/2006/main">
+              <a:graphicData uri="http://schemas.openxmlformats.org/drawingml/2006/picture">
+                <pic:pic xmlns:pic="http://schemas.openxmlformats.org/drawingml/2006/picture">
+                  <pic:nvPicPr>
+                    <pic:cNvPr id="1034419633" name=""/>
+                    <pic:cNvPicPr/>
+                  </pic:nvPicPr>
+                  <pic:blipFill>
+                    <a:blip r:embed="rId49"/>
+                    <a:stretch>
+                      <a:fillRect/>
+                    </a:stretch>
+                  </pic:blipFill>
+                  <pic:spPr>
+                    <a:xfrm>
+                      <a:off x="0" y="0"/>
+                      <a:ext cx="5731510" cy="2756535"/>
+                    </a:xfrm>
+                    <a:prstGeom prst="rect">
+                      <a:avLst/>
+                    </a:prstGeom>
+                  </pic:spPr>
+                </pic:pic>
+              </a:graphicData>
+            </a:graphic>
+          </wp:inline>
+        </w:drawing>
+      </w:r>
+    </w:p>
+    <w:p>
+      <w:pPr>
+        <w:pStyle w:val="ListParagraph"/>
+        <w:numPr>
+          <w:ilvl w:val="0"/>
+          <w:numId w:val="40"/>
+        </w:numPr>
+      </w:pPr>
+      <w:r>
+        <w:t xml:space="preserve">This renders the </w:t>
+      </w:r>
+      <w:r>
+        <w:rPr>
+          <w:b/>
+          <w:bCs/>
+          <w:i/>
+          <w:iCs/>
+        </w:rPr>
+        <w:t>Card</w:t>
+      </w:r>
+      <w:r>
+        <w:t xml:space="preserve"> component </w:t>
+      </w:r>
+      <w:r>
+        <w:rPr>
+          <w:b/>
+          <w:bCs/>
+        </w:rPr>
+        <w:t>twice</w:t>
+      </w:r>
+      <w:r>
+        <w:t>.</w:t>
+      </w:r>
+    </w:p>
+    <w:p>
+      <w:pPr>
+        <w:pStyle w:val="ListParagraph"/>
+        <w:numPr>
+          <w:ilvl w:val="0"/>
+          <w:numId w:val="40"/>
+        </w:numPr>
+      </w:pPr>
+      <w:r>
+        <w:t xml:space="preserve">Writing </w:t>
+      </w:r>
+      <w:r>
+        <w:rPr>
+          <w:b/>
+          <w:bCs/>
+          <w:i/>
+          <w:iCs/>
+        </w:rPr>
+        <w:t>&lt;Card /&gt;</w:t>
+      </w:r>
+      <w:r>
+        <w:t xml:space="preserve"> </w:t>
+      </w:r>
+      <w:r>
+        <w:rPr>
+          <w:b/>
+          <w:bCs/>
+        </w:rPr>
+        <w:t>10 times</w:t>
+      </w:r>
+      <w:r>
+        <w:t xml:space="preserve"> → renders it </w:t>
+      </w:r>
+      <w:r>
+        <w:rPr>
+          <w:b/>
+          <w:bCs/>
+        </w:rPr>
+        <w:t>10 times</w:t>
+      </w:r>
+      <w:r>
+        <w:t>.</w:t>
+      </w:r>
+    </w:p>
+    <w:p>
+      <w:pPr>
+        <w:pStyle w:val="Heading3"/>
+      </w:pPr>
+      <w:bookmarkStart w:id="65" w:name="_Toc235624447"/>
+      <w:r>
+        <w:t>Why This Matters</w:t>
+      </w:r>
+      <w:bookmarkEnd w:id="65"/>
+    </w:p>
+    <w:p>
+      <w:pPr>
+        <w:pStyle w:val="ListParagraph"/>
+        <w:numPr>
+          <w:ilvl w:val="0"/>
+          <w:numId w:val="41"/>
+        </w:numPr>
+      </w:pPr>
+      <w:r>
+        <w:t>We</w:t>
+      </w:r>
+      <w:r>
+        <w:t xml:space="preserve"> don't need to rewrite the same JSX repeatedly.</w:t>
+      </w:r>
+    </w:p>
+    <w:p>
+      <w:pPr>
+        <w:pStyle w:val="ListParagraph"/>
+        <w:numPr>
+          <w:ilvl w:val="0"/>
+          <w:numId w:val="41"/>
+        </w:numPr>
+      </w:pPr>
+      <w:r>
+        <w:t xml:space="preserve">Update the component </w:t>
+      </w:r>
+      <w:r>
+        <w:rPr>
+          <w:b/>
+          <w:bCs/>
+        </w:rPr>
+        <w:t>once</w:t>
+      </w:r>
+      <w:r>
+        <w:t xml:space="preserve">, and the change reflects </w:t>
+      </w:r>
+      <w:r>
+        <w:rPr>
+          <w:b/>
+          <w:bCs/>
+        </w:rPr>
+        <w:t>everywhere it's used</w:t>
+      </w:r>
+      <w:r>
+        <w:t xml:space="preserve"> — without disturbing other unrelated components.</w:t>
+      </w:r>
+    </w:p>
+    <w:p>
+      <w:pPr>
+        <w:pStyle w:val="Heading2"/>
+        <w:numPr>
+          <w:ilvl w:val="0"/>
+          <w:numId w:val="34"/>
+        </w:numPr>
+      </w:pPr>
+      <w:bookmarkStart w:id="66" w:name="_Toc235624448"/>
+      <w:r>
+        <w:lastRenderedPageBreak/>
+        <w:t>Creating Another Component – Navbar Example</w:t>
+      </w:r>
+      <w:bookmarkEnd w:id="66"/>
+    </w:p>
+    <w:p>
+      <w:pPr>
+        <w:pStyle w:val="Heading3"/>
+        <w:rPr>
+          <w:b/>
+          <w:bCs/>
+          <w:i/>
+          <w:iCs/>
+        </w:rPr>
+      </w:pPr>
+      <w:bookmarkStart w:id="67" w:name="_Toc235624449"/>
+      <w:r>
+        <w:t xml:space="preserve">Step 1: Create </w:t>
+      </w:r>
+      <w:proofErr w:type="spellStart"/>
+      <w:r>
+        <w:rPr>
+          <w:b/>
+          <w:bCs/>
+          <w:i/>
+          <w:iCs/>
+        </w:rPr>
+        <w:t>Navbar.jsx</w:t>
+      </w:r>
+      <w:proofErr w:type="spellEnd"/>
+      <w:r>
+        <w:t xml:space="preserve"> inside </w:t>
+      </w:r>
+      <w:r>
+        <w:rPr>
+          <w:b/>
+          <w:bCs/>
+          <w:i/>
+          <w:iCs/>
+        </w:rPr>
+        <w:t>components/</w:t>
+      </w:r>
+      <w:bookmarkEnd w:id="67"/>
+    </w:p>
+    <w:p>
+      <w:pPr>
+        <w:pStyle w:val="ListParagraph"/>
+        <w:numPr>
+          <w:ilvl w:val="0"/>
+          <w:numId w:val="42"/>
+        </w:numPr>
+      </w:pPr>
+      <w:r>
+        <w:t xml:space="preserve">Use snippet </w:t>
+      </w:r>
+      <w:r>
+        <w:rPr>
+          <w:b/>
+          <w:bCs/>
+        </w:rPr>
+        <w:t>rafce</w:t>
+      </w:r>
+      <w:r>
+        <w:t xml:space="preserve"> to generate the boilerplate.</w:t>
+      </w:r>
+    </w:p>
+    <w:p>
+      <w:pPr>
+        <w:pStyle w:val="ListParagraph"/>
+        <w:numPr>
+          <w:ilvl w:val="0"/>
+          <w:numId w:val="42"/>
+        </w:numPr>
+      </w:pPr>
+      <w:r>
+        <w:rPr>
+          <w:b/>
+          <w:bCs/>
+        </w:rPr>
+        <w:t>Important:</w:t>
+      </w:r>
+      <w:r>
+        <w:t xml:space="preserve"> File/function name must start with a </w:t>
+      </w:r>
+      <w:r>
+        <w:rPr>
+          <w:b/>
+          <w:bCs/>
+        </w:rPr>
+        <w:t>capital letter</w:t>
+      </w:r>
+      <w:r>
+        <w:t xml:space="preserve"> (e.g., Navbar, not navbar) — otherwise the code editor won't show auto-import suggestions properly.</w:t>
+      </w:r>
+    </w:p>
+    <w:p>
+      <w:pPr>
+        <w:pStyle w:val="Heading3"/>
+      </w:pPr>
+      <w:bookmarkStart w:id="68" w:name="_Toc235624450"/>
+      <w:r>
+        <w:t>Step 2: Write the Component</w:t>
+      </w:r>
+      <w:bookmarkEnd w:id="68"/>
+    </w:p>
+    <w:p>
+      <w:pPr>
+        <w:jc w:val="center"/>
+      </w:pPr>
+      <w:r>
+        <w:drawing>
+          <wp:inline distT="0" distB="0" distL="0" distR="0" wp14:anchorId="0197A7B1" wp14:editId="26143203">
+            <wp:extent cx="5731510" cy="2091055"/>
+            <wp:effectExtent l="0" t="0" r="2540" b="4445"/>
+            <wp:docPr id="329653752" name="Picture 1"/>
+            <wp:cNvGraphicFramePr>
+              <a:graphicFrameLocks xmlns:a="http://schemas.openxmlformats.org/drawingml/2006/main" noChangeAspect="1"/>
+            </wp:cNvGraphicFramePr>
+            <a:graphic xmlns:a="http://schemas.openxmlformats.org/drawingml/2006/main">
+              <a:graphicData uri="http://schemas.openxmlformats.org/drawingml/2006/picture">
+                <pic:pic xmlns:pic="http://schemas.openxmlformats.org/drawingml/2006/picture">
+                  <pic:nvPicPr>
+                    <pic:cNvPr id="329653752" name=""/>
+                    <pic:cNvPicPr/>
+                  </pic:nvPicPr>
+                  <pic:blipFill>
+                    <a:blip r:embed="rId50"/>
+                    <a:stretch>
+                      <a:fillRect/>
+                    </a:stretch>
+                  </pic:blipFill>
+                  <pic:spPr>
+                    <a:xfrm>
+                      <a:off x="0" y="0"/>
+                      <a:ext cx="5731510" cy="2091055"/>
+                    </a:xfrm>
+                    <a:prstGeom prst="rect">
+                      <a:avLst/>
+                    </a:prstGeom>
+                  </pic:spPr>
+                </pic:pic>
+              </a:graphicData>
+            </a:graphic>
+          </wp:inline>
+        </w:drawing>
+      </w:r>
+    </w:p>
+    <w:p>
+      <w:pPr>
+        <w:jc w:val="center"/>
+      </w:pPr>
+      <w:r>
+        <w:drawing>
+          <wp:inline distT="0" distB="0" distL="0" distR="0" wp14:anchorId="025E281F" wp14:editId="68D89856">
+            <wp:extent cx="5731510" cy="1612265"/>
+            <wp:effectExtent l="0" t="0" r="2540" b="6985"/>
+            <wp:docPr id="1808992970" name="Picture 1"/>
+            <wp:cNvGraphicFramePr>
+              <a:graphicFrameLocks xmlns:a="http://schemas.openxmlformats.org/drawingml/2006/main" noChangeAspect="1"/>
+            </wp:cNvGraphicFramePr>
+            <a:graphic xmlns:a="http://schemas.openxmlformats.org/drawingml/2006/main">
+              <a:graphicData uri="http://schemas.openxmlformats.org/drawingml/2006/picture">
+                <pic:pic xmlns:pic="http://schemas.openxmlformats.org/drawingml/2006/picture">
+                  <pic:nvPicPr>
+                    <pic:cNvPr id="1808992970" name=""/>
+                    <pic:cNvPicPr/>
+                  </pic:nvPicPr>
+                  <pic:blipFill>
+                    <a:blip r:embed="rId51"/>
+                    <a:stretch>
+                      <a:fillRect/>
+                    </a:stretch>
+                  </pic:blipFill>
+                  <pic:spPr>
+                    <a:xfrm>
+                      <a:off x="0" y="0"/>
+                      <a:ext cx="5731510" cy="1612265"/>
+                    </a:xfrm>
+                    <a:prstGeom prst="rect">
+                      <a:avLst/>
+                    </a:prstGeom>
+                  </pic:spPr>
+                </pic:pic>
+              </a:graphicData>
+            </a:graphic>
+          </wp:inline>
+        </w:drawing>
+      </w:r>
+    </w:p>
+    <w:p/>
+    <w:p>
+      <w:pPr>
+        <w:pStyle w:val="Heading3"/>
+      </w:pPr>
+      <w:bookmarkStart w:id="69" w:name="_Toc235624451"/>
+      <w:r>
+        <w:lastRenderedPageBreak/>
+        <w:t xml:space="preserve">Step 3: Import &amp; Use in </w:t>
+      </w:r>
+      <w:r>
+        <w:rPr>
+          <w:b/>
+          <w:bCs/>
+          <w:i/>
+          <w:iCs/>
+        </w:rPr>
+        <w:t>App.jsx</w:t>
+      </w:r>
+      <w:bookmarkEnd w:id="69"/>
+    </w:p>
+    <w:p>
+      <w:pPr>
+        <w:jc w:val="center"/>
+      </w:pPr>
+      <w:r>
+        <w:drawing>
+          <wp:inline distT="0" distB="0" distL="0" distR="0" wp14:anchorId="15B6BEC5" wp14:editId="2931BF02">
+            <wp:extent cx="5731510" cy="2756535"/>
+            <wp:effectExtent l="0" t="0" r="2540" b="5715"/>
+            <wp:docPr id="2041223693" name="Picture 1"/>
+            <wp:cNvGraphicFramePr>
+              <a:graphicFrameLocks xmlns:a="http://schemas.openxmlformats.org/drawingml/2006/main" noChangeAspect="1"/>
+            </wp:cNvGraphicFramePr>
+            <a:graphic xmlns:a="http://schemas.openxmlformats.org/drawingml/2006/main">
+              <a:graphicData uri="http://schemas.openxmlformats.org/drawingml/2006/picture">
+                <pic:pic xmlns:pic="http://schemas.openxmlformats.org/drawingml/2006/picture">
+                  <pic:nvPicPr>
+                    <pic:cNvPr id="2041223693" name=""/>
+                    <pic:cNvPicPr/>
+                  </pic:nvPicPr>
+                  <pic:blipFill>
+                    <a:blip r:embed="rId52"/>
+                    <a:stretch>
+                      <a:fillRect/>
+                    </a:stretch>
+                  </pic:blipFill>
+                  <pic:spPr>
+                    <a:xfrm>
+                      <a:off x="0" y="0"/>
+                      <a:ext cx="5731510" cy="2756535"/>
+                    </a:xfrm>
+                    <a:prstGeom prst="rect">
+                      <a:avLst/>
+                    </a:prstGeom>
+                  </pic:spPr>
+                </pic:pic>
+              </a:graphicData>
+            </a:graphic>
+          </wp:inline>
+        </w:drawing>
+      </w:r>
+    </w:p>
+    <w:p/>
+    <w:p>
+      <w:pPr>
+        <w:pStyle w:val="Heading3"/>
+      </w:pPr>
+      <w:bookmarkStart w:id="70" w:name="_Toc235624452"/>
+      <w:r>
+        <w:t>Important Debugging Note</w:t>
+      </w:r>
+      <w:bookmarkEnd w:id="70"/>
+    </w:p>
+    <w:p>
+      <w:pPr>
+        <w:pStyle w:val="ListParagraph"/>
+        <w:numPr>
+          <w:ilvl w:val="0"/>
+          <w:numId w:val="43"/>
+        </w:numPr>
+      </w:pPr>
+      <w:r>
+        <w:t xml:space="preserve">A component </w:t>
+      </w:r>
+      <w:r>
+        <w:rPr>
+          <w:b/>
+          <w:bCs/>
+        </w:rPr>
+        <w:t>only appears on screen if it is properly</w:t>
+      </w:r>
+      <w:r>
+        <w:t>:</w:t>
+      </w:r>
+    </w:p>
+    <w:p>
+      <w:pPr>
+        <w:pStyle w:val="ListParagraph"/>
+        <w:numPr>
+          <w:ilvl w:val="1"/>
+          <w:numId w:val="43"/>
+        </w:numPr>
+      </w:pPr>
+      <w:r>
+        <w:rPr>
+          <w:b/>
+          <w:bCs/>
+        </w:rPr>
+        <w:t>Exported</w:t>
+      </w:r>
+      <w:r>
+        <w:t xml:space="preserve"> from its file (</w:t>
+      </w:r>
+      <w:r>
+        <w:rPr>
+          <w:b/>
+          <w:bCs/>
+          <w:i/>
+          <w:iCs/>
+        </w:rPr>
+        <w:t xml:space="preserve">export default </w:t>
+      </w:r>
+      <w:proofErr w:type="spellStart"/>
+      <w:r>
+        <w:rPr>
+          <w:b/>
+          <w:bCs/>
+          <w:i/>
+          <w:iCs/>
+        </w:rPr>
+        <w:t>ComponentName</w:t>
+      </w:r>
+      <w:proofErr w:type="spellEnd"/>
+      <w:r>
+        <w:t>)</w:t>
+      </w:r>
+    </w:p>
+    <w:p>
+      <w:pPr>
+        <w:pStyle w:val="ListParagraph"/>
+        <w:numPr>
+          <w:ilvl w:val="1"/>
+          <w:numId w:val="43"/>
+        </w:numPr>
+      </w:pPr>
+      <w:r>
+        <w:rPr>
+          <w:b/>
+          <w:bCs/>
+        </w:rPr>
+        <w:t>Imported</w:t>
+      </w:r>
+      <w:r>
+        <w:t xml:space="preserve"> into the file where it's being used</w:t>
+      </w:r>
+    </w:p>
+    <w:p>
+      <w:pPr>
+        <w:pStyle w:val="ListParagraph"/>
+        <w:numPr>
+          <w:ilvl w:val="1"/>
+          <w:numId w:val="43"/>
+        </w:numPr>
+      </w:pPr>
+      <w:r>
+        <w:rPr>
+          <w:b/>
+          <w:bCs/>
+        </w:rPr>
+        <w:t>Called/used</w:t>
+      </w:r>
+      <w:r>
+        <w:t xml:space="preserve"> inside the JSX return statement</w:t>
+      </w:r>
+    </w:p>
+    <w:p>
+      <w:pPr>
+        <w:pStyle w:val="ListParagraph"/>
+        <w:numPr>
+          <w:ilvl w:val="0"/>
+          <w:numId w:val="43"/>
+        </w:numPr>
+      </w:pPr>
+      <w:r>
+        <w:t xml:space="preserve">If </w:t>
+      </w:r>
+      <w:r>
+        <w:rPr>
+          <w:b/>
+          <w:bCs/>
+        </w:rPr>
+        <w:t>not imported</w:t>
+      </w:r>
+      <w:r>
+        <w:t>, the code editor won't even suggest it, and it won't render — this is a common beginner mistake.</w:t>
+      </w:r>
+    </w:p>
+    <w:p>
+      <w:r>
+        <w:br w:type="page"/>
+      </w:r>
+    </w:p>
+    <w:p>
+      <w:pPr>
+        <w:pStyle w:val="Heading2"/>
+        <w:numPr>
+          <w:ilvl w:val="0"/>
+          <w:numId w:val="34"/>
+        </w:numPr>
+      </w:pPr>
+      <w:bookmarkStart w:id="71" w:name="_Toc235624453"/>
+      <w:r>
+        <w:lastRenderedPageBreak/>
+        <w:t>Returning Full JSX Blocks vs Single Elements</w:t>
+      </w:r>
+      <w:bookmarkEnd w:id="71"/>
+    </w:p>
+    <w:p>
+      <w:pPr>
+        <w:pStyle w:val="ListParagraph"/>
+        <w:numPr>
+          <w:ilvl w:val="0"/>
+          <w:numId w:val="44"/>
+        </w:numPr>
+      </w:pPr>
+      <w:r>
+        <w:t>A component function can return</w:t>
+      </w:r>
+      <w:r>
+        <w:t>:</w:t>
+      </w:r>
+    </w:p>
+    <w:p>
+      <w:pPr>
+        <w:pStyle w:val="ListParagraph"/>
+        <w:numPr>
+          <w:ilvl w:val="1"/>
+          <w:numId w:val="44"/>
+        </w:numPr>
+      </w:pPr>
+      <w:r>
+        <w:t xml:space="preserve">A </w:t>
+      </w:r>
+      <w:r>
+        <w:rPr>
+          <w:b/>
+          <w:bCs/>
+        </w:rPr>
+        <w:t>single element</w:t>
+      </w:r>
+      <w:r>
+        <w:t xml:space="preserve">: </w:t>
+      </w:r>
+      <w:r>
+        <w:rPr>
+          <w:b/>
+          <w:bCs/>
+          <w:i/>
+          <w:iCs/>
+        </w:rPr>
+        <w:t>return &lt;h1&gt;Hello&lt;/h1&gt;;</w:t>
+      </w:r>
+    </w:p>
+    <w:p>
+      <w:pPr>
+        <w:pStyle w:val="ListParagraph"/>
+        <w:numPr>
+          <w:ilvl w:val="1"/>
+          <w:numId w:val="44"/>
+        </w:numPr>
+      </w:pPr>
+      <w:r>
+        <w:t xml:space="preserve">A </w:t>
+      </w:r>
+      <w:r>
+        <w:rPr>
+          <w:b/>
+          <w:bCs/>
+        </w:rPr>
+        <w:t>full block wrapped in a parent element</w:t>
+      </w:r>
+      <w:r>
+        <w:t xml:space="preserve"> (e.g., a </w:t>
+      </w:r>
+      <w:r>
+        <w:rPr>
+          <w:b/>
+          <w:bCs/>
+          <w:i/>
+          <w:iCs/>
+        </w:rPr>
+        <w:t>&lt;div&gt;</w:t>
+      </w:r>
+      <w:r>
+        <w:t xml:space="preserve"> containing multiple child elements):</w:t>
+      </w:r>
+    </w:p>
+    <w:p>
+      <w:pPr>
+        <w:jc w:val="center"/>
+      </w:pPr>
+      <w:r>
+        <w:drawing>
+          <wp:inline distT="0" distB="0" distL="0" distR="0" wp14:anchorId="54B09B3C" wp14:editId="57A98733">
+            <wp:extent cx="5731510" cy="3083560"/>
+            <wp:effectExtent l="0" t="0" r="2540" b="2540"/>
+            <wp:docPr id="1022818487" name="Picture 1"/>
+            <wp:cNvGraphicFramePr>
+              <a:graphicFrameLocks xmlns:a="http://schemas.openxmlformats.org/drawingml/2006/main" noChangeAspect="1"/>
+            </wp:cNvGraphicFramePr>
+            <a:graphic xmlns:a="http://schemas.openxmlformats.org/drawingml/2006/main">
+              <a:graphicData uri="http://schemas.openxmlformats.org/drawingml/2006/picture">
+                <pic:pic xmlns:pic="http://schemas.openxmlformats.org/drawingml/2006/picture">
+                  <pic:nvPicPr>
+                    <pic:cNvPr id="1022818487" name=""/>
+                    <pic:cNvPicPr/>
+                  </pic:nvPicPr>
+                  <pic:blipFill>
+                    <a:blip r:embed="rId53"/>
+                    <a:stretch>
+                      <a:fillRect/>
+                    </a:stretch>
+                  </pic:blipFill>
+                  <pic:spPr>
+                    <a:xfrm>
+                      <a:off x="0" y="0"/>
+                      <a:ext cx="5731510" cy="3083560"/>
+                    </a:xfrm>
+                    <a:prstGeom prst="rect">
+                      <a:avLst/>
+                    </a:prstGeom>
+                  </pic:spPr>
+                </pic:pic>
+              </a:graphicData>
+            </a:graphic>
+          </wp:inline>
+        </w:drawing>
+      </w:r>
+    </w:p>
+    <w:p>
+      <w:pPr>
+        <w:pStyle w:val="ListParagraph"/>
+        <w:numPr>
+          <w:ilvl w:val="0"/>
+          <w:numId w:val="44"/>
+        </w:numPr>
+      </w:pPr>
+      <w:r>
+        <w:t xml:space="preserve">Whatever is returned from the component function is what gets </w:t>
+      </w:r>
+      <w:r>
+        <w:rPr>
+          <w:b/>
+          <w:bCs/>
+        </w:rPr>
+        <w:t>rendered on the page</w:t>
+      </w:r>
+      <w:r>
+        <w:t xml:space="preserve"> wherever that component is called.</w:t>
+      </w:r>
+    </w:p>
+    <w:p>
+      <w:r>
+        <w:br w:type="page"/>
+      </w:r>
+    </w:p>
+    <w:p>
+      <w:pPr>
+        <w:pStyle w:val="Heading2"/>
+        <w:numPr>
+          <w:ilvl w:val="0"/>
+          <w:numId w:val="34"/>
+        </w:numPr>
+      </w:pPr>
+      <w:bookmarkStart w:id="72" w:name="_Toc235624454"/>
+      <w:r>
+        <w:lastRenderedPageBreak/>
+        <w:t>Key Takeaways / Summary</w:t>
+      </w:r>
+      <w:bookmarkEnd w:id="72"/>
+    </w:p>
+    <w:tbl>
+      <w:tblPr>
+        <w:tblStyle w:val="GridTable4-Accent1"/>
+        <w:tblW w:w="10774" w:type="dxa"/>
+        <w:jc w:val="center"/>
+        <w:tblLook w:val="04A0" w:firstRow="1" w:lastRow="0" w:firstColumn="1" w:lastColumn="0" w:noHBand="0" w:noVBand="1"/>
+      </w:tblPr>
+      <w:tblGrid>
+        <w:gridCol w:w="3539"/>
+        <w:gridCol w:w="7235"/>
+      </w:tblGrid>
+      <w:tr>
+        <w:trPr>
+          <w:cnfStyle w:val="100000000000" w:firstRow="1" w:lastRow="0" w:firstColumn="0" w:lastColumn="0" w:oddVBand="0" w:evenVBand="0" w:oddHBand="0" w:evenHBand="0" w:firstRowFirstColumn="0" w:firstRowLastColumn="0" w:lastRowFirstColumn="0" w:lastRowLastColumn="0"/>
+          <w:jc w:val="center"/>
+        </w:trPr>
+        <w:tc>
+          <w:tcPr>
+            <w:cnfStyle w:val="001000000000" w:firstRow="0" w:lastRow="0" w:firstColumn="1" w:lastColumn="0" w:oddVBand="0" w:evenVBand="0" w:oddHBand="0" w:evenHBand="0" w:firstRowFirstColumn="0" w:firstRowLastColumn="0" w:lastRowFirstColumn="0" w:lastRowLastColumn="0"/>
+            <w:tcW w:w="3539" w:type="dxa"/>
+          </w:tcPr>
+          <w:p>
+            <w:pPr>
+              <w:jc w:val="center"/>
+            </w:pPr>
+            <w:r>
+              <w:t>Concept</w:t>
+            </w:r>
+          </w:p>
+        </w:tc>
+        <w:tc>
+          <w:tcPr>
+            <w:tcW w:w="7235" w:type="dxa"/>
+          </w:tcPr>
+          <w:p>
+            <w:pPr>
+              <w:jc w:val="center"/>
+              <w:cnfStyle w:val="100000000000" w:firstRow="1" w:lastRow="0" w:firstColumn="0" w:lastColumn="0" w:oddVBand="0" w:evenVBand="0" w:oddHBand="0" w:evenHBand="0" w:firstRowFirstColumn="0" w:firstRowLastColumn="0" w:lastRowFirstColumn="0" w:lastRowLastColumn="0"/>
+            </w:pPr>
+            <w:proofErr w:type="spellStart"/>
+            <w:r>
+              <w:t>Explaination</w:t>
+            </w:r>
+            <w:proofErr w:type="spellEnd"/>
+          </w:p>
+        </w:tc>
+      </w:tr>
+      <w:tr>
+        <w:trPr>
+          <w:cnfStyle w:val="000000100000" w:firstRow="0" w:lastRow="0" w:firstColumn="0" w:lastColumn="0" w:oddVBand="0" w:evenVBand="0" w:oddHBand="1" w:evenHBand="0" w:firstRowFirstColumn="0" w:firstRowLastColumn="0" w:lastRowFirstColumn="0" w:lastRowLastColumn="0"/>
+          <w:jc w:val="center"/>
+        </w:trPr>
+        <w:tc>
+          <w:tcPr>
+            <w:cnfStyle w:val="001000000000" w:firstRow="0" w:lastRow="0" w:firstColumn="1" w:lastColumn="0" w:oddVBand="0" w:evenVBand="0" w:oddHBand="0" w:evenHBand="0" w:firstRowFirstColumn="0" w:firstRowLastColumn="0" w:lastRowFirstColumn="0" w:lastRowLastColumn="0"/>
+            <w:tcW w:w="3539" w:type="dxa"/>
+          </w:tcPr>
+          <w:p>
+            <w:r>
+              <w:t>Component</w:t>
+            </w:r>
+          </w:p>
+        </w:tc>
+        <w:tc>
+          <w:tcPr>
+            <w:tcW w:w="7235" w:type="dxa"/>
+          </w:tcPr>
+          <w:p>
+            <w:pPr>
+              <w:cnfStyle w:val="000000100000" w:firstRow="0" w:lastRow="0" w:firstColumn="0" w:lastColumn="0" w:oddVBand="0" w:evenVBand="0" w:oddHBand="1" w:evenHBand="0" w:firstRowFirstColumn="0" w:firstRowLastColumn="0" w:lastRowFirstColumn="0" w:lastRowLastColumn="0"/>
+            </w:pPr>
+            <w:r>
+              <w:t>A small, reusable function that returns JSX, representing a specific UI feature</w:t>
+            </w:r>
+            <w:r>
+              <w:t>.</w:t>
+            </w:r>
+          </w:p>
+        </w:tc>
+      </w:tr>
+      <w:tr>
+        <w:trPr>
+          <w:jc w:val="center"/>
+        </w:trPr>
+        <w:tc>
+          <w:tcPr>
+            <w:cnfStyle w:val="001000000000" w:firstRow="0" w:lastRow="0" w:firstColumn="1" w:lastColumn="0" w:oddVBand="0" w:evenVBand="0" w:oddHBand="0" w:evenHBand="0" w:firstRowFirstColumn="0" w:firstRowLastColumn="0" w:lastRowFirstColumn="0" w:lastRowLastColumn="0"/>
+            <w:tcW w:w="3539" w:type="dxa"/>
+          </w:tcPr>
+          <w:p>
+            <w:proofErr w:type="spellStart"/>
+            <w:r>
+              <w:t>className</w:t>
+            </w:r>
+            <w:proofErr w:type="spellEnd"/>
+          </w:p>
+        </w:tc>
+        <w:tc>
+          <w:tcPr>
+            <w:tcW w:w="7235" w:type="dxa"/>
+          </w:tcPr>
+          <w:p>
+            <w:pPr>
+              <w:cnfStyle w:val="000000000000" w:firstRow="0" w:lastRow="0" w:firstColumn="0" w:lastColumn="0" w:oddVBand="0" w:evenVBand="0" w:oddHBand="0" w:evenHBand="0" w:firstRowFirstColumn="0" w:firstRowLastColumn="0" w:lastRowFirstColumn="0" w:lastRowLastColumn="0"/>
+            </w:pPr>
+            <w:r>
+              <w:t xml:space="preserve">Used instead of </w:t>
+            </w:r>
+            <w:r>
+              <w:rPr>
+                <w:b/>
+                <w:bCs/>
+                <w:i/>
+                <w:iCs/>
+              </w:rPr>
+              <w:t>class</w:t>
+            </w:r>
+            <w:r>
+              <w:t xml:space="preserve"> in JSX (since </w:t>
+            </w:r>
+            <w:r>
+              <w:rPr>
+                <w:b/>
+                <w:bCs/>
+                <w:i/>
+                <w:iCs/>
+              </w:rPr>
+              <w:t>class</w:t>
+            </w:r>
+            <w:r>
+              <w:t xml:space="preserve"> is a reserved JS keyword)</w:t>
+            </w:r>
+            <w:r>
+              <w:t>.</w:t>
+            </w:r>
+          </w:p>
+        </w:tc>
+      </w:tr>
+      <w:tr>
+        <w:trPr>
+          <w:cnfStyle w:val="000000100000" w:firstRow="0" w:lastRow="0" w:firstColumn="0" w:lastColumn="0" w:oddVBand="0" w:evenVBand="0" w:oddHBand="1" w:evenHBand="0" w:firstRowFirstColumn="0" w:firstRowLastColumn="0" w:lastRowFirstColumn="0" w:lastRowLastColumn="0"/>
+          <w:jc w:val="center"/>
+        </w:trPr>
+        <w:tc>
+          <w:tcPr>
+            <w:cnfStyle w:val="001000000000" w:firstRow="0" w:lastRow="0" w:firstColumn="1" w:lastColumn="0" w:oddVBand="0" w:evenVBand="0" w:oddHBand="0" w:evenHBand="0" w:firstRowFirstColumn="0" w:firstRowLastColumn="0" w:lastRowFirstColumn="0" w:lastRowLastColumn="0"/>
+            <w:tcW w:w="3539" w:type="dxa"/>
+          </w:tcPr>
+          <w:p>
+            <w:r>
+              <w:t>{} (Curly Braces)</w:t>
+            </w:r>
+          </w:p>
+        </w:tc>
+        <w:tc>
+          <w:tcPr>
+            <w:tcW w:w="7235" w:type="dxa"/>
+          </w:tcPr>
+          <w:p>
+            <w:pPr>
+              <w:cnfStyle w:val="000000100000" w:firstRow="0" w:lastRow="0" w:firstColumn="0" w:lastColumn="0" w:oddVBand="0" w:evenVBand="0" w:oddHBand="1" w:evenHBand="0" w:firstRowFirstColumn="0" w:firstRowLastColumn="0" w:lastRowFirstColumn="0" w:lastRowLastColumn="0"/>
+            </w:pPr>
+            <w:r>
+              <w:t>Used inside JSX to embed/print JavaScript variables or expressions</w:t>
+            </w:r>
+            <w:r>
+              <w:t>.</w:t>
+            </w:r>
+          </w:p>
+        </w:tc>
+      </w:tr>
+      <w:tr>
+        <w:trPr>
+          <w:jc w:val="center"/>
+        </w:trPr>
+        <w:tc>
+          <w:tcPr>
+            <w:cnfStyle w:val="001000000000" w:firstRow="0" w:lastRow="0" w:firstColumn="1" w:lastColumn="0" w:oddVBand="0" w:evenVBand="0" w:oddHBand="0" w:evenHBand="0" w:firstRowFirstColumn="0" w:firstRowLastColumn="0" w:lastRowFirstColumn="0" w:lastRowLastColumn="0"/>
+            <w:tcW w:w="3539" w:type="dxa"/>
+          </w:tcPr>
+          <w:p>
+            <w:r>
+              <w:t>Reusability</w:t>
+            </w:r>
+          </w:p>
+        </w:tc>
+        <w:tc>
+          <w:tcPr>
+            <w:tcW w:w="7235" w:type="dxa"/>
+          </w:tcPr>
+          <w:p>
+            <w:pPr>
+              <w:cnfStyle w:val="000000000000" w:firstRow="0" w:lastRow="0" w:firstColumn="0" w:lastColumn="0" w:oddVBand="0" w:evenVBand="0" w:oddHBand="0" w:evenHBand="0" w:firstRowFirstColumn="0" w:firstRowLastColumn="0" w:lastRowFirstColumn="0" w:lastRowLastColumn="0"/>
+            </w:pPr>
+            <w:r>
+              <w:t>Components can be called multiple times (</w:t>
+            </w:r>
+            <w:r>
+              <w:rPr>
+                <w:b/>
+                <w:bCs/>
+                <w:i/>
+                <w:iCs/>
+              </w:rPr>
+              <w:t>&lt;</w:t>
+            </w:r>
+            <w:proofErr w:type="spellStart"/>
+            <w:r>
+              <w:rPr>
+                <w:b/>
+                <w:bCs/>
+                <w:i/>
+                <w:iCs/>
+              </w:rPr>
+              <w:t>ComponentName</w:t>
+            </w:r>
+            <w:proofErr w:type="spellEnd"/>
+            <w:r>
+              <w:rPr>
+                <w:b/>
+                <w:bCs/>
+                <w:i/>
+                <w:iCs/>
+              </w:rPr>
+              <w:t xml:space="preserve"> /&gt;</w:t>
+            </w:r>
+            <w:r>
+              <w:t>) to render repeatedly with the same or different structure</w:t>
+            </w:r>
+            <w:r>
+              <w:t>.</w:t>
+            </w:r>
+          </w:p>
+        </w:tc>
+      </w:tr>
+      <w:tr>
+        <w:trPr>
+          <w:cnfStyle w:val="000000100000" w:firstRow="0" w:lastRow="0" w:firstColumn="0" w:lastColumn="0" w:oddVBand="0" w:evenVBand="0" w:oddHBand="1" w:evenHBand="0" w:firstRowFirstColumn="0" w:firstRowLastColumn="0" w:lastRowFirstColumn="0" w:lastRowLastColumn="0"/>
+          <w:jc w:val="center"/>
+        </w:trPr>
+        <w:tc>
+          <w:tcPr>
+            <w:cnfStyle w:val="001000000000" w:firstRow="0" w:lastRow="0" w:firstColumn="1" w:lastColumn="0" w:oddVBand="0" w:evenVBand="0" w:oddHBand="0" w:evenHBand="0" w:firstRowFirstColumn="0" w:firstRowLastColumn="0" w:lastRowFirstColumn="0" w:lastRowLastColumn="0"/>
+            <w:tcW w:w="3539" w:type="dxa"/>
+          </w:tcPr>
+          <w:p>
+            <w:r>
+              <w:t>Component Folder Structure</w:t>
+            </w:r>
+          </w:p>
+        </w:tc>
+        <w:tc>
+          <w:tcPr>
+            <w:tcW w:w="7235" w:type="dxa"/>
+          </w:tcPr>
+          <w:p>
+            <w:pPr>
+              <w:cnfStyle w:val="000000100000" w:firstRow="0" w:lastRow="0" w:firstColumn="0" w:lastColumn="0" w:oddVBand="0" w:evenVBand="0" w:oddHBand="1" w:evenHBand="0" w:firstRowFirstColumn="0" w:firstRowLastColumn="0" w:lastRowFirstColumn="0" w:lastRowLastColumn="0"/>
+            </w:pPr>
+            <w:r>
+              <w:t xml:space="preserve">Typically organized as </w:t>
+            </w:r>
+            <w:r>
+              <w:rPr>
+                <w:b/>
+                <w:bCs/>
+                <w:i/>
+                <w:iCs/>
+              </w:rPr>
+              <w:t>src/components/</w:t>
+            </w:r>
+            <w:proofErr w:type="spellStart"/>
+            <w:r>
+              <w:rPr>
+                <w:b/>
+                <w:bCs/>
+                <w:i/>
+                <w:iCs/>
+              </w:rPr>
+              <w:t>ComponentName.jsx</w:t>
+            </w:r>
+            <w:proofErr w:type="spellEnd"/>
+          </w:p>
+        </w:tc>
+      </w:tr>
+      <w:tr>
+        <w:trPr>
+          <w:jc w:val="center"/>
+        </w:trPr>
+        <w:tc>
+          <w:tcPr>
+            <w:cnfStyle w:val="001000000000" w:firstRow="0" w:lastRow="0" w:firstColumn="1" w:lastColumn="0" w:oddVBand="0" w:evenVBand="0" w:oddHBand="0" w:evenHBand="0" w:firstRowFirstColumn="0" w:firstRowLastColumn="0" w:lastRowFirstColumn="0" w:lastRowLastColumn="0"/>
+            <w:tcW w:w="3539" w:type="dxa"/>
+          </w:tcPr>
+          <w:p>
+            <w:r>
+              <w:t>Export / Import Requirement</w:t>
+            </w:r>
+          </w:p>
+        </w:tc>
+        <w:tc>
+          <w:tcPr>
+            <w:tcW w:w="7235" w:type="dxa"/>
+          </w:tcPr>
+          <w:p>
+            <w:pPr>
+              <w:cnfStyle w:val="000000000000" w:firstRow="0" w:lastRow="0" w:firstColumn="0" w:lastColumn="0" w:oddVBand="0" w:evenVBand="0" w:oddHBand="0" w:evenHBand="0" w:firstRowFirstColumn="0" w:firstRowLastColumn="0" w:lastRowFirstColumn="0" w:lastRowLastColumn="0"/>
+            </w:pPr>
+            <w:r>
+              <w:t xml:space="preserve">A component must be </w:t>
+            </w:r>
+            <w:r>
+              <w:rPr>
+                <w:b/>
+                <w:bCs/>
+              </w:rPr>
+              <w:t>exported</w:t>
+            </w:r>
+            <w:r>
+              <w:t xml:space="preserve"> from its file and </w:t>
+            </w:r>
+            <w:r>
+              <w:rPr>
+                <w:b/>
+                <w:bCs/>
+              </w:rPr>
+              <w:t>imported</w:t>
+            </w:r>
+            <w:r>
+              <w:t xml:space="preserve"> where used, or it won't render</w:t>
+            </w:r>
+            <w:r>
+              <w:t>.</w:t>
+            </w:r>
+          </w:p>
+        </w:tc>
+      </w:tr>
+      <w:tr>
+        <w:trPr>
+          <w:cnfStyle w:val="000000100000" w:firstRow="0" w:lastRow="0" w:firstColumn="0" w:lastColumn="0" w:oddVBand="0" w:evenVBand="0" w:oddHBand="1" w:evenHBand="0" w:firstRowFirstColumn="0" w:firstRowLastColumn="0" w:lastRowFirstColumn="0" w:lastRowLastColumn="0"/>
+          <w:jc w:val="center"/>
+        </w:trPr>
+        <w:tc>
+          <w:tcPr>
+            <w:cnfStyle w:val="001000000000" w:firstRow="0" w:lastRow="0" w:firstColumn="1" w:lastColumn="0" w:oddVBand="0" w:evenVBand="0" w:oddHBand="0" w:evenHBand="0" w:firstRowFirstColumn="0" w:firstRowLastColumn="0" w:lastRowFirstColumn="0" w:lastRowLastColumn="0"/>
+            <w:tcW w:w="3539" w:type="dxa"/>
+          </w:tcPr>
+          <w:p>
+            <w:r>
+              <w:t>Performance Benefit</w:t>
+            </w:r>
+          </w:p>
+        </w:tc>
+        <w:tc>
+          <w:tcPr>
+            <w:tcW w:w="7235" w:type="dxa"/>
+          </w:tcPr>
+          <w:p>
+            <w:pPr>
+              <w:cnfStyle w:val="000000100000" w:firstRow="0" w:lastRow="0" w:firstColumn="0" w:lastColumn="0" w:oddVBand="0" w:evenVBand="0" w:oddHBand="1" w:evenHBand="0" w:firstRowFirstColumn="0" w:firstRowLastColumn="0" w:lastRowFirstColumn="0" w:lastRowLastColumn="0"/>
+            </w:pPr>
+            <w:r>
+              <w:t>Updating one component re-renders only that part, not the entire page — improving app performance</w:t>
+            </w:r>
+            <w:r>
+              <w:t>.</w:t>
+            </w:r>
+          </w:p>
+        </w:tc>
+      </w:tr>
+    </w:tbl>
+    <w:p/>
+    <w:p>
+      <w:r>
+        <w:br w:type="page"/>
+      </w:r>
+    </w:p>
+    <w:p>
+      <w:pPr>
+        <w:pStyle w:val="Heading1"/>
+        <w:jc w:val="center"/>
+        <w:rPr>
+          <w:b/>
+          <w:bCs/>
+        </w:rPr>
+      </w:pPr>
+      <w:bookmarkStart w:id="73" w:name="_Toc235624455"/>
+      <w:r>
+        <w:rPr>
+          <w:b/>
+          <w:bCs/>
+        </w:rPr>
+        <w:lastRenderedPageBreak/>
+        <w:t>Chapter 6 – Understanding Props</w:t>
+      </w:r>
+      <w:bookmarkEnd w:id="73"/>
+    </w:p>
+    <w:p>
+      <w:pPr>
+        <w:pStyle w:val="Heading2"/>
+        <w:numPr>
+          <w:ilvl w:val="0"/>
+          <w:numId w:val="45"/>
+        </w:numPr>
+      </w:pPr>
+      <w:r>
+        <w:t>Project Setup for This Chapter</w:t>
+      </w:r>
+    </w:p>
+    <w:p>
+      <w:pPr>
+        <w:pStyle w:val="ListParagraph"/>
+        <w:numPr>
+          <w:ilvl w:val="0"/>
+          <w:numId w:val="44"/>
+        </w:numPr>
+      </w:pPr>
+      <w:r>
+        <w:t xml:space="preserve">Create a new folder: </w:t>
+      </w:r>
+      <w:r>
+        <w:rPr>
+          <w:b/>
+          <w:bCs/>
+        </w:rPr>
+        <w:t>06. Understanding Props</w:t>
+      </w:r>
+    </w:p>
+    <w:p>
+      <w:pPr>
+        <w:pStyle w:val="ListParagraph"/>
+        <w:numPr>
+          <w:ilvl w:val="0"/>
+          <w:numId w:val="44"/>
+        </w:numPr>
+      </w:pPr>
+      <w:r>
+        <w:t>Run the dev server.</w:t>
+      </w:r>
+    </w:p>
+    <w:p>
+      <w:pPr>
+        <w:jc w:val="center"/>
+      </w:pPr>
+      <w:r>
+        <w:drawing>
+          <wp:inline distT="0" distB="0" distL="0" distR="0" wp14:anchorId="1435B2E4" wp14:editId="6B1C7FE9">
+            <wp:extent cx="3371850" cy="1295400"/>
+            <wp:effectExtent l="0" t="0" r="0" b="0"/>
+            <wp:docPr id="2107051081" name="Picture 1"/>
+            <wp:cNvGraphicFramePr>
+              <a:graphicFrameLocks xmlns:a="http://schemas.openxmlformats.org/drawingml/2006/main" noChangeAspect="1"/>
+            </wp:cNvGraphicFramePr>
+            <a:graphic xmlns:a="http://schemas.openxmlformats.org/drawingml/2006/main">
+              <a:graphicData uri="http://schemas.openxmlformats.org/drawingml/2006/picture">
+                <pic:pic xmlns:pic="http://schemas.openxmlformats.org/drawingml/2006/picture">
+                  <pic:nvPicPr>
+                    <pic:cNvPr id="2107051081" name=""/>
+                    <pic:cNvPicPr/>
+                  </pic:nvPicPr>
+                  <pic:blipFill>
+                    <a:blip r:embed="rId35"/>
+                    <a:stretch>
+                      <a:fillRect/>
+                    </a:stretch>
+                  </pic:blipFill>
+                  <pic:spPr>
+                    <a:xfrm>
+                      <a:off x="0" y="0"/>
+                      <a:ext cx="3371850" cy="1295400"/>
+                    </a:xfrm>
+                    <a:prstGeom prst="rect">
+                      <a:avLst/>
+                    </a:prstGeom>
+                  </pic:spPr>
+                </pic:pic>
+              </a:graphicData>
+            </a:graphic>
+          </wp:inline>
+        </w:drawing>
+      </w:r>
+    </w:p>
+    <w:p>
+      <w:pPr>
+        <w:pStyle w:val="ListParagraph"/>
+        <w:numPr>
+          <w:ilvl w:val="0"/>
+          <w:numId w:val="46"/>
+        </w:numPr>
+      </w:pPr>
+      <w:r>
+        <w:t xml:space="preserve">Cleared out default boilerplate content from </w:t>
+      </w:r>
+      <w:r>
+        <w:rPr>
+          <w:b/>
+          <w:bCs/>
+          <w:i/>
+          <w:iCs/>
+        </w:rPr>
+        <w:t>src/</w:t>
+      </w:r>
+      <w:r>
+        <w:t xml:space="preserve"> before starting fresh.</w:t>
+      </w:r>
+    </w:p>
+    <w:p>
+      <w:r>
+        <w:br w:type="page"/>
+      </w:r>
+    </w:p>
+    <w:p>
+      <w:pPr>
+        <w:pStyle w:val="Heading2"/>
+        <w:numPr>
+          <w:ilvl w:val="0"/>
+          <w:numId w:val="45"/>
+        </w:numPr>
+      </w:pPr>
+      <w:r>
+        <w:lastRenderedPageBreak/>
+        <w:t>Building a Sample Card (UI Practice Before Props)</w:t>
+      </w:r>
+    </w:p>
+    <w:p>
+      <w:r>
+        <w:t xml:space="preserve">Before jumping into Props, a basic </w:t>
+      </w:r>
+      <w:r>
+        <w:rPr>
+          <w:b/>
+          <w:bCs/>
+        </w:rPr>
+        <w:t>Card UI</w:t>
+      </w:r>
+      <w:r>
+        <w:t xml:space="preserve"> was built directly with HTML/CSS structure to have something to work with.</w:t>
+      </w:r>
     </w:p>
     <w:sectPr>
       <w:pgSz w:w="11906" w:h="16838"/>
@@ -9758,6 +15799,95 @@
 <file path=word/numbering.xml><?xml version="1.0" encoding="utf-8"?>
 <w:numbering xmlns:wpc="http://schemas.microsoft.com/office/word/2010/wordprocessingCanvas" xmlns:cx="http://schemas.microsoft.com/office/drawing/2014/chartex" xmlns:cx1="http://schemas.microsoft.com/office/drawing/2015/9/8/chartex" xmlns:cx2="http://schemas.microsoft.com/office/drawing/2015/10/21/chartex" xmlns:cx3="http://schemas.microsoft.com/office/drawing/2016/5/9/chartex" xmlns:cx4="http://schemas.microsoft.com/office/drawing/2016/5/10/chartex" xmlns:cx5="http://schemas.microsoft.com/office/drawing/2016/5/11/chartex" xmlns:cx6="http://schemas.microsoft.com/office/drawing/2016/5/12/chartex" xmlns:cx7="http://schemas.microsoft.com/office/drawing/2016/5/13/chartex" xmlns:cx8="http://schemas.microsoft.com/office/drawing/2016/5/14/chartex" xmlns:mc="http://schemas.openxmlformats.org/markup-compatibility/2006" xmlns:aink="http://schemas.microsoft.com/office/drawing/2016/ink" xmlns:am3d="http://schemas.microsoft.com/office/drawing/2017/model3d" xmlns:o="urn:schemas-microsoft-com:office:office" xmlns:oel="http://schemas.microsoft.com/office/2019/extlst" xmlns:r="http://schemas.openxmlformats.org/officeDocument/2006/relationships" xmlns:m="http://schemas.openxmlformats.org/officeDocument/2006/math" xmlns:v="urn:schemas-microsoft-com:vml" xmlns:wp14="http://schemas.microsoft.com/office/word/2010/wordprocessingDrawing" xmlns:wp="http://schemas.openxmlformats.org/drawingml/2006/wordprocessingDrawing" xmlns:w10="urn:schemas-microsoft-com:office:word" xmlns:w="http://schemas.openxmlformats.org/wordprocessingml/2006/main" xmlns:w14="http://schemas.microsoft.com/office/word/2010/wordml" xmlns:w15="http://schemas.microsoft.com/office/word/2012/wordml" xmlns:w16cex="http://schemas.microsoft.com/office/word/2018/wordml/cex" xmlns:w16cid="http://schemas.microsoft.com/office/word/2016/wordml/cid" xmlns:w16="http://schemas.microsoft.com/office/word/2018/wordml" xmlns:w16du="http://schemas.microsoft.com/office/word/2023/wordml/word16du" xmlns:w16sdtdh="http://schemas.microsoft.com/office/word/2020/wordml/sdtdatahash" xmlns:w16sdtfl="http://schemas.microsoft.com/office/word/2024/wordml/sdtformatlock" xmlns:w16se="http://schemas.microsoft.com/office/word/2015/wordml/symex" xmlns:wpg="http://schemas.microsoft.com/office/word/2010/wordprocessingGroup" xmlns:wpi="http://schemas.microsoft.com/office/word/2010/wordprocessingInk" xmlns:wne="http://schemas.microsoft.com/office/word/2006/wordml" xmlns:wps="http://schemas.microsoft.com/office/word/2010/wordprocessingShape" mc:Ignorable="w14 w15 w16se w16cid w16 w16cex w16sdtdh w16sdtfl w16du wp14">
   <w:abstractNum w:abstractNumId="0" w15:restartNumberingAfterBreak="0">
+    <w:nsid w:val="055416EC"/>
+    <w:multiLevelType w:val="hybridMultilevel"/>
+    <w:tmpl w:val="BAD88804"/>
+    <w:lvl w:ilvl="0" w:tplc="4009000F">
+      <w:start w:val="1"/>
+      <w:numFmt w:val="decimal"/>
+      <w:lvlText w:val="%1."/>
+      <w:lvlJc w:val="left"/>
+      <w:pPr>
+        <w:ind w:left="720" w:hanging="360"/>
+      </w:pPr>
+      <w:rPr>
+        <w:rFonts w:hint="default"/>
+      </w:rPr>
+    </w:lvl>
+    <w:lvl w:ilvl="1" w:tplc="40090019" w:tentative="1">
+      <w:start w:val="1"/>
+      <w:numFmt w:val="lowerLetter"/>
+      <w:lvlText w:val="%2."/>
+      <w:lvlJc w:val="left"/>
+      <w:pPr>
+        <w:ind w:left="1440" w:hanging="360"/>
+      </w:pPr>
+    </w:lvl>
+    <w:lvl w:ilvl="2" w:tplc="4009001B" w:tentative="1">
+      <w:start w:val="1"/>
+      <w:numFmt w:val="lowerRoman"/>
+      <w:lvlText w:val="%3."/>
+      <w:lvlJc w:val="right"/>
+      <w:pPr>
+        <w:ind w:left="2160" w:hanging="180"/>
+      </w:pPr>
+    </w:lvl>
+    <w:lvl w:ilvl="3" w:tplc="4009000F" w:tentative="1">
+      <w:start w:val="1"/>
+      <w:numFmt w:val="decimal"/>
+      <w:lvlText w:val="%4."/>
+      <w:lvlJc w:val="left"/>
+      <w:pPr>
+        <w:ind w:left="2880" w:hanging="360"/>
+      </w:pPr>
+    </w:lvl>
+    <w:lvl w:ilvl="4" w:tplc="40090019" w:tentative="1">
+      <w:start w:val="1"/>
+      <w:numFmt w:val="lowerLetter"/>
+      <w:lvlText w:val="%5."/>
+      <w:lvlJc w:val="left"/>
+      <w:pPr>
+        <w:ind w:left="3600" w:hanging="360"/>
+      </w:pPr>
+    </w:lvl>
+    <w:lvl w:ilvl="5" w:tplc="4009001B" w:tentative="1">
+      <w:start w:val="1"/>
+      <w:numFmt w:val="lowerRoman"/>
+      <w:lvlText w:val="%6."/>
+      <w:lvlJc w:val="right"/>
+      <w:pPr>
+        <w:ind w:left="4320" w:hanging="180"/>
+      </w:pPr>
+    </w:lvl>
+    <w:lvl w:ilvl="6" w:tplc="4009000F" w:tentative="1">
+      <w:start w:val="1"/>
+      <w:numFmt w:val="decimal"/>
+      <w:lvlText w:val="%7."/>
+      <w:lvlJc w:val="left"/>
+      <w:pPr>
+        <w:ind w:left="5040" w:hanging="360"/>
+      </w:pPr>
+    </w:lvl>
+    <w:lvl w:ilvl="7" w:tplc="40090019" w:tentative="1">
+      <w:start w:val="1"/>
+      <w:numFmt w:val="lowerLetter"/>
+      <w:lvlText w:val="%8."/>
+      <w:lvlJc w:val="left"/>
+      <w:pPr>
+        <w:ind w:left="5760" w:hanging="360"/>
+      </w:pPr>
+    </w:lvl>
+    <w:lvl w:ilvl="8" w:tplc="4009001B" w:tentative="1">
+      <w:start w:val="1"/>
+      <w:numFmt w:val="lowerRoman"/>
+      <w:lvlText w:val="%9."/>
+      <w:lvlJc w:val="right"/>
+      <w:pPr>
+        <w:ind w:left="6480" w:hanging="180"/>
+      </w:pPr>
+    </w:lvl>
+  </w:abstractNum>
+  <w:abstractNum w:abstractNumId="1" w15:restartNumberingAfterBreak="0">
     <w:nsid w:val="05820AF9"/>
     <w:multiLevelType w:val="hybridMultilevel"/>
     <w:tmpl w:val="3A5A08E6"/>
@@ -9870,7 +16000,120 @@
       </w:rPr>
     </w:lvl>
   </w:abstractNum>
-  <w:abstractNum w:abstractNumId="1" w15:restartNumberingAfterBreak="0">
+  <w:abstractNum w:abstractNumId="2" w15:restartNumberingAfterBreak="0">
+    <w:nsid w:val="08153D56"/>
+    <w:multiLevelType w:val="hybridMultilevel"/>
+    <w:tmpl w:val="83BC4480"/>
+    <w:lvl w:ilvl="0" w:tplc="40090001">
+      <w:start w:val="1"/>
+      <w:numFmt w:val="bullet"/>
+      <w:lvlText w:val=""/>
+      <w:lvlJc w:val="left"/>
+      <w:pPr>
+        <w:ind w:left="720" w:hanging="360"/>
+      </w:pPr>
+      <w:rPr>
+        <w:rFonts w:ascii="Symbol" w:hAnsi="Symbol" w:hint="default"/>
+      </w:rPr>
+    </w:lvl>
+    <w:lvl w:ilvl="1" w:tplc="40090003" w:tentative="1">
+      <w:start w:val="1"/>
+      <w:numFmt w:val="bullet"/>
+      <w:lvlText w:val="o"/>
+      <w:lvlJc w:val="left"/>
+      <w:pPr>
+        <w:ind w:left="1440" w:hanging="360"/>
+      </w:pPr>
+      <w:rPr>
+        <w:rFonts w:ascii="Courier New" w:hAnsi="Courier New" w:cs="Courier New" w:hint="default"/>
+      </w:rPr>
+    </w:lvl>
+    <w:lvl w:ilvl="2" w:tplc="40090005" w:tentative="1">
+      <w:start w:val="1"/>
+      <w:numFmt w:val="bullet"/>
+      <w:lvlText w:val=""/>
+      <w:lvlJc w:val="left"/>
+      <w:pPr>
+        <w:ind w:left="2160" w:hanging="360"/>
+      </w:pPr>
+      <w:rPr>
+        <w:rFonts w:ascii="Wingdings" w:hAnsi="Wingdings" w:hint="default"/>
+      </w:rPr>
+    </w:lvl>
+    <w:lvl w:ilvl="3" w:tplc="40090001" w:tentative="1">
+      <w:start w:val="1"/>
+      <w:numFmt w:val="bullet"/>
+      <w:lvlText w:val=""/>
+      <w:lvlJc w:val="left"/>
+      <w:pPr>
+        <w:ind w:left="2880" w:hanging="360"/>
+      </w:pPr>
+      <w:rPr>
+        <w:rFonts w:ascii="Symbol" w:hAnsi="Symbol" w:hint="default"/>
+      </w:rPr>
+    </w:lvl>
+    <w:lvl w:ilvl="4" w:tplc="40090003" w:tentative="1">
+      <w:start w:val="1"/>
+      <w:numFmt w:val="bullet"/>
+      <w:lvlText w:val="o"/>
+      <w:lvlJc w:val="left"/>
+      <w:pPr>
+        <w:ind w:left="3600" w:hanging="360"/>
+      </w:pPr>
+      <w:rPr>
+        <w:rFonts w:ascii="Courier New" w:hAnsi="Courier New" w:cs="Courier New" w:hint="default"/>
+      </w:rPr>
+    </w:lvl>
+    <w:lvl w:ilvl="5" w:tplc="40090005" w:tentative="1">
+      <w:start w:val="1"/>
+      <w:numFmt w:val="bullet"/>
+      <w:lvlText w:val=""/>
+      <w:lvlJc w:val="left"/>
+      <w:pPr>
+        <w:ind w:left="4320" w:hanging="360"/>
+      </w:pPr>
+      <w:rPr>
+        <w:rFonts w:ascii="Wingdings" w:hAnsi="Wingdings" w:hint="default"/>
+      </w:rPr>
+    </w:lvl>
+    <w:lvl w:ilvl="6" w:tplc="40090001" w:tentative="1">
+      <w:start w:val="1"/>
+      <w:numFmt w:val="bullet"/>
+      <w:lvlText w:val=""/>
+      <w:lvlJc w:val="left"/>
+      <w:pPr>
+        <w:ind w:left="5040" w:hanging="360"/>
+      </w:pPr>
+      <w:rPr>
+        <w:rFonts w:ascii="Symbol" w:hAnsi="Symbol" w:hint="default"/>
+      </w:rPr>
+    </w:lvl>
+    <w:lvl w:ilvl="7" w:tplc="40090003" w:tentative="1">
+      <w:start w:val="1"/>
+      <w:numFmt w:val="bullet"/>
+      <w:lvlText w:val="o"/>
+      <w:lvlJc w:val="left"/>
+      <w:pPr>
+        <w:ind w:left="5760" w:hanging="360"/>
+      </w:pPr>
+      <w:rPr>
+        <w:rFonts w:ascii="Courier New" w:hAnsi="Courier New" w:cs="Courier New" w:hint="default"/>
+      </w:rPr>
+    </w:lvl>
+    <w:lvl w:ilvl="8" w:tplc="40090005" w:tentative="1">
+      <w:start w:val="1"/>
+      <w:numFmt w:val="bullet"/>
+      <w:lvlText w:val=""/>
+      <w:lvlJc w:val="left"/>
+      <w:pPr>
+        <w:ind w:left="6480" w:hanging="360"/>
+      </w:pPr>
+      <w:rPr>
+        <w:rFonts w:ascii="Wingdings" w:hAnsi="Wingdings" w:hint="default"/>
+      </w:rPr>
+    </w:lvl>
+  </w:abstractNum>
+  <w:abstractNum w:abstractNumId="3" w15:restartNumberingAfterBreak="0">
     <w:nsid w:val="08816E1E"/>
     <w:multiLevelType w:val="hybridMultilevel"/>
     <w:tmpl w:val="3872DBCC"/>
@@ -9983,7 +16226,7 @@
       </w:rPr>
     </w:lvl>
   </w:abstractNum>
-  <w:abstractNum w:abstractNumId="2" w15:restartNumberingAfterBreak="0">
+  <w:abstractNum w:abstractNumId="4" w15:restartNumberingAfterBreak="0">
     <w:nsid w:val="09FA7E6F"/>
     <w:multiLevelType w:val="hybridMultilevel"/>
     <w:tmpl w:val="5E3C8624"/>
@@ -10096,7 +16339,7 @@
       </w:rPr>
     </w:lvl>
   </w:abstractNum>
-  <w:abstractNum w:abstractNumId="3" w15:restartNumberingAfterBreak="0">
+  <w:abstractNum w:abstractNumId="5" w15:restartNumberingAfterBreak="0">
     <w:nsid w:val="0CD87EF5"/>
     <w:multiLevelType w:val="hybridMultilevel"/>
     <w:tmpl w:val="B5B43390"/>
@@ -10209,7 +16452,120 @@
       </w:rPr>
     </w:lvl>
   </w:abstractNum>
-  <w:abstractNum w:abstractNumId="4" w15:restartNumberingAfterBreak="0">
+  <w:abstractNum w:abstractNumId="6" w15:restartNumberingAfterBreak="0">
+    <w:nsid w:val="0D9D6172"/>
+    <w:multiLevelType w:val="hybridMultilevel"/>
+    <w:tmpl w:val="9A9619C8"/>
+    <w:lvl w:ilvl="0" w:tplc="40090001">
+      <w:start w:val="1"/>
+      <w:numFmt w:val="bullet"/>
+      <w:lvlText w:val=""/>
+      <w:lvlJc w:val="left"/>
+      <w:pPr>
+        <w:ind w:left="720" w:hanging="360"/>
+      </w:pPr>
+      <w:rPr>
+        <w:rFonts w:ascii="Symbol" w:hAnsi="Symbol" w:hint="default"/>
+      </w:rPr>
+    </w:lvl>
+    <w:lvl w:ilvl="1" w:tplc="40090003">
+      <w:start w:val="1"/>
+      <w:numFmt w:val="bullet"/>
+      <w:lvlText w:val="o"/>
+      <w:lvlJc w:val="left"/>
+      <w:pPr>
+        <w:ind w:left="1440" w:hanging="360"/>
+      </w:pPr>
+      <w:rPr>
+        <w:rFonts w:ascii="Courier New" w:hAnsi="Courier New" w:cs="Courier New" w:hint="default"/>
+      </w:rPr>
+    </w:lvl>
+    <w:lvl w:ilvl="2" w:tplc="40090005" w:tentative="1">
+      <w:start w:val="1"/>
+      <w:numFmt w:val="bullet"/>
+      <w:lvlText w:val=""/>
+      <w:lvlJc w:val="left"/>
+      <w:pPr>
+        <w:ind w:left="2160" w:hanging="360"/>
+      </w:pPr>
+      <w:rPr>
+        <w:rFonts w:ascii="Wingdings" w:hAnsi="Wingdings" w:hint="default"/>
+      </w:rPr>
+    </w:lvl>
+    <w:lvl w:ilvl="3" w:tplc="40090001" w:tentative="1">
+      <w:start w:val="1"/>
+      <w:numFmt w:val="bullet"/>
+      <w:lvlText w:val=""/>
+      <w:lvlJc w:val="left"/>
+      <w:pPr>
+        <w:ind w:left="2880" w:hanging="360"/>
+      </w:pPr>
+      <w:rPr>
+        <w:rFonts w:ascii="Symbol" w:hAnsi="Symbol" w:hint="default"/>
+      </w:rPr>
+    </w:lvl>
+    <w:lvl w:ilvl="4" w:tplc="40090003" w:tentative="1">
+      <w:start w:val="1"/>
+      <w:numFmt w:val="bullet"/>
+      <w:lvlText w:val="o"/>
+      <w:lvlJc w:val="left"/>
+      <w:pPr>
+        <w:ind w:left="3600" w:hanging="360"/>
+      </w:pPr>
+      <w:rPr>
+        <w:rFonts w:ascii="Courier New" w:hAnsi="Courier New" w:cs="Courier New" w:hint="default"/>
+      </w:rPr>
+    </w:lvl>
+    <w:lvl w:ilvl="5" w:tplc="40090005" w:tentative="1">
+      <w:start w:val="1"/>
+      <w:numFmt w:val="bullet"/>
+      <w:lvlText w:val=""/>
+      <w:lvlJc w:val="left"/>
+      <w:pPr>
+        <w:ind w:left="4320" w:hanging="360"/>
+      </w:pPr>
+      <w:rPr>
+        <w:rFonts w:ascii="Wingdings" w:hAnsi="Wingdings" w:hint="default"/>
+      </w:rPr>
+    </w:lvl>
+    <w:lvl w:ilvl="6" w:tplc="40090001" w:tentative="1">
+      <w:start w:val="1"/>
+      <w:numFmt w:val="bullet"/>
+      <w:lvlText w:val=""/>
+      <w:lvlJc w:val="left"/>
+      <w:pPr>
+        <w:ind w:left="5040" w:hanging="360"/>
+      </w:pPr>
+      <w:rPr>
+        <w:rFonts w:ascii="Symbol" w:hAnsi="Symbol" w:hint="default"/>
+      </w:rPr>
+    </w:lvl>
+    <w:lvl w:ilvl="7" w:tplc="40090003" w:tentative="1">
+      <w:start w:val="1"/>
+      <w:numFmt w:val="bullet"/>
+      <w:lvlText w:val="o"/>
+      <w:lvlJc w:val="left"/>
+      <w:pPr>
+        <w:ind w:left="5760" w:hanging="360"/>
+      </w:pPr>
+      <w:rPr>
+        <w:rFonts w:ascii="Courier New" w:hAnsi="Courier New" w:cs="Courier New" w:hint="default"/>
+      </w:rPr>
+    </w:lvl>
+    <w:lvl w:ilvl="8" w:tplc="40090005" w:tentative="1">
+      <w:start w:val="1"/>
+      <w:numFmt w:val="bullet"/>
+      <w:lvlText w:val=""/>
+      <w:lvlJc w:val="left"/>
+      <w:pPr>
+        <w:ind w:left="6480" w:hanging="360"/>
+      </w:pPr>
+      <w:rPr>
+        <w:rFonts w:ascii="Wingdings" w:hAnsi="Wingdings" w:hint="default"/>
+      </w:rPr>
+    </w:lvl>
+  </w:abstractNum>
+  <w:abstractNum w:abstractNumId="7" w15:restartNumberingAfterBreak="0">
     <w:nsid w:val="11603588"/>
     <w:multiLevelType w:val="hybridMultilevel"/>
     <w:tmpl w:val="3BACA352"/>
@@ -10322,7 +16678,7 @@
       </w:rPr>
     </w:lvl>
   </w:abstractNum>
-  <w:abstractNum w:abstractNumId="5" w15:restartNumberingAfterBreak="0">
+  <w:abstractNum w:abstractNumId="8" w15:restartNumberingAfterBreak="0">
     <w:nsid w:val="13DC20CE"/>
     <w:multiLevelType w:val="hybridMultilevel"/>
     <w:tmpl w:val="92567B9C"/>
@@ -10435,7 +16791,7 @@
       </w:rPr>
     </w:lvl>
   </w:abstractNum>
-  <w:abstractNum w:abstractNumId="6" w15:restartNumberingAfterBreak="0">
+  <w:abstractNum w:abstractNumId="9" w15:restartNumberingAfterBreak="0">
     <w:nsid w:val="15C43940"/>
     <w:multiLevelType w:val="hybridMultilevel"/>
     <w:tmpl w:val="31444EAE"/>
@@ -10548,7 +16904,7 @@
       </w:rPr>
     </w:lvl>
   </w:abstractNum>
-  <w:abstractNum w:abstractNumId="7" w15:restartNumberingAfterBreak="0">
+  <w:abstractNum w:abstractNumId="10" w15:restartNumberingAfterBreak="0">
     <w:nsid w:val="1D697D0C"/>
     <w:multiLevelType w:val="hybridMultilevel"/>
     <w:tmpl w:val="02D4EB52"/>
@@ -10661,7 +17017,7 @@
       </w:rPr>
     </w:lvl>
   </w:abstractNum>
-  <w:abstractNum w:abstractNumId="8" w15:restartNumberingAfterBreak="0">
+  <w:abstractNum w:abstractNumId="11" w15:restartNumberingAfterBreak="0">
     <w:nsid w:val="1DBE3072"/>
     <w:multiLevelType w:val="hybridMultilevel"/>
     <w:tmpl w:val="95D801AA"/>
@@ -10774,7 +17130,7 @@
       </w:rPr>
     </w:lvl>
   </w:abstractNum>
-  <w:abstractNum w:abstractNumId="9" w15:restartNumberingAfterBreak="0">
+  <w:abstractNum w:abstractNumId="12" w15:restartNumberingAfterBreak="0">
     <w:nsid w:val="206152B8"/>
     <w:multiLevelType w:val="hybridMultilevel"/>
     <w:tmpl w:val="A4F85B3E"/>
@@ -10887,7 +17243,209 @@
       </w:rPr>
     </w:lvl>
   </w:abstractNum>
-  <w:abstractNum w:abstractNumId="10" w15:restartNumberingAfterBreak="0">
+  <w:abstractNum w:abstractNumId="13" w15:restartNumberingAfterBreak="0">
+    <w:nsid w:val="25655D90"/>
+    <w:multiLevelType w:val="hybridMultilevel"/>
+    <w:tmpl w:val="5B2C43C0"/>
+    <w:lvl w:ilvl="0" w:tplc="40090001">
+      <w:start w:val="1"/>
+      <w:numFmt w:val="bullet"/>
+      <w:lvlText w:val=""/>
+      <w:lvlJc w:val="left"/>
+      <w:pPr>
+        <w:ind w:left="720" w:hanging="360"/>
+      </w:pPr>
+      <w:rPr>
+        <w:rFonts w:ascii="Symbol" w:hAnsi="Symbol" w:hint="default"/>
+      </w:rPr>
+    </w:lvl>
+    <w:lvl w:ilvl="1" w:tplc="40090003" w:tentative="1">
+      <w:start w:val="1"/>
+      <w:numFmt w:val="bullet"/>
+      <w:lvlText w:val="o"/>
+      <w:lvlJc w:val="left"/>
+      <w:pPr>
+        <w:ind w:left="1440" w:hanging="360"/>
+      </w:pPr>
+      <w:rPr>
+        <w:rFonts w:ascii="Courier New" w:hAnsi="Courier New" w:cs="Courier New" w:hint="default"/>
+      </w:rPr>
+    </w:lvl>
+    <w:lvl w:ilvl="2" w:tplc="40090005" w:tentative="1">
+      <w:start w:val="1"/>
+      <w:numFmt w:val="bullet"/>
+      <w:lvlText w:val=""/>
+      <w:lvlJc w:val="left"/>
+      <w:pPr>
+        <w:ind w:left="2160" w:hanging="360"/>
+      </w:pPr>
+      <w:rPr>
+        <w:rFonts w:ascii="Wingdings" w:hAnsi="Wingdings" w:hint="default"/>
+      </w:rPr>
+    </w:lvl>
+    <w:lvl w:ilvl="3" w:tplc="40090001" w:tentative="1">
+      <w:start w:val="1"/>
+      <w:numFmt w:val="bullet"/>
+      <w:lvlText w:val=""/>
+      <w:lvlJc w:val="left"/>
+      <w:pPr>
+        <w:ind w:left="2880" w:hanging="360"/>
+      </w:pPr>
+      <w:rPr>
+        <w:rFonts w:ascii="Symbol" w:hAnsi="Symbol" w:hint="default"/>
+      </w:rPr>
+    </w:lvl>
+    <w:lvl w:ilvl="4" w:tplc="40090003" w:tentative="1">
+      <w:start w:val="1"/>
+      <w:numFmt w:val="bullet"/>
+      <w:lvlText w:val="o"/>
+      <w:lvlJc w:val="left"/>
+      <w:pPr>
+        <w:ind w:left="3600" w:hanging="360"/>
+      </w:pPr>
+      <w:rPr>
+        <w:rFonts w:ascii="Courier New" w:hAnsi="Courier New" w:cs="Courier New" w:hint="default"/>
+      </w:rPr>
+    </w:lvl>
+    <w:lvl w:ilvl="5" w:tplc="40090005" w:tentative="1">
+      <w:start w:val="1"/>
+      <w:numFmt w:val="bullet"/>
+      <w:lvlText w:val=""/>
+      <w:lvlJc w:val="left"/>
+      <w:pPr>
+        <w:ind w:left="4320" w:hanging="360"/>
+      </w:pPr>
+      <w:rPr>
+        <w:rFonts w:ascii="Wingdings" w:hAnsi="Wingdings" w:hint="default"/>
+      </w:rPr>
+    </w:lvl>
+    <w:lvl w:ilvl="6" w:tplc="40090001" w:tentative="1">
+      <w:start w:val="1"/>
+      <w:numFmt w:val="bullet"/>
+      <w:lvlText w:val=""/>
+      <w:lvlJc w:val="left"/>
+      <w:pPr>
+        <w:ind w:left="5040" w:hanging="360"/>
+      </w:pPr>
+      <w:rPr>
+        <w:rFonts w:ascii="Symbol" w:hAnsi="Symbol" w:hint="default"/>
+      </w:rPr>
+    </w:lvl>
+    <w:lvl w:ilvl="7" w:tplc="40090003" w:tentative="1">
+      <w:start w:val="1"/>
+      <w:numFmt w:val="bullet"/>
+      <w:lvlText w:val="o"/>
+      <w:lvlJc w:val="left"/>
+      <w:pPr>
+        <w:ind w:left="5760" w:hanging="360"/>
+      </w:pPr>
+      <w:rPr>
+        <w:rFonts w:ascii="Courier New" w:hAnsi="Courier New" w:cs="Courier New" w:hint="default"/>
+      </w:rPr>
+    </w:lvl>
+    <w:lvl w:ilvl="8" w:tplc="40090005" w:tentative="1">
+      <w:start w:val="1"/>
+      <w:numFmt w:val="bullet"/>
+      <w:lvlText w:val=""/>
+      <w:lvlJc w:val="left"/>
+      <w:pPr>
+        <w:ind w:left="6480" w:hanging="360"/>
+      </w:pPr>
+      <w:rPr>
+        <w:rFonts w:ascii="Wingdings" w:hAnsi="Wingdings" w:hint="default"/>
+      </w:rPr>
+    </w:lvl>
+  </w:abstractNum>
+  <w:abstractNum w:abstractNumId="14" w15:restartNumberingAfterBreak="0">
+    <w:nsid w:val="25E61CF4"/>
+    <w:multiLevelType w:val="hybridMultilevel"/>
+    <w:tmpl w:val="79D69CC6"/>
+    <w:lvl w:ilvl="0" w:tplc="4009000F">
+      <w:start w:val="1"/>
+      <w:numFmt w:val="decimal"/>
+      <w:lvlText w:val="%1."/>
+      <w:lvlJc w:val="left"/>
+      <w:pPr>
+        <w:ind w:left="720" w:hanging="360"/>
+      </w:pPr>
+      <w:rPr>
+        <w:rFonts w:hint="default"/>
+      </w:rPr>
+    </w:lvl>
+    <w:lvl w:ilvl="1" w:tplc="40090019" w:tentative="1">
+      <w:start w:val="1"/>
+      <w:numFmt w:val="lowerLetter"/>
+      <w:lvlText w:val="%2."/>
+      <w:lvlJc w:val="left"/>
+      <w:pPr>
+        <w:ind w:left="1440" w:hanging="360"/>
+      </w:pPr>
+    </w:lvl>
+    <w:lvl w:ilvl="2" w:tplc="4009001B" w:tentative="1">
+      <w:start w:val="1"/>
+      <w:numFmt w:val="lowerRoman"/>
+      <w:lvlText w:val="%3."/>
+      <w:lvlJc w:val="right"/>
+      <w:pPr>
+        <w:ind w:left="2160" w:hanging="180"/>
+      </w:pPr>
+    </w:lvl>
+    <w:lvl w:ilvl="3" w:tplc="4009000F" w:tentative="1">
+      <w:start w:val="1"/>
+      <w:numFmt w:val="decimal"/>
+      <w:lvlText w:val="%4."/>
+      <w:lvlJc w:val="left"/>
+      <w:pPr>
+        <w:ind w:left="2880" w:hanging="360"/>
+      </w:pPr>
+    </w:lvl>
+    <w:lvl w:ilvl="4" w:tplc="40090019" w:tentative="1">
+      <w:start w:val="1"/>
+      <w:numFmt w:val="lowerLetter"/>
+      <w:lvlText w:val="%5."/>
+      <w:lvlJc w:val="left"/>
+      <w:pPr>
+        <w:ind w:left="3600" w:hanging="360"/>
+      </w:pPr>
+    </w:lvl>
+    <w:lvl w:ilvl="5" w:tplc="4009001B" w:tentative="1">
+      <w:start w:val="1"/>
+      <w:numFmt w:val="lowerRoman"/>
+      <w:lvlText w:val="%6."/>
+      <w:lvlJc w:val="right"/>
+      <w:pPr>
+        <w:ind w:left="4320" w:hanging="180"/>
+      </w:pPr>
+    </w:lvl>
+    <w:lvl w:ilvl="6" w:tplc="4009000F" w:tentative="1">
+      <w:start w:val="1"/>
+      <w:numFmt w:val="decimal"/>
+      <w:lvlText w:val="%7."/>
+      <w:lvlJc w:val="left"/>
+      <w:pPr>
+        <w:ind w:left="5040" w:hanging="360"/>
+      </w:pPr>
+    </w:lvl>
+    <w:lvl w:ilvl="7" w:tplc="40090019" w:tentative="1">
+      <w:start w:val="1"/>
+      <w:numFmt w:val="lowerLetter"/>
+      <w:lvlText w:val="%8."/>
+      <w:lvlJc w:val="left"/>
+      <w:pPr>
+        <w:ind w:left="5760" w:hanging="360"/>
+      </w:pPr>
+    </w:lvl>
+    <w:lvl w:ilvl="8" w:tplc="4009001B" w:tentative="1">
+      <w:start w:val="1"/>
+      <w:numFmt w:val="lowerRoman"/>
+      <w:lvlText w:val="%9."/>
+      <w:lvlJc w:val="right"/>
+      <w:pPr>
+        <w:ind w:left="6480" w:hanging="180"/>
+      </w:pPr>
+    </w:lvl>
+  </w:abstractNum>
+  <w:abstractNum w:abstractNumId="15" w15:restartNumberingAfterBreak="0">
     <w:nsid w:val="2A124247"/>
     <w:multiLevelType w:val="hybridMultilevel"/>
     <w:tmpl w:val="A88ED180"/>
@@ -11000,10 +17558,123 @@
       </w:rPr>
     </w:lvl>
   </w:abstractNum>
-  <w:abstractNum w:abstractNumId="11" w15:restartNumberingAfterBreak="0">
+  <w:abstractNum w:abstractNumId="16" w15:restartNumberingAfterBreak="0">
+    <w:nsid w:val="2B6A4C56"/>
+    <w:multiLevelType w:val="hybridMultilevel"/>
+    <w:tmpl w:val="651A2C44"/>
+    <w:lvl w:ilvl="0" w:tplc="40090001">
+      <w:start w:val="1"/>
+      <w:numFmt w:val="bullet"/>
+      <w:lvlText w:val=""/>
+      <w:lvlJc w:val="left"/>
+      <w:pPr>
+        <w:ind w:left="720" w:hanging="360"/>
+      </w:pPr>
+      <w:rPr>
+        <w:rFonts w:ascii="Symbol" w:hAnsi="Symbol" w:hint="default"/>
+      </w:rPr>
+    </w:lvl>
+    <w:lvl w:ilvl="1" w:tplc="40090003">
+      <w:start w:val="1"/>
+      <w:numFmt w:val="bullet"/>
+      <w:lvlText w:val="o"/>
+      <w:lvlJc w:val="left"/>
+      <w:pPr>
+        <w:ind w:left="1440" w:hanging="360"/>
+      </w:pPr>
+      <w:rPr>
+        <w:rFonts w:ascii="Courier New" w:hAnsi="Courier New" w:cs="Courier New" w:hint="default"/>
+      </w:rPr>
+    </w:lvl>
+    <w:lvl w:ilvl="2" w:tplc="40090005" w:tentative="1">
+      <w:start w:val="1"/>
+      <w:numFmt w:val="bullet"/>
+      <w:lvlText w:val=""/>
+      <w:lvlJc w:val="left"/>
+      <w:pPr>
+        <w:ind w:left="2160" w:hanging="360"/>
+      </w:pPr>
+      <w:rPr>
+        <w:rFonts w:ascii="Wingdings" w:hAnsi="Wingdings" w:hint="default"/>
+      </w:rPr>
+    </w:lvl>
+    <w:lvl w:ilvl="3" w:tplc="40090001" w:tentative="1">
+      <w:start w:val="1"/>
+      <w:numFmt w:val="bullet"/>
+      <w:lvlText w:val=""/>
+      <w:lvlJc w:val="left"/>
+      <w:pPr>
+        <w:ind w:left="2880" w:hanging="360"/>
+      </w:pPr>
+      <w:rPr>
+        <w:rFonts w:ascii="Symbol" w:hAnsi="Symbol" w:hint="default"/>
+      </w:rPr>
+    </w:lvl>
+    <w:lvl w:ilvl="4" w:tplc="40090003" w:tentative="1">
+      <w:start w:val="1"/>
+      <w:numFmt w:val="bullet"/>
+      <w:lvlText w:val="o"/>
+      <w:lvlJc w:val="left"/>
+      <w:pPr>
+        <w:ind w:left="3600" w:hanging="360"/>
+      </w:pPr>
+      <w:rPr>
+        <w:rFonts w:ascii="Courier New" w:hAnsi="Courier New" w:cs="Courier New" w:hint="default"/>
+      </w:rPr>
+    </w:lvl>
+    <w:lvl w:ilvl="5" w:tplc="40090005" w:tentative="1">
+      <w:start w:val="1"/>
+      <w:numFmt w:val="bullet"/>
+      <w:lvlText w:val=""/>
+      <w:lvlJc w:val="left"/>
+      <w:pPr>
+        <w:ind w:left="4320" w:hanging="360"/>
+      </w:pPr>
+      <w:rPr>
+        <w:rFonts w:ascii="Wingdings" w:hAnsi="Wingdings" w:hint="default"/>
+      </w:rPr>
+    </w:lvl>
+    <w:lvl w:ilvl="6" w:tplc="40090001" w:tentative="1">
+      <w:start w:val="1"/>
+      <w:numFmt w:val="bullet"/>
+      <w:lvlText w:val=""/>
+      <w:lvlJc w:val="left"/>
+      <w:pPr>
+        <w:ind w:left="5040" w:hanging="360"/>
+      </w:pPr>
+      <w:rPr>
+        <w:rFonts w:ascii="Symbol" w:hAnsi="Symbol" w:hint="default"/>
+      </w:rPr>
+    </w:lvl>
+    <w:lvl w:ilvl="7" w:tplc="40090003" w:tentative="1">
+      <w:start w:val="1"/>
+      <w:numFmt w:val="bullet"/>
+      <w:lvlText w:val="o"/>
+      <w:lvlJc w:val="left"/>
+      <w:pPr>
+        <w:ind w:left="5760" w:hanging="360"/>
+      </w:pPr>
+      <w:rPr>
+        <w:rFonts w:ascii="Courier New" w:hAnsi="Courier New" w:cs="Courier New" w:hint="default"/>
+      </w:rPr>
+    </w:lvl>
+    <w:lvl w:ilvl="8" w:tplc="40090005" w:tentative="1">
+      <w:start w:val="1"/>
+      <w:numFmt w:val="bullet"/>
+      <w:lvlText w:val=""/>
+      <w:lvlJc w:val="left"/>
+      <w:pPr>
+        <w:ind w:left="6480" w:hanging="360"/>
+      </w:pPr>
+      <w:rPr>
+        <w:rFonts w:ascii="Wingdings" w:hAnsi="Wingdings" w:hint="default"/>
+      </w:rPr>
+    </w:lvl>
+  </w:abstractNum>
+  <w:abstractNum w:abstractNumId="17" w15:restartNumberingAfterBreak="0">
     <w:nsid w:val="2B9D5BC5"/>
     <w:multiLevelType w:val="hybridMultilevel"/>
-    <w:tmpl w:val="9934E55E"/>
+    <w:tmpl w:val="EB7EE134"/>
     <w:lvl w:ilvl="0" w:tplc="40090001">
       <w:start w:val="1"/>
       <w:numFmt w:val="bullet"/>
@@ -11113,7 +17784,120 @@
       </w:rPr>
     </w:lvl>
   </w:abstractNum>
-  <w:abstractNum w:abstractNumId="12" w15:restartNumberingAfterBreak="0">
+  <w:abstractNum w:abstractNumId="18" w15:restartNumberingAfterBreak="0">
+    <w:nsid w:val="2C17197C"/>
+    <w:multiLevelType w:val="hybridMultilevel"/>
+    <w:tmpl w:val="06649574"/>
+    <w:lvl w:ilvl="0" w:tplc="40090001">
+      <w:start w:val="1"/>
+      <w:numFmt w:val="bullet"/>
+      <w:lvlText w:val=""/>
+      <w:lvlJc w:val="left"/>
+      <w:pPr>
+        <w:ind w:left="720" w:hanging="360"/>
+      </w:pPr>
+      <w:rPr>
+        <w:rFonts w:ascii="Symbol" w:hAnsi="Symbol" w:hint="default"/>
+      </w:rPr>
+    </w:lvl>
+    <w:lvl w:ilvl="1" w:tplc="40090003">
+      <w:start w:val="1"/>
+      <w:numFmt w:val="bullet"/>
+      <w:lvlText w:val="o"/>
+      <w:lvlJc w:val="left"/>
+      <w:pPr>
+        <w:ind w:left="1440" w:hanging="360"/>
+      </w:pPr>
+      <w:rPr>
+        <w:rFonts w:ascii="Courier New" w:hAnsi="Courier New" w:cs="Courier New" w:hint="default"/>
+      </w:rPr>
+    </w:lvl>
+    <w:lvl w:ilvl="2" w:tplc="40090005" w:tentative="1">
+      <w:start w:val="1"/>
+      <w:numFmt w:val="bullet"/>
+      <w:lvlText w:val=""/>
+      <w:lvlJc w:val="left"/>
+      <w:pPr>
+        <w:ind w:left="2160" w:hanging="360"/>
+      </w:pPr>
+      <w:rPr>
+        <w:rFonts w:ascii="Wingdings" w:hAnsi="Wingdings" w:hint="default"/>
+      </w:rPr>
+    </w:lvl>
+    <w:lvl w:ilvl="3" w:tplc="40090001" w:tentative="1">
+      <w:start w:val="1"/>
+      <w:numFmt w:val="bullet"/>
+      <w:lvlText w:val=""/>
+      <w:lvlJc w:val="left"/>
+      <w:pPr>
+        <w:ind w:left="2880" w:hanging="360"/>
+      </w:pPr>
+      <w:rPr>
+        <w:rFonts w:ascii="Symbol" w:hAnsi="Symbol" w:hint="default"/>
+      </w:rPr>
+    </w:lvl>
+    <w:lvl w:ilvl="4" w:tplc="40090003" w:tentative="1">
+      <w:start w:val="1"/>
+      <w:numFmt w:val="bullet"/>
+      <w:lvlText w:val="o"/>
+      <w:lvlJc w:val="left"/>
+      <w:pPr>
+        <w:ind w:left="3600" w:hanging="360"/>
+      </w:pPr>
+      <w:rPr>
+        <w:rFonts w:ascii="Courier New" w:hAnsi="Courier New" w:cs="Courier New" w:hint="default"/>
+      </w:rPr>
+    </w:lvl>
+    <w:lvl w:ilvl="5" w:tplc="40090005" w:tentative="1">
+      <w:start w:val="1"/>
+      <w:numFmt w:val="bullet"/>
+      <w:lvlText w:val=""/>
+      <w:lvlJc w:val="left"/>
+      <w:pPr>
+        <w:ind w:left="4320" w:hanging="360"/>
+      </w:pPr>
+      <w:rPr>
+        <w:rFonts w:ascii="Wingdings" w:hAnsi="Wingdings" w:hint="default"/>
+      </w:rPr>
+    </w:lvl>
+    <w:lvl w:ilvl="6" w:tplc="40090001" w:tentative="1">
+      <w:start w:val="1"/>
+      <w:numFmt w:val="bullet"/>
+      <w:lvlText w:val=""/>
+      <w:lvlJc w:val="left"/>
+      <w:pPr>
+        <w:ind w:left="5040" w:hanging="360"/>
+      </w:pPr>
+      <w:rPr>
+        <w:rFonts w:ascii="Symbol" w:hAnsi="Symbol" w:hint="default"/>
+      </w:rPr>
+    </w:lvl>
+    <w:lvl w:ilvl="7" w:tplc="40090003" w:tentative="1">
+      <w:start w:val="1"/>
+      <w:numFmt w:val="bullet"/>
+      <w:lvlText w:val="o"/>
+      <w:lvlJc w:val="left"/>
+      <w:pPr>
+        <w:ind w:left="5760" w:hanging="360"/>
+      </w:pPr>
+      <w:rPr>
+        <w:rFonts w:ascii="Courier New" w:hAnsi="Courier New" w:cs="Courier New" w:hint="default"/>
+      </w:rPr>
+    </w:lvl>
+    <w:lvl w:ilvl="8" w:tplc="40090005" w:tentative="1">
+      <w:start w:val="1"/>
+      <w:numFmt w:val="bullet"/>
+      <w:lvlText w:val=""/>
+      <w:lvlJc w:val="left"/>
+      <w:pPr>
+        <w:ind w:left="6480" w:hanging="360"/>
+      </w:pPr>
+      <w:rPr>
+        <w:rFonts w:ascii="Wingdings" w:hAnsi="Wingdings" w:hint="default"/>
+      </w:rPr>
+    </w:lvl>
+  </w:abstractNum>
+  <w:abstractNum w:abstractNumId="19" w15:restartNumberingAfterBreak="0">
     <w:nsid w:val="30B71815"/>
     <w:multiLevelType w:val="hybridMultilevel"/>
     <w:tmpl w:val="03181EF8"/>
@@ -11226,7 +18010,7 @@
       </w:rPr>
     </w:lvl>
   </w:abstractNum>
-  <w:abstractNum w:abstractNumId="13" w15:restartNumberingAfterBreak="0">
+  <w:abstractNum w:abstractNumId="20" w15:restartNumberingAfterBreak="0">
     <w:nsid w:val="31234A65"/>
     <w:multiLevelType w:val="hybridMultilevel"/>
     <w:tmpl w:val="90A8FE94"/>
@@ -11339,7 +18123,7 @@
       </w:rPr>
     </w:lvl>
   </w:abstractNum>
-  <w:abstractNum w:abstractNumId="14" w15:restartNumberingAfterBreak="0">
+  <w:abstractNum w:abstractNumId="21" w15:restartNumberingAfterBreak="0">
     <w:nsid w:val="336B4B89"/>
     <w:multiLevelType w:val="hybridMultilevel"/>
     <w:tmpl w:val="22AEE794"/>
@@ -11452,7 +18236,120 @@
       </w:rPr>
     </w:lvl>
   </w:abstractNum>
-  <w:abstractNum w:abstractNumId="15" w15:restartNumberingAfterBreak="0">
+  <w:abstractNum w:abstractNumId="22" w15:restartNumberingAfterBreak="0">
+    <w:nsid w:val="33C416D9"/>
+    <w:multiLevelType w:val="hybridMultilevel"/>
+    <w:tmpl w:val="8702ED30"/>
+    <w:lvl w:ilvl="0" w:tplc="40090001">
+      <w:start w:val="1"/>
+      <w:numFmt w:val="bullet"/>
+      <w:lvlText w:val=""/>
+      <w:lvlJc w:val="left"/>
+      <w:pPr>
+        <w:ind w:left="720" w:hanging="360"/>
+      </w:pPr>
+      <w:rPr>
+        <w:rFonts w:ascii="Symbol" w:hAnsi="Symbol" w:hint="default"/>
+      </w:rPr>
+    </w:lvl>
+    <w:lvl w:ilvl="1" w:tplc="40090003">
+      <w:start w:val="1"/>
+      <w:numFmt w:val="bullet"/>
+      <w:lvlText w:val="o"/>
+      <w:lvlJc w:val="left"/>
+      <w:pPr>
+        <w:ind w:left="1440" w:hanging="360"/>
+      </w:pPr>
+      <w:rPr>
+        <w:rFonts w:ascii="Courier New" w:hAnsi="Courier New" w:cs="Courier New" w:hint="default"/>
+      </w:rPr>
+    </w:lvl>
+    <w:lvl w:ilvl="2" w:tplc="40090005" w:tentative="1">
+      <w:start w:val="1"/>
+      <w:numFmt w:val="bullet"/>
+      <w:lvlText w:val=""/>
+      <w:lvlJc w:val="left"/>
+      <w:pPr>
+        <w:ind w:left="2160" w:hanging="360"/>
+      </w:pPr>
+      <w:rPr>
+        <w:rFonts w:ascii="Wingdings" w:hAnsi="Wingdings" w:hint="default"/>
+      </w:rPr>
+    </w:lvl>
+    <w:lvl w:ilvl="3" w:tplc="40090001" w:tentative="1">
+      <w:start w:val="1"/>
+      <w:numFmt w:val="bullet"/>
+      <w:lvlText w:val=""/>
+      <w:lvlJc w:val="left"/>
+      <w:pPr>
+        <w:ind w:left="2880" w:hanging="360"/>
+      </w:pPr>
+      <w:rPr>
+        <w:rFonts w:ascii="Symbol" w:hAnsi="Symbol" w:hint="default"/>
+      </w:rPr>
+    </w:lvl>
+    <w:lvl w:ilvl="4" w:tplc="40090003" w:tentative="1">
+      <w:start w:val="1"/>
+      <w:numFmt w:val="bullet"/>
+      <w:lvlText w:val="o"/>
+      <w:lvlJc w:val="left"/>
+      <w:pPr>
+        <w:ind w:left="3600" w:hanging="360"/>
+      </w:pPr>
+      <w:rPr>
+        <w:rFonts w:ascii="Courier New" w:hAnsi="Courier New" w:cs="Courier New" w:hint="default"/>
+      </w:rPr>
+    </w:lvl>
+    <w:lvl w:ilvl="5" w:tplc="40090005" w:tentative="1">
+      <w:start w:val="1"/>
+      <w:numFmt w:val="bullet"/>
+      <w:lvlText w:val=""/>
+      <w:lvlJc w:val="left"/>
+      <w:pPr>
+        <w:ind w:left="4320" w:hanging="360"/>
+      </w:pPr>
+      <w:rPr>
+        <w:rFonts w:ascii="Wingdings" w:hAnsi="Wingdings" w:hint="default"/>
+      </w:rPr>
+    </w:lvl>
+    <w:lvl w:ilvl="6" w:tplc="40090001" w:tentative="1">
+      <w:start w:val="1"/>
+      <w:numFmt w:val="bullet"/>
+      <w:lvlText w:val=""/>
+      <w:lvlJc w:val="left"/>
+      <w:pPr>
+        <w:ind w:left="5040" w:hanging="360"/>
+      </w:pPr>
+      <w:rPr>
+        <w:rFonts w:ascii="Symbol" w:hAnsi="Symbol" w:hint="default"/>
+      </w:rPr>
+    </w:lvl>
+    <w:lvl w:ilvl="7" w:tplc="40090003" w:tentative="1">
+      <w:start w:val="1"/>
+      <w:numFmt w:val="bullet"/>
+      <w:lvlText w:val="o"/>
+      <w:lvlJc w:val="left"/>
+      <w:pPr>
+        <w:ind w:left="5760" w:hanging="360"/>
+      </w:pPr>
+      <w:rPr>
+        <w:rFonts w:ascii="Courier New" w:hAnsi="Courier New" w:cs="Courier New" w:hint="default"/>
+      </w:rPr>
+    </w:lvl>
+    <w:lvl w:ilvl="8" w:tplc="40090005" w:tentative="1">
+      <w:start w:val="1"/>
+      <w:numFmt w:val="bullet"/>
+      <w:lvlText w:val=""/>
+      <w:lvlJc w:val="left"/>
+      <w:pPr>
+        <w:ind w:left="6480" w:hanging="360"/>
+      </w:pPr>
+      <w:rPr>
+        <w:rFonts w:ascii="Wingdings" w:hAnsi="Wingdings" w:hint="default"/>
+      </w:rPr>
+    </w:lvl>
+  </w:abstractNum>
+  <w:abstractNum w:abstractNumId="23" w15:restartNumberingAfterBreak="0">
     <w:nsid w:val="3E6A1E57"/>
     <w:multiLevelType w:val="hybridMultilevel"/>
     <w:tmpl w:val="2C8A39B8"/>
@@ -11565,7 +18462,7 @@
       </w:rPr>
     </w:lvl>
   </w:abstractNum>
-  <w:abstractNum w:abstractNumId="16" w15:restartNumberingAfterBreak="0">
+  <w:abstractNum w:abstractNumId="24" w15:restartNumberingAfterBreak="0">
     <w:nsid w:val="3F753AC1"/>
     <w:multiLevelType w:val="hybridMultilevel"/>
     <w:tmpl w:val="EB04A3B0"/>
@@ -11678,7 +18575,120 @@
       </w:rPr>
     </w:lvl>
   </w:abstractNum>
-  <w:abstractNum w:abstractNumId="17" w15:restartNumberingAfterBreak="0">
+  <w:abstractNum w:abstractNumId="25" w15:restartNumberingAfterBreak="0">
+    <w:nsid w:val="481F7F6D"/>
+    <w:multiLevelType w:val="hybridMultilevel"/>
+    <w:tmpl w:val="A7F4C860"/>
+    <w:lvl w:ilvl="0" w:tplc="40090001">
+      <w:start w:val="1"/>
+      <w:numFmt w:val="bullet"/>
+      <w:lvlText w:val=""/>
+      <w:lvlJc w:val="left"/>
+      <w:pPr>
+        <w:ind w:left="720" w:hanging="360"/>
+      </w:pPr>
+      <w:rPr>
+        <w:rFonts w:ascii="Symbol" w:hAnsi="Symbol" w:hint="default"/>
+      </w:rPr>
+    </w:lvl>
+    <w:lvl w:ilvl="1" w:tplc="40090003" w:tentative="1">
+      <w:start w:val="1"/>
+      <w:numFmt w:val="bullet"/>
+      <w:lvlText w:val="o"/>
+      <w:lvlJc w:val="left"/>
+      <w:pPr>
+        <w:ind w:left="1440" w:hanging="360"/>
+      </w:pPr>
+      <w:rPr>
+        <w:rFonts w:ascii="Courier New" w:hAnsi="Courier New" w:cs="Courier New" w:hint="default"/>
+      </w:rPr>
+    </w:lvl>
+    <w:lvl w:ilvl="2" w:tplc="40090005" w:tentative="1">
+      <w:start w:val="1"/>
+      <w:numFmt w:val="bullet"/>
+      <w:lvlText w:val=""/>
+      <w:lvlJc w:val="left"/>
+      <w:pPr>
+        <w:ind w:left="2160" w:hanging="360"/>
+      </w:pPr>
+      <w:rPr>
+        <w:rFonts w:ascii="Wingdings" w:hAnsi="Wingdings" w:hint="default"/>
+      </w:rPr>
+    </w:lvl>
+    <w:lvl w:ilvl="3" w:tplc="40090001" w:tentative="1">
+      <w:start w:val="1"/>
+      <w:numFmt w:val="bullet"/>
+      <w:lvlText w:val=""/>
+      <w:lvlJc w:val="left"/>
+      <w:pPr>
+        <w:ind w:left="2880" w:hanging="360"/>
+      </w:pPr>
+      <w:rPr>
+        <w:rFonts w:ascii="Symbol" w:hAnsi="Symbol" w:hint="default"/>
+      </w:rPr>
+    </w:lvl>
+    <w:lvl w:ilvl="4" w:tplc="40090003" w:tentative="1">
+      <w:start w:val="1"/>
+      <w:numFmt w:val="bullet"/>
+      <w:lvlText w:val="o"/>
+      <w:lvlJc w:val="left"/>
+      <w:pPr>
+        <w:ind w:left="3600" w:hanging="360"/>
+      </w:pPr>
+      <w:rPr>
+        <w:rFonts w:ascii="Courier New" w:hAnsi="Courier New" w:cs="Courier New" w:hint="default"/>
+      </w:rPr>
+    </w:lvl>
+    <w:lvl w:ilvl="5" w:tplc="40090005" w:tentative="1">
+      <w:start w:val="1"/>
+      <w:numFmt w:val="bullet"/>
+      <w:lvlText w:val=""/>
+      <w:lvlJc w:val="left"/>
+      <w:pPr>
+        <w:ind w:left="4320" w:hanging="360"/>
+      </w:pPr>
+      <w:rPr>
+        <w:rFonts w:ascii="Wingdings" w:hAnsi="Wingdings" w:hint="default"/>
+      </w:rPr>
+    </w:lvl>
+    <w:lvl w:ilvl="6" w:tplc="40090001" w:tentative="1">
+      <w:start w:val="1"/>
+      <w:numFmt w:val="bullet"/>
+      <w:lvlText w:val=""/>
+      <w:lvlJc w:val="left"/>
+      <w:pPr>
+        <w:ind w:left="5040" w:hanging="360"/>
+      </w:pPr>
+      <w:rPr>
+        <w:rFonts w:ascii="Symbol" w:hAnsi="Symbol" w:hint="default"/>
+      </w:rPr>
+    </w:lvl>
+    <w:lvl w:ilvl="7" w:tplc="40090003" w:tentative="1">
+      <w:start w:val="1"/>
+      <w:numFmt w:val="bullet"/>
+      <w:lvlText w:val="o"/>
+      <w:lvlJc w:val="left"/>
+      <w:pPr>
+        <w:ind w:left="5760" w:hanging="360"/>
+      </w:pPr>
+      <w:rPr>
+        <w:rFonts w:ascii="Courier New" w:hAnsi="Courier New" w:cs="Courier New" w:hint="default"/>
+      </w:rPr>
+    </w:lvl>
+    <w:lvl w:ilvl="8" w:tplc="40090005" w:tentative="1">
+      <w:start w:val="1"/>
+      <w:numFmt w:val="bullet"/>
+      <w:lvlText w:val=""/>
+      <w:lvlJc w:val="left"/>
+      <w:pPr>
+        <w:ind w:left="6480" w:hanging="360"/>
+      </w:pPr>
+      <w:rPr>
+        <w:rFonts w:ascii="Wingdings" w:hAnsi="Wingdings" w:hint="default"/>
+      </w:rPr>
+    </w:lvl>
+  </w:abstractNum>
+  <w:abstractNum w:abstractNumId="26" w15:restartNumberingAfterBreak="0">
     <w:nsid w:val="50714157"/>
     <w:multiLevelType w:val="hybridMultilevel"/>
     <w:tmpl w:val="8EFCBDC4"/>
@@ -11791,7 +18801,7 @@
       </w:rPr>
     </w:lvl>
   </w:abstractNum>
-  <w:abstractNum w:abstractNumId="18" w15:restartNumberingAfterBreak="0">
+  <w:abstractNum w:abstractNumId="27" w15:restartNumberingAfterBreak="0">
     <w:nsid w:val="52084B16"/>
     <w:multiLevelType w:val="hybridMultilevel"/>
     <w:tmpl w:val="AC0E06BE"/>
@@ -11904,7 +18914,7 @@
       </w:rPr>
     </w:lvl>
   </w:abstractNum>
-  <w:abstractNum w:abstractNumId="19" w15:restartNumberingAfterBreak="0">
+  <w:abstractNum w:abstractNumId="28" w15:restartNumberingAfterBreak="0">
     <w:nsid w:val="52E60458"/>
     <w:multiLevelType w:val="hybridMultilevel"/>
     <w:tmpl w:val="CB10CA82"/>
@@ -12017,7 +19027,7 @@
       </w:rPr>
     </w:lvl>
   </w:abstractNum>
-  <w:abstractNum w:abstractNumId="20" w15:restartNumberingAfterBreak="0">
+  <w:abstractNum w:abstractNumId="29" w15:restartNumberingAfterBreak="0">
     <w:nsid w:val="5319320D"/>
     <w:multiLevelType w:val="hybridMultilevel"/>
     <w:tmpl w:val="D6B8CC2E"/>
@@ -12130,7 +19140,120 @@
       </w:rPr>
     </w:lvl>
   </w:abstractNum>
-  <w:abstractNum w:abstractNumId="21" w15:restartNumberingAfterBreak="0">
+  <w:abstractNum w:abstractNumId="30" w15:restartNumberingAfterBreak="0">
+    <w:nsid w:val="54132140"/>
+    <w:multiLevelType w:val="hybridMultilevel"/>
+    <w:tmpl w:val="B6AA26CC"/>
+    <w:lvl w:ilvl="0" w:tplc="40090001">
+      <w:start w:val="1"/>
+      <w:numFmt w:val="bullet"/>
+      <w:lvlText w:val=""/>
+      <w:lvlJc w:val="left"/>
+      <w:pPr>
+        <w:ind w:left="720" w:hanging="360"/>
+      </w:pPr>
+      <w:rPr>
+        <w:rFonts w:ascii="Symbol" w:hAnsi="Symbol" w:hint="default"/>
+      </w:rPr>
+    </w:lvl>
+    <w:lvl w:ilvl="1" w:tplc="40090003">
+      <w:start w:val="1"/>
+      <w:numFmt w:val="bullet"/>
+      <w:lvlText w:val="o"/>
+      <w:lvlJc w:val="left"/>
+      <w:pPr>
+        <w:ind w:left="1440" w:hanging="360"/>
+      </w:pPr>
+      <w:rPr>
+        <w:rFonts w:ascii="Courier New" w:hAnsi="Courier New" w:cs="Courier New" w:hint="default"/>
+      </w:rPr>
+    </w:lvl>
+    <w:lvl w:ilvl="2" w:tplc="40090005" w:tentative="1">
+      <w:start w:val="1"/>
+      <w:numFmt w:val="bullet"/>
+      <w:lvlText w:val=""/>
+      <w:lvlJc w:val="left"/>
+      <w:pPr>
+        <w:ind w:left="2160" w:hanging="360"/>
+      </w:pPr>
+      <w:rPr>
+        <w:rFonts w:ascii="Wingdings" w:hAnsi="Wingdings" w:hint="default"/>
+      </w:rPr>
+    </w:lvl>
+    <w:lvl w:ilvl="3" w:tplc="40090001" w:tentative="1">
+      <w:start w:val="1"/>
+      <w:numFmt w:val="bullet"/>
+      <w:lvlText w:val=""/>
+      <w:lvlJc w:val="left"/>
+      <w:pPr>
+        <w:ind w:left="2880" w:hanging="360"/>
+      </w:pPr>
+      <w:rPr>
+        <w:rFonts w:ascii="Symbol" w:hAnsi="Symbol" w:hint="default"/>
+      </w:rPr>
+    </w:lvl>
+    <w:lvl w:ilvl="4" w:tplc="40090003" w:tentative="1">
+      <w:start w:val="1"/>
+      <w:numFmt w:val="bullet"/>
+      <w:lvlText w:val="o"/>
+      <w:lvlJc w:val="left"/>
+      <w:pPr>
+        <w:ind w:left="3600" w:hanging="360"/>
+      </w:pPr>
+      <w:rPr>
+        <w:rFonts w:ascii="Courier New" w:hAnsi="Courier New" w:cs="Courier New" w:hint="default"/>
+      </w:rPr>
+    </w:lvl>
+    <w:lvl w:ilvl="5" w:tplc="40090005" w:tentative="1">
+      <w:start w:val="1"/>
+      <w:numFmt w:val="bullet"/>
+      <w:lvlText w:val=""/>
+      <w:lvlJc w:val="left"/>
+      <w:pPr>
+        <w:ind w:left="4320" w:hanging="360"/>
+      </w:pPr>
+      <w:rPr>
+        <w:rFonts w:ascii="Wingdings" w:hAnsi="Wingdings" w:hint="default"/>
+      </w:rPr>
+    </w:lvl>
+    <w:lvl w:ilvl="6" w:tplc="40090001" w:tentative="1">
+      <w:start w:val="1"/>
+      <w:numFmt w:val="bullet"/>
+      <w:lvlText w:val=""/>
+      <w:lvlJc w:val="left"/>
+      <w:pPr>
+        <w:ind w:left="5040" w:hanging="360"/>
+      </w:pPr>
+      <w:rPr>
+        <w:rFonts w:ascii="Symbol" w:hAnsi="Symbol" w:hint="default"/>
+      </w:rPr>
+    </w:lvl>
+    <w:lvl w:ilvl="7" w:tplc="40090003" w:tentative="1">
+      <w:start w:val="1"/>
+      <w:numFmt w:val="bullet"/>
+      <w:lvlText w:val="o"/>
+      <w:lvlJc w:val="left"/>
+      <w:pPr>
+        <w:ind w:left="5760" w:hanging="360"/>
+      </w:pPr>
+      <w:rPr>
+        <w:rFonts w:ascii="Courier New" w:hAnsi="Courier New" w:cs="Courier New" w:hint="default"/>
+      </w:rPr>
+    </w:lvl>
+    <w:lvl w:ilvl="8" w:tplc="40090005" w:tentative="1">
+      <w:start w:val="1"/>
+      <w:numFmt w:val="bullet"/>
+      <w:lvlText w:val=""/>
+      <w:lvlJc w:val="left"/>
+      <w:pPr>
+        <w:ind w:left="6480" w:hanging="360"/>
+      </w:pPr>
+      <w:rPr>
+        <w:rFonts w:ascii="Wingdings" w:hAnsi="Wingdings" w:hint="default"/>
+      </w:rPr>
+    </w:lvl>
+  </w:abstractNum>
+  <w:abstractNum w:abstractNumId="31" w15:restartNumberingAfterBreak="0">
     <w:nsid w:val="5455038C"/>
     <w:multiLevelType w:val="hybridMultilevel"/>
     <w:tmpl w:val="89203088"/>
@@ -12243,7 +19366,7 @@
       </w:rPr>
     </w:lvl>
   </w:abstractNum>
-  <w:abstractNum w:abstractNumId="22" w15:restartNumberingAfterBreak="0">
+  <w:abstractNum w:abstractNumId="32" w15:restartNumberingAfterBreak="0">
     <w:nsid w:val="55CF40E5"/>
     <w:multiLevelType w:val="hybridMultilevel"/>
     <w:tmpl w:val="09D20CC4"/>
@@ -12356,7 +19479,346 @@
       </w:rPr>
     </w:lvl>
   </w:abstractNum>
-  <w:abstractNum w:abstractNumId="23" w15:restartNumberingAfterBreak="0">
+  <w:abstractNum w:abstractNumId="33" w15:restartNumberingAfterBreak="0">
+    <w:nsid w:val="5AAD5843"/>
+    <w:multiLevelType w:val="hybridMultilevel"/>
+    <w:tmpl w:val="921221A4"/>
+    <w:lvl w:ilvl="0" w:tplc="40090001">
+      <w:start w:val="1"/>
+      <w:numFmt w:val="bullet"/>
+      <w:lvlText w:val=""/>
+      <w:lvlJc w:val="left"/>
+      <w:pPr>
+        <w:ind w:left="720" w:hanging="360"/>
+      </w:pPr>
+      <w:rPr>
+        <w:rFonts w:ascii="Symbol" w:hAnsi="Symbol" w:hint="default"/>
+      </w:rPr>
+    </w:lvl>
+    <w:lvl w:ilvl="1" w:tplc="40090003" w:tentative="1">
+      <w:start w:val="1"/>
+      <w:numFmt w:val="bullet"/>
+      <w:lvlText w:val="o"/>
+      <w:lvlJc w:val="left"/>
+      <w:pPr>
+        <w:ind w:left="1440" w:hanging="360"/>
+      </w:pPr>
+      <w:rPr>
+        <w:rFonts w:ascii="Courier New" w:hAnsi="Courier New" w:cs="Courier New" w:hint="default"/>
+      </w:rPr>
+    </w:lvl>
+    <w:lvl w:ilvl="2" w:tplc="40090005" w:tentative="1">
+      <w:start w:val="1"/>
+      <w:numFmt w:val="bullet"/>
+      <w:lvlText w:val=""/>
+      <w:lvlJc w:val="left"/>
+      <w:pPr>
+        <w:ind w:left="2160" w:hanging="360"/>
+      </w:pPr>
+      <w:rPr>
+        <w:rFonts w:ascii="Wingdings" w:hAnsi="Wingdings" w:hint="default"/>
+      </w:rPr>
+    </w:lvl>
+    <w:lvl w:ilvl="3" w:tplc="40090001" w:tentative="1">
+      <w:start w:val="1"/>
+      <w:numFmt w:val="bullet"/>
+      <w:lvlText w:val=""/>
+      <w:lvlJc w:val="left"/>
+      <w:pPr>
+        <w:ind w:left="2880" w:hanging="360"/>
+      </w:pPr>
+      <w:rPr>
+        <w:rFonts w:ascii="Symbol" w:hAnsi="Symbol" w:hint="default"/>
+      </w:rPr>
+    </w:lvl>
+    <w:lvl w:ilvl="4" w:tplc="40090003" w:tentative="1">
+      <w:start w:val="1"/>
+      <w:numFmt w:val="bullet"/>
+      <w:lvlText w:val="o"/>
+      <w:lvlJc w:val="left"/>
+      <w:pPr>
+        <w:ind w:left="3600" w:hanging="360"/>
+      </w:pPr>
+      <w:rPr>
+        <w:rFonts w:ascii="Courier New" w:hAnsi="Courier New" w:cs="Courier New" w:hint="default"/>
+      </w:rPr>
+    </w:lvl>
+    <w:lvl w:ilvl="5" w:tplc="40090005" w:tentative="1">
+      <w:start w:val="1"/>
+      <w:numFmt w:val="bullet"/>
+      <w:lvlText w:val=""/>
+      <w:lvlJc w:val="left"/>
+      <w:pPr>
+        <w:ind w:left="4320" w:hanging="360"/>
+      </w:pPr>
+      <w:rPr>
+        <w:rFonts w:ascii="Wingdings" w:hAnsi="Wingdings" w:hint="default"/>
+      </w:rPr>
+    </w:lvl>
+    <w:lvl w:ilvl="6" w:tplc="40090001" w:tentative="1">
+      <w:start w:val="1"/>
+      <w:numFmt w:val="bullet"/>
+      <w:lvlText w:val=""/>
+      <w:lvlJc w:val="left"/>
+      <w:pPr>
+        <w:ind w:left="5040" w:hanging="360"/>
+      </w:pPr>
+      <w:rPr>
+        <w:rFonts w:ascii="Symbol" w:hAnsi="Symbol" w:hint="default"/>
+      </w:rPr>
+    </w:lvl>
+    <w:lvl w:ilvl="7" w:tplc="40090003" w:tentative="1">
+      <w:start w:val="1"/>
+      <w:numFmt w:val="bullet"/>
+      <w:lvlText w:val="o"/>
+      <w:lvlJc w:val="left"/>
+      <w:pPr>
+        <w:ind w:left="5760" w:hanging="360"/>
+      </w:pPr>
+      <w:rPr>
+        <w:rFonts w:ascii="Courier New" w:hAnsi="Courier New" w:cs="Courier New" w:hint="default"/>
+      </w:rPr>
+    </w:lvl>
+    <w:lvl w:ilvl="8" w:tplc="40090005" w:tentative="1">
+      <w:start w:val="1"/>
+      <w:numFmt w:val="bullet"/>
+      <w:lvlText w:val=""/>
+      <w:lvlJc w:val="left"/>
+      <w:pPr>
+        <w:ind w:left="6480" w:hanging="360"/>
+      </w:pPr>
+      <w:rPr>
+        <w:rFonts w:ascii="Wingdings" w:hAnsi="Wingdings" w:hint="default"/>
+      </w:rPr>
+    </w:lvl>
+  </w:abstractNum>
+  <w:abstractNum w:abstractNumId="34" w15:restartNumberingAfterBreak="0">
+    <w:nsid w:val="5C741FE4"/>
+    <w:multiLevelType w:val="hybridMultilevel"/>
+    <w:tmpl w:val="7A76989C"/>
+    <w:lvl w:ilvl="0" w:tplc="40090001">
+      <w:start w:val="1"/>
+      <w:numFmt w:val="bullet"/>
+      <w:lvlText w:val=""/>
+      <w:lvlJc w:val="left"/>
+      <w:pPr>
+        <w:ind w:left="720" w:hanging="360"/>
+      </w:pPr>
+      <w:rPr>
+        <w:rFonts w:ascii="Symbol" w:hAnsi="Symbol" w:hint="default"/>
+      </w:rPr>
+    </w:lvl>
+    <w:lvl w:ilvl="1" w:tplc="40090003" w:tentative="1">
+      <w:start w:val="1"/>
+      <w:numFmt w:val="bullet"/>
+      <w:lvlText w:val="o"/>
+      <w:lvlJc w:val="left"/>
+      <w:pPr>
+        <w:ind w:left="1440" w:hanging="360"/>
+      </w:pPr>
+      <w:rPr>
+        <w:rFonts w:ascii="Courier New" w:hAnsi="Courier New" w:cs="Courier New" w:hint="default"/>
+      </w:rPr>
+    </w:lvl>
+    <w:lvl w:ilvl="2" w:tplc="40090005" w:tentative="1">
+      <w:start w:val="1"/>
+      <w:numFmt w:val="bullet"/>
+      <w:lvlText w:val=""/>
+      <w:lvlJc w:val="left"/>
+      <w:pPr>
+        <w:ind w:left="2160" w:hanging="360"/>
+      </w:pPr>
+      <w:rPr>
+        <w:rFonts w:ascii="Wingdings" w:hAnsi="Wingdings" w:hint="default"/>
+      </w:rPr>
+    </w:lvl>
+    <w:lvl w:ilvl="3" w:tplc="40090001" w:tentative="1">
+      <w:start w:val="1"/>
+      <w:numFmt w:val="bullet"/>
+      <w:lvlText w:val=""/>
+      <w:lvlJc w:val="left"/>
+      <w:pPr>
+        <w:ind w:left="2880" w:hanging="360"/>
+      </w:pPr>
+      <w:rPr>
+        <w:rFonts w:ascii="Symbol" w:hAnsi="Symbol" w:hint="default"/>
+      </w:rPr>
+    </w:lvl>
+    <w:lvl w:ilvl="4" w:tplc="40090003" w:tentative="1">
+      <w:start w:val="1"/>
+      <w:numFmt w:val="bullet"/>
+      <w:lvlText w:val="o"/>
+      <w:lvlJc w:val="left"/>
+      <w:pPr>
+        <w:ind w:left="3600" w:hanging="360"/>
+      </w:pPr>
+      <w:rPr>
+        <w:rFonts w:ascii="Courier New" w:hAnsi="Courier New" w:cs="Courier New" w:hint="default"/>
+      </w:rPr>
+    </w:lvl>
+    <w:lvl w:ilvl="5" w:tplc="40090005" w:tentative="1">
+      <w:start w:val="1"/>
+      <w:numFmt w:val="bullet"/>
+      <w:lvlText w:val=""/>
+      <w:lvlJc w:val="left"/>
+      <w:pPr>
+        <w:ind w:left="4320" w:hanging="360"/>
+      </w:pPr>
+      <w:rPr>
+        <w:rFonts w:ascii="Wingdings" w:hAnsi="Wingdings" w:hint="default"/>
+      </w:rPr>
+    </w:lvl>
+    <w:lvl w:ilvl="6" w:tplc="40090001" w:tentative="1">
+      <w:start w:val="1"/>
+      <w:numFmt w:val="bullet"/>
+      <w:lvlText w:val=""/>
+      <w:lvlJc w:val="left"/>
+      <w:pPr>
+        <w:ind w:left="5040" w:hanging="360"/>
+      </w:pPr>
+      <w:rPr>
+        <w:rFonts w:ascii="Symbol" w:hAnsi="Symbol" w:hint="default"/>
+      </w:rPr>
+    </w:lvl>
+    <w:lvl w:ilvl="7" w:tplc="40090003" w:tentative="1">
+      <w:start w:val="1"/>
+      <w:numFmt w:val="bullet"/>
+      <w:lvlText w:val="o"/>
+      <w:lvlJc w:val="left"/>
+      <w:pPr>
+        <w:ind w:left="5760" w:hanging="360"/>
+      </w:pPr>
+      <w:rPr>
+        <w:rFonts w:ascii="Courier New" w:hAnsi="Courier New" w:cs="Courier New" w:hint="default"/>
+      </w:rPr>
+    </w:lvl>
+    <w:lvl w:ilvl="8" w:tplc="40090005" w:tentative="1">
+      <w:start w:val="1"/>
+      <w:numFmt w:val="bullet"/>
+      <w:lvlText w:val=""/>
+      <w:lvlJc w:val="left"/>
+      <w:pPr>
+        <w:ind w:left="6480" w:hanging="360"/>
+      </w:pPr>
+      <w:rPr>
+        <w:rFonts w:ascii="Wingdings" w:hAnsi="Wingdings" w:hint="default"/>
+      </w:rPr>
+    </w:lvl>
+  </w:abstractNum>
+  <w:abstractNum w:abstractNumId="35" w15:restartNumberingAfterBreak="0">
+    <w:nsid w:val="5EA06744"/>
+    <w:multiLevelType w:val="hybridMultilevel"/>
+    <w:tmpl w:val="AB80D5B2"/>
+    <w:lvl w:ilvl="0" w:tplc="40090001">
+      <w:start w:val="1"/>
+      <w:numFmt w:val="bullet"/>
+      <w:lvlText w:val=""/>
+      <w:lvlJc w:val="left"/>
+      <w:pPr>
+        <w:ind w:left="720" w:hanging="360"/>
+      </w:pPr>
+      <w:rPr>
+        <w:rFonts w:ascii="Symbol" w:hAnsi="Symbol" w:hint="default"/>
+      </w:rPr>
+    </w:lvl>
+    <w:lvl w:ilvl="1" w:tplc="40090003" w:tentative="1">
+      <w:start w:val="1"/>
+      <w:numFmt w:val="bullet"/>
+      <w:lvlText w:val="o"/>
+      <w:lvlJc w:val="left"/>
+      <w:pPr>
+        <w:ind w:left="1440" w:hanging="360"/>
+      </w:pPr>
+      <w:rPr>
+        <w:rFonts w:ascii="Courier New" w:hAnsi="Courier New" w:cs="Courier New" w:hint="default"/>
+      </w:rPr>
+    </w:lvl>
+    <w:lvl w:ilvl="2" w:tplc="40090005" w:tentative="1">
+      <w:start w:val="1"/>
+      <w:numFmt w:val="bullet"/>
+      <w:lvlText w:val=""/>
+      <w:lvlJc w:val="left"/>
+      <w:pPr>
+        <w:ind w:left="2160" w:hanging="360"/>
+      </w:pPr>
+      <w:rPr>
+        <w:rFonts w:ascii="Wingdings" w:hAnsi="Wingdings" w:hint="default"/>
+      </w:rPr>
+    </w:lvl>
+    <w:lvl w:ilvl="3" w:tplc="40090001" w:tentative="1">
+      <w:start w:val="1"/>
+      <w:numFmt w:val="bullet"/>
+      <w:lvlText w:val=""/>
+      <w:lvlJc w:val="left"/>
+      <w:pPr>
+        <w:ind w:left="2880" w:hanging="360"/>
+      </w:pPr>
+      <w:rPr>
+        <w:rFonts w:ascii="Symbol" w:hAnsi="Symbol" w:hint="default"/>
+      </w:rPr>
+    </w:lvl>
+    <w:lvl w:ilvl="4" w:tplc="40090003" w:tentative="1">
+      <w:start w:val="1"/>
+      <w:numFmt w:val="bullet"/>
+      <w:lvlText w:val="o"/>
+      <w:lvlJc w:val="left"/>
+      <w:pPr>
+        <w:ind w:left="3600" w:hanging="360"/>
+      </w:pPr>
+      <w:rPr>
+        <w:rFonts w:ascii="Courier New" w:hAnsi="Courier New" w:cs="Courier New" w:hint="default"/>
+      </w:rPr>
+    </w:lvl>
+    <w:lvl w:ilvl="5" w:tplc="40090005" w:tentative="1">
+      <w:start w:val="1"/>
+      <w:numFmt w:val="bullet"/>
+      <w:lvlText w:val=""/>
+      <w:lvlJc w:val="left"/>
+      <w:pPr>
+        <w:ind w:left="4320" w:hanging="360"/>
+      </w:pPr>
+      <w:rPr>
+        <w:rFonts w:ascii="Wingdings" w:hAnsi="Wingdings" w:hint="default"/>
+      </w:rPr>
+    </w:lvl>
+    <w:lvl w:ilvl="6" w:tplc="40090001" w:tentative="1">
+      <w:start w:val="1"/>
+      <w:numFmt w:val="bullet"/>
+      <w:lvlText w:val=""/>
+      <w:lvlJc w:val="left"/>
+      <w:pPr>
+        <w:ind w:left="5040" w:hanging="360"/>
+      </w:pPr>
+      <w:rPr>
+        <w:rFonts w:ascii="Symbol" w:hAnsi="Symbol" w:hint="default"/>
+      </w:rPr>
+    </w:lvl>
+    <w:lvl w:ilvl="7" w:tplc="40090003" w:tentative="1">
+      <w:start w:val="1"/>
+      <w:numFmt w:val="bullet"/>
+      <w:lvlText w:val="o"/>
+      <w:lvlJc w:val="left"/>
+      <w:pPr>
+        <w:ind w:left="5760" w:hanging="360"/>
+      </w:pPr>
+      <w:rPr>
+        <w:rFonts w:ascii="Courier New" w:hAnsi="Courier New" w:cs="Courier New" w:hint="default"/>
+      </w:rPr>
+    </w:lvl>
+    <w:lvl w:ilvl="8" w:tplc="40090005" w:tentative="1">
+      <w:start w:val="1"/>
+      <w:numFmt w:val="bullet"/>
+      <w:lvlText w:val=""/>
+      <w:lvlJc w:val="left"/>
+      <w:pPr>
+        <w:ind w:left="6480" w:hanging="360"/>
+      </w:pPr>
+      <w:rPr>
+        <w:rFonts w:ascii="Wingdings" w:hAnsi="Wingdings" w:hint="default"/>
+      </w:rPr>
+    </w:lvl>
+  </w:abstractNum>
+  <w:abstractNum w:abstractNumId="36" w15:restartNumberingAfterBreak="0">
     <w:nsid w:val="5ED841E2"/>
     <w:multiLevelType w:val="hybridMultilevel"/>
     <w:tmpl w:val="5626400C"/>
@@ -12469,7 +19931,120 @@
       </w:rPr>
     </w:lvl>
   </w:abstractNum>
-  <w:abstractNum w:abstractNumId="24" w15:restartNumberingAfterBreak="0">
+  <w:abstractNum w:abstractNumId="37" w15:restartNumberingAfterBreak="0">
+    <w:nsid w:val="622A41E2"/>
+    <w:multiLevelType w:val="hybridMultilevel"/>
+    <w:tmpl w:val="6BF65CA2"/>
+    <w:lvl w:ilvl="0" w:tplc="40090001">
+      <w:start w:val="1"/>
+      <w:numFmt w:val="bullet"/>
+      <w:lvlText w:val=""/>
+      <w:lvlJc w:val="left"/>
+      <w:pPr>
+        <w:ind w:left="720" w:hanging="360"/>
+      </w:pPr>
+      <w:rPr>
+        <w:rFonts w:ascii="Symbol" w:hAnsi="Symbol" w:hint="default"/>
+      </w:rPr>
+    </w:lvl>
+    <w:lvl w:ilvl="1" w:tplc="40090003" w:tentative="1">
+      <w:start w:val="1"/>
+      <w:numFmt w:val="bullet"/>
+      <w:lvlText w:val="o"/>
+      <w:lvlJc w:val="left"/>
+      <w:pPr>
+        <w:ind w:left="1440" w:hanging="360"/>
+      </w:pPr>
+      <w:rPr>
+        <w:rFonts w:ascii="Courier New" w:hAnsi="Courier New" w:cs="Courier New" w:hint="default"/>
+      </w:rPr>
+    </w:lvl>
+    <w:lvl w:ilvl="2" w:tplc="40090005" w:tentative="1">
+      <w:start w:val="1"/>
+      <w:numFmt w:val="bullet"/>
+      <w:lvlText w:val=""/>
+      <w:lvlJc w:val="left"/>
+      <w:pPr>
+        <w:ind w:left="2160" w:hanging="360"/>
+      </w:pPr>
+      <w:rPr>
+        <w:rFonts w:ascii="Wingdings" w:hAnsi="Wingdings" w:hint="default"/>
+      </w:rPr>
+    </w:lvl>
+    <w:lvl w:ilvl="3" w:tplc="40090001" w:tentative="1">
+      <w:start w:val="1"/>
+      <w:numFmt w:val="bullet"/>
+      <w:lvlText w:val=""/>
+      <w:lvlJc w:val="left"/>
+      <w:pPr>
+        <w:ind w:left="2880" w:hanging="360"/>
+      </w:pPr>
+      <w:rPr>
+        <w:rFonts w:ascii="Symbol" w:hAnsi="Symbol" w:hint="default"/>
+      </w:rPr>
+    </w:lvl>
+    <w:lvl w:ilvl="4" w:tplc="40090003" w:tentative="1">
+      <w:start w:val="1"/>
+      <w:numFmt w:val="bullet"/>
+      <w:lvlText w:val="o"/>
+      <w:lvlJc w:val="left"/>
+      <w:pPr>
+        <w:ind w:left="3600" w:hanging="360"/>
+      </w:pPr>
+      <w:rPr>
+        <w:rFonts w:ascii="Courier New" w:hAnsi="Courier New" w:cs="Courier New" w:hint="default"/>
+      </w:rPr>
+    </w:lvl>
+    <w:lvl w:ilvl="5" w:tplc="40090005" w:tentative="1">
+      <w:start w:val="1"/>
+      <w:numFmt w:val="bullet"/>
+      <w:lvlText w:val=""/>
+      <w:lvlJc w:val="left"/>
+      <w:pPr>
+        <w:ind w:left="4320" w:hanging="360"/>
+      </w:pPr>
+      <w:rPr>
+        <w:rFonts w:ascii="Wingdings" w:hAnsi="Wingdings" w:hint="default"/>
+      </w:rPr>
+    </w:lvl>
+    <w:lvl w:ilvl="6" w:tplc="40090001" w:tentative="1">
+      <w:start w:val="1"/>
+      <w:numFmt w:val="bullet"/>
+      <w:lvlText w:val=""/>
+      <w:lvlJc w:val="left"/>
+      <w:pPr>
+        <w:ind w:left="5040" w:hanging="360"/>
+      </w:pPr>
+      <w:rPr>
+        <w:rFonts w:ascii="Symbol" w:hAnsi="Symbol" w:hint="default"/>
+      </w:rPr>
+    </w:lvl>
+    <w:lvl w:ilvl="7" w:tplc="40090003" w:tentative="1">
+      <w:start w:val="1"/>
+      <w:numFmt w:val="bullet"/>
+      <w:lvlText w:val="o"/>
+      <w:lvlJc w:val="left"/>
+      <w:pPr>
+        <w:ind w:left="5760" w:hanging="360"/>
+      </w:pPr>
+      <w:rPr>
+        <w:rFonts w:ascii="Courier New" w:hAnsi="Courier New" w:cs="Courier New" w:hint="default"/>
+      </w:rPr>
+    </w:lvl>
+    <w:lvl w:ilvl="8" w:tplc="40090005" w:tentative="1">
+      <w:start w:val="1"/>
+      <w:numFmt w:val="bullet"/>
+      <w:lvlText w:val=""/>
+      <w:lvlJc w:val="left"/>
+      <w:pPr>
+        <w:ind w:left="6480" w:hanging="360"/>
+      </w:pPr>
+      <w:rPr>
+        <w:rFonts w:ascii="Wingdings" w:hAnsi="Wingdings" w:hint="default"/>
+      </w:rPr>
+    </w:lvl>
+  </w:abstractNum>
+  <w:abstractNum w:abstractNumId="38" w15:restartNumberingAfterBreak="0">
     <w:nsid w:val="64530F1B"/>
     <w:multiLevelType w:val="hybridMultilevel"/>
     <w:tmpl w:val="5A888FBA"/>
@@ -12582,7 +20157,7 @@
       </w:rPr>
     </w:lvl>
   </w:abstractNum>
-  <w:abstractNum w:abstractNumId="25" w15:restartNumberingAfterBreak="0">
+  <w:abstractNum w:abstractNumId="39" w15:restartNumberingAfterBreak="0">
     <w:nsid w:val="64960D1A"/>
     <w:multiLevelType w:val="hybridMultilevel"/>
     <w:tmpl w:val="A1C2FB4E"/>
@@ -12695,7 +20270,7 @@
       </w:rPr>
     </w:lvl>
   </w:abstractNum>
-  <w:abstractNum w:abstractNumId="26" w15:restartNumberingAfterBreak="0">
+  <w:abstractNum w:abstractNumId="40" w15:restartNumberingAfterBreak="0">
     <w:nsid w:val="69E41073"/>
     <w:multiLevelType w:val="hybridMultilevel"/>
     <w:tmpl w:val="87E6F19E"/>
@@ -12808,7 +20383,7 @@
       </w:rPr>
     </w:lvl>
   </w:abstractNum>
-  <w:abstractNum w:abstractNumId="27" w15:restartNumberingAfterBreak="0">
+  <w:abstractNum w:abstractNumId="41" w15:restartNumberingAfterBreak="0">
     <w:nsid w:val="6D7041EE"/>
     <w:multiLevelType w:val="hybridMultilevel"/>
     <w:tmpl w:val="3648F55E"/>
@@ -12921,7 +20496,7 @@
       </w:rPr>
     </w:lvl>
   </w:abstractNum>
-  <w:abstractNum w:abstractNumId="28" w15:restartNumberingAfterBreak="0">
+  <w:abstractNum w:abstractNumId="42" w15:restartNumberingAfterBreak="0">
     <w:nsid w:val="74D445DA"/>
     <w:multiLevelType w:val="hybridMultilevel"/>
     <w:tmpl w:val="F2820C26"/>
@@ -13034,7 +20609,7 @@
       </w:rPr>
     </w:lvl>
   </w:abstractNum>
-  <w:abstractNum w:abstractNumId="29" w15:restartNumberingAfterBreak="0">
+  <w:abstractNum w:abstractNumId="43" w15:restartNumberingAfterBreak="0">
     <w:nsid w:val="784B30F7"/>
     <w:multiLevelType w:val="hybridMultilevel"/>
     <w:tmpl w:val="88DE2FBA"/>
@@ -13147,7 +20722,7 @@
       </w:rPr>
     </w:lvl>
   </w:abstractNum>
-  <w:abstractNum w:abstractNumId="30" w15:restartNumberingAfterBreak="0">
+  <w:abstractNum w:abstractNumId="44" w15:restartNumberingAfterBreak="0">
     <w:nsid w:val="7D480B2E"/>
     <w:multiLevelType w:val="hybridMultilevel"/>
     <w:tmpl w:val="0DB05D82"/>
@@ -13260,98 +20835,256 @@
       </w:rPr>
     </w:lvl>
   </w:abstractNum>
+  <w:abstractNum w:abstractNumId="45" w15:restartNumberingAfterBreak="0">
+    <w:nsid w:val="7F3325AE"/>
+    <w:multiLevelType w:val="hybridMultilevel"/>
+    <w:tmpl w:val="9A009418"/>
+    <w:lvl w:ilvl="0" w:tplc="40090001">
+      <w:start w:val="1"/>
+      <w:numFmt w:val="bullet"/>
+      <w:lvlText w:val=""/>
+      <w:lvlJc w:val="left"/>
+      <w:pPr>
+        <w:ind w:left="720" w:hanging="360"/>
+      </w:pPr>
+      <w:rPr>
+        <w:rFonts w:ascii="Symbol" w:hAnsi="Symbol" w:hint="default"/>
+      </w:rPr>
+    </w:lvl>
+    <w:lvl w:ilvl="1" w:tplc="40090003" w:tentative="1">
+      <w:start w:val="1"/>
+      <w:numFmt w:val="bullet"/>
+      <w:lvlText w:val="o"/>
+      <w:lvlJc w:val="left"/>
+      <w:pPr>
+        <w:ind w:left="1440" w:hanging="360"/>
+      </w:pPr>
+      <w:rPr>
+        <w:rFonts w:ascii="Courier New" w:hAnsi="Courier New" w:cs="Courier New" w:hint="default"/>
+      </w:rPr>
+    </w:lvl>
+    <w:lvl w:ilvl="2" w:tplc="40090005" w:tentative="1">
+      <w:start w:val="1"/>
+      <w:numFmt w:val="bullet"/>
+      <w:lvlText w:val=""/>
+      <w:lvlJc w:val="left"/>
+      <w:pPr>
+        <w:ind w:left="2160" w:hanging="360"/>
+      </w:pPr>
+      <w:rPr>
+        <w:rFonts w:ascii="Wingdings" w:hAnsi="Wingdings" w:hint="default"/>
+      </w:rPr>
+    </w:lvl>
+    <w:lvl w:ilvl="3" w:tplc="40090001" w:tentative="1">
+      <w:start w:val="1"/>
+      <w:numFmt w:val="bullet"/>
+      <w:lvlText w:val=""/>
+      <w:lvlJc w:val="left"/>
+      <w:pPr>
+        <w:ind w:left="2880" w:hanging="360"/>
+      </w:pPr>
+      <w:rPr>
+        <w:rFonts w:ascii="Symbol" w:hAnsi="Symbol" w:hint="default"/>
+      </w:rPr>
+    </w:lvl>
+    <w:lvl w:ilvl="4" w:tplc="40090003" w:tentative="1">
+      <w:start w:val="1"/>
+      <w:numFmt w:val="bullet"/>
+      <w:lvlText w:val="o"/>
+      <w:lvlJc w:val="left"/>
+      <w:pPr>
+        <w:ind w:left="3600" w:hanging="360"/>
+      </w:pPr>
+      <w:rPr>
+        <w:rFonts w:ascii="Courier New" w:hAnsi="Courier New" w:cs="Courier New" w:hint="default"/>
+      </w:rPr>
+    </w:lvl>
+    <w:lvl w:ilvl="5" w:tplc="40090005" w:tentative="1">
+      <w:start w:val="1"/>
+      <w:numFmt w:val="bullet"/>
+      <w:lvlText w:val=""/>
+      <w:lvlJc w:val="left"/>
+      <w:pPr>
+        <w:ind w:left="4320" w:hanging="360"/>
+      </w:pPr>
+      <w:rPr>
+        <w:rFonts w:ascii="Wingdings" w:hAnsi="Wingdings" w:hint="default"/>
+      </w:rPr>
+    </w:lvl>
+    <w:lvl w:ilvl="6" w:tplc="40090001" w:tentative="1">
+      <w:start w:val="1"/>
+      <w:numFmt w:val="bullet"/>
+      <w:lvlText w:val=""/>
+      <w:lvlJc w:val="left"/>
+      <w:pPr>
+        <w:ind w:left="5040" w:hanging="360"/>
+      </w:pPr>
+      <w:rPr>
+        <w:rFonts w:ascii="Symbol" w:hAnsi="Symbol" w:hint="default"/>
+      </w:rPr>
+    </w:lvl>
+    <w:lvl w:ilvl="7" w:tplc="40090003" w:tentative="1">
+      <w:start w:val="1"/>
+      <w:numFmt w:val="bullet"/>
+      <w:lvlText w:val="o"/>
+      <w:lvlJc w:val="left"/>
+      <w:pPr>
+        <w:ind w:left="5760" w:hanging="360"/>
+      </w:pPr>
+      <w:rPr>
+        <w:rFonts w:ascii="Courier New" w:hAnsi="Courier New" w:cs="Courier New" w:hint="default"/>
+      </w:rPr>
+    </w:lvl>
+    <w:lvl w:ilvl="8" w:tplc="40090005" w:tentative="1">
+      <w:start w:val="1"/>
+      <w:numFmt w:val="bullet"/>
+      <w:lvlText w:val=""/>
+      <w:lvlJc w:val="left"/>
+      <w:pPr>
+        <w:ind w:left="6480" w:hanging="360"/>
+      </w:pPr>
+      <w:rPr>
+        <w:rFonts w:ascii="Wingdings" w:hAnsi="Wingdings" w:hint="default"/>
+      </w:rPr>
+    </w:lvl>
+  </w:abstractNum>
   <w:num w:numId="1" w16cid:durableId="1029255926">
+    <w:abstractNumId w:val="21"/>
+  </w:num>
+  <w:num w:numId="2" w16cid:durableId="557134944">
+    <w:abstractNumId w:val="4"/>
+  </w:num>
+  <w:num w:numId="3" w16cid:durableId="1319571967">
+    <w:abstractNumId w:val="5"/>
+  </w:num>
+  <w:num w:numId="4" w16cid:durableId="266423142">
+    <w:abstractNumId w:val="36"/>
+  </w:num>
+  <w:num w:numId="5" w16cid:durableId="1455369532">
+    <w:abstractNumId w:val="11"/>
+  </w:num>
+  <w:num w:numId="6" w16cid:durableId="1565677686">
+    <w:abstractNumId w:val="40"/>
+  </w:num>
+  <w:num w:numId="7" w16cid:durableId="793063636">
+    <w:abstractNumId w:val="39"/>
+  </w:num>
+  <w:num w:numId="8" w16cid:durableId="988705855">
+    <w:abstractNumId w:val="43"/>
+  </w:num>
+  <w:num w:numId="9" w16cid:durableId="1565414051">
+    <w:abstractNumId w:val="41"/>
+  </w:num>
+  <w:num w:numId="10" w16cid:durableId="1717044609">
+    <w:abstractNumId w:val="27"/>
+  </w:num>
+  <w:num w:numId="11" w16cid:durableId="1070157447">
+    <w:abstractNumId w:val="32"/>
+  </w:num>
+  <w:num w:numId="12" w16cid:durableId="1723402523">
+    <w:abstractNumId w:val="7"/>
+  </w:num>
+  <w:num w:numId="13" w16cid:durableId="935090909">
+    <w:abstractNumId w:val="3"/>
+  </w:num>
+  <w:num w:numId="14" w16cid:durableId="736979999">
+    <w:abstractNumId w:val="12"/>
+  </w:num>
+  <w:num w:numId="15" w16cid:durableId="86271588">
+    <w:abstractNumId w:val="31"/>
+  </w:num>
+  <w:num w:numId="16" w16cid:durableId="1286542518">
+    <w:abstractNumId w:val="19"/>
+  </w:num>
+  <w:num w:numId="17" w16cid:durableId="1255669855">
+    <w:abstractNumId w:val="38"/>
+  </w:num>
+  <w:num w:numId="18" w16cid:durableId="448361107">
+    <w:abstractNumId w:val="23"/>
+  </w:num>
+  <w:num w:numId="19" w16cid:durableId="645623133">
+    <w:abstractNumId w:val="29"/>
+  </w:num>
+  <w:num w:numId="20" w16cid:durableId="2048411454">
+    <w:abstractNumId w:val="28"/>
+  </w:num>
+  <w:num w:numId="21" w16cid:durableId="945621934">
+    <w:abstractNumId w:val="26"/>
+  </w:num>
+  <w:num w:numId="22" w16cid:durableId="1271162289">
+    <w:abstractNumId w:val="9"/>
+  </w:num>
+  <w:num w:numId="23" w16cid:durableId="1450003694">
+    <w:abstractNumId w:val="10"/>
+  </w:num>
+  <w:num w:numId="24" w16cid:durableId="2002611468">
+    <w:abstractNumId w:val="24"/>
+  </w:num>
+  <w:num w:numId="25" w16cid:durableId="2093425516">
+    <w:abstractNumId w:val="15"/>
+  </w:num>
+  <w:num w:numId="26" w16cid:durableId="1940524903">
+    <w:abstractNumId w:val="1"/>
+  </w:num>
+  <w:num w:numId="27" w16cid:durableId="1644504025">
+    <w:abstractNumId w:val="44"/>
+  </w:num>
+  <w:num w:numId="28" w16cid:durableId="463351741">
+    <w:abstractNumId w:val="8"/>
+  </w:num>
+  <w:num w:numId="29" w16cid:durableId="1094518861">
+    <w:abstractNumId w:val="20"/>
+  </w:num>
+  <w:num w:numId="30" w16cid:durableId="1603996374">
+    <w:abstractNumId w:val="42"/>
+  </w:num>
+  <w:num w:numId="31" w16cid:durableId="897088274">
+    <w:abstractNumId w:val="17"/>
+  </w:num>
+  <w:num w:numId="32" w16cid:durableId="1512531529">
+    <w:abstractNumId w:val="30"/>
+  </w:num>
+  <w:num w:numId="33" w16cid:durableId="579829066">
+    <w:abstractNumId w:val="37"/>
+  </w:num>
+  <w:num w:numId="34" w16cid:durableId="949170581">
+    <w:abstractNumId w:val="0"/>
+  </w:num>
+  <w:num w:numId="35" w16cid:durableId="660694907">
+    <w:abstractNumId w:val="22"/>
+  </w:num>
+  <w:num w:numId="36" w16cid:durableId="1978995743">
+    <w:abstractNumId w:val="13"/>
+  </w:num>
+  <w:num w:numId="37" w16cid:durableId="1841962307">
+    <w:abstractNumId w:val="33"/>
+  </w:num>
+  <w:num w:numId="38" w16cid:durableId="1440442541">
+    <w:abstractNumId w:val="2"/>
+  </w:num>
+  <w:num w:numId="39" w16cid:durableId="60443725">
+    <w:abstractNumId w:val="35"/>
+  </w:num>
+  <w:num w:numId="40" w16cid:durableId="1019357607">
+    <w:abstractNumId w:val="18"/>
+  </w:num>
+  <w:num w:numId="41" w16cid:durableId="534578902">
+    <w:abstractNumId w:val="45"/>
+  </w:num>
+  <w:num w:numId="42" w16cid:durableId="1335642675">
+    <w:abstractNumId w:val="25"/>
+  </w:num>
+  <w:num w:numId="43" w16cid:durableId="1683892781">
+    <w:abstractNumId w:val="16"/>
+  </w:num>
+  <w:num w:numId="44" w16cid:durableId="2075932889">
+    <w:abstractNumId w:val="6"/>
+  </w:num>
+  <w:num w:numId="45" w16cid:durableId="229123522">
     <w:abstractNumId w:val="14"/>
   </w:num>
-  <w:num w:numId="2" w16cid:durableId="557134944">
-    <w:abstractNumId w:val="2"/>
-  </w:num>
-  <w:num w:numId="3" w16cid:durableId="1319571967">
-    <w:abstractNumId w:val="3"/>
-  </w:num>
-  <w:num w:numId="4" w16cid:durableId="266423142">
-    <w:abstractNumId w:val="23"/>
-  </w:num>
-  <w:num w:numId="5" w16cid:durableId="1455369532">
-    <w:abstractNumId w:val="8"/>
-  </w:num>
-  <w:num w:numId="6" w16cid:durableId="1565677686">
-    <w:abstractNumId w:val="26"/>
-  </w:num>
-  <w:num w:numId="7" w16cid:durableId="793063636">
-    <w:abstractNumId w:val="25"/>
-  </w:num>
-  <w:num w:numId="8" w16cid:durableId="988705855">
-    <w:abstractNumId w:val="29"/>
-  </w:num>
-  <w:num w:numId="9" w16cid:durableId="1565414051">
-    <w:abstractNumId w:val="27"/>
-  </w:num>
-  <w:num w:numId="10" w16cid:durableId="1717044609">
-    <w:abstractNumId w:val="18"/>
-  </w:num>
-  <w:num w:numId="11" w16cid:durableId="1070157447">
-    <w:abstractNumId w:val="22"/>
-  </w:num>
-  <w:num w:numId="12" w16cid:durableId="1723402523">
-    <w:abstractNumId w:val="4"/>
-  </w:num>
-  <w:num w:numId="13" w16cid:durableId="935090909">
-    <w:abstractNumId w:val="1"/>
-  </w:num>
-  <w:num w:numId="14" w16cid:durableId="736979999">
-    <w:abstractNumId w:val="9"/>
-  </w:num>
-  <w:num w:numId="15" w16cid:durableId="86271588">
-    <w:abstractNumId w:val="21"/>
-  </w:num>
-  <w:num w:numId="16" w16cid:durableId="1286542518">
-    <w:abstractNumId w:val="12"/>
-  </w:num>
-  <w:num w:numId="17" w16cid:durableId="1255669855">
-    <w:abstractNumId w:val="24"/>
-  </w:num>
-  <w:num w:numId="18" w16cid:durableId="448361107">
-    <w:abstractNumId w:val="15"/>
-  </w:num>
-  <w:num w:numId="19" w16cid:durableId="645623133">
-    <w:abstractNumId w:val="20"/>
-  </w:num>
-  <w:num w:numId="20" w16cid:durableId="2048411454">
-    <w:abstractNumId w:val="19"/>
-  </w:num>
-  <w:num w:numId="21" w16cid:durableId="945621934">
-    <w:abstractNumId w:val="17"/>
-  </w:num>
-  <w:num w:numId="22" w16cid:durableId="1271162289">
-    <w:abstractNumId w:val="6"/>
-  </w:num>
-  <w:num w:numId="23" w16cid:durableId="1450003694">
-    <w:abstractNumId w:val="7"/>
-  </w:num>
-  <w:num w:numId="24" w16cid:durableId="2002611468">
-    <w:abstractNumId w:val="16"/>
-  </w:num>
-  <w:num w:numId="25" w16cid:durableId="2093425516">
-    <w:abstractNumId w:val="10"/>
-  </w:num>
-  <w:num w:numId="26" w16cid:durableId="1940524903">
-    <w:abstractNumId w:val="0"/>
-  </w:num>
-  <w:num w:numId="27" w16cid:durableId="1644504025">
-    <w:abstractNumId w:val="30"/>
-  </w:num>
-  <w:num w:numId="28" w16cid:durableId="463351741">
-    <w:abstractNumId w:val="5"/>
-  </w:num>
-  <w:num w:numId="29" w16cid:durableId="1094518861">
-    <w:abstractNumId w:val="13"/>
-  </w:num>
-  <w:num w:numId="30" w16cid:durableId="1603996374">
-    <w:abstractNumId w:val="28"/>
-  </w:num>
-  <w:num w:numId="31" w16cid:durableId="897088274">
-    <w:abstractNumId w:val="11"/>
+  <w:num w:numId="46" w16cid:durableId="1200512381">
+    <w:abstractNumId w:val="34"/>
   </w:num>
 </w:numbering>
 </file>

--- a/React JS.docx
+++ b/React JS.docx
@@ -5512,25 +5512,7 @@
                 <w:bCs/>
                 <w:noProof/>
               </w:rPr>
-              <w:t>Chapter 6 – Un</w:t>
-            </w:r>
-            <w:r>
-              <w:rPr>
-                <w:rStyle w:val="Hyperlink"/>
-                <w:b/>
-                <w:bCs/>
-                <w:noProof/>
-              </w:rPr>
-              <w:t>d</w:t>
-            </w:r>
-            <w:r>
-              <w:rPr>
-                <w:rStyle w:val="Hyperlink"/>
-                <w:b/>
-                <w:bCs/>
-                <w:noProof/>
-              </w:rPr>
-              <w:t>erstanding Props</w:t>
+              <w:t>Chapter 6 – Understanding Props</w:t>
             </w:r>
             <w:r>
               <w:rPr>
@@ -6432,7 +6414,7 @@
                     <pic:cNvPicPr/>
                   </pic:nvPicPr>
                   <pic:blipFill>
-                    <a:blip r:embed="rId6"/>
+                    <a:blip r:embed="rId8"/>
                     <a:stretch>
                       <a:fillRect/>
                     </a:stretch>
@@ -6474,7 +6456,7 @@
                     <pic:cNvPicPr/>
                   </pic:nvPicPr>
                   <pic:blipFill>
-                    <a:blip r:embed="rId7"/>
+                    <a:blip r:embed="rId9"/>
                     <a:stretch>
                       <a:fillRect/>
                     </a:stretch>
@@ -6504,6 +6486,7 @@
         </w:numPr>
       </w:pPr>
       <w:r>
+        <w:lastRenderedPageBreak/>
         <w:t xml:space="preserve">This is the </w:t>
       </w:r>
       <w:r>
@@ -6937,7 +6920,7 @@
                     <pic:cNvPicPr/>
                   </pic:nvPicPr>
                   <pic:blipFill>
-                    <a:blip r:embed="rId8"/>
+                    <a:blip r:embed="rId10"/>
                     <a:stretch>
                       <a:fillRect/>
                     </a:stretch>
@@ -6963,6 +6946,7 @@
         <w:rPr>
           <w:noProof/>
         </w:rPr>
+        <w:lastRenderedPageBreak/>
         <w:drawing>
           <wp:inline distT="0" distB="0" distL="0" distR="0" wp14:anchorId="6C5F18E1" wp14:editId="63023D65">
             <wp:extent cx="5731510" cy="760095"/>
@@ -6979,7 +6963,7 @@
                     <pic:cNvPicPr/>
                   </pic:nvPicPr>
                   <pic:blipFill>
-                    <a:blip r:embed="rId9"/>
+                    <a:blip r:embed="rId11"/>
                     <a:stretch>
                       <a:fillRect/>
                     </a:stretch>
@@ -7021,7 +7005,7 @@
                     <pic:cNvPicPr/>
                   </pic:nvPicPr>
                   <pic:blipFill>
-                    <a:blip r:embed="rId10"/>
+                    <a:blip r:embed="rId12"/>
                     <a:stretch>
                       <a:fillRect/>
                     </a:stretch>
@@ -7133,7 +7117,7 @@
                     <pic:cNvPicPr/>
                   </pic:nvPicPr>
                   <pic:blipFill>
-                    <a:blip r:embed="rId11"/>
+                    <a:blip r:embed="rId13"/>
                     <a:stretch>
                       <a:fillRect/>
                     </a:stretch>
@@ -7407,208 +7391,6 @@
                 <pic:pic xmlns:pic="http://schemas.openxmlformats.org/drawingml/2006/picture">
                   <pic:nvPicPr>
                     <pic:cNvPr id="43902797" name=""/>
-                    <pic:cNvPicPr/>
-                  </pic:nvPicPr>
-                  <pic:blipFill>
-                    <a:blip r:embed="rId12"/>
-                    <a:stretch>
-                      <a:fillRect/>
-                    </a:stretch>
-                  </pic:blipFill>
-                  <pic:spPr>
-                    <a:xfrm>
-                      <a:off x="0" y="0"/>
-                      <a:ext cx="5731510" cy="1092200"/>
-                    </a:xfrm>
-                    <a:prstGeom prst="rect">
-                      <a:avLst/>
-                    </a:prstGeom>
-                  </pic:spPr>
-                </pic:pic>
-              </a:graphicData>
-            </a:graphic>
-          </wp:inline>
-        </w:drawing>
-      </w:r>
-    </w:p>
-    <w:p>
-      <w:pPr>
-        <w:rPr>
-          <w:b/>
-          <w:bCs/>
-        </w:rPr>
-      </w:pPr>
-    </w:p>
-    <w:p>
-      <w:pPr>
-        <w:pStyle w:val="ListParagraph"/>
-        <w:numPr>
-          <w:ilvl w:val="0"/>
-          <w:numId w:val="11"/>
-        </w:numPr>
-        <w:rPr>
-          <w:b/>
-          <w:bCs/>
-        </w:rPr>
-      </w:pPr>
-      <w:r>
-        <w:rPr>
-          <w:b/>
-          <w:bCs/>
-        </w:rPr>
-        <w:t>Syntax (import)</w:t>
-      </w:r>
-      <w:r>
-        <w:rPr>
-          <w:b/>
-          <w:bCs/>
-        </w:rPr>
-        <w:t>:</w:t>
-      </w:r>
-    </w:p>
-    <w:p>
-      <w:pPr>
-        <w:rPr>
-          <w:b/>
-          <w:bCs/>
-        </w:rPr>
-      </w:pPr>
-      <w:r>
-        <w:rPr>
-          <w:b/>
-          <w:bCs/>
-          <w:noProof/>
-        </w:rPr>
-        <w:drawing>
-          <wp:inline distT="0" distB="0" distL="0" distR="0" wp14:anchorId="1219B7B8" wp14:editId="688C4DC1">
-            <wp:extent cx="5731510" cy="1092200"/>
-            <wp:effectExtent l="0" t="0" r="2540" b="0"/>
-            <wp:docPr id="2023915729" name="Picture 1"/>
-            <wp:cNvGraphicFramePr>
-              <a:graphicFrameLocks xmlns:a="http://schemas.openxmlformats.org/drawingml/2006/main" noChangeAspect="1"/>
-            </wp:cNvGraphicFramePr>
-            <a:graphic xmlns:a="http://schemas.openxmlformats.org/drawingml/2006/main">
-              <a:graphicData uri="http://schemas.openxmlformats.org/drawingml/2006/picture">
-                <pic:pic xmlns:pic="http://schemas.openxmlformats.org/drawingml/2006/picture">
-                  <pic:nvPicPr>
-                    <pic:cNvPr id="2023915729" name=""/>
-                    <pic:cNvPicPr/>
-                  </pic:nvPicPr>
-                  <pic:blipFill>
-                    <a:blip r:embed="rId13"/>
-                    <a:stretch>
-                      <a:fillRect/>
-                    </a:stretch>
-                  </pic:blipFill>
-                  <pic:spPr>
-                    <a:xfrm>
-                      <a:off x="0" y="0"/>
-                      <a:ext cx="5731510" cy="1092200"/>
-                    </a:xfrm>
-                    <a:prstGeom prst="rect">
-                      <a:avLst/>
-                    </a:prstGeom>
-                  </pic:spPr>
-                </pic:pic>
-              </a:graphicData>
-            </a:graphic>
-          </wp:inline>
-        </w:drawing>
-      </w:r>
-    </w:p>
-    <w:p>
-      <w:pPr>
-        <w:rPr>
-          <w:b/>
-          <w:bCs/>
-        </w:rPr>
-      </w:pPr>
-    </w:p>
-    <w:p>
-      <w:pPr>
-        <w:pStyle w:val="ListParagraph"/>
-        <w:numPr>
-          <w:ilvl w:val="0"/>
-          <w:numId w:val="11"/>
-        </w:numPr>
-        <w:rPr>
-          <w:b/>
-          <w:bCs/>
-        </w:rPr>
-      </w:pPr>
-      <w:r>
-        <w:rPr>
-          <w:b/>
-          <w:bCs/>
-        </w:rPr>
-        <w:t xml:space="preserve">Key rule: </w:t>
-      </w:r>
-      <w:r>
-        <w:t xml:space="preserve">When importing a </w:t>
-      </w:r>
-      <w:r>
-        <w:rPr>
-          <w:b/>
-          <w:bCs/>
-        </w:rPr>
-        <w:t>default export</w:t>
-      </w:r>
-      <w:r>
-        <w:t xml:space="preserve">, you can give it </w:t>
-      </w:r>
-      <w:r>
-        <w:rPr>
-          <w:b/>
-          <w:bCs/>
-        </w:rPr>
-        <w:t xml:space="preserve">any name </w:t>
-      </w:r>
-      <w:r>
-        <w:rPr>
-          <w:b/>
-          <w:bCs/>
-        </w:rPr>
-        <w:t>we</w:t>
-      </w:r>
-      <w:r>
-        <w:rPr>
-          <w:b/>
-          <w:bCs/>
-        </w:rPr>
-        <w:t xml:space="preserve"> like</w:t>
-      </w:r>
-      <w:r>
-        <w:t xml:space="preserve"> — it doesn't have to match the original variable name.</w:t>
-      </w:r>
-    </w:p>
-    <w:p>
-      <w:pPr>
-        <w:pStyle w:val="Heading3"/>
-      </w:pPr>
-      <w:bookmarkStart w:id="14" w:name="_Toc235624396"/>
-      <w:r>
-        <w:t>Example with array:</w:t>
-      </w:r>
-      <w:bookmarkEnd w:id="14"/>
-    </w:p>
-    <w:p>
-      <w:r>
-        <w:rPr>
-          <w:noProof/>
-        </w:rPr>
-        <w:drawing>
-          <wp:inline distT="0" distB="0" distL="0" distR="0" wp14:anchorId="6B558387" wp14:editId="3B4F9C07">
-            <wp:extent cx="5731510" cy="1092200"/>
-            <wp:effectExtent l="0" t="0" r="2540" b="0"/>
-            <wp:docPr id="1058623643" name="Picture 1"/>
-            <wp:cNvGraphicFramePr>
-              <a:graphicFrameLocks xmlns:a="http://schemas.openxmlformats.org/drawingml/2006/main" noChangeAspect="1"/>
-            </wp:cNvGraphicFramePr>
-            <a:graphic xmlns:a="http://schemas.openxmlformats.org/drawingml/2006/main">
-              <a:graphicData uri="http://schemas.openxmlformats.org/drawingml/2006/picture">
-                <pic:pic xmlns:pic="http://schemas.openxmlformats.org/drawingml/2006/picture">
-                  <pic:nvPicPr>
-                    <pic:cNvPr id="1058623643" name=""/>
                     <pic:cNvPicPr/>
                   </pic:nvPicPr>
                   <pic:blipFill>
@@ -7634,15 +7416,58 @@
       </w:r>
     </w:p>
     <w:p>
-      <w:r>
-        <w:rPr>
+      <w:pPr>
+        <w:rPr>
+          <w:b/>
+          <w:bCs/>
+        </w:rPr>
+      </w:pPr>
+    </w:p>
+    <w:p>
+      <w:pPr>
+        <w:pStyle w:val="ListParagraph"/>
+        <w:numPr>
+          <w:ilvl w:val="0"/>
+          <w:numId w:val="11"/>
+        </w:numPr>
+        <w:rPr>
+          <w:b/>
+          <w:bCs/>
+        </w:rPr>
+      </w:pPr>
+      <w:r>
+        <w:rPr>
+          <w:b/>
+          <w:bCs/>
+        </w:rPr>
+        <w:t>Syntax (import)</w:t>
+      </w:r>
+      <w:r>
+        <w:rPr>
+          <w:b/>
+          <w:bCs/>
+        </w:rPr>
+        <w:t>:</w:t>
+      </w:r>
+    </w:p>
+    <w:p>
+      <w:pPr>
+        <w:rPr>
+          <w:b/>
+          <w:bCs/>
+        </w:rPr>
+      </w:pPr>
+      <w:r>
+        <w:rPr>
+          <w:b/>
+          <w:bCs/>
           <w:noProof/>
         </w:rPr>
         <w:drawing>
-          <wp:inline distT="0" distB="0" distL="0" distR="0" wp14:anchorId="7DD74E12" wp14:editId="5507B116">
+          <wp:inline distT="0" distB="0" distL="0" distR="0" wp14:anchorId="1219B7B8" wp14:editId="688C4DC1">
             <wp:extent cx="5731510" cy="1092200"/>
             <wp:effectExtent l="0" t="0" r="2540" b="0"/>
-            <wp:docPr id="1684082968" name="Picture 1"/>
+            <wp:docPr id="2023915729" name="Picture 1"/>
             <wp:cNvGraphicFramePr>
               <a:graphicFrameLocks xmlns:a="http://schemas.openxmlformats.org/drawingml/2006/main" noChangeAspect="1"/>
             </wp:cNvGraphicFramePr>
@@ -7650,7 +7475,7 @@
               <a:graphicData uri="http://schemas.openxmlformats.org/drawingml/2006/picture">
                 <pic:pic xmlns:pic="http://schemas.openxmlformats.org/drawingml/2006/picture">
                   <pic:nvPicPr>
-                    <pic:cNvPr id="1684082968" name=""/>
+                    <pic:cNvPr id="2023915729" name=""/>
                     <pic:cNvPicPr/>
                   </pic:nvPicPr>
                   <pic:blipFill>
@@ -7676,6 +7501,166 @@
       </w:r>
     </w:p>
     <w:p>
+      <w:pPr>
+        <w:rPr>
+          <w:b/>
+          <w:bCs/>
+        </w:rPr>
+      </w:pPr>
+    </w:p>
+    <w:p>
+      <w:pPr>
+        <w:pStyle w:val="ListParagraph"/>
+        <w:numPr>
+          <w:ilvl w:val="0"/>
+          <w:numId w:val="11"/>
+        </w:numPr>
+        <w:rPr>
+          <w:b/>
+          <w:bCs/>
+        </w:rPr>
+      </w:pPr>
+      <w:r>
+        <w:rPr>
+          <w:b/>
+          <w:bCs/>
+        </w:rPr>
+        <w:t xml:space="preserve">Key rule: </w:t>
+      </w:r>
+      <w:r>
+        <w:t xml:space="preserve">When importing a </w:t>
+      </w:r>
+      <w:r>
+        <w:rPr>
+          <w:b/>
+          <w:bCs/>
+        </w:rPr>
+        <w:t>default export</w:t>
+      </w:r>
+      <w:r>
+        <w:t xml:space="preserve">, you can give it </w:t>
+      </w:r>
+      <w:r>
+        <w:rPr>
+          <w:b/>
+          <w:bCs/>
+        </w:rPr>
+        <w:t xml:space="preserve">any name </w:t>
+      </w:r>
+      <w:r>
+        <w:rPr>
+          <w:b/>
+          <w:bCs/>
+        </w:rPr>
+        <w:t>we</w:t>
+      </w:r>
+      <w:r>
+        <w:rPr>
+          <w:b/>
+          <w:bCs/>
+        </w:rPr>
+        <w:t xml:space="preserve"> like</w:t>
+      </w:r>
+      <w:r>
+        <w:t xml:space="preserve"> — it doesn't have to match the original variable name.</w:t>
+      </w:r>
+    </w:p>
+    <w:p>
+      <w:pPr>
+        <w:pStyle w:val="Heading3"/>
+      </w:pPr>
+      <w:bookmarkStart w:id="14" w:name="_Toc235624396"/>
+      <w:r>
+        <w:lastRenderedPageBreak/>
+        <w:t>Example with array:</w:t>
+      </w:r>
+      <w:bookmarkEnd w:id="14"/>
+    </w:p>
+    <w:p>
+      <w:r>
+        <w:rPr>
+          <w:noProof/>
+        </w:rPr>
+        <w:drawing>
+          <wp:inline distT="0" distB="0" distL="0" distR="0" wp14:anchorId="6B558387" wp14:editId="3B4F9C07">
+            <wp:extent cx="5731510" cy="1092200"/>
+            <wp:effectExtent l="0" t="0" r="2540" b="0"/>
+            <wp:docPr id="1058623643" name="Picture 1"/>
+            <wp:cNvGraphicFramePr>
+              <a:graphicFrameLocks xmlns:a="http://schemas.openxmlformats.org/drawingml/2006/main" noChangeAspect="1"/>
+            </wp:cNvGraphicFramePr>
+            <a:graphic xmlns:a="http://schemas.openxmlformats.org/drawingml/2006/main">
+              <a:graphicData uri="http://schemas.openxmlformats.org/drawingml/2006/picture">
+                <pic:pic xmlns:pic="http://schemas.openxmlformats.org/drawingml/2006/picture">
+                  <pic:nvPicPr>
+                    <pic:cNvPr id="1058623643" name=""/>
+                    <pic:cNvPicPr/>
+                  </pic:nvPicPr>
+                  <pic:blipFill>
+                    <a:blip r:embed="rId16"/>
+                    <a:stretch>
+                      <a:fillRect/>
+                    </a:stretch>
+                  </pic:blipFill>
+                  <pic:spPr>
+                    <a:xfrm>
+                      <a:off x="0" y="0"/>
+                      <a:ext cx="5731510" cy="1092200"/>
+                    </a:xfrm>
+                    <a:prstGeom prst="rect">
+                      <a:avLst/>
+                    </a:prstGeom>
+                  </pic:spPr>
+                </pic:pic>
+              </a:graphicData>
+            </a:graphic>
+          </wp:inline>
+        </w:drawing>
+      </w:r>
+    </w:p>
+    <w:p>
+      <w:r>
+        <w:rPr>
+          <w:noProof/>
+        </w:rPr>
+        <w:drawing>
+          <wp:inline distT="0" distB="0" distL="0" distR="0" wp14:anchorId="7DD74E12" wp14:editId="5507B116">
+            <wp:extent cx="5731510" cy="1092200"/>
+            <wp:effectExtent l="0" t="0" r="2540" b="0"/>
+            <wp:docPr id="1684082968" name="Picture 1"/>
+            <wp:cNvGraphicFramePr>
+              <a:graphicFrameLocks xmlns:a="http://schemas.openxmlformats.org/drawingml/2006/main" noChangeAspect="1"/>
+            </wp:cNvGraphicFramePr>
+            <a:graphic xmlns:a="http://schemas.openxmlformats.org/drawingml/2006/main">
+              <a:graphicData uri="http://schemas.openxmlformats.org/drawingml/2006/picture">
+                <pic:pic xmlns:pic="http://schemas.openxmlformats.org/drawingml/2006/picture">
+                  <pic:nvPicPr>
+                    <pic:cNvPr id="1684082968" name=""/>
+                    <pic:cNvPicPr/>
+                  </pic:nvPicPr>
+                  <pic:blipFill>
+                    <a:blip r:embed="rId17"/>
+                    <a:stretch>
+                      <a:fillRect/>
+                    </a:stretch>
+                  </pic:blipFill>
+                  <pic:spPr>
+                    <a:xfrm>
+                      <a:off x="0" y="0"/>
+                      <a:ext cx="5731510" cy="1092200"/>
+                    </a:xfrm>
+                    <a:prstGeom prst="rect">
+                      <a:avLst/>
+                    </a:prstGeom>
+                  </pic:spPr>
+                </pic:pic>
+              </a:graphicData>
+            </a:graphic>
+          </wp:inline>
+        </w:drawing>
+      </w:r>
+    </w:p>
+    <w:p>
       <w:r>
         <w:br w:type="page"/>
       </w:r>
@@ -7753,7 +7738,7 @@
                     <pic:cNvPicPr/>
                   </pic:nvPicPr>
                   <pic:blipFill>
-                    <a:blip r:embed="rId16"/>
+                    <a:blip r:embed="rId18"/>
                     <a:stretch>
                       <a:fillRect/>
                     </a:stretch>
@@ -7795,7 +7780,7 @@
                     <pic:cNvPicPr/>
                   </pic:nvPicPr>
                   <pic:blipFill>
-                    <a:blip r:embed="rId17"/>
+                    <a:blip r:embed="rId19"/>
                     <a:stretch>
                       <a:fillRect/>
                     </a:stretch>
@@ -7934,7 +7919,7 @@
                     <pic:cNvPicPr/>
                   </pic:nvPicPr>
                   <pic:blipFill>
-                    <a:blip r:embed="rId18"/>
+                    <a:blip r:embed="rId20"/>
                     <a:stretch>
                       <a:fillRect/>
                     </a:stretch>
@@ -7976,7 +7961,7 @@
                     <pic:cNvPicPr/>
                   </pic:nvPicPr>
                   <pic:blipFill>
-                    <a:blip r:embed="rId19"/>
+                    <a:blip r:embed="rId21"/>
                     <a:stretch>
                       <a:fillRect/>
                     </a:stretch>
@@ -8002,6 +7987,7 @@
         <w:rPr>
           <w:noProof/>
         </w:rPr>
+        <w:lastRenderedPageBreak/>
         <w:drawing>
           <wp:inline distT="0" distB="0" distL="0" distR="0" wp14:anchorId="4F76BA67" wp14:editId="7FB17867">
             <wp:extent cx="5731510" cy="1531620"/>
@@ -8018,7 +8004,7 @@
                     <pic:cNvPicPr/>
                   </pic:nvPicPr>
                   <pic:blipFill>
-                    <a:blip r:embed="rId20"/>
+                    <a:blip r:embed="rId22"/>
                     <a:stretch>
                       <a:fillRect/>
                     </a:stretch>
@@ -8079,7 +8065,7 @@
                     <pic:cNvPicPr/>
                   </pic:nvPicPr>
                   <pic:blipFill>
-                    <a:blip r:embed="rId21"/>
+                    <a:blip r:embed="rId23"/>
                     <a:stretch>
                       <a:fillRect/>
                     </a:stretch>
@@ -8124,7 +8110,7 @@
                     <pic:cNvPicPr/>
                   </pic:nvPicPr>
                   <pic:blipFill>
-                    <a:blip r:embed="rId22"/>
+                    <a:blip r:embed="rId24"/>
                     <a:stretch>
                       <a:fillRect/>
                     </a:stretch>
@@ -8153,6 +8139,7 @@
         <w:rPr>
           <w:noProof/>
         </w:rPr>
+        <w:lastRenderedPageBreak/>
         <w:drawing>
           <wp:inline distT="0" distB="0" distL="0" distR="0" wp14:anchorId="2E03C187" wp14:editId="67C0392B">
             <wp:extent cx="4610100" cy="1612973"/>
@@ -8169,7 +8156,7 @@
                     <pic:cNvPicPr/>
                   </pic:nvPicPr>
                   <pic:blipFill>
-                    <a:blip r:embed="rId23"/>
+                    <a:blip r:embed="rId25"/>
                     <a:stretch>
                       <a:fillRect/>
                     </a:stretch>
@@ -8214,7 +8201,7 @@
                     <pic:cNvPicPr/>
                   </pic:nvPicPr>
                   <pic:blipFill>
-                    <a:blip r:embed="rId24"/>
+                    <a:blip r:embed="rId26"/>
                     <a:stretch>
                       <a:fillRect/>
                     </a:stretch>
@@ -8241,7 +8228,6 @@
       </w:pPr>
       <w:bookmarkStart w:id="18" w:name="_Toc235624400"/>
       <w:r>
-        <w:lastRenderedPageBreak/>
         <w:t>Key Take</w:t>
       </w:r>
       <w:r>
@@ -8256,7 +8242,7 @@
       <w:tblPr>
         <w:tblStyle w:val="GridTable4-Accent1"/>
         <w:tblW w:w="11052" w:type="dxa"/>
-        <w:tblInd w:w="-998" w:type="dxa"/>
+        <w:jc w:val="center"/>
         <w:tblLook w:val="04A0" w:firstRow="1" w:lastRow="0" w:firstColumn="1" w:lastColumn="0" w:noHBand="0" w:noVBand="1"/>
       </w:tblPr>
       <w:tblGrid>
@@ -8267,6 +8253,7 @@
       <w:tr>
         <w:trPr>
           <w:cnfStyle w:val="100000000000" w:firstRow="1" w:lastRow="0" w:firstColumn="0" w:lastColumn="0" w:oddVBand="0" w:evenVBand="0" w:oddHBand="0" w:evenHBand="0" w:firstRowFirstColumn="0" w:firstRowLastColumn="0" w:lastRowFirstColumn="0" w:lastRowLastColumn="0"/>
+          <w:jc w:val="center"/>
         </w:trPr>
         <w:tc>
           <w:tcPr>
@@ -8315,6 +8302,7 @@
         <w:trPr>
           <w:cnfStyle w:val="000000100000" w:firstRow="0" w:lastRow="0" w:firstColumn="0" w:lastColumn="0" w:oddVBand="0" w:evenVBand="0" w:oddHBand="1" w:evenHBand="0" w:firstRowFirstColumn="0" w:firstRowLastColumn="0" w:lastRowFirstColumn="0" w:lastRowLastColumn="0"/>
           <w:trHeight w:val="441"/>
+          <w:jc w:val="center"/>
         </w:trPr>
         <w:tc>
           <w:tcPr>
@@ -8360,6 +8348,7 @@
       <w:tr>
         <w:trPr>
           <w:trHeight w:val="715"/>
+          <w:jc w:val="center"/>
         </w:trPr>
         <w:tc>
           <w:tcPr>
@@ -8435,6 +8424,7 @@
         <w:trPr>
           <w:cnfStyle w:val="000000100000" w:firstRow="0" w:lastRow="0" w:firstColumn="0" w:lastColumn="0" w:oddVBand="0" w:evenVBand="0" w:oddHBand="1" w:evenHBand="0" w:firstRowFirstColumn="0" w:firstRowLastColumn="0" w:lastRowFirstColumn="0" w:lastRowLastColumn="0"/>
           <w:trHeight w:val="539"/>
+          <w:jc w:val="center"/>
         </w:trPr>
         <w:tc>
           <w:tcPr>
@@ -8475,6 +8465,9 @@
         </w:tc>
       </w:tr>
       <w:tr>
+        <w:trPr>
+          <w:jc w:val="center"/>
+        </w:trPr>
         <w:tc>
           <w:tcPr>
             <w:cnfStyle w:val="001000000000" w:firstRow="0" w:lastRow="0" w:firstColumn="1" w:lastColumn="0" w:oddVBand="0" w:evenVBand="0" w:oddHBand="0" w:evenHBand="0" w:firstRowFirstColumn="0" w:firstRowLastColumn="0" w:lastRowFirstColumn="0" w:lastRowLastColumn="0"/>
@@ -8482,6 +8475,7 @@
           </w:tcPr>
           <w:p>
             <w:r>
+              <w:lastRenderedPageBreak/>
               <w:t>Can coexist in same file ?</w:t>
             </w:r>
           </w:p>
@@ -8648,7 +8642,7 @@
                     <pic:cNvPicPr/>
                   </pic:nvPicPr>
                   <pic:blipFill>
-                    <a:blip r:embed="rId25"/>
+                    <a:blip r:embed="rId27"/>
                     <a:stretch>
                       <a:fillRect/>
                     </a:stretch>
@@ -9410,7 +9404,7 @@
                     <pic:cNvPicPr/>
                   </pic:nvPicPr>
                   <pic:blipFill>
-                    <a:blip r:embed="rId26"/>
+                    <a:blip r:embed="rId28"/>
                     <a:stretch>
                       <a:fillRect/>
                     </a:stretch>
@@ -9445,6 +9439,7 @@
           <w:bCs/>
           <w:noProof/>
         </w:rPr>
+        <w:lastRenderedPageBreak/>
         <w:drawing>
           <wp:inline distT="0" distB="0" distL="0" distR="0" wp14:anchorId="2DC193DB" wp14:editId="3616E7A2">
             <wp:extent cx="5731510" cy="1424305"/>
@@ -9461,7 +9456,7 @@
                     <pic:cNvPicPr/>
                   </pic:nvPicPr>
                   <pic:blipFill>
-                    <a:blip r:embed="rId27"/>
+                    <a:blip r:embed="rId29"/>
                     <a:stretch>
                       <a:fillRect/>
                     </a:stretch>
@@ -9538,7 +9533,7 @@
                     <pic:cNvPicPr/>
                   </pic:nvPicPr>
                   <pic:blipFill>
-                    <a:blip r:embed="rId28"/>
+                    <a:blip r:embed="rId30"/>
                     <a:stretch>
                       <a:fillRect/>
                     </a:stretch>
@@ -9645,7 +9640,7 @@
                     <pic:cNvPicPr/>
                   </pic:nvPicPr>
                   <pic:blipFill>
-                    <a:blip r:embed="rId29"/>
+                    <a:blip r:embed="rId31"/>
                     <a:stretch>
                       <a:fillRect/>
                     </a:stretch>
@@ -9738,7 +9733,7 @@
                     <pic:cNvPicPr/>
                   </pic:nvPicPr>
                   <pic:blipFill>
-                    <a:blip r:embed="rId30"/>
+                    <a:blip r:embed="rId32"/>
                     <a:stretch>
                       <a:fillRect/>
                     </a:stretch>
@@ -9792,6 +9787,7 @@
           <w:bCs/>
           <w:noProof/>
         </w:rPr>
+        <w:lastRenderedPageBreak/>
         <w:drawing>
           <wp:inline distT="0" distB="0" distL="0" distR="0" wp14:anchorId="03C61EA3" wp14:editId="47C0719D">
             <wp:extent cx="5731510" cy="1445260"/>
@@ -9808,7 +9804,7 @@
                     <pic:cNvPicPr/>
                   </pic:nvPicPr>
                   <pic:blipFill>
-                    <a:blip r:embed="rId31"/>
+                    <a:blip r:embed="rId33"/>
                     <a:stretch>
                       <a:fillRect/>
                     </a:stretch>
@@ -10219,7 +10215,7 @@
                     <pic:cNvPicPr/>
                   </pic:nvPicPr>
                   <pic:blipFill>
-                    <a:blip r:embed="rId32"/>
+                    <a:blip r:embed="rId34"/>
                     <a:stretch>
                       <a:fillRect/>
                     </a:stretch>
@@ -10453,7 +10449,7 @@
                     <pic:cNvPicPr/>
                   </pic:nvPicPr>
                   <pic:blipFill>
-                    <a:blip r:embed="rId33"/>
+                    <a:blip r:embed="rId35"/>
                     <a:stretch>
                       <a:fillRect/>
                     </a:stretch>
@@ -10494,6 +10490,7 @@
         <w:rPr>
           <w:noProof/>
         </w:rPr>
+        <w:lastRenderedPageBreak/>
         <w:drawing>
           <wp:inline distT="0" distB="0" distL="0" distR="0" wp14:anchorId="79C1E649" wp14:editId="1EAC7762">
             <wp:extent cx="3371850" cy="1295400"/>
@@ -10510,7 +10507,7 @@
                     <pic:cNvPicPr/>
                   </pic:nvPicPr>
                   <pic:blipFill>
-                    <a:blip r:embed="rId34"/>
+                    <a:blip r:embed="rId36"/>
                     <a:stretch>
                       <a:fillRect/>
                     </a:stretch>
@@ -10598,7 +10595,7 @@
                     <pic:cNvPicPr/>
                   </pic:nvPicPr>
                   <pic:blipFill>
-                    <a:blip r:embed="rId35"/>
+                    <a:blip r:embed="rId37"/>
                     <a:stretch>
                       <a:fillRect/>
                     </a:stretch>
@@ -11434,7 +11431,7 @@
                     <pic:cNvPicPr/>
                   </pic:nvPicPr>
                   <pic:blipFill>
-                    <a:blip r:embed="rId36"/>
+                    <a:blip r:embed="rId38"/>
                     <a:stretch>
                       <a:fillRect/>
                     </a:stretch>
@@ -11498,6 +11495,7 @@
         <w:rPr>
           <w:noProof/>
         </w:rPr>
+        <w:lastRenderedPageBreak/>
         <w:drawing>
           <wp:inline distT="0" distB="0" distL="0" distR="0" wp14:anchorId="1FA9A332" wp14:editId="2242CDC6">
             <wp:extent cx="5731510" cy="2338070"/>
@@ -11514,7 +11512,7 @@
                     <pic:cNvPicPr/>
                   </pic:nvPicPr>
                   <pic:blipFill>
-                    <a:blip r:embed="rId37"/>
+                    <a:blip r:embed="rId39"/>
                     <a:stretch>
                       <a:fillRect/>
                     </a:stretch>
@@ -11668,7 +11666,7 @@
                     <pic:cNvPicPr/>
                   </pic:nvPicPr>
                   <pic:blipFill>
-                    <a:blip r:embed="rId38"/>
+                    <a:blip r:embed="rId40"/>
                     <a:stretch>
                       <a:fillRect/>
                     </a:stretch>
@@ -11926,7 +11924,7 @@
                     <pic:cNvPicPr/>
                   </pic:nvPicPr>
                   <pic:blipFill>
-                    <a:blip r:embed="rId39"/>
+                    <a:blip r:embed="rId41"/>
                     <a:stretch>
                       <a:fillRect/>
                     </a:stretch>
@@ -12523,7 +12521,7 @@
                     <pic:cNvPicPr/>
                   </pic:nvPicPr>
                   <pic:blipFill>
-                    <a:blip r:embed="rId40"/>
+                    <a:blip r:embed="rId42"/>
                     <a:stretch>
                       <a:fillRect/>
                     </a:stretch>
@@ -12663,6 +12661,7 @@
         <w:rPr>
           <w:b/>
           <w:bCs/>
+          <w:noProof/>
         </w:rPr>
         <w:drawing>
           <wp:inline distT="0" distB="0" distL="0" distR="0" wp14:anchorId="46627635" wp14:editId="4A5DB7C7">
@@ -12680,7 +12679,7 @@
                     <pic:cNvPicPr/>
                   </pic:nvPicPr>
                   <pic:blipFill>
-                    <a:blip r:embed="rId32"/>
+                    <a:blip r:embed="rId34"/>
                     <a:stretch>
                       <a:fillRect/>
                     </a:stretch>
@@ -12851,6 +12850,10 @@
         <w:jc w:val="center"/>
       </w:pPr>
       <w:r>
+        <w:rPr>
+          <w:noProof/>
+        </w:rPr>
+        <w:lastRenderedPageBreak/>
         <w:drawing>
           <wp:inline distT="0" distB="0" distL="0" distR="0" wp14:anchorId="7E00AE1A" wp14:editId="7B242310">
             <wp:extent cx="3371850" cy="1295400"/>
@@ -12867,7 +12870,7 @@
                     <pic:cNvPicPr/>
                   </pic:nvPicPr>
                   <pic:blipFill>
-                    <a:blip r:embed="rId35"/>
+                    <a:blip r:embed="rId37"/>
                     <a:stretch>
                       <a:fillRect/>
                     </a:stretch>
@@ -13076,6 +13079,9 @@
         <w:jc w:val="center"/>
       </w:pPr>
       <w:r>
+        <w:rPr>
+          <w:noProof/>
+        </w:rPr>
         <w:drawing>
           <wp:inline distT="0" distB="0" distL="0" distR="0" wp14:anchorId="3F79A427" wp14:editId="389B3F44">
             <wp:extent cx="5124450" cy="1295400"/>
@@ -13092,7 +13098,7 @@
                     <pic:cNvPicPr/>
                   </pic:nvPicPr>
                   <pic:blipFill>
-                    <a:blip r:embed="rId41"/>
+                    <a:blip r:embed="rId43"/>
                     <a:stretch>
                       <a:fillRect/>
                     </a:stretch>
@@ -13208,6 +13214,9 @@
         <w:jc w:val="center"/>
       </w:pPr>
       <w:r>
+        <w:rPr>
+          <w:noProof/>
+        </w:rPr>
         <w:drawing>
           <wp:inline distT="0" distB="0" distL="0" distR="0" wp14:anchorId="75FE32A9" wp14:editId="1DA2694E">
             <wp:extent cx="5731510" cy="2590165"/>
@@ -13224,7 +13233,7 @@
                     <pic:cNvPicPr/>
                   </pic:nvPicPr>
                   <pic:blipFill>
-                    <a:blip r:embed="rId42"/>
+                    <a:blip r:embed="rId44"/>
                     <a:stretch>
                       <a:fillRect/>
                     </a:stretch>
@@ -13256,6 +13265,7 @@
       </w:pPr>
       <w:bookmarkStart w:id="45" w:name="_Toc235624427"/>
       <w:r>
+        <w:lastRenderedPageBreak/>
         <w:t>Corresponding CSS:</w:t>
       </w:r>
       <w:bookmarkEnd w:id="45"/>
@@ -13265,6 +13275,9 @@
         <w:jc w:val="center"/>
       </w:pPr>
       <w:r>
+        <w:rPr>
+          <w:noProof/>
+        </w:rPr>
         <w:drawing>
           <wp:inline distT="0" distB="0" distL="0" distR="0" wp14:anchorId="3EF6E991" wp14:editId="0A390679">
             <wp:extent cx="5731510" cy="2919730"/>
@@ -13281,7 +13294,7 @@
                     <pic:cNvPicPr/>
                   </pic:nvPicPr>
                   <pic:blipFill>
-                    <a:blip r:embed="rId43"/>
+                    <a:blip r:embed="rId45"/>
                     <a:stretch>
                       <a:fillRect/>
                     </a:stretch>
@@ -13402,14 +13415,7 @@
           <w:b/>
           <w:bCs/>
         </w:rPr>
-        <w:t>Why this is bad</w:t>
-      </w:r>
-      <w:r>
-        <w:rPr>
-          <w:b/>
-          <w:bCs/>
-        </w:rPr>
-        <w:t>:</w:t>
+        <w:t>Why this is bad:</w:t>
       </w:r>
     </w:p>
     <w:p>
@@ -13452,7 +13458,6 @@
         </w:numPr>
       </w:pPr>
       <w:r>
-        <w:lastRenderedPageBreak/>
         <w:t xml:space="preserve">Writing all UI directly inside </w:t>
       </w:r>
       <w:r>
@@ -13465,13 +13470,7 @@
         <w:t>App.jsx</w:t>
       </w:r>
       <w:r>
-        <w:t xml:space="preserve"> makes the code messy, hard to maintain, and defeats the purpose of </w:t>
-      </w:r>
-      <w:r>
-        <w:t>Reacts</w:t>
-      </w:r>
-      <w:r>
-        <w:t xml:space="preserve"> efficiency.</w:t>
+        <w:t xml:space="preserve"> makes the code messy, hard to maintain, and defeats the purpose of Reacts efficiency.</w:t>
       </w:r>
     </w:p>
     <w:p>
@@ -13480,6 +13479,7 @@
       </w:pPr>
       <w:bookmarkStart w:id="47" w:name="_Toc235624429"/>
       <w:r>
+        <w:lastRenderedPageBreak/>
         <w:t>Solution → Component-Based Architecture</w:t>
       </w:r>
       <w:bookmarkEnd w:id="47"/>
@@ -13882,6 +13882,9 @@
         <w:jc w:val="center"/>
       </w:pPr>
       <w:r>
+        <w:rPr>
+          <w:noProof/>
+        </w:rPr>
         <w:drawing>
           <wp:inline distT="0" distB="0" distL="0" distR="0" wp14:anchorId="635FBDBD" wp14:editId="688BC8AC">
             <wp:extent cx="5731510" cy="1443990"/>
@@ -13898,7 +13901,7 @@
                     <pic:cNvPicPr/>
                   </pic:nvPicPr>
                   <pic:blipFill>
-                    <a:blip r:embed="rId44"/>
+                    <a:blip r:embed="rId46"/>
                     <a:stretch>
                       <a:fillRect/>
                     </a:stretch>
@@ -14070,6 +14073,10 @@
         <w:jc w:val="center"/>
       </w:pPr>
       <w:r>
+        <w:rPr>
+          <w:noProof/>
+        </w:rPr>
+        <w:lastRenderedPageBreak/>
         <w:drawing>
           <wp:inline distT="0" distB="0" distL="0" distR="0" wp14:anchorId="5DA0D325" wp14:editId="70D6C0A0">
             <wp:extent cx="5731510" cy="1780540"/>
@@ -14086,7 +14093,7 @@
                     <pic:cNvPicPr/>
                   </pic:nvPicPr>
                   <pic:blipFill>
-                    <a:blip r:embed="rId45"/>
+                    <a:blip r:embed="rId47"/>
                     <a:stretch>
                       <a:fillRect/>
                     </a:stretch>
@@ -14185,6 +14192,9 @@
         <w:jc w:val="center"/>
       </w:pPr>
       <w:r>
+        <w:rPr>
+          <w:noProof/>
+        </w:rPr>
         <w:drawing>
           <wp:inline distT="0" distB="0" distL="0" distR="0" wp14:anchorId="2FDB7B5B" wp14:editId="4CDA073B">
             <wp:extent cx="5731510" cy="2756535"/>
@@ -14201,7 +14211,7 @@
                     <pic:cNvPicPr/>
                   </pic:nvPicPr>
                   <pic:blipFill>
-                    <a:blip r:embed="rId46"/>
+                    <a:blip r:embed="rId48"/>
                     <a:stretch>
                       <a:fillRect/>
                     </a:stretch>
@@ -14229,12 +14239,16 @@
       </w:pPr>
       <w:bookmarkStart w:id="60" w:name="_Toc235624442"/>
       <w:r>
+        <w:lastRenderedPageBreak/>
         <w:t>Output:</w:t>
       </w:r>
       <w:bookmarkEnd w:id="60"/>
     </w:p>
     <w:p>
       <w:r>
+        <w:rPr>
+          <w:noProof/>
+        </w:rPr>
         <w:drawing>
           <wp:inline distT="0" distB="0" distL="0" distR="0" wp14:anchorId="71F40A0D" wp14:editId="3A32820B">
             <wp:extent cx="5448300" cy="1657350"/>
@@ -14251,7 +14265,7 @@
                     <pic:cNvPicPr/>
                   </pic:nvPicPr>
                   <pic:blipFill>
-                    <a:blip r:embed="rId47"/>
+                    <a:blip r:embed="rId49"/>
                     <a:stretch>
                       <a:fillRect/>
                     </a:stretch>
@@ -14452,6 +14466,9 @@
         <w:jc w:val="center"/>
       </w:pPr>
       <w:r>
+        <w:rPr>
+          <w:noProof/>
+        </w:rPr>
         <w:drawing>
           <wp:inline distT="0" distB="0" distL="0" distR="0" wp14:anchorId="29F0F2D6" wp14:editId="5D60F3EC">
             <wp:extent cx="5731510" cy="2737485"/>
@@ -14468,7 +14485,7 @@
                     <pic:cNvPicPr/>
                   </pic:nvPicPr>
                   <pic:blipFill>
-                    <a:blip r:embed="rId48"/>
+                    <a:blip r:embed="rId50"/>
                     <a:stretch>
                       <a:fillRect/>
                     </a:stretch>
@@ -14494,6 +14511,10 @@
         <w:jc w:val="center"/>
       </w:pPr>
       <w:r>
+        <w:rPr>
+          <w:noProof/>
+        </w:rPr>
+        <w:lastRenderedPageBreak/>
         <w:drawing>
           <wp:inline distT="0" distB="0" distL="0" distR="0" wp14:anchorId="15DC8D77" wp14:editId="5C49D50B">
             <wp:extent cx="5731510" cy="2756535"/>
@@ -14510,7 +14531,7 @@
                     <pic:cNvPicPr/>
                   </pic:nvPicPr>
                   <pic:blipFill>
-                    <a:blip r:embed="rId49"/>
+                    <a:blip r:embed="rId51"/>
                     <a:stretch>
                       <a:fillRect/>
                     </a:stretch>
@@ -14676,7 +14697,6 @@
       </w:pPr>
       <w:bookmarkStart w:id="66" w:name="_Toc235624448"/>
       <w:r>
-        <w:lastRenderedPageBreak/>
         <w:t>Creating Another Component – Navbar Example</w:t>
       </w:r>
       <w:bookmarkEnd w:id="66"/>
@@ -14777,6 +14797,7 @@
       </w:pPr>
       <w:bookmarkStart w:id="68" w:name="_Toc235624450"/>
       <w:r>
+        <w:lastRenderedPageBreak/>
         <w:t>Step 2: Write the Component</w:t>
       </w:r>
       <w:bookmarkEnd w:id="68"/>
@@ -14786,6 +14807,9 @@
         <w:jc w:val="center"/>
       </w:pPr>
       <w:r>
+        <w:rPr>
+          <w:noProof/>
+        </w:rPr>
         <w:drawing>
           <wp:inline distT="0" distB="0" distL="0" distR="0" wp14:anchorId="0197A7B1" wp14:editId="26143203">
             <wp:extent cx="5731510" cy="2091055"/>
@@ -14802,7 +14826,7 @@
                     <pic:cNvPicPr/>
                   </pic:nvPicPr>
                   <pic:blipFill>
-                    <a:blip r:embed="rId50"/>
+                    <a:blip r:embed="rId52"/>
                     <a:stretch>
                       <a:fillRect/>
                     </a:stretch>
@@ -14828,6 +14852,9 @@
         <w:jc w:val="center"/>
       </w:pPr>
       <w:r>
+        <w:rPr>
+          <w:noProof/>
+        </w:rPr>
         <w:drawing>
           <wp:inline distT="0" distB="0" distL="0" distR="0" wp14:anchorId="025E281F" wp14:editId="68D89856">
             <wp:extent cx="5731510" cy="1612265"/>
@@ -14844,7 +14871,7 @@
                     <pic:cNvPicPr/>
                   </pic:nvPicPr>
                   <pic:blipFill>
-                    <a:blip r:embed="rId51"/>
+                    <a:blip r:embed="rId53"/>
                     <a:stretch>
                       <a:fillRect/>
                     </a:stretch>
@@ -14891,6 +14918,9 @@
         <w:jc w:val="center"/>
       </w:pPr>
       <w:r>
+        <w:rPr>
+          <w:noProof/>
+        </w:rPr>
         <w:drawing>
           <wp:inline distT="0" distB="0" distL="0" distR="0" wp14:anchorId="15B6BEC5" wp14:editId="2931BF02">
             <wp:extent cx="5731510" cy="2756535"/>
@@ -14907,7 +14937,7 @@
                     <pic:cNvPicPr/>
                   </pic:nvPicPr>
                   <pic:blipFill>
-                    <a:blip r:embed="rId52"/>
+                    <a:blip r:embed="rId54"/>
                     <a:stretch>
                       <a:fillRect/>
                     </a:stretch>
@@ -15168,6 +15198,9 @@
         <w:jc w:val="center"/>
       </w:pPr>
       <w:r>
+        <w:rPr>
+          <w:noProof/>
+        </w:rPr>
         <w:drawing>
           <wp:inline distT="0" distB="0" distL="0" distR="0" wp14:anchorId="54B09B3C" wp14:editId="57A98733">
             <wp:extent cx="5731510" cy="3083560"/>
@@ -15184,7 +15217,7 @@
                     <pic:cNvPicPr/>
                   </pic:nvPicPr>
                   <pic:blipFill>
-                    <a:blip r:embed="rId53"/>
+                    <a:blip r:embed="rId55"/>
                     <a:stretch>
                       <a:fillRect/>
                     </a:stretch>
@@ -15692,6 +15725,9 @@
         <w:jc w:val="center"/>
       </w:pPr>
       <w:r>
+        <w:rPr>
+          <w:noProof/>
+        </w:rPr>
         <w:drawing>
           <wp:inline distT="0" distB="0" distL="0" distR="0" wp14:anchorId="1435B2E4" wp14:editId="6B1C7FE9">
             <wp:extent cx="3371850" cy="1295400"/>
@@ -15708,7 +15744,7 @@
                     <pic:cNvPicPr/>
                   </pic:nvPicPr>
                   <pic:blipFill>
-                    <a:blip r:embed="rId35"/>
+                    <a:blip r:embed="rId37"/>
                     <a:stretch>
                       <a:fillRect/>
                     </a:stretch>
@@ -15750,7 +15786,10 @@
         <w:t>src/</w:t>
       </w:r>
       <w:r>
-        <w:t xml:space="preserve"> before starting fresh.</w:t>
+        <w:t xml:space="preserve"> before starting fresh</w:t>
+      </w:r>
+      <w:r>
+        <w:t>.</w:t>
       </w:r>
     </w:p>
     <w:p>
@@ -15786,14 +15825,203 @@
         <w:t xml:space="preserve"> was built directly with HTML/CSS structure to have something to work with.</w:t>
       </w:r>
     </w:p>
+    <w:p>
+      <w:pPr>
+        <w:jc w:val="center"/>
+      </w:pPr>
+      <w:r>
+        <w:drawing>
+          <wp:inline distT="0" distB="0" distL="0" distR="0" wp14:anchorId="32541552" wp14:editId="5579A1C6">
+            <wp:extent cx="8863330" cy="2329180"/>
+            <wp:effectExtent l="0" t="0" r="3175" b="4445"/>
+            <wp:docPr id="1887916181" name="Picture 1"/>
+            <wp:cNvGraphicFramePr>
+              <a:graphicFrameLocks xmlns:a="http://schemas.openxmlformats.org/drawingml/2006/main" noChangeAspect="1"/>
+            </wp:cNvGraphicFramePr>
+            <a:graphic xmlns:a="http://schemas.openxmlformats.org/drawingml/2006/main">
+              <a:graphicData uri="http://schemas.openxmlformats.org/drawingml/2006/picture">
+                <pic:pic xmlns:pic="http://schemas.openxmlformats.org/drawingml/2006/picture">
+                  <pic:nvPicPr>
+                    <pic:cNvPr id="1887916181" name=""/>
+                    <pic:cNvPicPr/>
+                  </pic:nvPicPr>
+                  <pic:blipFill>
+                    <a:blip r:embed="rId56"/>
+                    <a:stretch>
+                      <a:fillRect/>
+                    </a:stretch>
+                  </pic:blipFill>
+                  <pic:spPr>
+                    <a:xfrm>
+                      <a:off x="0" y="0"/>
+                      <a:ext cx="8863330" cy="2329180"/>
+                    </a:xfrm>
+                    <a:prstGeom prst="rect">
+                      <a:avLst/>
+                    </a:prstGeom>
+                  </pic:spPr>
+                </pic:pic>
+              </a:graphicData>
+            </a:graphic>
+          </wp:inline>
+        </w:drawing>
+      </w:r>
+    </w:p>
+    <w:p>
+      <w:pPr>
+        <w:jc w:val="center"/>
+      </w:pPr>
+      <w:r>
+        <w:lastRenderedPageBreak/>
+        <w:drawing>
+          <wp:inline distT="0" distB="0" distL="0" distR="0" wp14:anchorId="61C1730D" wp14:editId="5567B487">
+            <wp:extent cx="5902960" cy="5731510"/>
+            <wp:effectExtent l="0" t="0" r="2540" b="2540"/>
+            <wp:docPr id="1471827632" name="Picture 1"/>
+            <wp:cNvGraphicFramePr>
+              <a:graphicFrameLocks xmlns:a="http://schemas.openxmlformats.org/drawingml/2006/main" noChangeAspect="1"/>
+            </wp:cNvGraphicFramePr>
+            <a:graphic xmlns:a="http://schemas.openxmlformats.org/drawingml/2006/main">
+              <a:graphicData uri="http://schemas.openxmlformats.org/drawingml/2006/picture">
+                <pic:pic xmlns:pic="http://schemas.openxmlformats.org/drawingml/2006/picture">
+                  <pic:nvPicPr>
+                    <pic:cNvPr id="1471827632" name=""/>
+                    <pic:cNvPicPr/>
+                  </pic:nvPicPr>
+                  <pic:blipFill>
+                    <a:blip r:embed="rId57"/>
+                    <a:stretch>
+                      <a:fillRect/>
+                    </a:stretch>
+                  </pic:blipFill>
+                  <pic:spPr>
+                    <a:xfrm>
+                      <a:off x="0" y="0"/>
+                      <a:ext cx="5902960" cy="5731510"/>
+                    </a:xfrm>
+                    <a:prstGeom prst="rect">
+                      <a:avLst/>
+                    </a:prstGeom>
+                  </pic:spPr>
+                </pic:pic>
+              </a:graphicData>
+            </a:graphic>
+          </wp:inline>
+        </w:drawing>
+      </w:r>
+    </w:p>
     <w:sectPr>
-      <w:pgSz w:w="11906" w:h="16838"/>
+      <w:footerReference w:type="default" r:id="rId58"/>
+      <w:pgSz w:w="16838" w:h="11906" w:orient="landscape"/>
       <w:pgMar w:top="1440" w:right="1440" w:bottom="1440" w:left="1440" w:header="708" w:footer="708" w:gutter="0"/>
       <w:cols w:space="708"/>
       <w:docGrid w:linePitch="360"/>
     </w:sectPr>
   </w:body>
 </w:document>
+</file>
+
+<file path=word/endnotes.xml><?xml version="1.0" encoding="utf-8"?>
+<w:endnotes xmlns:wpc="http://schemas.microsoft.com/office/word/2010/wordprocessingCanvas" xmlns:cx="http://schemas.microsoft.com/office/drawing/2014/chartex" xmlns:cx1="http://schemas.microsoft.com/office/drawing/2015/9/8/chartex" xmlns:cx2="http://schemas.microsoft.com/office/drawing/2015/10/21/chartex" xmlns:cx3="http://schemas.microsoft.com/office/drawing/2016/5/9/chartex" xmlns:cx4="http://schemas.microsoft.com/office/drawing/2016/5/10/chartex" xmlns:cx5="http://schemas.microsoft.com/office/drawing/2016/5/11/chartex" xmlns:cx6="http://schemas.microsoft.com/office/drawing/2016/5/12/chartex" xmlns:cx7="http://schemas.microsoft.com/office/drawing/2016/5/13/chartex" xmlns:cx8="http://schemas.microsoft.com/office/drawing/2016/5/14/chartex" xmlns:mc="http://schemas.openxmlformats.org/markup-compatibility/2006" xmlns:aink="http://schemas.microsoft.com/office/drawing/2016/ink" xmlns:am3d="http://schemas.microsoft.com/office/drawing/2017/model3d" xmlns:o="urn:schemas-microsoft-com:office:office" xmlns:oel="http://schemas.microsoft.com/office/2019/extlst" xmlns:r="http://schemas.openxmlformats.org/officeDocument/2006/relationships" xmlns:m="http://schemas.openxmlformats.org/officeDocument/2006/math" xmlns:v="urn:schemas-microsoft-com:vml" xmlns:wp14="http://schemas.microsoft.com/office/word/2010/wordprocessingDrawing" xmlns:wp="http://schemas.openxmlformats.org/drawingml/2006/wordprocessingDrawing" xmlns:w10="urn:schemas-microsoft-com:office:word" xmlns:w="http://schemas.openxmlformats.org/wordprocessingml/2006/main" xmlns:w14="http://schemas.microsoft.com/office/word/2010/wordml" xmlns:w15="http://schemas.microsoft.com/office/word/2012/wordml" xmlns:w16cex="http://schemas.microsoft.com/office/word/2018/wordml/cex" xmlns:w16cid="http://schemas.microsoft.com/office/word/2016/wordml/cid" xmlns:w16="http://schemas.microsoft.com/office/word/2018/wordml" xmlns:w16du="http://schemas.microsoft.com/office/word/2023/wordml/word16du" xmlns:w16sdtdh="http://schemas.microsoft.com/office/word/2020/wordml/sdtdatahash" xmlns:w16sdtfl="http://schemas.microsoft.com/office/word/2024/wordml/sdtformatlock" xmlns:w16se="http://schemas.microsoft.com/office/word/2015/wordml/symex" xmlns:wpg="http://schemas.microsoft.com/office/word/2010/wordprocessingGroup" xmlns:wpi="http://schemas.microsoft.com/office/word/2010/wordprocessingInk" xmlns:wne="http://schemas.microsoft.com/office/word/2006/wordml" xmlns:wps="http://schemas.microsoft.com/office/word/2010/wordprocessingShape" mc:Ignorable="w14 w15 w16se w16cid w16 w16cex w16sdtdh w16sdtfl w16du wp14">
+  <w:endnote w:type="separator" w:id="-1">
+    <w:p>
+      <w:pPr>
+        <w:spacing w:after="0" w:line="240" w:lineRule="auto"/>
+      </w:pPr>
+      <w:r>
+        <w:separator/>
+      </w:r>
+    </w:p>
+  </w:endnote>
+  <w:endnote w:type="continuationSeparator" w:id="0">
+    <w:p>
+      <w:pPr>
+        <w:spacing w:after="0" w:line="240" w:lineRule="auto"/>
+      </w:pPr>
+      <w:r>
+        <w:continuationSeparator/>
+      </w:r>
+    </w:p>
+  </w:endnote>
+</w:endnotes>
+</file>
+
+<file path=word/footer1.xml><?xml version="1.0" encoding="utf-8"?>
+<w:ftr xmlns:wpc="http://schemas.microsoft.com/office/word/2010/wordprocessingCanvas" xmlns:cx="http://schemas.microsoft.com/office/drawing/2014/chartex" xmlns:cx1="http://schemas.microsoft.com/office/drawing/2015/9/8/chartex" xmlns:cx2="http://schemas.microsoft.com/office/drawing/2015/10/21/chartex" xmlns:cx3="http://schemas.microsoft.com/office/drawing/2016/5/9/chartex" xmlns:cx4="http://schemas.microsoft.com/office/drawing/2016/5/10/chartex" xmlns:cx5="http://schemas.microsoft.com/office/drawing/2016/5/11/chartex" xmlns:cx6="http://schemas.microsoft.com/office/drawing/2016/5/12/chartex" xmlns:cx7="http://schemas.microsoft.com/office/drawing/2016/5/13/chartex" xmlns:cx8="http://schemas.microsoft.com/office/drawing/2016/5/14/chartex" xmlns:mc="http://schemas.openxmlformats.org/markup-compatibility/2006" xmlns:aink="http://schemas.microsoft.com/office/drawing/2016/ink" xmlns:am3d="http://schemas.microsoft.com/office/drawing/2017/model3d" xmlns:o="urn:schemas-microsoft-com:office:office" xmlns:oel="http://schemas.microsoft.com/office/2019/extlst" xmlns:r="http://schemas.openxmlformats.org/officeDocument/2006/relationships" xmlns:m="http://schemas.openxmlformats.org/officeDocument/2006/math" xmlns:v="urn:schemas-microsoft-com:vml" xmlns:wp14="http://schemas.microsoft.com/office/word/2010/wordprocessingDrawing" xmlns:wp="http://schemas.openxmlformats.org/drawingml/2006/wordprocessingDrawing" xmlns:w10="urn:schemas-microsoft-com:office:word" xmlns:w="http://schemas.openxmlformats.org/wordprocessingml/2006/main" xmlns:w14="http://schemas.microsoft.com/office/word/2010/wordml" xmlns:w15="http://schemas.microsoft.com/office/word/2012/wordml" xmlns:w16cex="http://schemas.microsoft.com/office/word/2018/wordml/cex" xmlns:w16cid="http://schemas.microsoft.com/office/word/2016/wordml/cid" xmlns:w16="http://schemas.microsoft.com/office/word/2018/wordml" xmlns:w16du="http://schemas.microsoft.com/office/word/2023/wordml/word16du" xmlns:w16sdtdh="http://schemas.microsoft.com/office/word/2020/wordml/sdtdatahash" xmlns:w16sdtfl="http://schemas.microsoft.com/office/word/2024/wordml/sdtformatlock" xmlns:w16se="http://schemas.microsoft.com/office/word/2015/wordml/symex" xmlns:wpg="http://schemas.microsoft.com/office/word/2010/wordprocessingGroup" xmlns:wpi="http://schemas.microsoft.com/office/word/2010/wordprocessingInk" xmlns:wne="http://schemas.microsoft.com/office/word/2006/wordml" xmlns:wps="http://schemas.microsoft.com/office/word/2010/wordprocessingShape" mc:Ignorable="w14 w15 w16se w16cid w16 w16cex w16sdtdh w16sdtfl w16du wp14">
+  <w:sdt>
+    <w:sdtPr>
+      <w:id w:val="1231730991"/>
+      <w:docPartObj>
+        <w:docPartGallery w:val="Page Numbers (Bottom of Page)"/>
+        <w:docPartUnique/>
+      </w:docPartObj>
+    </w:sdtPr>
+    <w:sdtEndPr>
+      <w:rPr>
+        <w:noProof/>
+      </w:rPr>
+    </w:sdtEndPr>
+    <w:sdtContent>
+      <w:p>
+        <w:pPr>
+          <w:pStyle w:val="Footer"/>
+          <w:jc w:val="right"/>
+        </w:pPr>
+        <w:r>
+          <w:fldChar w:fldCharType="begin"/>
+        </w:r>
+        <w:r>
+          <w:instrText xml:space="preserve"> PAGE   \* MERGEFORMAT </w:instrText>
+        </w:r>
+        <w:r>
+          <w:fldChar w:fldCharType="separate"/>
+        </w:r>
+        <w:r>
+          <w:rPr>
+            <w:noProof/>
+          </w:rPr>
+          <w:t>2</w:t>
+        </w:r>
+        <w:r>
+          <w:rPr>
+            <w:noProof/>
+          </w:rPr>
+          <w:fldChar w:fldCharType="end"/>
+        </w:r>
+      </w:p>
+    </w:sdtContent>
+  </w:sdt>
+  <w:p>
+    <w:pPr>
+      <w:pStyle w:val="Footer"/>
+    </w:pPr>
+  </w:p>
+</w:ftr>
+</file>
+
+<file path=word/footnotes.xml><?xml version="1.0" encoding="utf-8"?>
+<w:footnotes xmlns:wpc="http://schemas.microsoft.com/office/word/2010/wordprocessingCanvas" xmlns:cx="http://schemas.microsoft.com/office/drawing/2014/chartex" xmlns:cx1="http://schemas.microsoft.com/office/drawing/2015/9/8/chartex" xmlns:cx2="http://schemas.microsoft.com/office/drawing/2015/10/21/chartex" xmlns:cx3="http://schemas.microsoft.com/office/drawing/2016/5/9/chartex" xmlns:cx4="http://schemas.microsoft.com/office/drawing/2016/5/10/chartex" xmlns:cx5="http://schemas.microsoft.com/office/drawing/2016/5/11/chartex" xmlns:cx6="http://schemas.microsoft.com/office/drawing/2016/5/12/chartex" xmlns:cx7="http://schemas.microsoft.com/office/drawing/2016/5/13/chartex" xmlns:cx8="http://schemas.microsoft.com/office/drawing/2016/5/14/chartex" xmlns:mc="http://schemas.openxmlformats.org/markup-compatibility/2006" xmlns:aink="http://schemas.microsoft.com/office/drawing/2016/ink" xmlns:am3d="http://schemas.microsoft.com/office/drawing/2017/model3d" xmlns:o="urn:schemas-microsoft-com:office:office" xmlns:oel="http://schemas.microsoft.com/office/2019/extlst" xmlns:r="http://schemas.openxmlformats.org/officeDocument/2006/relationships" xmlns:m="http://schemas.openxmlformats.org/officeDocument/2006/math" xmlns:v="urn:schemas-microsoft-com:vml" xmlns:wp14="http://schemas.microsoft.com/office/word/2010/wordprocessingDrawing" xmlns:wp="http://schemas.openxmlformats.org/drawingml/2006/wordprocessingDrawing" xmlns:w10="urn:schemas-microsoft-com:office:word" xmlns:w="http://schemas.openxmlformats.org/wordprocessingml/2006/main" xmlns:w14="http://schemas.microsoft.com/office/word/2010/wordml" xmlns:w15="http://schemas.microsoft.com/office/word/2012/wordml" xmlns:w16cex="http://schemas.microsoft.com/office/word/2018/wordml/cex" xmlns:w16cid="http://schemas.microsoft.com/office/word/2016/wordml/cid" xmlns:w16="http://schemas.microsoft.com/office/word/2018/wordml" xmlns:w16du="http://schemas.microsoft.com/office/word/2023/wordml/word16du" xmlns:w16sdtdh="http://schemas.microsoft.com/office/word/2020/wordml/sdtdatahash" xmlns:w16sdtfl="http://schemas.microsoft.com/office/word/2024/wordml/sdtformatlock" xmlns:w16se="http://schemas.microsoft.com/office/word/2015/wordml/symex" xmlns:wpg="http://schemas.microsoft.com/office/word/2010/wordprocessingGroup" xmlns:wpi="http://schemas.microsoft.com/office/word/2010/wordprocessingInk" xmlns:wne="http://schemas.microsoft.com/office/word/2006/wordml" xmlns:wps="http://schemas.microsoft.com/office/word/2010/wordprocessingShape" mc:Ignorable="w14 w15 w16se w16cid w16 w16cex w16sdtdh w16sdtfl w16du wp14">
+  <w:footnote w:type="separator" w:id="-1">
+    <w:p>
+      <w:pPr>
+        <w:spacing w:after="0" w:line="240" w:lineRule="auto"/>
+      </w:pPr>
+      <w:r>
+        <w:separator/>
+      </w:r>
+    </w:p>
+  </w:footnote>
+  <w:footnote w:type="continuationSeparator" w:id="0">
+    <w:p>
+      <w:pPr>
+        <w:spacing w:after="0" w:line="240" w:lineRule="auto"/>
+      </w:pPr>
+      <w:r>
+        <w:continuationSeparator/>
+      </w:r>
+    </w:p>
+  </w:footnote>
+</w:footnotes>
 </file>
 
 <file path=word/numbering.xml><?xml version="1.0" encoding="utf-8"?>
@@ -21690,6 +21918,7 @@
   <w:style w:type="character" w:default="1" w:styleId="DefaultParagraphFont">
     <w:name w:val="Default Paragraph Font"/>
     <w:uiPriority w:val="1"/>
+    <w:semiHidden/>
     <w:unhideWhenUsed/>
   </w:style>
   <w:style w:type="table" w:default="1" w:styleId="TableNormal">
@@ -22165,6 +22394,50 @@
       <w:ind w:left="480"/>
     </w:pPr>
   </w:style>
+  <w:style w:type="paragraph" w:styleId="Header">
+    <w:name w:val="header"/>
+    <w:basedOn w:val="Normal"/>
+    <w:link w:val="HeaderChar"/>
+    <w:uiPriority w:val="99"/>
+    <w:unhideWhenUsed/>
+    <w:rsid w:val="002D4655"/>
+    <w:pPr>
+      <w:tabs>
+        <w:tab w:val="center" w:pos="4513"/>
+        <w:tab w:val="right" w:pos="9026"/>
+      </w:tabs>
+      <w:spacing w:after="0" w:line="240" w:lineRule="auto"/>
+    </w:pPr>
+  </w:style>
+  <w:style w:type="character" w:customStyle="1" w:styleId="HeaderChar">
+    <w:name w:val="Header Char"/>
+    <w:basedOn w:val="DefaultParagraphFont"/>
+    <w:link w:val="Header"/>
+    <w:uiPriority w:val="99"/>
+    <w:rsid w:val="002D4655"/>
+  </w:style>
+  <w:style w:type="paragraph" w:styleId="Footer">
+    <w:name w:val="footer"/>
+    <w:basedOn w:val="Normal"/>
+    <w:link w:val="FooterChar"/>
+    <w:uiPriority w:val="99"/>
+    <w:unhideWhenUsed/>
+    <w:rsid w:val="002D4655"/>
+    <w:pPr>
+      <w:tabs>
+        <w:tab w:val="center" w:pos="4513"/>
+        <w:tab w:val="right" w:pos="9026"/>
+      </w:tabs>
+      <w:spacing w:after="0" w:line="240" w:lineRule="auto"/>
+    </w:pPr>
+  </w:style>
+  <w:style w:type="character" w:customStyle="1" w:styleId="FooterChar">
+    <w:name w:val="Footer Char"/>
+    <w:basedOn w:val="DefaultParagraphFont"/>
+    <w:link w:val="Footer"/>
+    <w:uiPriority w:val="99"/>
+    <w:rsid w:val="002D4655"/>
+  </w:style>
 </w:styles>
 </file>
 
